--- a/backend/templates/Form-B (Indemnity)- TRANS_Single_Template.docx
+++ b/backend/templates/Form-B (Indemnity)- TRANS_Single_Template.docx
@@ -1,6 +1,6 @@
 
 <file path=word/document.xml><?xml version="1.0" encoding="utf-8"?>
-<w:document xmlns:wpc="http://schemas.microsoft.com/office/word/2010/wordprocessingCanvas" xmlns:cx="http://schemas.microsoft.com/office/drawing/2014/chartex" xmlns:mc="http://schemas.openxmlformats.org/markup-compatibility/2006" xmlns:o="urn:schemas-microsoft-com:office:office" xmlns:r="http://schemas.openxmlformats.org/officeDocument/2006/relationships" xmlns:m="http://schemas.openxmlformats.org/officeDocument/2006/math" xmlns:v="urn:schemas-microsoft-com:vml" xmlns:wp14="http://schemas.microsoft.com/office/word/2010/wordprocessingDrawing" xmlns:wp="http://schemas.openxmlformats.org/drawingml/2006/wordprocessingDrawing" xmlns:w10="urn:schemas-microsoft-com:office:word" xmlns:w="http://schemas.openxmlformats.org/wordprocessingml/2006/main" xmlns:w14="http://schemas.microsoft.com/office/word/2010/wordml" xmlns:w15="http://schemas.microsoft.com/office/word/2012/wordml" xmlns:w16se="http://schemas.microsoft.com/office/word/2015/wordml/symex" xmlns:wpg="http://schemas.microsoft.com/office/word/2010/wordprocessingGroup" xmlns:wpi="http://schemas.microsoft.com/office/word/2010/wordprocessingInk" xmlns:wne="http://schemas.microsoft.com/office/word/2006/wordml" xmlns:wps="http://schemas.microsoft.com/office/word/2010/wordprocessingShape" mc:Ignorable="w14 w15 w16se wp14">
+<w:document xmlns:wpc="http://schemas.microsoft.com/office/word/2010/wordprocessingCanvas" xmlns:cx="http://schemas.microsoft.com/office/drawing/2014/chartex" xmlns:cx1="http://schemas.microsoft.com/office/drawing/2015/9/8/chartex" xmlns:cx2="http://schemas.microsoft.com/office/drawing/2015/10/21/chartex" xmlns:cx3="http://schemas.microsoft.com/office/drawing/2016/5/9/chartex" xmlns:cx4="http://schemas.microsoft.com/office/drawing/2016/5/10/chartex" xmlns:cx5="http://schemas.microsoft.com/office/drawing/2016/5/11/chartex" xmlns:cx6="http://schemas.microsoft.com/office/drawing/2016/5/12/chartex" xmlns:cx7="http://schemas.microsoft.com/office/drawing/2016/5/13/chartex" xmlns:cx8="http://schemas.microsoft.com/office/drawing/2016/5/14/chartex" xmlns:mc="http://schemas.openxmlformats.org/markup-compatibility/2006" xmlns:aink="http://schemas.microsoft.com/office/drawing/2016/ink" xmlns:am3d="http://schemas.microsoft.com/office/drawing/2017/model3d" xmlns:o="urn:schemas-microsoft-com:office:office" xmlns:oel="http://schemas.microsoft.com/office/2019/extlst" xmlns:r="http://schemas.openxmlformats.org/officeDocument/2006/relationships" xmlns:m="http://schemas.openxmlformats.org/officeDocument/2006/math" xmlns:v="urn:schemas-microsoft-com:vml" xmlns:wp14="http://schemas.microsoft.com/office/word/2010/wordprocessingDrawing" xmlns:wp="http://schemas.openxmlformats.org/drawingml/2006/wordprocessingDrawing" xmlns:w10="urn:schemas-microsoft-com:office:word" xmlns:w="http://schemas.openxmlformats.org/wordprocessingml/2006/main" xmlns:w14="http://schemas.microsoft.com/office/word/2010/wordml" xmlns:w15="http://schemas.microsoft.com/office/word/2012/wordml" xmlns:w16cex="http://schemas.microsoft.com/office/word/2018/wordml/cex" xmlns:w16cid="http://schemas.microsoft.com/office/word/2016/wordml/cid" xmlns:w16="http://schemas.microsoft.com/office/word/2018/wordml" xmlns:w16sdtdh="http://schemas.microsoft.com/office/word/2020/wordml/sdtdatahash" xmlns:w16se="http://schemas.microsoft.com/office/word/2015/wordml/symex" xmlns:wpg="http://schemas.microsoft.com/office/word/2010/wordprocessingGroup" xmlns:wpi="http://schemas.microsoft.com/office/word/2010/wordprocessingInk" xmlns:wne="http://schemas.microsoft.com/office/word/2006/wordml" xmlns:wps="http://schemas.microsoft.com/office/word/2010/wordprocessingShape" mc:Ignorable="w14 w15 w16se w16cid w16 w16cex w16sdtdh wp14">
   <w:body>
     <w:tbl>
       <w:tblPr>
@@ -336,10 +336,23 @@
       <w:r>
         <w:rPr>
           <w:rFonts w:ascii="Roboto" w:eastAsia="Times New Roman" w:hAnsi="Roboto" w:cs="Times New Roman"/>
+          <w:color w:val="FF0000"/>
+          <w:lang w:val="en-IN" w:eastAsia="en-GB" w:bidi="hi-IN"/>
+        </w:rPr>
+        <w:t xml:space="preserve">[Name as per Aadhar C1] </w:t>
+      </w:r>
+      <w:r>
+        <w:rPr>
+          <w:rFonts w:ascii="Arial" w:hAnsi="Arial" w:cs="Arial"/>
           <w:b/>
-          <w:lang w:val="en-IN" w:eastAsia="en-GB" w:bidi="hi-IN"/>
-        </w:rPr>
-        <w:t>[Name as per Aadhar C1]</w:t>
+        </w:rPr>
+        <w:t xml:space="preserve">son / daughter / </w:t>
+      </w:r>
+      <w:r>
+        <w:rPr>
+          <w:rFonts w:ascii="Arial" w:eastAsia="Times New Roman" w:hAnsi="Arial" w:cs="Arial"/>
+        </w:rPr>
+        <w:t xml:space="preserve">spouse of </w:t>
       </w:r>
       <w:r>
         <w:rPr>
@@ -347,28 +360,19 @@
           <w:color w:val="FF0000"/>
           <w:lang w:val="en-IN" w:eastAsia="en-GB" w:bidi="hi-IN"/>
         </w:rPr>
-        <w:t xml:space="preserve"> </w:t>
-      </w:r>
-      <w:r>
-        <w:rPr>
-          <w:rFonts w:ascii="Arial" w:hAnsi="Arial" w:cs="Arial"/>
-          <w:b/>
-        </w:rPr>
-        <w:t xml:space="preserve">son / daughter / </w:t>
+        <w:t xml:space="preserve">[Father Name C1] </w:t>
       </w:r>
       <w:r>
         <w:rPr>
           <w:rFonts w:ascii="Arial" w:eastAsia="Times New Roman" w:hAnsi="Arial" w:cs="Arial"/>
         </w:rPr>
-        <w:t xml:space="preserve">spouse of </w:t>
-      </w:r>
-      <w:r>
-        <w:rPr>
-          <w:rFonts w:ascii="Roboto" w:eastAsia="Times New Roman" w:hAnsi="Roboto" w:cs="Times New Roman"/>
-          <w:b/>
-          <w:lang w:val="en-IN" w:eastAsia="en-GB" w:bidi="hi-IN"/>
-        </w:rPr>
-        <w:t>[Father Name C1]</w:t>
+        <w:t>residing</w:t>
+      </w:r>
+      <w:r>
+        <w:rPr>
+          <w:rFonts w:ascii="Arial" w:eastAsia="Times New Roman" w:hAnsi="Arial" w:cs="Arial"/>
+        </w:rPr>
+        <w:t xml:space="preserve"> at </w:t>
       </w:r>
       <w:r>
         <w:rPr>
@@ -376,38 +380,18 @@
           <w:color w:val="FF0000"/>
           <w:lang w:val="en-IN" w:eastAsia="en-GB" w:bidi="hi-IN"/>
         </w:rPr>
-        <w:t xml:space="preserve"> </w:t>
+        <w:t>[Address C1]</w:t>
       </w:r>
       <w:r>
         <w:rPr>
           <w:rFonts w:ascii="Arial" w:eastAsia="Times New Roman" w:hAnsi="Arial" w:cs="Arial"/>
         </w:rPr>
-        <w:t>residing</w:t>
-      </w:r>
-      <w:r>
-        <w:rPr>
-          <w:rFonts w:ascii="Arial" w:eastAsia="Times New Roman" w:hAnsi="Arial" w:cs="Arial"/>
-        </w:rPr>
-        <w:t xml:space="preserve"> at </w:t>
+        <w:t xml:space="preserve"> having Permanent Account No (s) </w:t>
       </w:r>
       <w:r>
         <w:rPr>
           <w:rFonts w:ascii="Roboto" w:eastAsia="Times New Roman" w:hAnsi="Roboto" w:cs="Times New Roman"/>
-          <w:b/>
-          <w:lang w:val="en-IN" w:eastAsia="en-GB" w:bidi="hi-IN"/>
-        </w:rPr>
-        <w:t>[Address C1]</w:t>
-      </w:r>
-      <w:r>
-        <w:rPr>
-          <w:rFonts w:ascii="Arial" w:eastAsia="Times New Roman" w:hAnsi="Arial" w:cs="Arial"/>
-        </w:rPr>
-        <w:t xml:space="preserve"> having Permanent Account No (s) </w:t>
-      </w:r>
-      <w:r>
-        <w:rPr>
-          <w:rFonts w:ascii="Roboto" w:eastAsia="Times New Roman" w:hAnsi="Roboto" w:cs="Times New Roman"/>
-          <w:b/>
+          <w:color w:val="FF0000"/>
           <w:lang w:val="en-IN" w:eastAsia="en-GB" w:bidi="hi-IN"/>
         </w:rPr>
         <w:t>[PAN C1]</w:t>
@@ -468,25 +452,43 @@
       <w:r>
         <w:rPr>
           <w:rFonts w:ascii="Roboto" w:eastAsia="Times New Roman" w:hAnsi="Roboto" w:cs="Times New Roman"/>
-          <w:b/>
+          <w:color w:val="FF0000"/>
           <w:lang w:val="en-IN" w:eastAsia="en-GB" w:bidi="hi-IN"/>
         </w:rPr>
-        <w:t>[Name as per DC H1]; [Name as per DC H2]; [Name as per DC H3]; [Name as per DC H4]</w:t>
-      </w:r>
+        <w:t>[Name as per DC H1]; [Name as per DC H2]; [Name as per DC H3]; [Name as per DC H4</w:t>
+      </w:r>
+      <w:proofErr w:type="gramStart"/>
       <w:r>
         <w:rPr>
           <w:rFonts w:ascii="Roboto" w:eastAsia="Times New Roman" w:hAnsi="Roboto" w:cs="Times New Roman"/>
           <w:color w:val="FF0000"/>
           <w:lang w:val="en-IN" w:eastAsia="en-GB" w:bidi="hi-IN"/>
         </w:rPr>
+        <w:t>]</w:t>
+      </w:r>
+      <w:r>
+        <w:rPr>
+          <w:rFonts w:ascii="Roboto" w:eastAsia="Times New Roman" w:hAnsi="Roboto" w:cs="Times New Roman"/>
+          <w:color w:val="FF0000"/>
+          <w:lang w:val="en-IN" w:eastAsia="en-GB" w:bidi="hi-IN"/>
+        </w:rPr>
         <w:t xml:space="preserve"> </w:t>
       </w:r>
       <w:r>
         <w:rPr>
+          <w:rFonts w:ascii="Roboto" w:eastAsia="Times New Roman" w:hAnsi="Roboto" w:cs="Times New Roman"/>
+          <w:color w:val="FF0000"/>
+          <w:lang w:val="en-IN" w:eastAsia="en-GB" w:bidi="hi-IN"/>
+        </w:rPr>
+        <w:t xml:space="preserve"> </w:t>
+      </w:r>
+      <w:r>
+        <w:rPr>
           <w:rFonts w:ascii="Arial" w:hAnsi="Arial" w:cs="Arial"/>
         </w:rPr>
         <w:t>was</w:t>
       </w:r>
+      <w:proofErr w:type="gramEnd"/>
       <w:r>
         <w:rPr>
           <w:rFonts w:ascii="Arial" w:hAnsi="Arial" w:cs="Arial"/>
@@ -557,8 +559,8 @@
         <w:tblLook w:val="04A0" w:firstRow="1" w:lastRow="0" w:firstColumn="1" w:lastColumn="0" w:noHBand="0" w:noVBand="1"/>
       </w:tblPr>
       <w:tblGrid>
-        <w:gridCol w:w="1689"/>
-        <w:gridCol w:w="1409"/>
+        <w:gridCol w:w="1690"/>
+        <w:gridCol w:w="1408"/>
         <w:gridCol w:w="1183"/>
         <w:gridCol w:w="1970"/>
         <w:gridCol w:w="1695"/>
@@ -571,7 +573,7 @@
         </w:trPr>
         <w:tc>
           <w:tcPr>
-            <w:tcW w:w="1689" w:type="dxa"/>
+            <w:tcW w:w="1697" w:type="dxa"/>
             <w:vMerge w:val="restart"/>
           </w:tcPr>
           <w:p>
@@ -597,7 +599,7 @@
         </w:tc>
         <w:tc>
           <w:tcPr>
-            <w:tcW w:w="1409" w:type="dxa"/>
+            <w:tcW w:w="1418" w:type="dxa"/>
             <w:vMerge w:val="restart"/>
           </w:tcPr>
           <w:p>
@@ -623,7 +625,7 @@
         </w:tc>
         <w:tc>
           <w:tcPr>
-            <w:tcW w:w="1183" w:type="dxa"/>
+            <w:tcW w:w="1134" w:type="dxa"/>
             <w:vMerge w:val="restart"/>
           </w:tcPr>
           <w:p>
@@ -649,7 +651,7 @@
         </w:tc>
         <w:tc>
           <w:tcPr>
-            <w:tcW w:w="1970" w:type="dxa"/>
+            <w:tcW w:w="1984" w:type="dxa"/>
             <w:vMerge w:val="restart"/>
           </w:tcPr>
           <w:p>
@@ -675,7 +677,7 @@
         </w:tc>
         <w:tc>
           <w:tcPr>
-            <w:tcW w:w="1695" w:type="dxa"/>
+            <w:tcW w:w="1701" w:type="dxa"/>
             <w:vMerge w:val="restart"/>
           </w:tcPr>
           <w:p>
@@ -701,7 +703,7 @@
         </w:tc>
         <w:tc>
           <w:tcPr>
-            <w:tcW w:w="2114" w:type="dxa"/>
+            <w:tcW w:w="2126" w:type="dxa"/>
             <w:gridSpan w:val="2"/>
             <w:tcBorders>
               <w:bottom w:val="single" w:sz="4" w:space="0" w:color="auto"/>
@@ -735,7 +737,7 @@
         </w:trPr>
         <w:tc>
           <w:tcPr>
-            <w:tcW w:w="1689" w:type="dxa"/>
+            <w:tcW w:w="1697" w:type="dxa"/>
             <w:vMerge/>
           </w:tcPr>
           <w:p>
@@ -752,7 +754,7 @@
         </w:tc>
         <w:tc>
           <w:tcPr>
-            <w:tcW w:w="1409" w:type="dxa"/>
+            <w:tcW w:w="1418" w:type="dxa"/>
             <w:vMerge/>
           </w:tcPr>
           <w:p>
@@ -769,7 +771,7 @@
         </w:tc>
         <w:tc>
           <w:tcPr>
-            <w:tcW w:w="1183" w:type="dxa"/>
+            <w:tcW w:w="1134" w:type="dxa"/>
             <w:vMerge/>
           </w:tcPr>
           <w:p>
@@ -786,7 +788,7 @@
         </w:tc>
         <w:tc>
           <w:tcPr>
-            <w:tcW w:w="1970" w:type="dxa"/>
+            <w:tcW w:w="1984" w:type="dxa"/>
             <w:vMerge/>
           </w:tcPr>
           <w:p>
@@ -803,7 +805,7 @@
         </w:tc>
         <w:tc>
           <w:tcPr>
-            <w:tcW w:w="1695" w:type="dxa"/>
+            <w:tcW w:w="1701" w:type="dxa"/>
             <w:vMerge/>
           </w:tcPr>
           <w:p>
@@ -820,7 +822,7 @@
         </w:tc>
         <w:tc>
           <w:tcPr>
-            <w:tcW w:w="850" w:type="dxa"/>
+            <w:tcW w:w="851" w:type="dxa"/>
             <w:tcBorders>
               <w:top w:val="single" w:sz="4" w:space="0" w:color="auto"/>
               <w:right w:val="single" w:sz="4" w:space="0" w:color="auto"/>
@@ -849,7 +851,7 @@
         </w:tc>
         <w:tc>
           <w:tcPr>
-            <w:tcW w:w="1264" w:type="dxa"/>
+            <w:tcW w:w="1275" w:type="dxa"/>
             <w:tcBorders>
               <w:top w:val="single" w:sz="4" w:space="0" w:color="auto"/>
               <w:left w:val="single" w:sz="4" w:space="0" w:color="auto"/>
@@ -880,40 +882,42 @@
       <w:tr>
         <w:tc>
           <w:tcPr>
-            <w:tcW w:w="1689" w:type="dxa"/>
+            <w:tcW w:w="1697" w:type="dxa"/>
           </w:tcPr>
           <w:p>
             <w:pPr>
+              <w:spacing w:after="1"/>
               <w:rPr>
                 <w:rFonts w:ascii="Roboto" w:hAnsi="Roboto"/>
-                <w:b/>
+                <w:color w:val="FF0000"/>
               </w:rPr>
             </w:pPr>
             <w:r>
               <w:rPr>
                 <w:rFonts w:ascii="Roboto" w:hAnsi="Roboto"/>
-                <w:b/>
-              </w:rPr>
-              <w:t xml:space="preserve"> [Company Name]</w:t>
+                <w:color w:val="FF0000"/>
+              </w:rPr>
+              <w:t>[Company Name]</w:t>
             </w:r>
           </w:p>
         </w:tc>
         <w:tc>
           <w:tcPr>
-            <w:tcW w:w="1409" w:type="dxa"/>
+            <w:tcW w:w="1418" w:type="dxa"/>
+            <w:vAlign w:val="bottom"/>
           </w:tcPr>
           <w:p>
             <w:pPr>
-              <w:jc w:val="center"/>
+              <w:spacing w:after="1"/>
               <w:rPr>
                 <w:rFonts w:ascii="Roboto" w:hAnsi="Roboto"/>
-                <w:b/>
+                <w:color w:val="FF0000"/>
               </w:rPr>
             </w:pPr>
             <w:r>
               <w:rPr>
                 <w:rFonts w:ascii="Roboto" w:hAnsi="Roboto"/>
-                <w:b/>
+                <w:color w:val="FF0000"/>
               </w:rPr>
               <w:t>[Folio No]</w:t>
             </w:r>
@@ -921,20 +925,21 @@
         </w:tc>
         <w:tc>
           <w:tcPr>
-            <w:tcW w:w="1183" w:type="dxa"/>
+            <w:tcW w:w="1134" w:type="dxa"/>
+            <w:vAlign w:val="bottom"/>
           </w:tcPr>
           <w:p>
             <w:pPr>
-              <w:jc w:val="center"/>
+              <w:spacing w:after="1"/>
               <w:rPr>
                 <w:rFonts w:ascii="Roboto" w:hAnsi="Roboto"/>
-                <w:b/>
+                <w:color w:val="FF0000"/>
               </w:rPr>
             </w:pPr>
             <w:r>
               <w:rPr>
                 <w:rFonts w:ascii="Roboto" w:hAnsi="Roboto"/>
-                <w:b/>
+                <w:color w:val="FF0000"/>
               </w:rPr>
               <w:t>[NOS1]</w:t>
             </w:r>
@@ -942,84 +947,95 @@
         </w:tc>
         <w:tc>
           <w:tcPr>
-            <w:tcW w:w="1970" w:type="dxa"/>
+            <w:tcW w:w="1984" w:type="dxa"/>
           </w:tcPr>
           <w:p>
             <w:pPr>
-              <w:rPr>
-                <w:b/>
-              </w:rPr>
-            </w:pPr>
-            <w:proofErr w:type="spellStart"/>
-            <w:r>
+              <w:spacing w:after="1"/>
               <w:rPr>
                 <w:rFonts w:cstheme="minorHAnsi"/>
                 <w:b/>
+                <w:color w:val="FF0000"/>
                 <w:sz w:val="24"/>
                 <w:szCs w:val="24"/>
               </w:rPr>
-              <w:t>Rs</w:t>
-            </w:r>
-            <w:proofErr w:type="spellEnd"/>
+            </w:pPr>
+            <w:proofErr w:type="gramStart"/>
             <w:r>
               <w:rPr>
                 <w:rFonts w:cstheme="minorHAnsi"/>
                 <w:b/>
+                <w:color w:val="FF0000"/>
                 <w:sz w:val="24"/>
                 <w:szCs w:val="24"/>
               </w:rPr>
-              <w:t>.</w:t>
+              <w:t>Rs.</w:t>
             </w:r>
             <w:r>
               <w:rPr>
                 <w:rFonts w:ascii="Roboto" w:hAnsi="Roboto"/>
-                <w:b/>
-              </w:rPr>
-              <w:t>[Face Value]/-</w:t>
+                <w:color w:val="FF0000"/>
+              </w:rPr>
+              <w:t>[</w:t>
+            </w:r>
+            <w:proofErr w:type="gramEnd"/>
+            <w:r>
+              <w:rPr>
+                <w:rFonts w:ascii="Roboto" w:hAnsi="Roboto"/>
+                <w:color w:val="FF0000"/>
+              </w:rPr>
+              <w:t>Face Value]/-</w:t>
             </w:r>
           </w:p>
         </w:tc>
         <w:tc>
           <w:tcPr>
-            <w:tcW w:w="1695" w:type="dxa"/>
+            <w:tcW w:w="1701" w:type="dxa"/>
           </w:tcPr>
           <w:p>
-            <w:pPr>
-              <w:rPr>
+            <w:r>
+              <w:rPr>
+                <w:rStyle w:val="zw-portion"/>
                 <w:rFonts w:ascii="Roboto" w:hAnsi="Roboto"/>
-                <w:b/>
-              </w:rPr>
-            </w:pPr>
-            <w:r>
-              <w:rPr>
+                <w:color w:val="FF0000"/>
+                <w:shd w:val="clear" w:color="auto" w:fill="FFFFFF"/>
+              </w:rPr>
+              <w:t> [SC1]</w:t>
+            </w:r>
+            <w:r>
+              <w:rPr>
+                <w:rStyle w:val="eop-readonly"/>
                 <w:rFonts w:ascii="Roboto" w:hAnsi="Roboto"/>
-                <w:b/>
-              </w:rPr>
-              <w:t xml:space="preserve">        [SC1]</w:t>
+                <w:color w:val="000000"/>
+                <w:shd w:val="clear" w:color="auto" w:fill="FFFFFF"/>
+              </w:rPr>
+              <w:t> </w:t>
             </w:r>
           </w:p>
         </w:tc>
         <w:tc>
           <w:tcPr>
-            <w:tcW w:w="2114" w:type="dxa"/>
+            <w:tcW w:w="2126" w:type="dxa"/>
             <w:gridSpan w:val="2"/>
           </w:tcPr>
           <w:p>
-            <w:pPr>
-              <w:ind w:right="573"/>
-              <w:rPr>
-                <w:rFonts w:ascii="Arial" w:eastAsia="Times New Roman" w:hAnsi="Arial" w:cs="Arial"/>
-                <w:b/>
-                <w:sz w:val="20"/>
-                <w:szCs w:val="20"/>
-              </w:rPr>
-            </w:pPr>
-            <w:r>
-              <w:rPr>
+            <w:r>
+              <w:rPr>
+                <w:rStyle w:val="zw-portion"/>
                 <w:rFonts w:ascii="Roboto" w:hAnsi="Roboto"/>
-                <w:b/>
-              </w:rPr>
-              <w:t xml:space="preserve">          [DN1]</w:t>
+                <w:color w:val="FF0000"/>
+                <w:shd w:val="clear" w:color="auto" w:fill="FFFFFF"/>
+              </w:rPr>
+              <w:t>[DN1]</w:t>
+            </w:r>
+            <w:r>
+              <w:rPr>
+                <w:rStyle w:val="eop-readonly"/>
+                <w:rFonts w:ascii="Roboto" w:hAnsi="Roboto"/>
+                <w:color w:val="000000"/>
+                <w:shd w:val="clear" w:color="auto" w:fill="FFFFFF"/>
+              </w:rPr>
+              <w:t> </w:t>
             </w:r>
           </w:p>
         </w:tc>
@@ -1027,44 +1043,42 @@
       <w:tr>
         <w:tc>
           <w:tcPr>
-            <w:tcW w:w="1689" w:type="dxa"/>
+            <w:tcW w:w="1697" w:type="dxa"/>
           </w:tcPr>
           <w:p>
             <w:pPr>
-              <w:rPr>
-                <w:rFonts w:ascii="Arial" w:eastAsia="Times New Roman" w:hAnsi="Arial" w:cs="Arial"/>
-                <w:b/>
-                <w:sz w:val="20"/>
-                <w:szCs w:val="20"/>
+              <w:spacing w:after="1"/>
+              <w:rPr>
+                <w:rFonts w:ascii="Roboto" w:hAnsi="Roboto"/>
+                <w:color w:val="FF0000"/>
               </w:rPr>
             </w:pPr>
             <w:r>
               <w:rPr>
                 <w:rFonts w:ascii="Roboto" w:hAnsi="Roboto"/>
-                <w:b/>
-              </w:rPr>
-              <w:t xml:space="preserve"> [Company Name]</w:t>
+                <w:color w:val="FF0000"/>
+              </w:rPr>
+              <w:t>[Company Name]</w:t>
             </w:r>
           </w:p>
         </w:tc>
         <w:tc>
           <w:tcPr>
-            <w:tcW w:w="1409" w:type="dxa"/>
+            <w:tcW w:w="1418" w:type="dxa"/>
+            <w:vAlign w:val="bottom"/>
           </w:tcPr>
           <w:p>
             <w:pPr>
-              <w:jc w:val="center"/>
-              <w:rPr>
-                <w:rFonts w:ascii="Arial" w:eastAsia="Times New Roman" w:hAnsi="Arial" w:cs="Arial"/>
-                <w:b/>
-                <w:sz w:val="20"/>
-                <w:szCs w:val="20"/>
+              <w:spacing w:after="1"/>
+              <w:rPr>
+                <w:rFonts w:ascii="Roboto" w:hAnsi="Roboto"/>
+                <w:color w:val="FF0000"/>
               </w:rPr>
             </w:pPr>
             <w:r>
               <w:rPr>
                 <w:rFonts w:ascii="Roboto" w:hAnsi="Roboto"/>
-                <w:b/>
+                <w:color w:val="FF0000"/>
               </w:rPr>
               <w:t>[Folio No]</w:t>
             </w:r>
@@ -1072,19 +1086,21 @@
         </w:tc>
         <w:tc>
           <w:tcPr>
-            <w:tcW w:w="1183" w:type="dxa"/>
+            <w:tcW w:w="1134" w:type="dxa"/>
+            <w:vAlign w:val="bottom"/>
           </w:tcPr>
           <w:p>
             <w:pPr>
-              <w:jc w:val="center"/>
-              <w:rPr>
-                <w:b/>
+              <w:spacing w:after="1"/>
+              <w:rPr>
+                <w:rFonts w:ascii="Roboto" w:hAnsi="Roboto"/>
+                <w:color w:val="FF0000"/>
               </w:rPr>
             </w:pPr>
             <w:r>
               <w:rPr>
                 <w:rFonts w:ascii="Roboto" w:hAnsi="Roboto"/>
-                <w:b/>
+                <w:color w:val="FF0000"/>
               </w:rPr>
               <w:t>[NOS2]</w:t>
             </w:r>
@@ -1092,84 +1108,123 @@
         </w:tc>
         <w:tc>
           <w:tcPr>
-            <w:tcW w:w="1970" w:type="dxa"/>
+            <w:tcW w:w="1984" w:type="dxa"/>
           </w:tcPr>
           <w:p>
             <w:pPr>
-              <w:rPr>
-                <w:b/>
-              </w:rPr>
-            </w:pPr>
-            <w:proofErr w:type="spellStart"/>
-            <w:r>
+              <w:spacing w:after="1"/>
               <w:rPr>
                 <w:rFonts w:cstheme="minorHAnsi"/>
                 <w:b/>
+                <w:color w:val="FF0000"/>
                 <w:sz w:val="24"/>
                 <w:szCs w:val="24"/>
               </w:rPr>
-              <w:t>Rs</w:t>
-            </w:r>
-            <w:proofErr w:type="spellEnd"/>
+            </w:pPr>
+            <w:proofErr w:type="gramStart"/>
             <w:r>
               <w:rPr>
                 <w:rFonts w:cstheme="minorHAnsi"/>
                 <w:b/>
+                <w:color w:val="FF0000"/>
                 <w:sz w:val="24"/>
                 <w:szCs w:val="24"/>
               </w:rPr>
-              <w:t>.</w:t>
+              <w:t>Rs.</w:t>
             </w:r>
             <w:r>
               <w:rPr>
                 <w:rFonts w:ascii="Roboto" w:hAnsi="Roboto"/>
+                <w:color w:val="FF0000"/>
+              </w:rPr>
+              <w:t>[</w:t>
+            </w:r>
+            <w:proofErr w:type="gramEnd"/>
+            <w:r>
+              <w:rPr>
+                <w:rFonts w:ascii="Roboto" w:hAnsi="Roboto"/>
+                <w:color w:val="FF0000"/>
+              </w:rPr>
+              <w:t>Face Value]</w:t>
+            </w:r>
+            <w:r>
+              <w:rPr>
+                <w:rFonts w:cstheme="minorHAnsi"/>
                 <w:b/>
-              </w:rPr>
-              <w:t>[Face Value]/-</w:t>
+                <w:color w:val="FF0000"/>
+                <w:sz w:val="24"/>
+                <w:szCs w:val="24"/>
+              </w:rPr>
+              <w:t>/-</w:t>
             </w:r>
           </w:p>
         </w:tc>
         <w:tc>
           <w:tcPr>
-            <w:tcW w:w="1695" w:type="dxa"/>
+            <w:tcW w:w="1701" w:type="dxa"/>
           </w:tcPr>
           <w:p>
-            <w:pPr>
-              <w:rPr>
-                <w:rFonts w:ascii="Arial" w:eastAsia="Times New Roman" w:hAnsi="Arial" w:cs="Arial"/>
-                <w:b/>
-                <w:sz w:val="20"/>
-                <w:szCs w:val="20"/>
-              </w:rPr>
-            </w:pPr>
-            <w:r>
-              <w:rPr>
+            <w:r>
+              <w:rPr>
+                <w:rStyle w:val="zw-portion"/>
                 <w:rFonts w:ascii="Roboto" w:hAnsi="Roboto"/>
-                <w:b/>
-              </w:rPr>
-              <w:t xml:space="preserve">        [SC2]</w:t>
+                <w:color w:val="FF0000"/>
+                <w:shd w:val="clear" w:color="auto" w:fill="FFFFFF"/>
+              </w:rPr>
+              <w:t> [SC2</w:t>
+            </w:r>
+            <w:r>
+              <w:rPr>
+                <w:rStyle w:val="zw-portion"/>
+                <w:rFonts w:ascii="Roboto" w:hAnsi="Roboto"/>
+                <w:color w:val="FF0000"/>
+                <w:shd w:val="clear" w:color="auto" w:fill="FFFFFF"/>
+              </w:rPr>
+              <w:t>]</w:t>
+            </w:r>
+            <w:r>
+              <w:rPr>
+                <w:rStyle w:val="eop-readonly"/>
+                <w:rFonts w:ascii="Roboto" w:hAnsi="Roboto"/>
+                <w:color w:val="000000"/>
+                <w:shd w:val="clear" w:color="auto" w:fill="FFFFFF"/>
+              </w:rPr>
+              <w:t> </w:t>
             </w:r>
           </w:p>
         </w:tc>
         <w:tc>
           <w:tcPr>
-            <w:tcW w:w="2114" w:type="dxa"/>
+            <w:tcW w:w="2126" w:type="dxa"/>
             <w:gridSpan w:val="2"/>
           </w:tcPr>
           <w:p>
-            <w:pPr>
-              <w:ind w:right="573"/>
-              <w:rPr>
+            <w:r>
+              <w:rPr>
+                <w:rStyle w:val="zw-portion"/>
                 <w:rFonts w:ascii="Roboto" w:hAnsi="Roboto"/>
-                <w:b/>
-              </w:rPr>
-            </w:pPr>
-            <w:r>
-              <w:rPr>
+                <w:color w:val="FF0000"/>
+                <w:shd w:val="clear" w:color="auto" w:fill="FFFFFF"/>
+              </w:rPr>
+              <w:t>[DN2</w:t>
+            </w:r>
+            <w:r>
+              <w:rPr>
+                <w:rStyle w:val="zw-portion"/>
                 <w:rFonts w:ascii="Roboto" w:hAnsi="Roboto"/>
-                <w:b/>
-              </w:rPr>
-              <w:t xml:space="preserve">          [DN2]</w:t>
+                <w:color w:val="FF0000"/>
+                <w:shd w:val="clear" w:color="auto" w:fill="FFFFFF"/>
+              </w:rPr>
+              <w:t>]</w:t>
+            </w:r>
+            <w:r>
+              <w:rPr>
+                <w:rStyle w:val="eop-readonly"/>
+                <w:rFonts w:ascii="Roboto" w:hAnsi="Roboto"/>
+                <w:color w:val="000000"/>
+                <w:shd w:val="clear" w:color="auto" w:fill="FFFFFF"/>
+              </w:rPr>
+              <w:t> </w:t>
             </w:r>
           </w:p>
         </w:tc>
@@ -1177,44 +1232,42 @@
       <w:tr>
         <w:tc>
           <w:tcPr>
-            <w:tcW w:w="1689" w:type="dxa"/>
+            <w:tcW w:w="1697" w:type="dxa"/>
           </w:tcPr>
           <w:p>
             <w:pPr>
-              <w:rPr>
-                <w:rFonts w:ascii="Arial" w:eastAsia="Times New Roman" w:hAnsi="Arial" w:cs="Arial"/>
-                <w:b/>
-                <w:sz w:val="20"/>
-                <w:szCs w:val="20"/>
+              <w:spacing w:after="1"/>
+              <w:rPr>
+                <w:rFonts w:ascii="Roboto" w:hAnsi="Roboto"/>
+                <w:color w:val="FF0000"/>
               </w:rPr>
             </w:pPr>
             <w:r>
               <w:rPr>
                 <w:rFonts w:ascii="Roboto" w:hAnsi="Roboto"/>
-                <w:b/>
-              </w:rPr>
-              <w:t xml:space="preserve"> [Company Name]</w:t>
+                <w:color w:val="FF0000"/>
+              </w:rPr>
+              <w:t>[Company Name]</w:t>
             </w:r>
           </w:p>
         </w:tc>
         <w:tc>
           <w:tcPr>
-            <w:tcW w:w="1409" w:type="dxa"/>
+            <w:tcW w:w="1418" w:type="dxa"/>
+            <w:vAlign w:val="bottom"/>
           </w:tcPr>
           <w:p>
             <w:pPr>
-              <w:jc w:val="center"/>
-              <w:rPr>
-                <w:rFonts w:ascii="Arial" w:eastAsia="Times New Roman" w:hAnsi="Arial" w:cs="Arial"/>
-                <w:b/>
-                <w:sz w:val="20"/>
-                <w:szCs w:val="20"/>
+              <w:spacing w:after="1"/>
+              <w:rPr>
+                <w:rFonts w:ascii="Roboto" w:hAnsi="Roboto"/>
+                <w:color w:val="FF0000"/>
               </w:rPr>
             </w:pPr>
             <w:r>
               <w:rPr>
                 <w:rFonts w:ascii="Roboto" w:hAnsi="Roboto"/>
-                <w:b/>
+                <w:color w:val="FF0000"/>
               </w:rPr>
               <w:t>[Folio No]</w:t>
             </w:r>
@@ -1222,19 +1275,21 @@
         </w:tc>
         <w:tc>
           <w:tcPr>
-            <w:tcW w:w="1183" w:type="dxa"/>
+            <w:tcW w:w="1134" w:type="dxa"/>
+            <w:vAlign w:val="bottom"/>
           </w:tcPr>
           <w:p>
             <w:pPr>
-              <w:jc w:val="center"/>
-              <w:rPr>
-                <w:b/>
+              <w:spacing w:after="1"/>
+              <w:rPr>
+                <w:rFonts w:ascii="Roboto" w:hAnsi="Roboto"/>
+                <w:color w:val="FF0000"/>
               </w:rPr>
             </w:pPr>
             <w:r>
               <w:rPr>
                 <w:rFonts w:ascii="Roboto" w:hAnsi="Roboto"/>
-                <w:b/>
+                <w:color w:val="FF0000"/>
               </w:rPr>
               <w:t>[NOS3]</w:t>
             </w:r>
@@ -1242,93 +1297,113 @@
         </w:tc>
         <w:tc>
           <w:tcPr>
-            <w:tcW w:w="1970" w:type="dxa"/>
+            <w:tcW w:w="1984" w:type="dxa"/>
           </w:tcPr>
           <w:p>
             <w:pPr>
-              <w:rPr>
-                <w:b/>
-              </w:rPr>
-            </w:pPr>
-            <w:proofErr w:type="spellStart"/>
-            <w:r>
+              <w:spacing w:after="1"/>
               <w:rPr>
                 <w:rFonts w:cstheme="minorHAnsi"/>
                 <w:b/>
+                <w:color w:val="FF0000"/>
                 <w:sz w:val="24"/>
                 <w:szCs w:val="24"/>
               </w:rPr>
-              <w:t>Rs</w:t>
-            </w:r>
-            <w:proofErr w:type="spellEnd"/>
+            </w:pPr>
+            <w:proofErr w:type="gramStart"/>
             <w:r>
               <w:rPr>
                 <w:rFonts w:cstheme="minorHAnsi"/>
                 <w:b/>
+                <w:color w:val="FF0000"/>
                 <w:sz w:val="24"/>
                 <w:szCs w:val="24"/>
               </w:rPr>
-              <w:t>.</w:t>
+              <w:t>Rs.</w:t>
             </w:r>
             <w:r>
               <w:rPr>
                 <w:rFonts w:ascii="Roboto" w:hAnsi="Roboto"/>
-                <w:b/>
-              </w:rPr>
-              <w:t>[Face Value]/-</w:t>
+                <w:color w:val="FF0000"/>
+              </w:rPr>
+              <w:t>[</w:t>
+            </w:r>
+            <w:proofErr w:type="gramEnd"/>
+            <w:r>
+              <w:rPr>
+                <w:rFonts w:ascii="Roboto" w:hAnsi="Roboto"/>
+                <w:color w:val="FF0000"/>
+              </w:rPr>
+              <w:t>Face Value]/-</w:t>
             </w:r>
           </w:p>
         </w:tc>
         <w:tc>
           <w:tcPr>
-            <w:tcW w:w="1695" w:type="dxa"/>
+            <w:tcW w:w="1701" w:type="dxa"/>
           </w:tcPr>
           <w:p>
-            <w:pPr>
-              <w:rPr>
-                <w:rFonts w:ascii="Arial" w:eastAsia="Times New Roman" w:hAnsi="Arial" w:cs="Arial"/>
-                <w:b/>
-                <w:sz w:val="20"/>
-                <w:szCs w:val="20"/>
-              </w:rPr>
-            </w:pPr>
-            <w:r>
-              <w:rPr>
-                <w:rFonts w:ascii="Arial" w:eastAsia="Times New Roman" w:hAnsi="Arial" w:cs="Arial"/>
-                <w:b/>
-                <w:sz w:val="20"/>
-                <w:szCs w:val="20"/>
-              </w:rPr>
-              <w:t xml:space="preserve">        </w:t>
-            </w:r>
-            <w:r>
-              <w:rPr>
+            <w:r>
+              <w:rPr>
+                <w:rStyle w:val="zw-portion"/>
                 <w:rFonts w:ascii="Roboto" w:hAnsi="Roboto"/>
-                <w:b/>
-              </w:rPr>
-              <w:t>[SC3]</w:t>
+                <w:color w:val="FF0000"/>
+                <w:shd w:val="clear" w:color="auto" w:fill="FFFFFF"/>
+              </w:rPr>
+              <w:t> [SC3</w:t>
+            </w:r>
+            <w:r>
+              <w:rPr>
+                <w:rStyle w:val="zw-portion"/>
+                <w:rFonts w:ascii="Roboto" w:hAnsi="Roboto"/>
+                <w:color w:val="FF0000"/>
+                <w:shd w:val="clear" w:color="auto" w:fill="FFFFFF"/>
+              </w:rPr>
+              <w:t>]</w:t>
+            </w:r>
+            <w:r>
+              <w:rPr>
+                <w:rStyle w:val="eop-readonly"/>
+                <w:rFonts w:ascii="Roboto" w:hAnsi="Roboto"/>
+                <w:color w:val="000000"/>
+                <w:shd w:val="clear" w:color="auto" w:fill="FFFFFF"/>
+              </w:rPr>
+              <w:t> </w:t>
             </w:r>
           </w:p>
         </w:tc>
         <w:tc>
           <w:tcPr>
-            <w:tcW w:w="2114" w:type="dxa"/>
+            <w:tcW w:w="2126" w:type="dxa"/>
             <w:gridSpan w:val="2"/>
           </w:tcPr>
           <w:p>
-            <w:pPr>
-              <w:ind w:right="573"/>
-              <w:rPr>
+            <w:r>
+              <w:rPr>
+                <w:rStyle w:val="zw-portion"/>
                 <w:rFonts w:ascii="Roboto" w:hAnsi="Roboto"/>
-                <w:b/>
-              </w:rPr>
-            </w:pPr>
-            <w:r>
-              <w:rPr>
+                <w:color w:val="FF0000"/>
+                <w:shd w:val="clear" w:color="auto" w:fill="FFFFFF"/>
+              </w:rPr>
+              <w:t>[DN3</w:t>
+            </w:r>
+            <w:r>
+              <w:rPr>
+                <w:rStyle w:val="zw-portion"/>
                 <w:rFonts w:ascii="Roboto" w:hAnsi="Roboto"/>
-                <w:b/>
-              </w:rPr>
-              <w:t xml:space="preserve">          [DN3]</w:t>
+                <w:color w:val="FF0000"/>
+                <w:shd w:val="clear" w:color="auto" w:fill="FFFFFF"/>
+              </w:rPr>
+              <w:t>]</w:t>
+            </w:r>
+            <w:r>
+              <w:rPr>
+                <w:rStyle w:val="eop-readonly"/>
+                <w:rFonts w:ascii="Roboto" w:hAnsi="Roboto"/>
+                <w:color w:val="000000"/>
+                <w:shd w:val="clear" w:color="auto" w:fill="FFFFFF"/>
+              </w:rPr>
+              <w:t> </w:t>
             </w:r>
           </w:p>
         </w:tc>
@@ -1336,44 +1411,42 @@
       <w:tr>
         <w:tc>
           <w:tcPr>
-            <w:tcW w:w="1689" w:type="dxa"/>
+            <w:tcW w:w="1697" w:type="dxa"/>
           </w:tcPr>
           <w:p>
             <w:pPr>
-              <w:rPr>
-                <w:rFonts w:ascii="Arial" w:eastAsia="Times New Roman" w:hAnsi="Arial" w:cs="Arial"/>
-                <w:b/>
-                <w:sz w:val="20"/>
-                <w:szCs w:val="20"/>
+              <w:spacing w:after="1"/>
+              <w:rPr>
+                <w:rFonts w:ascii="Roboto" w:hAnsi="Roboto"/>
+                <w:color w:val="FF0000"/>
               </w:rPr>
             </w:pPr>
             <w:r>
               <w:rPr>
                 <w:rFonts w:ascii="Roboto" w:hAnsi="Roboto"/>
-                <w:b/>
-              </w:rPr>
-              <w:t xml:space="preserve"> [Company Name]</w:t>
+                <w:color w:val="FF0000"/>
+              </w:rPr>
+              <w:t>[Company Name]</w:t>
             </w:r>
           </w:p>
         </w:tc>
         <w:tc>
           <w:tcPr>
-            <w:tcW w:w="1409" w:type="dxa"/>
+            <w:tcW w:w="1418" w:type="dxa"/>
+            <w:vAlign w:val="bottom"/>
           </w:tcPr>
           <w:p>
             <w:pPr>
-              <w:jc w:val="center"/>
-              <w:rPr>
-                <w:rFonts w:ascii="Arial" w:eastAsia="Times New Roman" w:hAnsi="Arial" w:cs="Arial"/>
-                <w:b/>
-                <w:sz w:val="20"/>
-                <w:szCs w:val="20"/>
+              <w:spacing w:after="1"/>
+              <w:rPr>
+                <w:rFonts w:ascii="Roboto" w:hAnsi="Roboto"/>
+                <w:color w:val="FF0000"/>
               </w:rPr>
             </w:pPr>
             <w:r>
               <w:rPr>
                 <w:rFonts w:ascii="Roboto" w:hAnsi="Roboto"/>
-                <w:b/>
+                <w:color w:val="FF0000"/>
               </w:rPr>
               <w:t>[Folio No]</w:t>
             </w:r>
@@ -1381,19 +1454,21 @@
         </w:tc>
         <w:tc>
           <w:tcPr>
-            <w:tcW w:w="1183" w:type="dxa"/>
+            <w:tcW w:w="1134" w:type="dxa"/>
+            <w:vAlign w:val="bottom"/>
           </w:tcPr>
           <w:p>
             <w:pPr>
-              <w:jc w:val="center"/>
-              <w:rPr>
-                <w:b/>
+              <w:spacing w:after="1"/>
+              <w:rPr>
+                <w:rFonts w:ascii="Roboto" w:hAnsi="Roboto"/>
+                <w:color w:val="FF0000"/>
               </w:rPr>
             </w:pPr>
             <w:r>
               <w:rPr>
                 <w:rFonts w:ascii="Roboto" w:hAnsi="Roboto"/>
-                <w:b/>
+                <w:color w:val="FF0000"/>
               </w:rPr>
               <w:t>[NOS4]</w:t>
             </w:r>
@@ -1401,93 +1476,113 @@
         </w:tc>
         <w:tc>
           <w:tcPr>
-            <w:tcW w:w="1970" w:type="dxa"/>
+            <w:tcW w:w="1984" w:type="dxa"/>
           </w:tcPr>
           <w:p>
             <w:pPr>
-              <w:rPr>
-                <w:b/>
-              </w:rPr>
-            </w:pPr>
-            <w:proofErr w:type="spellStart"/>
-            <w:r>
+              <w:spacing w:after="1"/>
               <w:rPr>
                 <w:rFonts w:cstheme="minorHAnsi"/>
                 <w:b/>
+                <w:color w:val="FF0000"/>
                 <w:sz w:val="24"/>
                 <w:szCs w:val="24"/>
               </w:rPr>
-              <w:t>Rs</w:t>
-            </w:r>
-            <w:proofErr w:type="spellEnd"/>
+            </w:pPr>
+            <w:proofErr w:type="gramStart"/>
             <w:r>
               <w:rPr>
                 <w:rFonts w:cstheme="minorHAnsi"/>
                 <w:b/>
+                <w:color w:val="FF0000"/>
                 <w:sz w:val="24"/>
                 <w:szCs w:val="24"/>
               </w:rPr>
-              <w:t>.</w:t>
+              <w:t>Rs.</w:t>
             </w:r>
             <w:r>
               <w:rPr>
                 <w:rFonts w:ascii="Roboto" w:hAnsi="Roboto"/>
-                <w:b/>
-              </w:rPr>
-              <w:t>[Face Value]/-</w:t>
+                <w:color w:val="FF0000"/>
+              </w:rPr>
+              <w:t>[</w:t>
+            </w:r>
+            <w:proofErr w:type="gramEnd"/>
+            <w:r>
+              <w:rPr>
+                <w:rFonts w:ascii="Roboto" w:hAnsi="Roboto"/>
+                <w:color w:val="FF0000"/>
+              </w:rPr>
+              <w:t>Face Value]/-</w:t>
             </w:r>
           </w:p>
         </w:tc>
         <w:tc>
           <w:tcPr>
-            <w:tcW w:w="1695" w:type="dxa"/>
+            <w:tcW w:w="1701" w:type="dxa"/>
           </w:tcPr>
           <w:p>
-            <w:pPr>
-              <w:rPr>
-                <w:rFonts w:ascii="Arial" w:eastAsia="Times New Roman" w:hAnsi="Arial" w:cs="Arial"/>
-                <w:b/>
-                <w:sz w:val="20"/>
-                <w:szCs w:val="20"/>
-              </w:rPr>
-            </w:pPr>
-            <w:r>
-              <w:rPr>
-                <w:rFonts w:ascii="Arial" w:eastAsia="Times New Roman" w:hAnsi="Arial" w:cs="Arial"/>
-                <w:b/>
-                <w:sz w:val="20"/>
-                <w:szCs w:val="20"/>
-              </w:rPr>
-              <w:t xml:space="preserve">        </w:t>
-            </w:r>
-            <w:r>
-              <w:rPr>
+            <w:r>
+              <w:rPr>
+                <w:rStyle w:val="zw-portion"/>
                 <w:rFonts w:ascii="Roboto" w:hAnsi="Roboto"/>
-                <w:b/>
-              </w:rPr>
-              <w:t>[SC4]</w:t>
+                <w:color w:val="FF0000"/>
+                <w:shd w:val="clear" w:color="auto" w:fill="FFFFFF"/>
+              </w:rPr>
+              <w:t> [SC4</w:t>
+            </w:r>
+            <w:r>
+              <w:rPr>
+                <w:rStyle w:val="zw-portion"/>
+                <w:rFonts w:ascii="Roboto" w:hAnsi="Roboto"/>
+                <w:color w:val="FF0000"/>
+                <w:shd w:val="clear" w:color="auto" w:fill="FFFFFF"/>
+              </w:rPr>
+              <w:t>]</w:t>
+            </w:r>
+            <w:r>
+              <w:rPr>
+                <w:rStyle w:val="eop-readonly"/>
+                <w:rFonts w:ascii="Roboto" w:hAnsi="Roboto"/>
+                <w:color w:val="000000"/>
+                <w:shd w:val="clear" w:color="auto" w:fill="FFFFFF"/>
+              </w:rPr>
+              <w:t> </w:t>
             </w:r>
           </w:p>
         </w:tc>
         <w:tc>
           <w:tcPr>
-            <w:tcW w:w="2114" w:type="dxa"/>
+            <w:tcW w:w="2126" w:type="dxa"/>
             <w:gridSpan w:val="2"/>
           </w:tcPr>
           <w:p>
-            <w:pPr>
-              <w:ind w:right="573"/>
-              <w:rPr>
+            <w:r>
+              <w:rPr>
+                <w:rStyle w:val="zw-portion"/>
                 <w:rFonts w:ascii="Roboto" w:hAnsi="Roboto"/>
-                <w:b/>
-              </w:rPr>
-            </w:pPr>
-            <w:r>
-              <w:rPr>
+                <w:color w:val="FF0000"/>
+                <w:shd w:val="clear" w:color="auto" w:fill="FFFFFF"/>
+              </w:rPr>
+              <w:t>[DN4</w:t>
+            </w:r>
+            <w:r>
+              <w:rPr>
+                <w:rStyle w:val="zw-portion"/>
                 <w:rFonts w:ascii="Roboto" w:hAnsi="Roboto"/>
-                <w:b/>
-              </w:rPr>
-              <w:t xml:space="preserve">          [DN4]</w:t>
+                <w:color w:val="FF0000"/>
+                <w:shd w:val="clear" w:color="auto" w:fill="FFFFFF"/>
+              </w:rPr>
+              <w:t>]</w:t>
+            </w:r>
+            <w:r>
+              <w:rPr>
+                <w:rStyle w:val="eop-readonly"/>
+                <w:rFonts w:ascii="Roboto" w:hAnsi="Roboto"/>
+                <w:color w:val="000000"/>
+                <w:shd w:val="clear" w:color="auto" w:fill="FFFFFF"/>
+              </w:rPr>
+              <w:t> </w:t>
             </w:r>
           </w:p>
         </w:tc>
@@ -1495,44 +1590,42 @@
       <w:tr>
         <w:tc>
           <w:tcPr>
-            <w:tcW w:w="1689" w:type="dxa"/>
+            <w:tcW w:w="1697" w:type="dxa"/>
           </w:tcPr>
           <w:p>
             <w:pPr>
-              <w:rPr>
-                <w:rFonts w:ascii="Arial" w:eastAsia="Times New Roman" w:hAnsi="Arial" w:cs="Arial"/>
-                <w:b/>
-                <w:sz w:val="20"/>
-                <w:szCs w:val="20"/>
+              <w:spacing w:after="1"/>
+              <w:rPr>
+                <w:rFonts w:ascii="Roboto" w:hAnsi="Roboto"/>
+                <w:color w:val="FF0000"/>
               </w:rPr>
             </w:pPr>
             <w:r>
               <w:rPr>
                 <w:rFonts w:ascii="Roboto" w:hAnsi="Roboto"/>
-                <w:b/>
-              </w:rPr>
-              <w:t xml:space="preserve"> [Company Name]</w:t>
+                <w:color w:val="FF0000"/>
+              </w:rPr>
+              <w:t>[Company Name]</w:t>
             </w:r>
           </w:p>
         </w:tc>
         <w:tc>
           <w:tcPr>
-            <w:tcW w:w="1409" w:type="dxa"/>
+            <w:tcW w:w="1418" w:type="dxa"/>
+            <w:vAlign w:val="bottom"/>
           </w:tcPr>
           <w:p>
             <w:pPr>
-              <w:jc w:val="center"/>
-              <w:rPr>
-                <w:rFonts w:ascii="Arial" w:eastAsia="Times New Roman" w:hAnsi="Arial" w:cs="Arial"/>
-                <w:b/>
-                <w:sz w:val="20"/>
-                <w:szCs w:val="20"/>
+              <w:spacing w:after="1"/>
+              <w:rPr>
+                <w:rFonts w:ascii="Roboto" w:hAnsi="Roboto"/>
+                <w:color w:val="FF0000"/>
               </w:rPr>
             </w:pPr>
             <w:r>
               <w:rPr>
                 <w:rFonts w:ascii="Roboto" w:hAnsi="Roboto"/>
-                <w:b/>
+                <w:color w:val="FF0000"/>
               </w:rPr>
               <w:t>[Folio No]</w:t>
             </w:r>
@@ -1540,19 +1633,21 @@
         </w:tc>
         <w:tc>
           <w:tcPr>
-            <w:tcW w:w="1183" w:type="dxa"/>
+            <w:tcW w:w="1134" w:type="dxa"/>
+            <w:vAlign w:val="bottom"/>
           </w:tcPr>
           <w:p>
             <w:pPr>
-              <w:jc w:val="center"/>
-              <w:rPr>
-                <w:b/>
+              <w:spacing w:after="1"/>
+              <w:rPr>
+                <w:rFonts w:ascii="Roboto" w:hAnsi="Roboto"/>
+                <w:color w:val="FF0000"/>
               </w:rPr>
             </w:pPr>
             <w:r>
               <w:rPr>
                 <w:rFonts w:ascii="Roboto" w:hAnsi="Roboto"/>
-                <w:b/>
+                <w:color w:val="FF0000"/>
               </w:rPr>
               <w:t>[NOS5]</w:t>
             </w:r>
@@ -1560,1094 +1655,113 @@
         </w:tc>
         <w:tc>
           <w:tcPr>
-            <w:tcW w:w="1970" w:type="dxa"/>
+            <w:tcW w:w="1984" w:type="dxa"/>
           </w:tcPr>
           <w:p>
             <w:pPr>
-              <w:rPr>
-                <w:b/>
-              </w:rPr>
-            </w:pPr>
-            <w:proofErr w:type="spellStart"/>
-            <w:r>
+              <w:spacing w:after="1"/>
               <w:rPr>
                 <w:rFonts w:cstheme="minorHAnsi"/>
                 <w:b/>
+                <w:color w:val="FF0000"/>
                 <w:sz w:val="24"/>
                 <w:szCs w:val="24"/>
               </w:rPr>
-              <w:t>Rs</w:t>
-            </w:r>
-            <w:proofErr w:type="spellEnd"/>
+            </w:pPr>
+            <w:proofErr w:type="gramStart"/>
             <w:r>
               <w:rPr>
                 <w:rFonts w:cstheme="minorHAnsi"/>
                 <w:b/>
+                <w:color w:val="FF0000"/>
                 <w:sz w:val="24"/>
                 <w:szCs w:val="24"/>
               </w:rPr>
-              <w:t>.</w:t>
+              <w:t>Rs.</w:t>
             </w:r>
             <w:r>
               <w:rPr>
                 <w:rFonts w:ascii="Roboto" w:hAnsi="Roboto"/>
-                <w:b/>
-              </w:rPr>
-              <w:t>[Face Value]/-</w:t>
+                <w:color w:val="FF0000"/>
+              </w:rPr>
+              <w:t>[</w:t>
+            </w:r>
+            <w:proofErr w:type="gramEnd"/>
+            <w:r>
+              <w:rPr>
+                <w:rFonts w:ascii="Roboto" w:hAnsi="Roboto"/>
+                <w:color w:val="FF0000"/>
+              </w:rPr>
+              <w:t>Face Value]/-</w:t>
             </w:r>
           </w:p>
         </w:tc>
         <w:tc>
           <w:tcPr>
-            <w:tcW w:w="1695" w:type="dxa"/>
+            <w:tcW w:w="1701" w:type="dxa"/>
           </w:tcPr>
           <w:p>
-            <w:pPr>
-              <w:rPr>
-                <w:rFonts w:ascii="Arial" w:eastAsia="Times New Roman" w:hAnsi="Arial" w:cs="Arial"/>
-                <w:b/>
-                <w:sz w:val="20"/>
-                <w:szCs w:val="20"/>
-              </w:rPr>
-            </w:pPr>
-            <w:r>
-              <w:rPr>
-                <w:rFonts w:ascii="Arial" w:eastAsia="Times New Roman" w:hAnsi="Arial" w:cs="Arial"/>
-                <w:b/>
-                <w:sz w:val="20"/>
-                <w:szCs w:val="20"/>
-              </w:rPr>
-              <w:t xml:space="preserve">        </w:t>
-            </w:r>
-            <w:r>
-              <w:rPr>
+            <w:r>
+              <w:rPr>
+                <w:rStyle w:val="zw-portion"/>
                 <w:rFonts w:ascii="Roboto" w:hAnsi="Roboto"/>
-                <w:b/>
-              </w:rPr>
-              <w:t>[SC5]</w:t>
+                <w:color w:val="FF0000"/>
+                <w:shd w:val="clear" w:color="auto" w:fill="FFFFFF"/>
+              </w:rPr>
+              <w:t> [SC5</w:t>
+            </w:r>
+            <w:r>
+              <w:rPr>
+                <w:rStyle w:val="zw-portion"/>
+                <w:rFonts w:ascii="Roboto" w:hAnsi="Roboto"/>
+                <w:color w:val="FF0000"/>
+                <w:shd w:val="clear" w:color="auto" w:fill="FFFFFF"/>
+              </w:rPr>
+              <w:t>]</w:t>
+            </w:r>
+            <w:r>
+              <w:rPr>
+                <w:rStyle w:val="eop-readonly"/>
+                <w:rFonts w:ascii="Roboto" w:hAnsi="Roboto"/>
+                <w:color w:val="000000"/>
+                <w:shd w:val="clear" w:color="auto" w:fill="FFFFFF"/>
+              </w:rPr>
+              <w:t> </w:t>
             </w:r>
           </w:p>
         </w:tc>
         <w:tc>
           <w:tcPr>
-            <w:tcW w:w="2114" w:type="dxa"/>
+            <w:tcW w:w="2126" w:type="dxa"/>
             <w:gridSpan w:val="2"/>
           </w:tcPr>
           <w:p>
-            <w:pPr>
-              <w:ind w:right="573"/>
-              <w:rPr>
+            <w:r>
+              <w:rPr>
+                <w:rStyle w:val="zw-portion"/>
                 <w:rFonts w:ascii="Roboto" w:hAnsi="Roboto"/>
-                <w:b/>
-              </w:rPr>
-            </w:pPr>
-            <w:r>
-              <w:rPr>
+                <w:color w:val="FF0000"/>
+                <w:shd w:val="clear" w:color="auto" w:fill="FFFFFF"/>
+              </w:rPr>
+              <w:t>[DN5</w:t>
+            </w:r>
+            <w:r>
+              <w:rPr>
+                <w:rStyle w:val="zw-portion"/>
                 <w:rFonts w:ascii="Roboto" w:hAnsi="Roboto"/>
-                <w:b/>
-              </w:rPr>
-              <w:t xml:space="preserve">          [DN5]</w:t>
-            </w:r>
-          </w:p>
-        </w:tc>
-      </w:tr>
-      <w:tr>
-        <w:tc>
-          <w:tcPr>
-            <w:tcW w:w="1689" w:type="dxa"/>
-          </w:tcPr>
-          <w:p>
-            <w:pPr>
-              <w:rPr>
+                <w:color w:val="FF0000"/>
+                <w:shd w:val="clear" w:color="auto" w:fill="FFFFFF"/>
+              </w:rPr>
+              <w:t>]</w:t>
+            </w:r>
+            <w:r>
+              <w:rPr>
+                <w:rStyle w:val="eop-readonly"/>
                 <w:rFonts w:ascii="Roboto" w:hAnsi="Roboto"/>
-                <w:b/>
-              </w:rPr>
-            </w:pPr>
-            <w:r>
-              <w:rPr>
-                <w:rFonts w:ascii="Roboto" w:hAnsi="Roboto"/>
-                <w:b/>
-              </w:rPr>
-              <w:t xml:space="preserve"> [Company Name]</w:t>
-            </w:r>
-          </w:p>
-        </w:tc>
-        <w:tc>
-          <w:tcPr>
-            <w:tcW w:w="1409" w:type="dxa"/>
-          </w:tcPr>
-          <w:p>
-            <w:pPr>
-              <w:jc w:val="center"/>
-              <w:rPr>
-                <w:rFonts w:ascii="Roboto" w:hAnsi="Roboto"/>
-                <w:b/>
-              </w:rPr>
-            </w:pPr>
-            <w:r>
-              <w:rPr>
-                <w:rFonts w:ascii="Roboto" w:hAnsi="Roboto"/>
-                <w:b/>
-              </w:rPr>
-              <w:t>[Folio No]</w:t>
-            </w:r>
-          </w:p>
-        </w:tc>
-        <w:tc>
-          <w:tcPr>
-            <w:tcW w:w="1183" w:type="dxa"/>
-          </w:tcPr>
-          <w:p>
-            <w:pPr>
-              <w:jc w:val="center"/>
-              <w:rPr>
-                <w:b/>
-              </w:rPr>
-            </w:pPr>
-            <w:r>
-              <w:rPr>
-                <w:rFonts w:ascii="Roboto" w:hAnsi="Roboto"/>
-                <w:b/>
-              </w:rPr>
-              <w:t>[NOS</w:t>
-            </w:r>
-            <w:r>
-              <w:rPr>
-                <w:rFonts w:ascii="Roboto" w:hAnsi="Roboto"/>
-                <w:b/>
-              </w:rPr>
-              <w:t>6</w:t>
-            </w:r>
-            <w:r>
-              <w:rPr>
-                <w:rFonts w:ascii="Roboto" w:hAnsi="Roboto"/>
-                <w:b/>
-              </w:rPr>
-              <w:t>]</w:t>
-            </w:r>
-          </w:p>
-        </w:tc>
-        <w:tc>
-          <w:tcPr>
-            <w:tcW w:w="1970" w:type="dxa"/>
-          </w:tcPr>
-          <w:p>
-            <w:pPr>
-              <w:rPr>
-                <w:b/>
-              </w:rPr>
-            </w:pPr>
-            <w:proofErr w:type="spellStart"/>
-            <w:r>
-              <w:rPr>
-                <w:rFonts w:cstheme="minorHAnsi"/>
-                <w:b/>
-                <w:sz w:val="24"/>
-                <w:szCs w:val="24"/>
-              </w:rPr>
-              <w:t>Rs</w:t>
-            </w:r>
-            <w:proofErr w:type="spellEnd"/>
-            <w:r>
-              <w:rPr>
-                <w:rFonts w:cstheme="minorHAnsi"/>
-                <w:b/>
-                <w:sz w:val="24"/>
-                <w:szCs w:val="24"/>
-              </w:rPr>
-              <w:t>.</w:t>
-            </w:r>
-            <w:r>
-              <w:rPr>
-                <w:rFonts w:ascii="Roboto" w:hAnsi="Roboto"/>
-                <w:b/>
-              </w:rPr>
-              <w:t>[Face Value]/-</w:t>
-            </w:r>
-          </w:p>
-        </w:tc>
-        <w:tc>
-          <w:tcPr>
-            <w:tcW w:w="1695" w:type="dxa"/>
-          </w:tcPr>
-          <w:p>
-            <w:pPr>
-              <w:rPr>
-                <w:rFonts w:ascii="Arial" w:eastAsia="Times New Roman" w:hAnsi="Arial" w:cs="Arial"/>
-                <w:b/>
-                <w:sz w:val="20"/>
-                <w:szCs w:val="20"/>
-              </w:rPr>
-            </w:pPr>
-            <w:r>
-              <w:rPr>
-                <w:rFonts w:ascii="Arial" w:eastAsia="Times New Roman" w:hAnsi="Arial" w:cs="Arial"/>
-                <w:b/>
-                <w:sz w:val="20"/>
-                <w:szCs w:val="20"/>
-              </w:rPr>
-              <w:t xml:space="preserve">        </w:t>
-            </w:r>
-            <w:r>
-              <w:rPr>
-                <w:rFonts w:ascii="Roboto" w:hAnsi="Roboto"/>
-                <w:b/>
-              </w:rPr>
-              <w:t>[SC</w:t>
-            </w:r>
-            <w:r>
-              <w:rPr>
-                <w:rFonts w:ascii="Roboto" w:hAnsi="Roboto"/>
-                <w:b/>
-              </w:rPr>
-              <w:t>6</w:t>
-            </w:r>
-            <w:r>
-              <w:rPr>
-                <w:rFonts w:ascii="Roboto" w:hAnsi="Roboto"/>
-                <w:b/>
-              </w:rPr>
-              <w:t>]</w:t>
-            </w:r>
-          </w:p>
-        </w:tc>
-        <w:tc>
-          <w:tcPr>
-            <w:tcW w:w="2114" w:type="dxa"/>
-            <w:gridSpan w:val="2"/>
-          </w:tcPr>
-          <w:p>
-            <w:pPr>
-              <w:ind w:right="573"/>
-              <w:rPr>
-                <w:rFonts w:ascii="Roboto" w:hAnsi="Roboto"/>
-                <w:b/>
-              </w:rPr>
-            </w:pPr>
-            <w:r>
-              <w:rPr>
-                <w:rFonts w:ascii="Roboto" w:hAnsi="Roboto"/>
-                <w:b/>
-              </w:rPr>
-              <w:t xml:space="preserve">          [DN</w:t>
-            </w:r>
-            <w:r>
-              <w:rPr>
-                <w:rFonts w:ascii="Roboto" w:hAnsi="Roboto"/>
-                <w:b/>
-              </w:rPr>
-              <w:t>6</w:t>
-            </w:r>
-            <w:r>
-              <w:rPr>
-                <w:rFonts w:ascii="Roboto" w:hAnsi="Roboto"/>
-                <w:b/>
-              </w:rPr>
-              <w:t>]</w:t>
-            </w:r>
-          </w:p>
-        </w:tc>
-      </w:tr>
-      <w:tr>
-        <w:tc>
-          <w:tcPr>
-            <w:tcW w:w="1689" w:type="dxa"/>
-          </w:tcPr>
-          <w:p>
-            <w:pPr>
-              <w:rPr>
-                <w:rFonts w:ascii="Arial" w:eastAsia="Times New Roman" w:hAnsi="Arial" w:cs="Arial"/>
-                <w:b/>
-                <w:sz w:val="20"/>
-                <w:szCs w:val="20"/>
-              </w:rPr>
-            </w:pPr>
-            <w:r>
-              <w:rPr>
-                <w:rFonts w:ascii="Roboto" w:hAnsi="Roboto"/>
-                <w:b/>
-              </w:rPr>
-              <w:t xml:space="preserve"> [Company Name]</w:t>
-            </w:r>
-          </w:p>
-        </w:tc>
-        <w:tc>
-          <w:tcPr>
-            <w:tcW w:w="1409" w:type="dxa"/>
-          </w:tcPr>
-          <w:p>
-            <w:pPr>
-              <w:jc w:val="center"/>
-              <w:rPr>
-                <w:rFonts w:ascii="Arial" w:eastAsia="Times New Roman" w:hAnsi="Arial" w:cs="Arial"/>
-                <w:b/>
-                <w:sz w:val="20"/>
-                <w:szCs w:val="20"/>
-              </w:rPr>
-            </w:pPr>
-            <w:r>
-              <w:rPr>
-                <w:rFonts w:ascii="Roboto" w:hAnsi="Roboto"/>
-                <w:b/>
-              </w:rPr>
-              <w:t>[Folio No]</w:t>
-            </w:r>
-          </w:p>
-        </w:tc>
-        <w:tc>
-          <w:tcPr>
-            <w:tcW w:w="1183" w:type="dxa"/>
-          </w:tcPr>
-          <w:p>
-            <w:pPr>
-              <w:jc w:val="center"/>
-              <w:rPr>
-                <w:b/>
-              </w:rPr>
-            </w:pPr>
-            <w:r>
-              <w:rPr>
-                <w:rFonts w:ascii="Roboto" w:hAnsi="Roboto"/>
-                <w:b/>
-              </w:rPr>
-              <w:t>[NOS</w:t>
-            </w:r>
-            <w:r>
-              <w:rPr>
-                <w:rFonts w:ascii="Roboto" w:hAnsi="Roboto"/>
-                <w:b/>
-              </w:rPr>
-              <w:t>7</w:t>
-            </w:r>
-            <w:r>
-              <w:rPr>
-                <w:rFonts w:ascii="Roboto" w:hAnsi="Roboto"/>
-                <w:b/>
-              </w:rPr>
-              <w:t>]</w:t>
-            </w:r>
-          </w:p>
-        </w:tc>
-        <w:tc>
-          <w:tcPr>
-            <w:tcW w:w="1970" w:type="dxa"/>
-          </w:tcPr>
-          <w:p>
-            <w:pPr>
-              <w:rPr>
-                <w:b/>
-              </w:rPr>
-            </w:pPr>
-            <w:proofErr w:type="spellStart"/>
-            <w:r>
-              <w:rPr>
-                <w:rFonts w:cstheme="minorHAnsi"/>
-                <w:b/>
-                <w:sz w:val="24"/>
-                <w:szCs w:val="24"/>
-              </w:rPr>
-              <w:t>Rs</w:t>
-            </w:r>
-            <w:proofErr w:type="spellEnd"/>
-            <w:r>
-              <w:rPr>
-                <w:rFonts w:cstheme="minorHAnsi"/>
-                <w:b/>
-                <w:sz w:val="24"/>
-                <w:szCs w:val="24"/>
-              </w:rPr>
-              <w:t>.</w:t>
-            </w:r>
-            <w:r>
-              <w:rPr>
-                <w:rFonts w:ascii="Roboto" w:hAnsi="Roboto"/>
-                <w:b/>
-              </w:rPr>
-              <w:t>[Face Value]/-</w:t>
-            </w:r>
-          </w:p>
-        </w:tc>
-        <w:tc>
-          <w:tcPr>
-            <w:tcW w:w="1695" w:type="dxa"/>
-          </w:tcPr>
-          <w:p>
-            <w:pPr>
-              <w:rPr>
-                <w:rFonts w:ascii="Arial" w:eastAsia="Times New Roman" w:hAnsi="Arial" w:cs="Arial"/>
-                <w:b/>
-                <w:sz w:val="20"/>
-                <w:szCs w:val="20"/>
-              </w:rPr>
-            </w:pPr>
-            <w:r>
-              <w:rPr>
-                <w:rFonts w:ascii="Arial" w:eastAsia="Times New Roman" w:hAnsi="Arial" w:cs="Arial"/>
-                <w:b/>
-                <w:sz w:val="20"/>
-                <w:szCs w:val="20"/>
-              </w:rPr>
-              <w:t xml:space="preserve">        </w:t>
-            </w:r>
-            <w:r>
-              <w:rPr>
-                <w:rFonts w:ascii="Roboto" w:hAnsi="Roboto"/>
-                <w:b/>
-              </w:rPr>
-              <w:t>[SC</w:t>
-            </w:r>
-            <w:r>
-              <w:rPr>
-                <w:rFonts w:ascii="Roboto" w:hAnsi="Roboto"/>
-                <w:b/>
-              </w:rPr>
-              <w:t>7</w:t>
-            </w:r>
-            <w:r>
-              <w:rPr>
-                <w:rFonts w:ascii="Roboto" w:hAnsi="Roboto"/>
-                <w:b/>
-              </w:rPr>
-              <w:t>]</w:t>
-            </w:r>
-          </w:p>
-        </w:tc>
-        <w:tc>
-          <w:tcPr>
-            <w:tcW w:w="2114" w:type="dxa"/>
-            <w:gridSpan w:val="2"/>
-          </w:tcPr>
-          <w:p>
-            <w:pPr>
-              <w:ind w:right="573"/>
-              <w:rPr>
-                <w:rFonts w:ascii="Roboto" w:hAnsi="Roboto"/>
-                <w:b/>
-              </w:rPr>
-            </w:pPr>
-            <w:r>
-              <w:rPr>
-                <w:rFonts w:ascii="Roboto" w:hAnsi="Roboto"/>
-                <w:b/>
-              </w:rPr>
-              <w:t xml:space="preserve">          [DN</w:t>
-            </w:r>
-            <w:r>
-              <w:rPr>
-                <w:rFonts w:ascii="Roboto" w:hAnsi="Roboto"/>
-                <w:b/>
-              </w:rPr>
-              <w:t>7</w:t>
-            </w:r>
-            <w:r>
-              <w:rPr>
-                <w:rFonts w:ascii="Roboto" w:hAnsi="Roboto"/>
-                <w:b/>
-              </w:rPr>
-              <w:t>]</w:t>
-            </w:r>
-          </w:p>
-        </w:tc>
-      </w:tr>
-      <w:tr>
-        <w:tc>
-          <w:tcPr>
-            <w:tcW w:w="1689" w:type="dxa"/>
-          </w:tcPr>
-          <w:p>
-            <w:pPr>
-              <w:rPr>
-                <w:rFonts w:ascii="Arial" w:eastAsia="Times New Roman" w:hAnsi="Arial" w:cs="Arial"/>
-                <w:b/>
-                <w:sz w:val="20"/>
-                <w:szCs w:val="20"/>
-              </w:rPr>
-            </w:pPr>
-            <w:r>
-              <w:rPr>
-                <w:rFonts w:ascii="Roboto" w:hAnsi="Roboto"/>
-                <w:b/>
-              </w:rPr>
-              <w:t xml:space="preserve"> [Company Name]</w:t>
-            </w:r>
-          </w:p>
-        </w:tc>
-        <w:tc>
-          <w:tcPr>
-            <w:tcW w:w="1409" w:type="dxa"/>
-          </w:tcPr>
-          <w:p>
-            <w:pPr>
-              <w:jc w:val="center"/>
-              <w:rPr>
-                <w:rFonts w:ascii="Arial" w:eastAsia="Times New Roman" w:hAnsi="Arial" w:cs="Arial"/>
-                <w:b/>
-                <w:sz w:val="20"/>
-                <w:szCs w:val="20"/>
-              </w:rPr>
-            </w:pPr>
-            <w:r>
-              <w:rPr>
-                <w:rFonts w:ascii="Roboto" w:hAnsi="Roboto"/>
-                <w:b/>
-              </w:rPr>
-              <w:t>[Folio No]</w:t>
-            </w:r>
-          </w:p>
-        </w:tc>
-        <w:tc>
-          <w:tcPr>
-            <w:tcW w:w="1183" w:type="dxa"/>
-          </w:tcPr>
-          <w:p>
-            <w:pPr>
-              <w:jc w:val="center"/>
-              <w:rPr>
-                <w:b/>
-              </w:rPr>
-            </w:pPr>
-            <w:r>
-              <w:rPr>
-                <w:rFonts w:ascii="Roboto" w:hAnsi="Roboto"/>
-                <w:b/>
-              </w:rPr>
-              <w:t>[NOS</w:t>
-            </w:r>
-            <w:r>
-              <w:rPr>
-                <w:rFonts w:ascii="Roboto" w:hAnsi="Roboto"/>
-                <w:b/>
-              </w:rPr>
-              <w:t>8</w:t>
-            </w:r>
-            <w:r>
-              <w:rPr>
-                <w:rFonts w:ascii="Roboto" w:hAnsi="Roboto"/>
-                <w:b/>
-              </w:rPr>
-              <w:t>]</w:t>
-            </w:r>
-          </w:p>
-        </w:tc>
-        <w:tc>
-          <w:tcPr>
-            <w:tcW w:w="1970" w:type="dxa"/>
-          </w:tcPr>
-          <w:p>
-            <w:pPr>
-              <w:rPr>
-                <w:b/>
-              </w:rPr>
-            </w:pPr>
-            <w:proofErr w:type="spellStart"/>
-            <w:r>
-              <w:rPr>
-                <w:rFonts w:cstheme="minorHAnsi"/>
-                <w:b/>
-                <w:sz w:val="24"/>
-                <w:szCs w:val="24"/>
-              </w:rPr>
-              <w:t>Rs</w:t>
-            </w:r>
-            <w:proofErr w:type="spellEnd"/>
-            <w:r>
-              <w:rPr>
-                <w:rFonts w:cstheme="minorHAnsi"/>
-                <w:b/>
-                <w:sz w:val="24"/>
-                <w:szCs w:val="24"/>
-              </w:rPr>
-              <w:t>.</w:t>
-            </w:r>
-            <w:r>
-              <w:rPr>
-                <w:rFonts w:ascii="Roboto" w:hAnsi="Roboto"/>
-                <w:b/>
-              </w:rPr>
-              <w:t>[Face Value]/-</w:t>
-            </w:r>
-          </w:p>
-        </w:tc>
-        <w:tc>
-          <w:tcPr>
-            <w:tcW w:w="1695" w:type="dxa"/>
-          </w:tcPr>
-          <w:p>
-            <w:pPr>
-              <w:rPr>
-                <w:rFonts w:ascii="Arial" w:eastAsia="Times New Roman" w:hAnsi="Arial" w:cs="Arial"/>
-                <w:b/>
-                <w:sz w:val="20"/>
-                <w:szCs w:val="20"/>
-              </w:rPr>
-            </w:pPr>
-            <w:r>
-              <w:rPr>
-                <w:rFonts w:ascii="Arial" w:eastAsia="Times New Roman" w:hAnsi="Arial" w:cs="Arial"/>
-                <w:b/>
-                <w:sz w:val="20"/>
-                <w:szCs w:val="20"/>
-              </w:rPr>
-              <w:t xml:space="preserve">        </w:t>
-            </w:r>
-            <w:r>
-              <w:rPr>
-                <w:rFonts w:ascii="Roboto" w:hAnsi="Roboto"/>
-                <w:b/>
-              </w:rPr>
-              <w:t>[SC</w:t>
-            </w:r>
-            <w:r>
-              <w:rPr>
-                <w:rFonts w:ascii="Roboto" w:hAnsi="Roboto"/>
-                <w:b/>
-              </w:rPr>
-              <w:t>8</w:t>
-            </w:r>
-            <w:r>
-              <w:rPr>
-                <w:rFonts w:ascii="Roboto" w:hAnsi="Roboto"/>
-                <w:b/>
-              </w:rPr>
-              <w:t>]</w:t>
-            </w:r>
-          </w:p>
-        </w:tc>
-        <w:tc>
-          <w:tcPr>
-            <w:tcW w:w="2114" w:type="dxa"/>
-            <w:gridSpan w:val="2"/>
-          </w:tcPr>
-          <w:p>
-            <w:pPr>
-              <w:ind w:right="573"/>
-              <w:rPr>
-                <w:rFonts w:ascii="Roboto" w:hAnsi="Roboto"/>
-                <w:b/>
-              </w:rPr>
-            </w:pPr>
-            <w:r>
-              <w:rPr>
-                <w:rFonts w:ascii="Roboto" w:hAnsi="Roboto"/>
-                <w:b/>
-              </w:rPr>
-              <w:t xml:space="preserve">          [DN</w:t>
-            </w:r>
-            <w:r>
-              <w:rPr>
-                <w:rFonts w:ascii="Roboto" w:hAnsi="Roboto"/>
-                <w:b/>
-              </w:rPr>
-              <w:t>8</w:t>
-            </w:r>
-            <w:r>
-              <w:rPr>
-                <w:rFonts w:ascii="Roboto" w:hAnsi="Roboto"/>
-                <w:b/>
-              </w:rPr>
-              <w:t>]</w:t>
-            </w:r>
-          </w:p>
-        </w:tc>
-      </w:tr>
-      <w:tr>
-        <w:tc>
-          <w:tcPr>
-            <w:tcW w:w="1689" w:type="dxa"/>
-          </w:tcPr>
-          <w:p>
-            <w:pPr>
-              <w:rPr>
-                <w:rFonts w:ascii="Arial" w:eastAsia="Times New Roman" w:hAnsi="Arial" w:cs="Arial"/>
-                <w:b/>
-                <w:sz w:val="20"/>
-                <w:szCs w:val="20"/>
-              </w:rPr>
-            </w:pPr>
-            <w:r>
-              <w:rPr>
-                <w:rFonts w:ascii="Roboto" w:hAnsi="Roboto"/>
-                <w:b/>
-              </w:rPr>
-              <w:t xml:space="preserve"> [Company Name]</w:t>
-            </w:r>
-          </w:p>
-        </w:tc>
-        <w:tc>
-          <w:tcPr>
-            <w:tcW w:w="1409" w:type="dxa"/>
-          </w:tcPr>
-          <w:p>
-            <w:pPr>
-              <w:jc w:val="center"/>
-              <w:rPr>
-                <w:rFonts w:ascii="Arial" w:eastAsia="Times New Roman" w:hAnsi="Arial" w:cs="Arial"/>
-                <w:b/>
-                <w:sz w:val="20"/>
-                <w:szCs w:val="20"/>
-              </w:rPr>
-            </w:pPr>
-            <w:r>
-              <w:rPr>
-                <w:rFonts w:ascii="Roboto" w:hAnsi="Roboto"/>
-                <w:b/>
-              </w:rPr>
-              <w:t>[Folio No]</w:t>
-            </w:r>
-          </w:p>
-        </w:tc>
-        <w:tc>
-          <w:tcPr>
-            <w:tcW w:w="1183" w:type="dxa"/>
-          </w:tcPr>
-          <w:p>
-            <w:pPr>
-              <w:jc w:val="center"/>
-              <w:rPr>
-                <w:b/>
-              </w:rPr>
-            </w:pPr>
-            <w:r>
-              <w:rPr>
-                <w:rFonts w:ascii="Roboto" w:hAnsi="Roboto"/>
-                <w:b/>
-              </w:rPr>
-              <w:t>[NOS</w:t>
-            </w:r>
-            <w:r>
-              <w:rPr>
-                <w:rFonts w:ascii="Roboto" w:hAnsi="Roboto"/>
-                <w:b/>
-              </w:rPr>
-              <w:t>9</w:t>
-            </w:r>
-            <w:r>
-              <w:rPr>
-                <w:rFonts w:ascii="Roboto" w:hAnsi="Roboto"/>
-                <w:b/>
-              </w:rPr>
-              <w:t>]</w:t>
-            </w:r>
-          </w:p>
-        </w:tc>
-        <w:tc>
-          <w:tcPr>
-            <w:tcW w:w="1970" w:type="dxa"/>
-          </w:tcPr>
-          <w:p>
-            <w:pPr>
-              <w:rPr>
-                <w:b/>
-              </w:rPr>
-            </w:pPr>
-            <w:proofErr w:type="spellStart"/>
-            <w:r>
-              <w:rPr>
-                <w:rFonts w:cstheme="minorHAnsi"/>
-                <w:b/>
-                <w:sz w:val="24"/>
-                <w:szCs w:val="24"/>
-              </w:rPr>
-              <w:t>Rs</w:t>
-            </w:r>
-            <w:proofErr w:type="spellEnd"/>
-            <w:r>
-              <w:rPr>
-                <w:rFonts w:cstheme="minorHAnsi"/>
-                <w:b/>
-                <w:sz w:val="24"/>
-                <w:szCs w:val="24"/>
-              </w:rPr>
-              <w:t>.</w:t>
-            </w:r>
-            <w:r>
-              <w:rPr>
-                <w:rFonts w:ascii="Roboto" w:hAnsi="Roboto"/>
-                <w:b/>
-              </w:rPr>
-              <w:t>[Face Value]/-</w:t>
-            </w:r>
-          </w:p>
-        </w:tc>
-        <w:tc>
-          <w:tcPr>
-            <w:tcW w:w="1695" w:type="dxa"/>
-          </w:tcPr>
-          <w:p>
-            <w:pPr>
-              <w:rPr>
-                <w:rFonts w:ascii="Arial" w:eastAsia="Times New Roman" w:hAnsi="Arial" w:cs="Arial"/>
-                <w:b/>
-                <w:sz w:val="20"/>
-                <w:szCs w:val="20"/>
-              </w:rPr>
-            </w:pPr>
-            <w:r>
-              <w:rPr>
-                <w:rFonts w:ascii="Arial" w:eastAsia="Times New Roman" w:hAnsi="Arial" w:cs="Arial"/>
-                <w:b/>
-                <w:sz w:val="20"/>
-                <w:szCs w:val="20"/>
-              </w:rPr>
-              <w:t xml:space="preserve">        </w:t>
-            </w:r>
-            <w:r>
-              <w:rPr>
-                <w:rFonts w:ascii="Roboto" w:hAnsi="Roboto"/>
-                <w:b/>
-              </w:rPr>
-              <w:t>[SC</w:t>
-            </w:r>
-            <w:r>
-              <w:rPr>
-                <w:rFonts w:ascii="Roboto" w:hAnsi="Roboto"/>
-                <w:b/>
-              </w:rPr>
-              <w:t>9</w:t>
-            </w:r>
-            <w:r>
-              <w:rPr>
-                <w:rFonts w:ascii="Roboto" w:hAnsi="Roboto"/>
-                <w:b/>
-              </w:rPr>
-              <w:t>]</w:t>
-            </w:r>
-          </w:p>
-        </w:tc>
-        <w:tc>
-          <w:tcPr>
-            <w:tcW w:w="2114" w:type="dxa"/>
-            <w:gridSpan w:val="2"/>
-          </w:tcPr>
-          <w:p>
-            <w:pPr>
-              <w:ind w:right="573"/>
-              <w:rPr>
-                <w:rFonts w:ascii="Roboto" w:hAnsi="Roboto"/>
-                <w:b/>
-              </w:rPr>
-            </w:pPr>
-            <w:r>
-              <w:rPr>
-                <w:rFonts w:ascii="Roboto" w:hAnsi="Roboto"/>
-                <w:b/>
-              </w:rPr>
-              <w:t xml:space="preserve">          [DN</w:t>
-            </w:r>
-            <w:r>
-              <w:rPr>
-                <w:rFonts w:ascii="Roboto" w:hAnsi="Roboto"/>
-                <w:b/>
-              </w:rPr>
-              <w:t>9</w:t>
-            </w:r>
-            <w:r>
-              <w:rPr>
-                <w:rFonts w:ascii="Roboto" w:hAnsi="Roboto"/>
-                <w:b/>
-              </w:rPr>
-              <w:t>]</w:t>
-            </w:r>
-          </w:p>
-        </w:tc>
-      </w:tr>
-      <w:tr>
-        <w:tc>
-          <w:tcPr>
-            <w:tcW w:w="1689" w:type="dxa"/>
-          </w:tcPr>
-          <w:p>
-            <w:pPr>
-              <w:rPr>
-                <w:rFonts w:ascii="Arial" w:eastAsia="Times New Roman" w:hAnsi="Arial" w:cs="Arial"/>
-                <w:b/>
-                <w:sz w:val="20"/>
-                <w:szCs w:val="20"/>
-              </w:rPr>
-            </w:pPr>
-            <w:r>
-              <w:rPr>
-                <w:rFonts w:ascii="Roboto" w:hAnsi="Roboto"/>
-                <w:b/>
-              </w:rPr>
-              <w:t xml:space="preserve"> [Company Name]</w:t>
-            </w:r>
-          </w:p>
-        </w:tc>
-        <w:tc>
-          <w:tcPr>
-            <w:tcW w:w="1409" w:type="dxa"/>
-          </w:tcPr>
-          <w:p>
-            <w:pPr>
-              <w:jc w:val="center"/>
-              <w:rPr>
-                <w:rFonts w:ascii="Arial" w:eastAsia="Times New Roman" w:hAnsi="Arial" w:cs="Arial"/>
-                <w:b/>
-                <w:sz w:val="20"/>
-                <w:szCs w:val="20"/>
-              </w:rPr>
-            </w:pPr>
-            <w:r>
-              <w:rPr>
-                <w:rFonts w:ascii="Roboto" w:hAnsi="Roboto"/>
-                <w:b/>
-              </w:rPr>
-              <w:t>[Folio No]</w:t>
-            </w:r>
-          </w:p>
-        </w:tc>
-        <w:tc>
-          <w:tcPr>
-            <w:tcW w:w="1183" w:type="dxa"/>
-          </w:tcPr>
-          <w:p>
-            <w:pPr>
-              <w:jc w:val="center"/>
-              <w:rPr>
-                <w:b/>
-              </w:rPr>
-            </w:pPr>
-            <w:r>
-              <w:rPr>
-                <w:rFonts w:ascii="Roboto" w:hAnsi="Roboto"/>
-                <w:b/>
-              </w:rPr>
-              <w:t>[NOS</w:t>
-            </w:r>
-            <w:r>
-              <w:rPr>
-                <w:rFonts w:ascii="Roboto" w:hAnsi="Roboto"/>
-                <w:b/>
-              </w:rPr>
-              <w:t>10</w:t>
-            </w:r>
-            <w:r>
-              <w:rPr>
-                <w:rFonts w:ascii="Roboto" w:hAnsi="Roboto"/>
-                <w:b/>
-              </w:rPr>
-              <w:t>]</w:t>
-            </w:r>
-          </w:p>
-        </w:tc>
-        <w:tc>
-          <w:tcPr>
-            <w:tcW w:w="1970" w:type="dxa"/>
-          </w:tcPr>
-          <w:p>
-            <w:pPr>
-              <w:rPr>
-                <w:b/>
-              </w:rPr>
-            </w:pPr>
-            <w:proofErr w:type="spellStart"/>
-            <w:r>
-              <w:rPr>
-                <w:rFonts w:cstheme="minorHAnsi"/>
-                <w:b/>
-                <w:sz w:val="24"/>
-                <w:szCs w:val="24"/>
-              </w:rPr>
-              <w:t>Rs</w:t>
-            </w:r>
-            <w:proofErr w:type="spellEnd"/>
-            <w:r>
-              <w:rPr>
-                <w:rFonts w:cstheme="minorHAnsi"/>
-                <w:b/>
-                <w:sz w:val="24"/>
-                <w:szCs w:val="24"/>
-              </w:rPr>
-              <w:t>.</w:t>
-            </w:r>
-            <w:r>
-              <w:rPr>
-                <w:rFonts w:ascii="Roboto" w:hAnsi="Roboto"/>
-                <w:b/>
-              </w:rPr>
-              <w:t>[Face Value]/-</w:t>
-            </w:r>
-          </w:p>
-        </w:tc>
-        <w:tc>
-          <w:tcPr>
-            <w:tcW w:w="1695" w:type="dxa"/>
-          </w:tcPr>
-          <w:p>
-            <w:pPr>
-              <w:rPr>
-                <w:rFonts w:ascii="Arial" w:eastAsia="Times New Roman" w:hAnsi="Arial" w:cs="Arial"/>
-                <w:b/>
-                <w:sz w:val="20"/>
-                <w:szCs w:val="20"/>
-              </w:rPr>
-            </w:pPr>
-            <w:r>
-              <w:rPr>
-                <w:rFonts w:ascii="Arial" w:eastAsia="Times New Roman" w:hAnsi="Arial" w:cs="Arial"/>
-                <w:b/>
-                <w:sz w:val="20"/>
-                <w:szCs w:val="20"/>
-              </w:rPr>
-              <w:t xml:space="preserve">        </w:t>
-            </w:r>
-            <w:r>
-              <w:rPr>
-                <w:rFonts w:ascii="Roboto" w:hAnsi="Roboto"/>
-                <w:b/>
-              </w:rPr>
-              <w:t>[SC</w:t>
-            </w:r>
-            <w:r>
-              <w:rPr>
-                <w:rFonts w:ascii="Roboto" w:hAnsi="Roboto"/>
-                <w:b/>
-              </w:rPr>
-              <w:t>10</w:t>
-            </w:r>
-            <w:r>
-              <w:rPr>
-                <w:rFonts w:ascii="Roboto" w:hAnsi="Roboto"/>
-                <w:b/>
-              </w:rPr>
-              <w:t>]</w:t>
-            </w:r>
-          </w:p>
-        </w:tc>
-        <w:tc>
-          <w:tcPr>
-            <w:tcW w:w="2114" w:type="dxa"/>
-            <w:gridSpan w:val="2"/>
-          </w:tcPr>
-          <w:p>
-            <w:pPr>
-              <w:ind w:right="573"/>
-              <w:rPr>
-                <w:rFonts w:ascii="Roboto" w:hAnsi="Roboto"/>
-                <w:b/>
-              </w:rPr>
-            </w:pPr>
-            <w:r>
-              <w:rPr>
-                <w:rFonts w:ascii="Roboto" w:hAnsi="Roboto"/>
-                <w:b/>
-              </w:rPr>
-              <w:t xml:space="preserve">          [DN</w:t>
-            </w:r>
-            <w:r>
-              <w:rPr>
-                <w:rFonts w:ascii="Roboto" w:hAnsi="Roboto"/>
-                <w:b/>
-              </w:rPr>
-              <w:t>10</w:t>
-            </w:r>
-            <w:r>
-              <w:rPr>
-                <w:rFonts w:ascii="Roboto" w:hAnsi="Roboto"/>
-                <w:b/>
-              </w:rPr>
-              <w:t>]</w:t>
+                <w:color w:val="000000"/>
+                <w:shd w:val="clear" w:color="auto" w:fill="FFFFFF"/>
+              </w:rPr>
+              <w:t> </w:t>
             </w:r>
           </w:p>
         </w:tc>
@@ -2710,16 +1824,14 @@
       <w:r>
         <w:rPr>
           <w:rFonts w:ascii="Arial" w:hAnsi="Arial" w:cs="Arial"/>
-          <w:b/>
-          <w:sz w:val="24"/>
-          <w:szCs w:val="24"/>
-        </w:rPr>
-        <w:t>[Year of Purchase 1]</w:t>
-      </w:r>
-      <w:r>
-        <w:rPr>
-          <w:rFonts w:ascii="Arial" w:hAnsi="Arial" w:cs="Arial"/>
-          <w:b/>
+          <w:sz w:val="24"/>
+          <w:szCs w:val="24"/>
+        </w:rPr>
+        <w:t>____________</w:t>
+      </w:r>
+      <w:r>
+        <w:rPr>
+          <w:rFonts w:ascii="Arial" w:hAnsi="Arial" w:cs="Arial"/>
           <w:sz w:val="24"/>
           <w:szCs w:val="24"/>
         </w:rPr>
@@ -2782,7 +1894,7 @@
       <w:r>
         <w:rPr>
           <w:rFonts w:ascii="Roboto" w:hAnsi="Roboto"/>
-          <w:b/>
+          <w:color w:val="FF0000"/>
         </w:rPr>
         <w:t>[Company Name]</w:t>
       </w:r>
@@ -2795,21 +1907,25 @@
         </w:rPr>
         <w:t xml:space="preserve"> </w:t>
       </w:r>
+      <w:proofErr w:type="gramStart"/>
       <w:r>
         <w:rPr>
           <w:rFonts w:eastAsia="Times New Roman" w:cstheme="minorHAnsi"/>
-          <w:sz w:val="24"/>
-          <w:szCs w:val="24"/>
-        </w:rPr>
-        <w:t>(Company / RTA name</w:t>
-      </w:r>
+          <w:b/>
+          <w:sz w:val="24"/>
+          <w:szCs w:val="24"/>
+        </w:rPr>
+        <w:t>( Company</w:t>
+      </w:r>
+      <w:proofErr w:type="gramEnd"/>
       <w:r>
         <w:rPr>
           <w:rFonts w:eastAsia="Times New Roman" w:cstheme="minorHAnsi"/>
-          <w:sz w:val="24"/>
-          <w:szCs w:val="24"/>
-        </w:rPr>
-        <w:t>)</w:t>
+          <w:b/>
+          <w:sz w:val="24"/>
+          <w:szCs w:val="24"/>
+        </w:rPr>
+        <w:t xml:space="preserve"> / RTA name )</w:t>
       </w:r>
       <w:r>
         <w:rPr>
@@ -2876,6 +1992,7 @@
     <w:p>
       <w:pPr>
         <w:spacing w:after="20" w:line="240" w:lineRule="auto"/>
+        <w:ind w:left="-426"/>
         <w:rPr>
           <w:rFonts w:ascii="Arial" w:eastAsia="Times New Roman" w:hAnsi="Arial" w:cs="Arial"/>
           <w:sz w:val="24"/>
@@ -2886,6 +2003,71 @@
     <w:p>
       <w:pPr>
         <w:spacing w:after="20" w:line="240" w:lineRule="auto"/>
+        <w:ind w:left="-426"/>
+        <w:rPr>
+          <w:rFonts w:ascii="Arial" w:eastAsia="Times New Roman" w:hAnsi="Arial" w:cs="Arial"/>
+          <w:sz w:val="24"/>
+          <w:szCs w:val="24"/>
+        </w:rPr>
+      </w:pPr>
+    </w:p>
+    <w:p>
+      <w:pPr>
+        <w:spacing w:after="20" w:line="240" w:lineRule="auto"/>
+        <w:ind w:left="-426"/>
+        <w:rPr>
+          <w:rFonts w:ascii="Arial" w:eastAsia="Times New Roman" w:hAnsi="Arial" w:cs="Arial"/>
+          <w:sz w:val="24"/>
+          <w:szCs w:val="24"/>
+        </w:rPr>
+      </w:pPr>
+    </w:p>
+    <w:p>
+      <w:pPr>
+        <w:spacing w:after="20" w:line="240" w:lineRule="auto"/>
+        <w:rPr>
+          <w:rFonts w:ascii="Arial" w:eastAsia="Times New Roman" w:hAnsi="Arial" w:cs="Arial"/>
+          <w:sz w:val="24"/>
+          <w:szCs w:val="24"/>
+        </w:rPr>
+      </w:pPr>
+    </w:p>
+    <w:p>
+      <w:pPr>
+        <w:spacing w:after="20" w:line="240" w:lineRule="auto"/>
+        <w:ind w:left="-426"/>
+        <w:rPr>
+          <w:rFonts w:ascii="Arial" w:eastAsia="Times New Roman" w:hAnsi="Arial" w:cs="Arial"/>
+          <w:sz w:val="24"/>
+          <w:szCs w:val="24"/>
+        </w:rPr>
+      </w:pPr>
+    </w:p>
+    <w:p>
+      <w:pPr>
+        <w:spacing w:after="20" w:line="240" w:lineRule="auto"/>
+        <w:ind w:left="-426"/>
+        <w:rPr>
+          <w:rFonts w:ascii="Arial" w:eastAsia="Times New Roman" w:hAnsi="Arial" w:cs="Arial"/>
+          <w:sz w:val="24"/>
+          <w:szCs w:val="24"/>
+        </w:rPr>
+      </w:pPr>
+    </w:p>
+    <w:p>
+      <w:pPr>
+        <w:spacing w:after="20" w:line="240" w:lineRule="auto"/>
+        <w:rPr>
+          <w:rFonts w:ascii="Arial" w:eastAsia="Times New Roman" w:hAnsi="Arial" w:cs="Arial"/>
+          <w:sz w:val="24"/>
+          <w:szCs w:val="24"/>
+        </w:rPr>
+      </w:pPr>
+    </w:p>
+    <w:p>
+      <w:pPr>
+        <w:spacing w:after="20" w:line="240" w:lineRule="auto"/>
+        <w:ind w:left="-426"/>
         <w:rPr>
           <w:rFonts w:ascii="Arial" w:eastAsia="Times New Roman" w:hAnsi="Arial" w:cs="Arial"/>
           <w:sz w:val="24"/>
@@ -2944,6 +2126,7 @@
           <w:sz w:val="24"/>
           <w:szCs w:val="24"/>
         </w:rPr>
+        <w:lastRenderedPageBreak/>
         <w:t xml:space="preserve">Mr. </w:t>
       </w:r>
     </w:p>
@@ -3077,20 +2260,21 @@
       <w:r>
         <w:rPr>
           <w:noProof/>
+          <w:lang w:val="en-IN" w:eastAsia="en-IN"/>
         </w:rPr>
         <mc:AlternateContent>
           <mc:Choice Requires="wps">
             <w:drawing>
-              <wp:anchor distT="0" distB="0" distL="114300" distR="114300" simplePos="0" relativeHeight="251659264" behindDoc="0" locked="0" layoutInCell="1" allowOverlap="1" wp14:anchorId="4EF0FC76" wp14:editId="0E120D5E">
+              <wp:anchor distT="0" distB="0" distL="114300" distR="114300" simplePos="0" relativeHeight="251659264" behindDoc="0" locked="0" layoutInCell="1" allowOverlap="1" wp14:anchorId="0C9A6A7A" wp14:editId="1AF3952D">
                 <wp:simplePos x="0" y="0"/>
                 <wp:positionH relativeFrom="page">
-                  <wp:posOffset>4279900</wp:posOffset>
+                  <wp:posOffset>4277995</wp:posOffset>
                 </wp:positionH>
                 <wp:positionV relativeFrom="page">
-                  <wp:posOffset>2476500</wp:posOffset>
+                  <wp:posOffset>2726508</wp:posOffset>
                 </wp:positionV>
-                <wp:extent cx="3127375" cy="1416050"/>
-                <wp:effectExtent l="0" t="0" r="15875" b="12700"/>
+                <wp:extent cx="3127375" cy="2122170"/>
+                <wp:effectExtent l="0" t="0" r="9525" b="11430"/>
                 <wp:wrapNone/>
                 <wp:docPr id="10" name="Text Box 10"/>
                 <wp:cNvGraphicFramePr>
@@ -3105,7 +2289,7 @@
                       <wps:spPr>
                         <a:xfrm>
                           <a:off x="0" y="0"/>
-                          <a:ext cx="3127375" cy="1416050"/>
+                          <a:ext cx="3127375" cy="2122170"/>
                         </a:xfrm>
                         <a:prstGeom prst="rect">
                           <a:avLst/>
@@ -3192,11 +2376,11 @@
           </mc:Choice>
           <mc:Fallback>
             <w:pict>
-              <v:shapetype w14:anchorId="4EF0FC76" id="_x0000_t202" coordsize="21600,21600" o:spt="202" path="m,l,21600r21600,l21600,xe">
+              <v:shapetype w14:anchorId="0C9A6A7A" id="_x0000_t202" coordsize="21600,21600" o:spt="202" path="m,l,21600r21600,l21600,xe">
                 <v:stroke joinstyle="miter"/>
                 <v:path gradientshapeok="t" o:connecttype="rect"/>
               </v:shapetype>
-              <v:shape id="Text Box 10" o:spid="_x0000_s1026" type="#_x0000_t202" style="position:absolute;margin-left:337pt;margin-top:195pt;width:246.25pt;height:111.5pt;z-index:251659264;visibility:visible;mso-wrap-style:square;mso-width-percent:0;mso-height-percent:0;mso-wrap-distance-left:9pt;mso-wrap-distance-top:0;mso-wrap-distance-right:9pt;mso-wrap-distance-bottom:0;mso-position-horizontal:absolute;mso-position-horizontal-relative:page;mso-position-vertical:absolute;mso-position-vertical-relative:page;mso-width-percent:0;mso-height-percent:0;mso-width-relative:page;mso-height-relative:page;v-text-anchor:top" o:gfxdata="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" filled="f" strokeweight=".25pt">
+              <v:shape id="Text Box 10" o:spid="_x0000_s1026" type="#_x0000_t202" style="position:absolute;margin-left:336.85pt;margin-top:214.7pt;width:246.25pt;height:167.1pt;z-index:251659264;visibility:visible;mso-wrap-style:square;mso-width-percent:0;mso-height-percent:0;mso-wrap-distance-left:9pt;mso-wrap-distance-top:0;mso-wrap-distance-right:9pt;mso-wrap-distance-bottom:0;mso-position-horizontal:absolute;mso-position-horizontal-relative:page;mso-position-vertical:absolute;mso-position-vertical-relative:page;mso-width-percent:0;mso-height-percent:0;mso-width-relative:page;mso-height-relative:page;v-text-anchor:top" o:gfxdata="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" filled="f" strokeweight=".25pt">
                 <v:path arrowok="t"/>
                 <v:textbox inset="0,0,0,0">
                   <w:txbxContent>
@@ -3269,7 +2453,7 @@
         <mc:AlternateContent>
           <mc:Choice Requires="wps">
             <w:drawing>
-              <wp:anchor distT="0" distB="0" distL="114300" distR="114300" simplePos="0" relativeHeight="251661312" behindDoc="0" locked="0" layoutInCell="1" allowOverlap="1" wp14:anchorId="4D46A8D7" wp14:editId="2AC80CD5">
+              <wp:anchor distT="0" distB="0" distL="114300" distR="114300" simplePos="0" relativeHeight="251661312" behindDoc="0" locked="0" layoutInCell="1" allowOverlap="1" wp14:anchorId="0DAEA46F" wp14:editId="7FE6FBEE">
                 <wp:simplePos x="0" y="0"/>
                 <wp:positionH relativeFrom="column">
                   <wp:posOffset>-171450</wp:posOffset>
@@ -3321,7 +2505,7 @@
           </mc:Choice>
           <mc:Fallback>
             <w:pict>
-              <v:line w14:anchorId="3391078F" id="Straight Connector 3" o:spid="_x0000_s1026" style="position:absolute;z-index:251661312;visibility:visible;mso-wrap-style:square;mso-height-percent:0;mso-wrap-distance-left:9pt;mso-wrap-distance-top:0;mso-wrap-distance-right:9pt;mso-wrap-distance-bottom:0;mso-position-horizontal:absolute;mso-position-horizontal-relative:text;mso-position-vertical:absolute;mso-position-vertical-relative:text;mso-height-percent:0;mso-height-relative:margin" from="-13.5pt,20.55pt" to="-13.5pt,187.7pt" o:gfxdata="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" strokecolor="black [3040]"/>
+              <v:line w14:anchorId="103A4C4D" id="Straight Connector 3" o:spid="_x0000_s1026" style="position:absolute;z-index:251661312;visibility:visible;mso-wrap-style:square;mso-height-percent:0;mso-wrap-distance-left:9pt;mso-wrap-distance-top:0;mso-wrap-distance-right:9pt;mso-wrap-distance-bottom:0;mso-position-horizontal:absolute;mso-position-horizontal-relative:text;mso-position-vertical:absolute;mso-position-vertical-relative:text;mso-height-percent:0;mso-height-relative:margin" from="-13.5pt,20.55pt" to="-13.5pt,187.7pt" o:gfxdata="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" strokecolor="black [3040]"/>
             </w:pict>
           </mc:Fallback>
         </mc:AlternateContent>
@@ -3337,7 +2521,7 @@
         <mc:AlternateContent>
           <mc:Choice Requires="wps">
             <w:drawing>
-              <wp:anchor distT="0" distB="0" distL="114300" distR="114300" simplePos="0" relativeHeight="251663360" behindDoc="0" locked="0" layoutInCell="1" allowOverlap="1" wp14:anchorId="57A12138" wp14:editId="5B843304">
+              <wp:anchor distT="0" distB="0" distL="114300" distR="114300" simplePos="0" relativeHeight="251663360" behindDoc="0" locked="0" layoutInCell="1" allowOverlap="1" wp14:anchorId="5B5BCFD9" wp14:editId="6C41915E">
                 <wp:simplePos x="0" y="0"/>
                 <wp:positionH relativeFrom="column">
                   <wp:posOffset>3118757</wp:posOffset>
@@ -3387,9 +2571,9 @@
               </wp:anchor>
             </w:drawing>
           </mc:Choice>
-          <mc:Fallback xmlns:w16sdtdh="http://schemas.microsoft.com/office/word/2020/wordml/sdtdatahash" xmlns:w16="http://schemas.microsoft.com/office/word/2018/wordml" xmlns:w16cid="http://schemas.microsoft.com/office/word/2016/wordml/cid" xmlns:w16cex="http://schemas.microsoft.com/office/word/2018/wordml/cex" xmlns:oel="http://schemas.microsoft.com/office/2019/extlst" xmlns:am3d="http://schemas.microsoft.com/office/drawing/2017/model3d" xmlns:aink="http://schemas.microsoft.com/office/drawing/2016/ink" xmlns:cx8="http://schemas.microsoft.com/office/drawing/2016/5/14/chartex" xmlns:cx7="http://schemas.microsoft.com/office/drawing/2016/5/13/chartex" xmlns:cx6="http://schemas.microsoft.com/office/drawing/2016/5/12/chartex" xmlns:cx5="http://schemas.microsoft.com/office/drawing/2016/5/11/chartex" xmlns:cx4="http://schemas.microsoft.com/office/drawing/2016/5/10/chartex" xmlns:cx3="http://schemas.microsoft.com/office/drawing/2016/5/9/chartex" xmlns:cx2="http://schemas.microsoft.com/office/drawing/2015/10/21/chartex" xmlns:cx1="http://schemas.microsoft.com/office/drawing/2015/9/8/chartex">
+          <mc:Fallback>
             <w:pict>
-              <v:line w14:anchorId="4459BF0E" id="Straight Connector 5" o:spid="_x0000_s1026" style="position:absolute;z-index:251663360;visibility:visible;mso-wrap-style:square;mso-height-percent:0;mso-wrap-distance-left:9pt;mso-wrap-distance-top:0;mso-wrap-distance-right:9pt;mso-wrap-distance-bottom:0;mso-position-horizontal:absolute;mso-position-horizontal-relative:text;mso-position-vertical:absolute;mso-position-vertical-relative:text;mso-height-percent:0;mso-height-relative:margin" from="245.55pt,20.55pt" to="245.55pt,187.7pt" o:gfxdata="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" strokecolor="black [3040]"/>
+              <v:line w14:anchorId="4459BF0E" id="Straight Connector 5" o:spid="_x0000_s1026" style="position:absolute;z-index:251663360;visibility:visible;mso-wrap-style:square;mso-height-percent:0;mso-wrap-distance-left:9pt;mso-wrap-distance-top:0;mso-wrap-distance-right:9pt;mso-wrap-distance-bottom:0;mso-position-horizontal:absolute;mso-position-horizontal-relative:text;mso-position-vertical:absolute;mso-position-vertical-relative:text;mso-height-percent:0;mso-height-relative:margin" from="245.55pt,20.55pt" to="245.55pt,187.7pt" o:gfxdata="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" strokecolor="black [3040]"/>
             </w:pict>
           </mc:Fallback>
         </mc:AlternateContent>
@@ -3405,7 +2589,7 @@
         <mc:AlternateContent>
           <mc:Choice Requires="wps">
             <w:drawing>
-              <wp:anchor distT="0" distB="0" distL="114300" distR="114300" simplePos="0" relativeHeight="251662336" behindDoc="0" locked="0" layoutInCell="1" allowOverlap="1" wp14:anchorId="79A5F9D7" wp14:editId="6F6EA1B1">
+              <wp:anchor distT="0" distB="0" distL="114300" distR="114300" simplePos="0" relativeHeight="251662336" behindDoc="0" locked="0" layoutInCell="1" allowOverlap="1" wp14:anchorId="2A72C5AD" wp14:editId="10164183">
                 <wp:simplePos x="0" y="0"/>
                 <wp:positionH relativeFrom="column">
                   <wp:posOffset>-171451</wp:posOffset>
@@ -3452,9 +2636,9 @@
               </wp:anchor>
             </w:drawing>
           </mc:Choice>
-          <mc:Fallback xmlns:w16sdtdh="http://schemas.microsoft.com/office/word/2020/wordml/sdtdatahash" xmlns:w16="http://schemas.microsoft.com/office/word/2018/wordml" xmlns:w16cid="http://schemas.microsoft.com/office/word/2016/wordml/cid" xmlns:w16cex="http://schemas.microsoft.com/office/word/2018/wordml/cex" xmlns:oel="http://schemas.microsoft.com/office/2019/extlst" xmlns:am3d="http://schemas.microsoft.com/office/drawing/2017/model3d" xmlns:aink="http://schemas.microsoft.com/office/drawing/2016/ink" xmlns:cx8="http://schemas.microsoft.com/office/drawing/2016/5/14/chartex" xmlns:cx7="http://schemas.microsoft.com/office/drawing/2016/5/13/chartex" xmlns:cx6="http://schemas.microsoft.com/office/drawing/2016/5/12/chartex" xmlns:cx5="http://schemas.microsoft.com/office/drawing/2016/5/11/chartex" xmlns:cx4="http://schemas.microsoft.com/office/drawing/2016/5/10/chartex" xmlns:cx3="http://schemas.microsoft.com/office/drawing/2016/5/9/chartex" xmlns:cx2="http://schemas.microsoft.com/office/drawing/2015/10/21/chartex" xmlns:cx1="http://schemas.microsoft.com/office/drawing/2015/9/8/chartex">
+          <mc:Fallback>
             <w:pict>
-              <v:line w14:anchorId="652C7D24" id="Straight Connector 4" o:spid="_x0000_s1026" style="position:absolute;z-index:251662336;visibility:visible;mso-wrap-style:square;mso-wrap-distance-left:9pt;mso-wrap-distance-top:0;mso-wrap-distance-right:9pt;mso-wrap-distance-bottom:0;mso-position-horizontal:absolute;mso-position-horizontal-relative:text;mso-position-vertical:absolute;mso-position-vertical-relative:text" from="-13.5pt,20.55pt" to="245.55pt,20.55pt" o:gfxdata="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" strokecolor="black [3040]"/>
+              <v:line w14:anchorId="652C7D24" id="Straight Connector 4" o:spid="_x0000_s1026" style="position:absolute;z-index:251662336;visibility:visible;mso-wrap-style:square;mso-wrap-distance-left:9pt;mso-wrap-distance-top:0;mso-wrap-distance-right:9pt;mso-wrap-distance-bottom:0;mso-position-horizontal:absolute;mso-position-horizontal-relative:text;mso-position-vertical:absolute;mso-position-vertical-relative:text" from="-13.5pt,20.55pt" to="245.55pt,20.55pt" o:gfxdata="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" strokecolor="black [3040]"/>
             </w:pict>
           </mc:Fallback>
         </mc:AlternateContent>
@@ -3489,7 +2673,7 @@
       <w:r>
         <w:rPr>
           <w:rFonts w:ascii="Roboto" w:eastAsia="Times New Roman" w:hAnsi="Roboto" w:cs="Times New Roman"/>
-          <w:b/>
+          <w:color w:val="FF0000"/>
           <w:lang w:val="en-IN" w:eastAsia="en-IN"/>
         </w:rPr>
         <w:t>[Address C1]</w:t>
@@ -3526,36 +2710,10 @@
       <w:r>
         <w:rPr>
           <w:rFonts w:ascii="Roboto" w:eastAsia="Times New Roman" w:hAnsi="Roboto" w:cs="Times New Roman"/>
-          <w:b/>
+          <w:color w:val="FF0000"/>
           <w:lang w:val="en-IN" w:eastAsia="en-IN"/>
         </w:rPr>
         <w:t>[PIN C1]</w:t>
-      </w:r>
-    </w:p>
-    <w:p>
-      <w:pPr>
-        <w:rPr>
-          <w:rFonts w:ascii="Roboto" w:eastAsia="Times New Roman" w:hAnsi="Roboto" w:cs="Times New Roman"/>
-          <w:b/>
-          <w:lang w:val="en-IN" w:eastAsia="en-IN"/>
-        </w:rPr>
-      </w:pPr>
-      <w:r>
-        <w:rPr>
-          <w:rFonts w:cstheme="minorHAnsi"/>
-          <w:b/>
-          <w:sz w:val="24"/>
-          <w:szCs w:val="24"/>
-        </w:rPr>
-        <w:t xml:space="preserve">Tel. no.- </w:t>
-      </w:r>
-      <w:r>
-        <w:rPr>
-          <w:rFonts w:ascii="Roboto" w:eastAsia="Times New Roman" w:hAnsi="Roboto" w:cs="Times New Roman"/>
-          <w:b/>
-          <w:lang w:val="en-IN" w:eastAsia="en-IN"/>
-        </w:rPr>
-        <w:t>[Mobile No C1]</w:t>
       </w:r>
     </w:p>
     <w:p>
@@ -3568,22 +2726,324 @@
       </w:pPr>
       <w:r>
         <w:rPr>
+          <w:rFonts w:cstheme="minorHAnsi"/>
+          <w:b/>
+          <w:sz w:val="24"/>
+          <w:szCs w:val="24"/>
+        </w:rPr>
+        <w:t xml:space="preserve">Tel. no.- </w:t>
+      </w:r>
+      <w:r>
+        <w:rPr>
+          <w:rFonts w:ascii="Roboto" w:eastAsia="Times New Roman" w:hAnsi="Roboto" w:cs="Times New Roman"/>
+          <w:color w:val="FF0000"/>
+          <w:lang w:val="en-IN" w:eastAsia="en-IN"/>
+        </w:rPr>
+        <w:t>[Mobile No C1]</w:t>
+      </w:r>
+    </w:p>
+    <w:p>
+      <w:pPr>
+        <w:rPr>
+          <w:rFonts w:ascii="Roboto" w:eastAsia="Times New Roman" w:hAnsi="Roboto" w:cs="Times New Roman"/>
+          <w:color w:val="000000"/>
+          <w:lang w:val="en-IN" w:eastAsia="en-IN"/>
+        </w:rPr>
+      </w:pPr>
+      <w:r>
+        <w:rPr>
+          <w:rFonts w:eastAsia="Times New Roman" w:cstheme="minorHAnsi"/>
+          <w:b/>
+          <w:color w:val="000000"/>
+          <w:sz w:val="24"/>
+          <w:szCs w:val="24"/>
+          <w:lang w:eastAsia="en-IN"/>
+        </w:rPr>
+        <w:t>Emai</w:t>
+      </w:r>
+      <w:r>
+        <w:rPr>
+          <w:rFonts w:eastAsia="Times New Roman" w:cstheme="minorHAnsi"/>
+          <w:b/>
+          <w:color w:val="000000"/>
+          <w:sz w:val="24"/>
+          <w:szCs w:val="24"/>
+          <w:lang w:eastAsia="en-IN"/>
+        </w:rPr>
+        <w:t>l</w:t>
+      </w:r>
+      <w:r>
+        <w:rPr>
+          <w:rFonts w:eastAsia="Times New Roman" w:cstheme="minorHAnsi"/>
+          <w:b/>
+          <w:color w:val="000000"/>
+          <w:sz w:val="24"/>
+          <w:szCs w:val="24"/>
+          <w:lang w:eastAsia="en-IN"/>
+        </w:rPr>
+        <w:t xml:space="preserve"> Id- </w:t>
+      </w:r>
+      <w:r>
+        <w:rPr>
+          <w:rFonts w:ascii="Roboto" w:eastAsia="Times New Roman" w:hAnsi="Roboto" w:cs="Times New Roman"/>
+          <w:color w:val="FF0000"/>
+          <w:lang w:val="en-IN" w:eastAsia="en-IN"/>
+        </w:rPr>
+        <w:t>[Email ID C1]</w:t>
+      </w:r>
+    </w:p>
+    <w:p>
+      <w:pPr>
+        <w:rPr>
+          <w:rFonts w:cstheme="minorHAnsi"/>
+          <w:b/>
+          <w:sz w:val="24"/>
+          <w:szCs w:val="24"/>
+        </w:rPr>
+      </w:pPr>
+      <w:r>
+        <w:rPr>
+          <w:rFonts w:cstheme="minorHAnsi"/>
           <w:b/>
           <w:noProof/>
+          <w:sz w:val="24"/>
+          <w:szCs w:val="24"/>
         </w:rPr>
         <mc:AlternateContent>
           <mc:Choice Requires="wps">
             <w:drawing>
-              <wp:anchor distT="0" distB="0" distL="114300" distR="114300" simplePos="0" relativeHeight="251660288" behindDoc="0" locked="0" layoutInCell="1" allowOverlap="1" wp14:anchorId="3255E257" wp14:editId="23D8EDF0">
+              <wp:anchor distT="0" distB="0" distL="114300" distR="114300" simplePos="0" relativeHeight="251664384" behindDoc="0" locked="0" layoutInCell="1" allowOverlap="1" wp14:anchorId="40DBF2E4" wp14:editId="5101E66D">
+                <wp:simplePos x="0" y="0"/>
+                <wp:positionH relativeFrom="column">
+                  <wp:posOffset>-171451</wp:posOffset>
+                </wp:positionH>
+                <wp:positionV relativeFrom="paragraph">
+                  <wp:posOffset>335824</wp:posOffset>
+                </wp:positionV>
+                <wp:extent cx="3290207" cy="0"/>
+                <wp:effectExtent l="0" t="0" r="12065" b="12700"/>
+                <wp:wrapNone/>
+                <wp:docPr id="6" name="Straight Connector 6"/>
+                <wp:cNvGraphicFramePr/>
+                <a:graphic xmlns:a="http://schemas.openxmlformats.org/drawingml/2006/main">
+                  <a:graphicData uri="http://schemas.microsoft.com/office/word/2010/wordprocessingShape">
+                    <wps:wsp>
+                      <wps:cNvCnPr/>
+                      <wps:spPr>
+                        <a:xfrm>
+                          <a:off x="0" y="0"/>
+                          <a:ext cx="3290207" cy="0"/>
+                        </a:xfrm>
+                        <a:prstGeom prst="line">
+                          <a:avLst/>
+                        </a:prstGeom>
+                      </wps:spPr>
+                      <wps:style>
+                        <a:lnRef idx="1">
+                          <a:schemeClr val="dk1"/>
+                        </a:lnRef>
+                        <a:fillRef idx="0">
+                          <a:schemeClr val="dk1"/>
+                        </a:fillRef>
+                        <a:effectRef idx="0">
+                          <a:schemeClr val="dk1"/>
+                        </a:effectRef>
+                        <a:fontRef idx="minor">
+                          <a:schemeClr val="tx1"/>
+                        </a:fontRef>
+                      </wps:style>
+                      <wps:bodyPr/>
+                    </wps:wsp>
+                  </a:graphicData>
+                </a:graphic>
+              </wp:anchor>
+            </w:drawing>
+          </mc:Choice>
+          <mc:Fallback>
+            <w:pict>
+              <v:line w14:anchorId="4C5F350E" id="Straight Connector 6" o:spid="_x0000_s1026" style="position:absolute;z-index:251664384;visibility:visible;mso-wrap-style:square;mso-wrap-distance-left:9pt;mso-wrap-distance-top:0;mso-wrap-distance-right:9pt;mso-wrap-distance-bottom:0;mso-position-horizontal:absolute;mso-position-horizontal-relative:text;mso-position-vertical:absolute;mso-position-vertical-relative:text" from="-13.5pt,26.45pt" to="245.55pt,26.45pt" o:gfxdata="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" strokecolor="black [3040]"/>
+            </w:pict>
+          </mc:Fallback>
+        </mc:AlternateContent>
+      </w:r>
+      <w:r>
+        <w:rPr>
+          <w:rFonts w:cstheme="minorHAnsi"/>
+          <w:b/>
+          <w:sz w:val="24"/>
+          <w:szCs w:val="24"/>
+        </w:rPr>
+        <w:t xml:space="preserve">Date- </w:t>
+      </w:r>
+    </w:p>
+    <w:p>
+      <w:pPr>
+        <w:jc w:val="center"/>
+      </w:pPr>
+    </w:p>
+    <w:p>
+      <w:pPr>
+        <w:rPr>
+          <w:rFonts w:cstheme="minorHAnsi"/>
+          <w:b/>
+          <w:sz w:val="24"/>
+          <w:szCs w:val="24"/>
+        </w:rPr>
+      </w:pPr>
+    </w:p>
+    <w:p>
+      <w:pPr>
+        <w:pStyle w:val="ListParagraph"/>
+        <w:tabs>
+          <w:tab w:val="left" w:pos="9450"/>
+        </w:tabs>
+        <w:spacing w:after="133" w:line="240" w:lineRule="auto"/>
+        <w:ind w:left="-426" w:right="314"/>
+        <w:jc w:val="both"/>
+        <w:rPr>
+          <w:rFonts w:ascii="Arial" w:hAnsi="Arial" w:cs="Arial"/>
+          <w:sz w:val="24"/>
+          <w:szCs w:val="24"/>
+        </w:rPr>
+      </w:pPr>
+    </w:p>
+    <w:p>
+      <w:pPr>
+        <w:pStyle w:val="ListParagraph"/>
+        <w:tabs>
+          <w:tab w:val="left" w:pos="9450"/>
+        </w:tabs>
+        <w:spacing w:after="133" w:line="240" w:lineRule="auto"/>
+        <w:ind w:left="-426" w:right="314"/>
+        <w:jc w:val="both"/>
+        <w:rPr>
+          <w:rFonts w:ascii="Arial" w:hAnsi="Arial" w:cs="Arial"/>
+          <w:sz w:val="24"/>
+          <w:szCs w:val="24"/>
+        </w:rPr>
+      </w:pPr>
+    </w:p>
+    <w:p>
+      <w:pPr>
+        <w:pStyle w:val="ListParagraph"/>
+        <w:tabs>
+          <w:tab w:val="left" w:pos="9450"/>
+        </w:tabs>
+        <w:spacing w:after="133" w:line="240" w:lineRule="auto"/>
+        <w:ind w:left="-426" w:right="314"/>
+        <w:jc w:val="both"/>
+        <w:rPr>
+          <w:rFonts w:ascii="Arial" w:hAnsi="Arial" w:cs="Arial"/>
+          <w:sz w:val="24"/>
+          <w:szCs w:val="24"/>
+        </w:rPr>
+      </w:pPr>
+    </w:p>
+    <w:p>
+      <w:pPr>
+        <w:pStyle w:val="ListParagraph"/>
+        <w:tabs>
+          <w:tab w:val="left" w:pos="9450"/>
+        </w:tabs>
+        <w:spacing w:after="133" w:line="240" w:lineRule="auto"/>
+        <w:ind w:left="-426" w:right="314"/>
+        <w:jc w:val="both"/>
+        <w:rPr>
+          <w:rFonts w:ascii="Arial" w:hAnsi="Arial" w:cs="Arial"/>
+          <w:sz w:val="24"/>
+          <w:szCs w:val="24"/>
+        </w:rPr>
+      </w:pPr>
+    </w:p>
+    <w:p>
+      <w:pPr>
+        <w:pStyle w:val="ListParagraph"/>
+        <w:tabs>
+          <w:tab w:val="left" w:pos="9450"/>
+        </w:tabs>
+        <w:spacing w:after="133" w:line="240" w:lineRule="auto"/>
+        <w:ind w:left="-426" w:right="314"/>
+        <w:jc w:val="both"/>
+        <w:rPr>
+          <w:rFonts w:ascii="Arial" w:hAnsi="Arial" w:cs="Arial"/>
+          <w:sz w:val="24"/>
+          <w:szCs w:val="24"/>
+        </w:rPr>
+      </w:pPr>
+    </w:p>
+    <w:p>
+      <w:pPr>
+        <w:pStyle w:val="ListParagraph"/>
+        <w:tabs>
+          <w:tab w:val="left" w:pos="9450"/>
+        </w:tabs>
+        <w:spacing w:after="133" w:line="240" w:lineRule="auto"/>
+        <w:ind w:left="-426" w:right="314"/>
+        <w:jc w:val="both"/>
+        <w:rPr>
+          <w:rFonts w:ascii="Arial" w:hAnsi="Arial" w:cs="Arial"/>
+          <w:sz w:val="24"/>
+          <w:szCs w:val="24"/>
+        </w:rPr>
+      </w:pPr>
+    </w:p>
+    <w:p>
+      <w:pPr>
+        <w:pStyle w:val="ListParagraph"/>
+        <w:tabs>
+          <w:tab w:val="left" w:pos="9450"/>
+        </w:tabs>
+        <w:spacing w:after="133" w:line="240" w:lineRule="auto"/>
+        <w:ind w:left="-426" w:right="314"/>
+        <w:jc w:val="both"/>
+        <w:rPr>
+          <w:rFonts w:ascii="Arial" w:hAnsi="Arial" w:cs="Arial"/>
+          <w:sz w:val="24"/>
+          <w:szCs w:val="24"/>
+        </w:rPr>
+      </w:pPr>
+    </w:p>
+    <w:p>
+      <w:pPr>
+        <w:pStyle w:val="ListParagraph"/>
+        <w:tabs>
+          <w:tab w:val="left" w:pos="9450"/>
+        </w:tabs>
+        <w:spacing w:after="133" w:line="240" w:lineRule="auto"/>
+        <w:ind w:left="-426" w:right="314"/>
+        <w:jc w:val="both"/>
+        <w:rPr>
+          <w:rFonts w:ascii="Arial" w:hAnsi="Arial" w:cs="Arial"/>
+          <w:sz w:val="24"/>
+          <w:szCs w:val="24"/>
+        </w:rPr>
+      </w:pPr>
+    </w:p>
+    <w:p>
+      <w:pPr>
+        <w:pStyle w:val="BodyText"/>
+        <w:rPr>
+          <w:sz w:val="20"/>
+        </w:rPr>
+      </w:pPr>
+      <w:r>
+        <w:rPr>
+          <w:noProof/>
+          <w:lang w:val="en-IN" w:eastAsia="en-IN"/>
+        </w:rPr>
+        <mc:AlternateContent>
+          <mc:Choice Requires="wps">
+            <w:drawing>
+              <wp:anchor distT="0" distB="0" distL="114300" distR="114300" simplePos="0" relativeHeight="251660288" behindDoc="0" locked="0" layoutInCell="1" allowOverlap="1" wp14:anchorId="50F1B605" wp14:editId="63E0B029">
                 <wp:simplePos x="0" y="0"/>
                 <wp:positionH relativeFrom="page">
-                  <wp:posOffset>4279900</wp:posOffset>
+                  <wp:posOffset>4278630</wp:posOffset>
                 </wp:positionH>
                 <wp:positionV relativeFrom="paragraph">
-                  <wp:posOffset>24130</wp:posOffset>
+                  <wp:posOffset>9525</wp:posOffset>
                 </wp:positionV>
-                <wp:extent cx="3124835" cy="819150"/>
-                <wp:effectExtent l="0" t="0" r="18415" b="19050"/>
+                <wp:extent cx="3124835" cy="981710"/>
+                <wp:effectExtent l="0" t="0" r="0" b="8890"/>
                 <wp:wrapNone/>
                 <wp:docPr id="7" name="Text Box 2"/>
                 <wp:cNvGraphicFramePr>
@@ -3598,7 +3058,7 @@
                       <wps:spPr>
                         <a:xfrm>
                           <a:off x="0" y="0"/>
-                          <a:ext cx="3124835" cy="819150"/>
+                          <a:ext cx="3124835" cy="981710"/>
                         </a:xfrm>
                         <a:prstGeom prst="rect">
                           <a:avLst/>
@@ -3663,9 +3123,7 @@
                           </w:p>
                         </w:txbxContent>
                       </wps:txbx>
-                      <wps:bodyPr lIns="0" tIns="0" rIns="0" bIns="0" upright="1">
-                        <a:noAutofit/>
-                      </wps:bodyPr>
+                      <wps:bodyPr lIns="0" tIns="0" rIns="0" bIns="0" upright="1"/>
                     </wps:wsp>
                   </a:graphicData>
                 </a:graphic>
@@ -3680,7 +3138,7 @@
           </mc:Choice>
           <mc:Fallback>
             <w:pict>
-              <v:shape w14:anchorId="3255E257" id="Text Box 2" o:spid="_x0000_s1027" type="#_x0000_t202" style="position:absolute;margin-left:337pt;margin-top:1.9pt;width:246.05pt;height:64.5pt;z-index:251660288;visibility:visible;mso-wrap-style:square;mso-width-percent:0;mso-height-percent:0;mso-wrap-distance-left:9pt;mso-wrap-distance-top:0;mso-wrap-distance-right:9pt;mso-wrap-distance-bottom:0;mso-position-horizontal:absolute;mso-position-horizontal-relative:page;mso-position-vertical:absolute;mso-position-vertical-relative:text;mso-width-percent:0;mso-height-percent:0;mso-width-relative:page;mso-height-relative:page;v-text-anchor:top" o:gfxdata="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" filled="f" strokeweight=".25pt">
+              <v:shape w14:anchorId="50F1B605" id="Text Box 2" o:spid="_x0000_s1027" type="#_x0000_t202" style="position:absolute;margin-left:336.9pt;margin-top:.75pt;width:246.05pt;height:77.3pt;z-index:251660288;visibility:visible;mso-wrap-style:square;mso-width-percent:0;mso-height-percent:0;mso-wrap-distance-left:9pt;mso-wrap-distance-top:0;mso-wrap-distance-right:9pt;mso-wrap-distance-bottom:0;mso-position-horizontal:absolute;mso-position-horizontal-relative:page;mso-position-vertical:absolute;mso-position-vertical-relative:text;mso-width-percent:0;mso-height-percent:0;mso-width-relative:page;mso-height-relative:page;v-text-anchor:top" o:gfxdata="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" filled="f" strokeweight=".25pt">
                 <v:path arrowok="t"/>
                 <v:textbox inset="0,0,0,0">
                   <w:txbxContent>
@@ -3737,110 +3195,78 @@
           </mc:Fallback>
         </mc:AlternateContent>
       </w:r>
-      <w:r>
-        <w:rPr>
-          <w:rFonts w:eastAsia="Times New Roman" w:cstheme="minorHAnsi"/>
-          <w:b/>
-          <w:sz w:val="24"/>
-          <w:szCs w:val="24"/>
-          <w:lang w:eastAsia="en-IN"/>
-        </w:rPr>
-        <w:t xml:space="preserve">Email Id- </w:t>
-      </w:r>
-      <w:r>
-        <w:rPr>
-          <w:rFonts w:ascii="Roboto" w:eastAsia="Times New Roman" w:hAnsi="Roboto" w:cs="Times New Roman"/>
-          <w:b/>
-          <w:lang w:val="en-IN" w:eastAsia="en-IN"/>
-        </w:rPr>
-        <w:t>[Email ID C1]</w:t>
-      </w:r>
-      <w:bookmarkStart w:id="0" w:name="_GoBack"/>
-      <w:bookmarkEnd w:id="0"/>
-    </w:p>
-    <w:p>
-      <w:pPr>
-        <w:rPr>
-          <w:rFonts w:cstheme="minorHAnsi"/>
-          <w:b/>
-          <w:sz w:val="24"/>
-          <w:szCs w:val="24"/>
-        </w:rPr>
-      </w:pPr>
-      <w:r>
-        <w:rPr>
-          <w:rFonts w:cstheme="minorHAnsi"/>
-          <w:b/>
-          <w:noProof/>
-          <w:sz w:val="24"/>
-          <w:szCs w:val="24"/>
-        </w:rPr>
-        <mc:AlternateContent>
-          <mc:Choice Requires="wps">
-            <w:drawing>
-              <wp:anchor distT="0" distB="0" distL="114300" distR="114300" simplePos="0" relativeHeight="251664384" behindDoc="0" locked="0" layoutInCell="1" allowOverlap="1" wp14:anchorId="017F48DC" wp14:editId="0B1AC9A9">
-                <wp:simplePos x="0" y="0"/>
-                <wp:positionH relativeFrom="column">
-                  <wp:posOffset>-171451</wp:posOffset>
-                </wp:positionH>
-                <wp:positionV relativeFrom="paragraph">
-                  <wp:posOffset>335824</wp:posOffset>
-                </wp:positionV>
-                <wp:extent cx="3290207" cy="0"/>
-                <wp:effectExtent l="0" t="0" r="12065" b="12700"/>
-                <wp:wrapNone/>
-                <wp:docPr id="6" name="Straight Connector 6"/>
-                <wp:cNvGraphicFramePr/>
-                <a:graphic xmlns:a="http://schemas.openxmlformats.org/drawingml/2006/main">
-                  <a:graphicData uri="http://schemas.microsoft.com/office/word/2010/wordprocessingShape">
-                    <wps:wsp>
-                      <wps:cNvCnPr/>
-                      <wps:spPr>
-                        <a:xfrm>
-                          <a:off x="0" y="0"/>
-                          <a:ext cx="3290207" cy="0"/>
-                        </a:xfrm>
-                        <a:prstGeom prst="line">
-                          <a:avLst/>
-                        </a:prstGeom>
-                      </wps:spPr>
-                      <wps:style>
-                        <a:lnRef idx="1">
-                          <a:schemeClr val="dk1"/>
-                        </a:lnRef>
-                        <a:fillRef idx="0">
-                          <a:schemeClr val="dk1"/>
-                        </a:fillRef>
-                        <a:effectRef idx="0">
-                          <a:schemeClr val="dk1"/>
-                        </a:effectRef>
-                        <a:fontRef idx="minor">
-                          <a:schemeClr val="tx1"/>
-                        </a:fontRef>
-                      </wps:style>
-                      <wps:bodyPr/>
-                    </wps:wsp>
-                  </a:graphicData>
-                </a:graphic>
-              </wp:anchor>
-            </w:drawing>
-          </mc:Choice>
-          <mc:Fallback xmlns:w16sdtdh="http://schemas.microsoft.com/office/word/2020/wordml/sdtdatahash" xmlns:w16="http://schemas.microsoft.com/office/word/2018/wordml" xmlns:w16cid="http://schemas.microsoft.com/office/word/2016/wordml/cid" xmlns:w16cex="http://schemas.microsoft.com/office/word/2018/wordml/cex" xmlns:oel="http://schemas.microsoft.com/office/2019/extlst" xmlns:am3d="http://schemas.microsoft.com/office/drawing/2017/model3d" xmlns:aink="http://schemas.microsoft.com/office/drawing/2016/ink" xmlns:cx8="http://schemas.microsoft.com/office/drawing/2016/5/14/chartex" xmlns:cx7="http://schemas.microsoft.com/office/drawing/2016/5/13/chartex" xmlns:cx6="http://schemas.microsoft.com/office/drawing/2016/5/12/chartex" xmlns:cx5="http://schemas.microsoft.com/office/drawing/2016/5/11/chartex" xmlns:cx4="http://schemas.microsoft.com/office/drawing/2016/5/10/chartex" xmlns:cx3="http://schemas.microsoft.com/office/drawing/2016/5/9/chartex" xmlns:cx2="http://schemas.microsoft.com/office/drawing/2015/10/21/chartex" xmlns:cx1="http://schemas.microsoft.com/office/drawing/2015/9/8/chartex">
-            <w:pict>
-              <v:line w14:anchorId="4C5F350E" id="Straight Connector 6" o:spid="_x0000_s1026" style="position:absolute;z-index:251664384;visibility:visible;mso-wrap-style:square;mso-wrap-distance-left:9pt;mso-wrap-distance-top:0;mso-wrap-distance-right:9pt;mso-wrap-distance-bottom:0;mso-position-horizontal:absolute;mso-position-horizontal-relative:text;mso-position-vertical:absolute;mso-position-vertical-relative:text" from="-13.5pt,26.45pt" to="245.55pt,26.45pt" o:gfxdata="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" strokecolor="black [3040]"/>
-            </w:pict>
-          </mc:Fallback>
-        </mc:AlternateContent>
-      </w:r>
-      <w:r>
-        <w:rPr>
-          <w:rFonts w:cstheme="minorHAnsi"/>
-          <w:b/>
-          <w:sz w:val="24"/>
-          <w:szCs w:val="24"/>
-        </w:rPr>
-        <w:t xml:space="preserve">Date- </w:t>
-      </w:r>
+    </w:p>
+    <w:p>
+      <w:pPr>
+        <w:pStyle w:val="BodyText"/>
+        <w:rPr>
+          <w:sz w:val="20"/>
+        </w:rPr>
+      </w:pPr>
+    </w:p>
+    <w:p>
+      <w:pPr>
+        <w:pStyle w:val="BodyText"/>
+        <w:rPr>
+          <w:sz w:val="20"/>
+        </w:rPr>
+      </w:pPr>
+    </w:p>
+    <w:p>
+      <w:pPr>
+        <w:pStyle w:val="BodyText"/>
+        <w:rPr>
+          <w:sz w:val="20"/>
+        </w:rPr>
+      </w:pPr>
+    </w:p>
+    <w:p>
+      <w:pPr>
+        <w:pStyle w:val="BodyText"/>
+        <w:rPr>
+          <w:sz w:val="20"/>
+        </w:rPr>
+      </w:pPr>
+    </w:p>
+    <w:p>
+      <w:pPr>
+        <w:pStyle w:val="BodyText"/>
+        <w:rPr>
+          <w:sz w:val="20"/>
+        </w:rPr>
+      </w:pPr>
+    </w:p>
+    <w:p>
+      <w:pPr>
+        <w:pStyle w:val="BodyText"/>
+        <w:rPr>
+          <w:sz w:val="20"/>
+        </w:rPr>
+      </w:pPr>
+    </w:p>
+    <w:p>
+      <w:pPr>
+        <w:pStyle w:val="BodyText"/>
+        <w:rPr>
+          <w:sz w:val="20"/>
+        </w:rPr>
+      </w:pPr>
+    </w:p>
+    <w:p>
+      <w:pPr>
+        <w:pStyle w:val="ListParagraph"/>
+        <w:tabs>
+          <w:tab w:val="left" w:pos="9450"/>
+        </w:tabs>
+        <w:spacing w:after="133" w:line="240" w:lineRule="auto"/>
+        <w:ind w:left="-426" w:right="314"/>
+        <w:jc w:val="both"/>
+        <w:rPr>
+          <w:rFonts w:ascii="Arial" w:hAnsi="Arial" w:cs="Arial"/>
+          <w:sz w:val="24"/>
+          <w:szCs w:val="24"/>
+        </w:rPr>
+      </w:pPr>
     </w:p>
     <w:p>
       <w:pPr>
@@ -4281,7 +3707,7 @@
 </file>
 
 <file path=word/numbering.xml><?xml version="1.0" encoding="utf-8"?>
-<w:numbering xmlns:wpc="http://schemas.microsoft.com/office/word/2010/wordprocessingCanvas" xmlns:cx="http://schemas.microsoft.com/office/drawing/2014/chartex" xmlns:mc="http://schemas.openxmlformats.org/markup-compatibility/2006" xmlns:o="urn:schemas-microsoft-com:office:office" xmlns:r="http://schemas.openxmlformats.org/officeDocument/2006/relationships" xmlns:m="http://schemas.openxmlformats.org/officeDocument/2006/math" xmlns:v="urn:schemas-microsoft-com:vml" xmlns:wp14="http://schemas.microsoft.com/office/word/2010/wordprocessingDrawing" xmlns:wp="http://schemas.openxmlformats.org/drawingml/2006/wordprocessingDrawing" xmlns:w10="urn:schemas-microsoft-com:office:word" xmlns:w="http://schemas.openxmlformats.org/wordprocessingml/2006/main" xmlns:w14="http://schemas.microsoft.com/office/word/2010/wordml" xmlns:w15="http://schemas.microsoft.com/office/word/2012/wordml" xmlns:w16se="http://schemas.microsoft.com/office/word/2015/wordml/symex" xmlns:wpg="http://schemas.microsoft.com/office/word/2010/wordprocessingGroup" xmlns:wpi="http://schemas.microsoft.com/office/word/2010/wordprocessingInk" xmlns:wne="http://schemas.microsoft.com/office/word/2006/wordml" xmlns:wps="http://schemas.microsoft.com/office/word/2010/wordprocessingShape" mc:Ignorable="w14 w15 w16se wp14">
+<w:numbering xmlns:wpc="http://schemas.microsoft.com/office/word/2010/wordprocessingCanvas" xmlns:cx="http://schemas.microsoft.com/office/drawing/2014/chartex" xmlns:cx1="http://schemas.microsoft.com/office/drawing/2015/9/8/chartex" xmlns:cx2="http://schemas.microsoft.com/office/drawing/2015/10/21/chartex" xmlns:cx3="http://schemas.microsoft.com/office/drawing/2016/5/9/chartex" xmlns:cx4="http://schemas.microsoft.com/office/drawing/2016/5/10/chartex" xmlns:cx5="http://schemas.microsoft.com/office/drawing/2016/5/11/chartex" xmlns:cx6="http://schemas.microsoft.com/office/drawing/2016/5/12/chartex" xmlns:cx7="http://schemas.microsoft.com/office/drawing/2016/5/13/chartex" xmlns:cx8="http://schemas.microsoft.com/office/drawing/2016/5/14/chartex" xmlns:mc="http://schemas.openxmlformats.org/markup-compatibility/2006" xmlns:aink="http://schemas.microsoft.com/office/drawing/2016/ink" xmlns:am3d="http://schemas.microsoft.com/office/drawing/2017/model3d" xmlns:o="urn:schemas-microsoft-com:office:office" xmlns:oel="http://schemas.microsoft.com/office/2019/extlst" xmlns:r="http://schemas.openxmlformats.org/officeDocument/2006/relationships" xmlns:m="http://schemas.openxmlformats.org/officeDocument/2006/math" xmlns:v="urn:schemas-microsoft-com:vml" xmlns:wp14="http://schemas.microsoft.com/office/word/2010/wordprocessingDrawing" xmlns:wp="http://schemas.openxmlformats.org/drawingml/2006/wordprocessingDrawing" xmlns:w10="urn:schemas-microsoft-com:office:word" xmlns:w="http://schemas.openxmlformats.org/wordprocessingml/2006/main" xmlns:w14="http://schemas.microsoft.com/office/word/2010/wordml" xmlns:w15="http://schemas.microsoft.com/office/word/2012/wordml" xmlns:w16cex="http://schemas.microsoft.com/office/word/2018/wordml/cex" xmlns:w16cid="http://schemas.microsoft.com/office/word/2016/wordml/cid" xmlns:w16="http://schemas.microsoft.com/office/word/2018/wordml" xmlns:w16sdtdh="http://schemas.microsoft.com/office/word/2020/wordml/sdtdatahash" xmlns:w16se="http://schemas.microsoft.com/office/word/2015/wordml/symex" xmlns:wpg="http://schemas.microsoft.com/office/word/2010/wordprocessingGroup" xmlns:wpi="http://schemas.microsoft.com/office/word/2010/wordprocessingInk" xmlns:wne="http://schemas.microsoft.com/office/word/2006/wordml" xmlns:wps="http://schemas.microsoft.com/office/word/2010/wordprocessingShape" mc:Ignorable="w14 w15 w16se w16cid w16 w16cex w16sdtdh wp14">
   <w:abstractNum w:abstractNumId="0" w15:restartNumberingAfterBreak="0">
     <w:nsid w:val="0B9E6BD1"/>
     <w:multiLevelType w:val="hybridMultilevel"/>
@@ -6231,62 +5657,62 @@
       </w:pPr>
     </w:lvl>
   </w:abstractNum>
-  <w:num w:numId="1">
+  <w:num w:numId="1" w16cid:durableId="1368992614">
     <w:abstractNumId w:val="11"/>
   </w:num>
-  <w:num w:numId="2">
+  <w:num w:numId="2" w16cid:durableId="2074038964">
     <w:abstractNumId w:val="12"/>
   </w:num>
-  <w:num w:numId="3">
+  <w:num w:numId="3" w16cid:durableId="322130378">
     <w:abstractNumId w:val="1"/>
   </w:num>
-  <w:num w:numId="4">
+  <w:num w:numId="4" w16cid:durableId="1480925136">
     <w:abstractNumId w:val="14"/>
   </w:num>
-  <w:num w:numId="5">
+  <w:num w:numId="5" w16cid:durableId="1063603276">
     <w:abstractNumId w:val="15"/>
   </w:num>
-  <w:num w:numId="6">
+  <w:num w:numId="6" w16cid:durableId="2024017249">
     <w:abstractNumId w:val="8"/>
   </w:num>
-  <w:num w:numId="7">
+  <w:num w:numId="7" w16cid:durableId="1698577487">
     <w:abstractNumId w:val="0"/>
   </w:num>
-  <w:num w:numId="8">
+  <w:num w:numId="8" w16cid:durableId="797452195">
     <w:abstractNumId w:val="13"/>
   </w:num>
-  <w:num w:numId="9">
+  <w:num w:numId="9" w16cid:durableId="378239127">
     <w:abstractNumId w:val="6"/>
   </w:num>
-  <w:num w:numId="10">
+  <w:num w:numId="10" w16cid:durableId="1563446548">
     <w:abstractNumId w:val="16"/>
   </w:num>
-  <w:num w:numId="11">
+  <w:num w:numId="11" w16cid:durableId="1819496665">
     <w:abstractNumId w:val="2"/>
   </w:num>
-  <w:num w:numId="12">
+  <w:num w:numId="12" w16cid:durableId="657999280">
     <w:abstractNumId w:val="5"/>
   </w:num>
-  <w:num w:numId="13">
+  <w:num w:numId="13" w16cid:durableId="857475030">
     <w:abstractNumId w:val="10"/>
   </w:num>
-  <w:num w:numId="14">
+  <w:num w:numId="14" w16cid:durableId="502010170">
     <w:abstractNumId w:val="9"/>
   </w:num>
-  <w:num w:numId="15">
+  <w:num w:numId="15" w16cid:durableId="719477887">
     <w:abstractNumId w:val="4"/>
   </w:num>
-  <w:num w:numId="16">
+  <w:num w:numId="16" w16cid:durableId="628777001">
     <w:abstractNumId w:val="3"/>
   </w:num>
-  <w:num w:numId="17">
+  <w:num w:numId="17" w16cid:durableId="672027675">
     <w:abstractNumId w:val="7"/>
   </w:num>
 </w:numbering>
 </file>
 
 <file path=word/styles.xml><?xml version="1.0" encoding="utf-8"?>
-<w:styles xmlns:mc="http://schemas.openxmlformats.org/markup-compatibility/2006" xmlns:r="http://schemas.openxmlformats.org/officeDocument/2006/relationships" xmlns:w="http://schemas.openxmlformats.org/wordprocessingml/2006/main" xmlns:w14="http://schemas.microsoft.com/office/word/2010/wordml" xmlns:w15="http://schemas.microsoft.com/office/word/2012/wordml" xmlns:w16se="http://schemas.microsoft.com/office/word/2015/wordml/symex" mc:Ignorable="w14 w15 w16se">
+<w:styles xmlns:mc="http://schemas.openxmlformats.org/markup-compatibility/2006" xmlns:r="http://schemas.openxmlformats.org/officeDocument/2006/relationships" xmlns:w="http://schemas.openxmlformats.org/wordprocessingml/2006/main" xmlns:w14="http://schemas.microsoft.com/office/word/2010/wordml" xmlns:w15="http://schemas.microsoft.com/office/word/2012/wordml" xmlns:w16cex="http://schemas.microsoft.com/office/word/2018/wordml/cex" xmlns:w16cid="http://schemas.microsoft.com/office/word/2016/wordml/cid" xmlns:w16="http://schemas.microsoft.com/office/word/2018/wordml" xmlns:w16sdtdh="http://schemas.microsoft.com/office/word/2020/wordml/sdtdatahash" xmlns:w16se="http://schemas.microsoft.com/office/word/2015/wordml/symex" mc:Ignorable="w14 w15 w16se w16cid w16 w16cex w16sdtdh">
   <w:docDefaults>
     <w:rPrDefault>
       <w:rPr>
@@ -6302,7 +5728,7 @@
       </w:pPr>
     </w:pPrDefault>
   </w:docDefaults>
-  <w:latentStyles w:defLockedState="0" w:defUIPriority="99" w:defSemiHidden="0" w:defUnhideWhenUsed="0" w:defQFormat="0" w:count="371">
+  <w:latentStyles w:defLockedState="0" w:defUIPriority="99" w:defSemiHidden="0" w:defUnhideWhenUsed="0" w:defQFormat="0" w:count="376">
     <w:lsdException w:name="Normal" w:uiPriority="0" w:qFormat="1"/>
     <w:lsdException w:name="heading 1" w:uiPriority="9" w:qFormat="1"/>
     <w:lsdException w:name="heading 2" w:semiHidden="1" w:uiPriority="9" w:unhideWhenUsed="1" w:qFormat="1"/>
@@ -6674,6 +6100,11 @@
     <w:lsdException w:name="List Table 5 Dark Accent 6" w:uiPriority="50"/>
     <w:lsdException w:name="List Table 6 Colorful Accent 6" w:uiPriority="51"/>
     <w:lsdException w:name="List Table 7 Colorful Accent 6" w:uiPriority="52"/>
+    <w:lsdException w:name="Mention" w:semiHidden="1" w:unhideWhenUsed="1"/>
+    <w:lsdException w:name="Smart Hyperlink" w:semiHidden="1" w:unhideWhenUsed="1"/>
+    <w:lsdException w:name="Hashtag" w:semiHidden="1" w:unhideWhenUsed="1"/>
+    <w:lsdException w:name="Unresolved Mention" w:semiHidden="1" w:unhideWhenUsed="1"/>
+    <w:lsdException w:name="Smart Link" w:semiHidden="1" w:unhideWhenUsed="1"/>
   </w:latentStyles>
   <w:style w:type="paragraph" w:default="1" w:styleId="Normal">
     <w:name w:val="Normal"/>
@@ -7346,7 +6777,7 @@
 </file>
 
 <file path=customXml/itemProps1.xml><?xml version="1.0" encoding="utf-8"?>
-<ds:datastoreItem xmlns:ds="http://schemas.openxmlformats.org/officeDocument/2006/customXml" ds:itemID="{D2988ABE-2409-4A26-A0C7-58AF3CDE3C89}">
+<ds:datastoreItem xmlns:ds="http://schemas.openxmlformats.org/officeDocument/2006/customXml" ds:itemID="{1048E956-6AB3-4FAF-A39D-E84DA44F7784}">
   <ds:schemaRefs>
     <ds:schemaRef ds:uri="http://schemas.openxmlformats.org/officeDocument/2006/bibliography"/>
   </ds:schemaRefs>

--- a/backend/templates/Form-B (Indemnity)- TRANS_Single_Template.docx
+++ b/backend/templates/Form-B (Indemnity)- TRANS_Single_Template.docx
@@ -1,6 +1,6 @@
 
 <file path=word/document.xml><?xml version="1.0" encoding="utf-8"?>
-<w:document xmlns:wpc="http://schemas.microsoft.com/office/word/2010/wordprocessingCanvas" xmlns:cx="http://schemas.microsoft.com/office/drawing/2014/chartex" xmlns:cx1="http://schemas.microsoft.com/office/drawing/2015/9/8/chartex" xmlns:cx2="http://schemas.microsoft.com/office/drawing/2015/10/21/chartex" xmlns:cx3="http://schemas.microsoft.com/office/drawing/2016/5/9/chartex" xmlns:cx4="http://schemas.microsoft.com/office/drawing/2016/5/10/chartex" xmlns:cx5="http://schemas.microsoft.com/office/drawing/2016/5/11/chartex" xmlns:cx6="http://schemas.microsoft.com/office/drawing/2016/5/12/chartex" xmlns:cx7="http://schemas.microsoft.com/office/drawing/2016/5/13/chartex" xmlns:cx8="http://schemas.microsoft.com/office/drawing/2016/5/14/chartex" xmlns:mc="http://schemas.openxmlformats.org/markup-compatibility/2006" xmlns:aink="http://schemas.microsoft.com/office/drawing/2016/ink" xmlns:am3d="http://schemas.microsoft.com/office/drawing/2017/model3d" xmlns:o="urn:schemas-microsoft-com:office:office" xmlns:oel="http://schemas.microsoft.com/office/2019/extlst" xmlns:r="http://schemas.openxmlformats.org/officeDocument/2006/relationships" xmlns:m="http://schemas.openxmlformats.org/officeDocument/2006/math" xmlns:v="urn:schemas-microsoft-com:vml" xmlns:wp14="http://schemas.microsoft.com/office/word/2010/wordprocessingDrawing" xmlns:wp="http://schemas.openxmlformats.org/drawingml/2006/wordprocessingDrawing" xmlns:w10="urn:schemas-microsoft-com:office:word" xmlns:w="http://schemas.openxmlformats.org/wordprocessingml/2006/main" xmlns:w14="http://schemas.microsoft.com/office/word/2010/wordml" xmlns:w15="http://schemas.microsoft.com/office/word/2012/wordml" xmlns:w16cex="http://schemas.microsoft.com/office/word/2018/wordml/cex" xmlns:w16cid="http://schemas.microsoft.com/office/word/2016/wordml/cid" xmlns:w16="http://schemas.microsoft.com/office/word/2018/wordml" xmlns:w16sdtdh="http://schemas.microsoft.com/office/word/2020/wordml/sdtdatahash" xmlns:w16se="http://schemas.microsoft.com/office/word/2015/wordml/symex" xmlns:wpg="http://schemas.microsoft.com/office/word/2010/wordprocessingGroup" xmlns:wpi="http://schemas.microsoft.com/office/word/2010/wordprocessingInk" xmlns:wne="http://schemas.microsoft.com/office/word/2006/wordml" xmlns:wps="http://schemas.microsoft.com/office/word/2010/wordprocessingShape" mc:Ignorable="w14 w15 w16se w16cid w16 w16cex w16sdtdh wp14">
+<w:document xmlns:wpc="http://schemas.microsoft.com/office/word/2010/wordprocessingCanvas" xmlns:cx="http://schemas.microsoft.com/office/drawing/2014/chartex" xmlns:mc="http://schemas.openxmlformats.org/markup-compatibility/2006" xmlns:o="urn:schemas-microsoft-com:office:office" xmlns:r="http://schemas.openxmlformats.org/officeDocument/2006/relationships" xmlns:m="http://schemas.openxmlformats.org/officeDocument/2006/math" xmlns:v="urn:schemas-microsoft-com:vml" xmlns:wp14="http://schemas.microsoft.com/office/word/2010/wordprocessingDrawing" xmlns:wp="http://schemas.openxmlformats.org/drawingml/2006/wordprocessingDrawing" xmlns:w10="urn:schemas-microsoft-com:office:word" xmlns:w="http://schemas.openxmlformats.org/wordprocessingml/2006/main" xmlns:w14="http://schemas.microsoft.com/office/word/2010/wordml" xmlns:w15="http://schemas.microsoft.com/office/word/2012/wordml" xmlns:w16se="http://schemas.microsoft.com/office/word/2015/wordml/symex" xmlns:wpg="http://schemas.microsoft.com/office/word/2010/wordprocessingGroup" xmlns:wpi="http://schemas.microsoft.com/office/word/2010/wordprocessingInk" xmlns:wne="http://schemas.microsoft.com/office/word/2006/wordml" xmlns:wps="http://schemas.microsoft.com/office/word/2010/wordprocessingShape" mc:Ignorable="w14 w15 w16se wp14">
   <w:body>
     <w:tbl>
       <w:tblPr>
@@ -336,23 +336,10 @@
       <w:r>
         <w:rPr>
           <w:rFonts w:ascii="Roboto" w:eastAsia="Times New Roman" w:hAnsi="Roboto" w:cs="Times New Roman"/>
-          <w:color w:val="FF0000"/>
+          <w:b/>
           <w:lang w:val="en-IN" w:eastAsia="en-GB" w:bidi="hi-IN"/>
         </w:rPr>
-        <w:t xml:space="preserve">[Name as per Aadhar C1] </w:t>
-      </w:r>
-      <w:r>
-        <w:rPr>
-          <w:rFonts w:ascii="Arial" w:hAnsi="Arial" w:cs="Arial"/>
-          <w:b/>
-        </w:rPr>
-        <w:t xml:space="preserve">son / daughter / </w:t>
-      </w:r>
-      <w:r>
-        <w:rPr>
-          <w:rFonts w:ascii="Arial" w:eastAsia="Times New Roman" w:hAnsi="Arial" w:cs="Arial"/>
-        </w:rPr>
-        <w:t xml:space="preserve">spouse of </w:t>
+        <w:t>[Name as per Aadhar C1]</w:t>
       </w:r>
       <w:r>
         <w:rPr>
@@ -360,19 +347,28 @@
           <w:color w:val="FF0000"/>
           <w:lang w:val="en-IN" w:eastAsia="en-GB" w:bidi="hi-IN"/>
         </w:rPr>
-        <w:t xml:space="preserve">[Father Name C1] </w:t>
+        <w:t xml:space="preserve"> </w:t>
+      </w:r>
+      <w:r>
+        <w:rPr>
+          <w:rFonts w:ascii="Arial" w:hAnsi="Arial" w:cs="Arial"/>
+          <w:b/>
+        </w:rPr>
+        <w:t xml:space="preserve">son / daughter / </w:t>
       </w:r>
       <w:r>
         <w:rPr>
           <w:rFonts w:ascii="Arial" w:eastAsia="Times New Roman" w:hAnsi="Arial" w:cs="Arial"/>
         </w:rPr>
-        <w:t>residing</w:t>
-      </w:r>
-      <w:r>
-        <w:rPr>
-          <w:rFonts w:ascii="Arial" w:eastAsia="Times New Roman" w:hAnsi="Arial" w:cs="Arial"/>
-        </w:rPr>
-        <w:t xml:space="preserve"> at </w:t>
+        <w:t xml:space="preserve">spouse of </w:t>
+      </w:r>
+      <w:r>
+        <w:rPr>
+          <w:rFonts w:ascii="Roboto" w:eastAsia="Times New Roman" w:hAnsi="Roboto" w:cs="Times New Roman"/>
+          <w:b/>
+          <w:lang w:val="en-IN" w:eastAsia="en-GB" w:bidi="hi-IN"/>
+        </w:rPr>
+        <w:t>[Father Name C1]</w:t>
       </w:r>
       <w:r>
         <w:rPr>
@@ -380,6 +376,26 @@
           <w:color w:val="FF0000"/>
           <w:lang w:val="en-IN" w:eastAsia="en-GB" w:bidi="hi-IN"/>
         </w:rPr>
+        <w:t xml:space="preserve"> </w:t>
+      </w:r>
+      <w:r>
+        <w:rPr>
+          <w:rFonts w:ascii="Arial" w:eastAsia="Times New Roman" w:hAnsi="Arial" w:cs="Arial"/>
+        </w:rPr>
+        <w:t>residing</w:t>
+      </w:r>
+      <w:r>
+        <w:rPr>
+          <w:rFonts w:ascii="Arial" w:eastAsia="Times New Roman" w:hAnsi="Arial" w:cs="Arial"/>
+        </w:rPr>
+        <w:t xml:space="preserve"> at </w:t>
+      </w:r>
+      <w:r>
+        <w:rPr>
+          <w:rFonts w:ascii="Roboto" w:eastAsia="Times New Roman" w:hAnsi="Roboto" w:cs="Times New Roman"/>
+          <w:b/>
+          <w:lang w:val="en-IN" w:eastAsia="en-GB" w:bidi="hi-IN"/>
+        </w:rPr>
         <w:t>[Address C1]</w:t>
       </w:r>
       <w:r>
@@ -391,7 +407,7 @@
       <w:r>
         <w:rPr>
           <w:rFonts w:ascii="Roboto" w:eastAsia="Times New Roman" w:hAnsi="Roboto" w:cs="Times New Roman"/>
-          <w:color w:val="FF0000"/>
+          <w:b/>
           <w:lang w:val="en-IN" w:eastAsia="en-GB" w:bidi="hi-IN"/>
         </w:rPr>
         <w:t>[PAN C1]</w:t>
@@ -452,43 +468,25 @@
       <w:r>
         <w:rPr>
           <w:rFonts w:ascii="Roboto" w:eastAsia="Times New Roman" w:hAnsi="Roboto" w:cs="Times New Roman"/>
-          <w:color w:val="FF0000"/>
+          <w:b/>
           <w:lang w:val="en-IN" w:eastAsia="en-GB" w:bidi="hi-IN"/>
         </w:rPr>
-        <w:t>[Name as per DC H1]; [Name as per DC H2]; [Name as per DC H3]; [Name as per DC H4</w:t>
-      </w:r>
-      <w:proofErr w:type="gramStart"/>
+        <w:t>[Name as per DC H1]; [Name as per DC H2]; [Name as per DC H3]; [Name as per DC H4]</w:t>
+      </w:r>
       <w:r>
         <w:rPr>
           <w:rFonts w:ascii="Roboto" w:eastAsia="Times New Roman" w:hAnsi="Roboto" w:cs="Times New Roman"/>
           <w:color w:val="FF0000"/>
           <w:lang w:val="en-IN" w:eastAsia="en-GB" w:bidi="hi-IN"/>
         </w:rPr>
-        <w:t>]</w:t>
-      </w:r>
-      <w:r>
-        <w:rPr>
-          <w:rFonts w:ascii="Roboto" w:eastAsia="Times New Roman" w:hAnsi="Roboto" w:cs="Times New Roman"/>
-          <w:color w:val="FF0000"/>
-          <w:lang w:val="en-IN" w:eastAsia="en-GB" w:bidi="hi-IN"/>
-        </w:rPr>
         <w:t xml:space="preserve"> </w:t>
       </w:r>
       <w:r>
         <w:rPr>
-          <w:rFonts w:ascii="Roboto" w:eastAsia="Times New Roman" w:hAnsi="Roboto" w:cs="Times New Roman"/>
-          <w:color w:val="FF0000"/>
-          <w:lang w:val="en-IN" w:eastAsia="en-GB" w:bidi="hi-IN"/>
-        </w:rPr>
-        <w:t xml:space="preserve"> </w:t>
-      </w:r>
-      <w:r>
-        <w:rPr>
           <w:rFonts w:ascii="Arial" w:hAnsi="Arial" w:cs="Arial"/>
         </w:rPr>
         <w:t>was</w:t>
       </w:r>
-      <w:proofErr w:type="gramEnd"/>
       <w:r>
         <w:rPr>
           <w:rFonts w:ascii="Arial" w:hAnsi="Arial" w:cs="Arial"/>
@@ -559,8 +557,8 @@
         <w:tblLook w:val="04A0" w:firstRow="1" w:lastRow="0" w:firstColumn="1" w:lastColumn="0" w:noHBand="0" w:noVBand="1"/>
       </w:tblPr>
       <w:tblGrid>
-        <w:gridCol w:w="1690"/>
-        <w:gridCol w:w="1408"/>
+        <w:gridCol w:w="1689"/>
+        <w:gridCol w:w="1409"/>
         <w:gridCol w:w="1183"/>
         <w:gridCol w:w="1970"/>
         <w:gridCol w:w="1695"/>
@@ -573,7 +571,7 @@
         </w:trPr>
         <w:tc>
           <w:tcPr>
-            <w:tcW w:w="1697" w:type="dxa"/>
+            <w:tcW w:w="1689" w:type="dxa"/>
             <w:vMerge w:val="restart"/>
           </w:tcPr>
           <w:p>
@@ -599,7 +597,7 @@
         </w:tc>
         <w:tc>
           <w:tcPr>
-            <w:tcW w:w="1418" w:type="dxa"/>
+            <w:tcW w:w="1409" w:type="dxa"/>
             <w:vMerge w:val="restart"/>
           </w:tcPr>
           <w:p>
@@ -625,7 +623,7 @@
         </w:tc>
         <w:tc>
           <w:tcPr>
-            <w:tcW w:w="1134" w:type="dxa"/>
+            <w:tcW w:w="1183" w:type="dxa"/>
             <w:vMerge w:val="restart"/>
           </w:tcPr>
           <w:p>
@@ -651,7 +649,7 @@
         </w:tc>
         <w:tc>
           <w:tcPr>
-            <w:tcW w:w="1984" w:type="dxa"/>
+            <w:tcW w:w="1970" w:type="dxa"/>
             <w:vMerge w:val="restart"/>
           </w:tcPr>
           <w:p>
@@ -677,7 +675,7 @@
         </w:tc>
         <w:tc>
           <w:tcPr>
-            <w:tcW w:w="1701" w:type="dxa"/>
+            <w:tcW w:w="1695" w:type="dxa"/>
             <w:vMerge w:val="restart"/>
           </w:tcPr>
           <w:p>
@@ -703,7 +701,7 @@
         </w:tc>
         <w:tc>
           <w:tcPr>
-            <w:tcW w:w="2126" w:type="dxa"/>
+            <w:tcW w:w="2114" w:type="dxa"/>
             <w:gridSpan w:val="2"/>
             <w:tcBorders>
               <w:bottom w:val="single" w:sz="4" w:space="0" w:color="auto"/>
@@ -737,7 +735,7 @@
         </w:trPr>
         <w:tc>
           <w:tcPr>
-            <w:tcW w:w="1697" w:type="dxa"/>
+            <w:tcW w:w="1689" w:type="dxa"/>
             <w:vMerge/>
           </w:tcPr>
           <w:p>
@@ -754,7 +752,7 @@
         </w:tc>
         <w:tc>
           <w:tcPr>
-            <w:tcW w:w="1418" w:type="dxa"/>
+            <w:tcW w:w="1409" w:type="dxa"/>
             <w:vMerge/>
           </w:tcPr>
           <w:p>
@@ -771,7 +769,7 @@
         </w:tc>
         <w:tc>
           <w:tcPr>
-            <w:tcW w:w="1134" w:type="dxa"/>
+            <w:tcW w:w="1183" w:type="dxa"/>
             <w:vMerge/>
           </w:tcPr>
           <w:p>
@@ -788,7 +786,7 @@
         </w:tc>
         <w:tc>
           <w:tcPr>
-            <w:tcW w:w="1984" w:type="dxa"/>
+            <w:tcW w:w="1970" w:type="dxa"/>
             <w:vMerge/>
           </w:tcPr>
           <w:p>
@@ -805,7 +803,7 @@
         </w:tc>
         <w:tc>
           <w:tcPr>
-            <w:tcW w:w="1701" w:type="dxa"/>
+            <w:tcW w:w="1695" w:type="dxa"/>
             <w:vMerge/>
           </w:tcPr>
           <w:p>
@@ -822,7 +820,7 @@
         </w:tc>
         <w:tc>
           <w:tcPr>
-            <w:tcW w:w="851" w:type="dxa"/>
+            <w:tcW w:w="850" w:type="dxa"/>
             <w:tcBorders>
               <w:top w:val="single" w:sz="4" w:space="0" w:color="auto"/>
               <w:right w:val="single" w:sz="4" w:space="0" w:color="auto"/>
@@ -851,7 +849,7 @@
         </w:tc>
         <w:tc>
           <w:tcPr>
-            <w:tcW w:w="1275" w:type="dxa"/>
+            <w:tcW w:w="1264" w:type="dxa"/>
             <w:tcBorders>
               <w:top w:val="single" w:sz="4" w:space="0" w:color="auto"/>
               <w:left w:val="single" w:sz="4" w:space="0" w:color="auto"/>
@@ -882,42 +880,40 @@
       <w:tr>
         <w:tc>
           <w:tcPr>
-            <w:tcW w:w="1697" w:type="dxa"/>
+            <w:tcW w:w="1689" w:type="dxa"/>
           </w:tcPr>
           <w:p>
             <w:pPr>
-              <w:spacing w:after="1"/>
-              <w:rPr>
-                <w:rFonts w:ascii="Roboto" w:hAnsi="Roboto"/>
-                <w:color w:val="FF0000"/>
+              <w:rPr>
+                <w:rFonts w:ascii="Roboto" w:hAnsi="Roboto"/>
+                <w:b/>
               </w:rPr>
             </w:pPr>
             <w:r>
               <w:rPr>
                 <w:rFonts w:ascii="Roboto" w:hAnsi="Roboto"/>
-                <w:color w:val="FF0000"/>
-              </w:rPr>
-              <w:t>[Company Name]</w:t>
+                <w:b/>
+              </w:rPr>
+              <w:t xml:space="preserve"> [Company Name]</w:t>
             </w:r>
           </w:p>
         </w:tc>
         <w:tc>
           <w:tcPr>
-            <w:tcW w:w="1418" w:type="dxa"/>
-            <w:vAlign w:val="bottom"/>
+            <w:tcW w:w="1409" w:type="dxa"/>
           </w:tcPr>
           <w:p>
             <w:pPr>
-              <w:spacing w:after="1"/>
-              <w:rPr>
-                <w:rFonts w:ascii="Roboto" w:hAnsi="Roboto"/>
-                <w:color w:val="FF0000"/>
+              <w:jc w:val="center"/>
+              <w:rPr>
+                <w:rFonts w:ascii="Roboto" w:hAnsi="Roboto"/>
+                <w:b/>
               </w:rPr>
             </w:pPr>
             <w:r>
               <w:rPr>
                 <w:rFonts w:ascii="Roboto" w:hAnsi="Roboto"/>
-                <w:color w:val="FF0000"/>
+                <w:b/>
               </w:rPr>
               <w:t>[Folio No]</w:t>
             </w:r>
@@ -925,21 +921,20 @@
         </w:tc>
         <w:tc>
           <w:tcPr>
-            <w:tcW w:w="1134" w:type="dxa"/>
-            <w:vAlign w:val="bottom"/>
+            <w:tcW w:w="1183" w:type="dxa"/>
           </w:tcPr>
           <w:p>
             <w:pPr>
-              <w:spacing w:after="1"/>
-              <w:rPr>
-                <w:rFonts w:ascii="Roboto" w:hAnsi="Roboto"/>
-                <w:color w:val="FF0000"/>
+              <w:jc w:val="center"/>
+              <w:rPr>
+                <w:rFonts w:ascii="Roboto" w:hAnsi="Roboto"/>
+                <w:b/>
               </w:rPr>
             </w:pPr>
             <w:r>
               <w:rPr>
                 <w:rFonts w:ascii="Roboto" w:hAnsi="Roboto"/>
-                <w:color w:val="FF0000"/>
+                <w:b/>
               </w:rPr>
               <w:t>[NOS1]</w:t>
             </w:r>
@@ -947,95 +942,84 @@
         </w:tc>
         <w:tc>
           <w:tcPr>
-            <w:tcW w:w="1984" w:type="dxa"/>
+            <w:tcW w:w="1970" w:type="dxa"/>
           </w:tcPr>
           <w:p>
             <w:pPr>
-              <w:spacing w:after="1"/>
+              <w:rPr>
+                <w:b/>
+              </w:rPr>
+            </w:pPr>
+            <w:proofErr w:type="spellStart"/>
+            <w:r>
               <w:rPr>
                 <w:rFonts w:cstheme="minorHAnsi"/>
                 <w:b/>
-                <w:color w:val="FF0000"/>
                 <w:sz w:val="24"/>
                 <w:szCs w:val="24"/>
               </w:rPr>
-            </w:pPr>
-            <w:proofErr w:type="gramStart"/>
+              <w:t>Rs</w:t>
+            </w:r>
+            <w:proofErr w:type="spellEnd"/>
             <w:r>
               <w:rPr>
                 <w:rFonts w:cstheme="minorHAnsi"/>
                 <w:b/>
-                <w:color w:val="FF0000"/>
                 <w:sz w:val="24"/>
                 <w:szCs w:val="24"/>
               </w:rPr>
-              <w:t>Rs.</w:t>
-            </w:r>
-            <w:r>
-              <w:rPr>
-                <w:rFonts w:ascii="Roboto" w:hAnsi="Roboto"/>
-                <w:color w:val="FF0000"/>
-              </w:rPr>
-              <w:t>[</w:t>
-            </w:r>
-            <w:proofErr w:type="gramEnd"/>
-            <w:r>
-              <w:rPr>
-                <w:rFonts w:ascii="Roboto" w:hAnsi="Roboto"/>
-                <w:color w:val="FF0000"/>
-              </w:rPr>
-              <w:t>Face Value]/-</w:t>
+              <w:t>.</w:t>
+            </w:r>
+            <w:r>
+              <w:rPr>
+                <w:rFonts w:ascii="Roboto" w:hAnsi="Roboto"/>
+                <w:b/>
+              </w:rPr>
+              <w:t>[Face Value]/-</w:t>
             </w:r>
           </w:p>
         </w:tc>
         <w:tc>
           <w:tcPr>
-            <w:tcW w:w="1701" w:type="dxa"/>
+            <w:tcW w:w="1695" w:type="dxa"/>
           </w:tcPr>
           <w:p>
-            <w:r>
-              <w:rPr>
-                <w:rStyle w:val="zw-portion"/>
-                <w:rFonts w:ascii="Roboto" w:hAnsi="Roboto"/>
-                <w:color w:val="FF0000"/>
-                <w:shd w:val="clear" w:color="auto" w:fill="FFFFFF"/>
-              </w:rPr>
-              <w:t> [SC1]</w:t>
-            </w:r>
-            <w:r>
-              <w:rPr>
-                <w:rStyle w:val="eop-readonly"/>
-                <w:rFonts w:ascii="Roboto" w:hAnsi="Roboto"/>
-                <w:color w:val="000000"/>
-                <w:shd w:val="clear" w:color="auto" w:fill="FFFFFF"/>
-              </w:rPr>
-              <w:t> </w:t>
+            <w:pPr>
+              <w:rPr>
+                <w:rFonts w:ascii="Roboto" w:hAnsi="Roboto"/>
+                <w:b/>
+              </w:rPr>
+            </w:pPr>
+            <w:r>
+              <w:rPr>
+                <w:rFonts w:ascii="Roboto" w:hAnsi="Roboto"/>
+                <w:b/>
+              </w:rPr>
+              <w:t xml:space="preserve">        [SC1]</w:t>
             </w:r>
           </w:p>
         </w:tc>
         <w:tc>
           <w:tcPr>
-            <w:tcW w:w="2126" w:type="dxa"/>
+            <w:tcW w:w="2114" w:type="dxa"/>
             <w:gridSpan w:val="2"/>
           </w:tcPr>
           <w:p>
-            <w:r>
-              <w:rPr>
-                <w:rStyle w:val="zw-portion"/>
-                <w:rFonts w:ascii="Roboto" w:hAnsi="Roboto"/>
-                <w:color w:val="FF0000"/>
-                <w:shd w:val="clear" w:color="auto" w:fill="FFFFFF"/>
-              </w:rPr>
-              <w:t>[DN1]</w:t>
-            </w:r>
-            <w:r>
-              <w:rPr>
-                <w:rStyle w:val="eop-readonly"/>
-                <w:rFonts w:ascii="Roboto" w:hAnsi="Roboto"/>
-                <w:color w:val="000000"/>
-                <w:shd w:val="clear" w:color="auto" w:fill="FFFFFF"/>
-              </w:rPr>
-              <w:t> </w:t>
+            <w:pPr>
+              <w:ind w:right="573"/>
+              <w:rPr>
+                <w:rFonts w:ascii="Arial" w:eastAsia="Times New Roman" w:hAnsi="Arial" w:cs="Arial"/>
+                <w:b/>
+                <w:sz w:val="20"/>
+                <w:szCs w:val="20"/>
+              </w:rPr>
+            </w:pPr>
+            <w:r>
+              <w:rPr>
+                <w:rFonts w:ascii="Roboto" w:hAnsi="Roboto"/>
+                <w:b/>
+              </w:rPr>
+              <w:t xml:space="preserve">          [DN1]</w:t>
             </w:r>
           </w:p>
         </w:tc>
@@ -1043,42 +1027,44 @@
       <w:tr>
         <w:tc>
           <w:tcPr>
-            <w:tcW w:w="1697" w:type="dxa"/>
+            <w:tcW w:w="1689" w:type="dxa"/>
           </w:tcPr>
           <w:p>
             <w:pPr>
-              <w:spacing w:after="1"/>
-              <w:rPr>
-                <w:rFonts w:ascii="Roboto" w:hAnsi="Roboto"/>
-                <w:color w:val="FF0000"/>
+              <w:rPr>
+                <w:rFonts w:ascii="Arial" w:eastAsia="Times New Roman" w:hAnsi="Arial" w:cs="Arial"/>
+                <w:b/>
+                <w:sz w:val="20"/>
+                <w:szCs w:val="20"/>
               </w:rPr>
             </w:pPr>
             <w:r>
               <w:rPr>
                 <w:rFonts w:ascii="Roboto" w:hAnsi="Roboto"/>
-                <w:color w:val="FF0000"/>
-              </w:rPr>
-              <w:t>[Company Name]</w:t>
+                <w:b/>
+              </w:rPr>
+              <w:t xml:space="preserve"> [Company Name]</w:t>
             </w:r>
           </w:p>
         </w:tc>
         <w:tc>
           <w:tcPr>
-            <w:tcW w:w="1418" w:type="dxa"/>
-            <w:vAlign w:val="bottom"/>
+            <w:tcW w:w="1409" w:type="dxa"/>
           </w:tcPr>
           <w:p>
             <w:pPr>
-              <w:spacing w:after="1"/>
-              <w:rPr>
-                <w:rFonts w:ascii="Roboto" w:hAnsi="Roboto"/>
-                <w:color w:val="FF0000"/>
+              <w:jc w:val="center"/>
+              <w:rPr>
+                <w:rFonts w:ascii="Arial" w:eastAsia="Times New Roman" w:hAnsi="Arial" w:cs="Arial"/>
+                <w:b/>
+                <w:sz w:val="20"/>
+                <w:szCs w:val="20"/>
               </w:rPr>
             </w:pPr>
             <w:r>
               <w:rPr>
                 <w:rFonts w:ascii="Roboto" w:hAnsi="Roboto"/>
-                <w:color w:val="FF0000"/>
+                <w:b/>
               </w:rPr>
               <w:t>[Folio No]</w:t>
             </w:r>
@@ -1086,21 +1072,19 @@
         </w:tc>
         <w:tc>
           <w:tcPr>
-            <w:tcW w:w="1134" w:type="dxa"/>
-            <w:vAlign w:val="bottom"/>
+            <w:tcW w:w="1183" w:type="dxa"/>
           </w:tcPr>
           <w:p>
             <w:pPr>
-              <w:spacing w:after="1"/>
-              <w:rPr>
-                <w:rFonts w:ascii="Roboto" w:hAnsi="Roboto"/>
-                <w:color w:val="FF0000"/>
+              <w:jc w:val="center"/>
+              <w:rPr>
+                <w:b/>
               </w:rPr>
             </w:pPr>
             <w:r>
               <w:rPr>
                 <w:rFonts w:ascii="Roboto" w:hAnsi="Roboto"/>
-                <w:color w:val="FF0000"/>
+                <w:b/>
               </w:rPr>
               <w:t>[NOS2]</w:t>
             </w:r>
@@ -1108,123 +1092,84 @@
         </w:tc>
         <w:tc>
           <w:tcPr>
-            <w:tcW w:w="1984" w:type="dxa"/>
+            <w:tcW w:w="1970" w:type="dxa"/>
           </w:tcPr>
           <w:p>
             <w:pPr>
-              <w:spacing w:after="1"/>
+              <w:rPr>
+                <w:b/>
+              </w:rPr>
+            </w:pPr>
+            <w:proofErr w:type="spellStart"/>
+            <w:r>
               <w:rPr>
                 <w:rFonts w:cstheme="minorHAnsi"/>
                 <w:b/>
-                <w:color w:val="FF0000"/>
                 <w:sz w:val="24"/>
                 <w:szCs w:val="24"/>
               </w:rPr>
-            </w:pPr>
-            <w:proofErr w:type="gramStart"/>
+              <w:t>Rs</w:t>
+            </w:r>
+            <w:proofErr w:type="spellEnd"/>
             <w:r>
               <w:rPr>
                 <w:rFonts w:cstheme="minorHAnsi"/>
                 <w:b/>
-                <w:color w:val="FF0000"/>
                 <w:sz w:val="24"/>
                 <w:szCs w:val="24"/>
               </w:rPr>
-              <w:t>Rs.</w:t>
-            </w:r>
-            <w:r>
-              <w:rPr>
-                <w:rFonts w:ascii="Roboto" w:hAnsi="Roboto"/>
-                <w:color w:val="FF0000"/>
-              </w:rPr>
-              <w:t>[</w:t>
-            </w:r>
-            <w:proofErr w:type="gramEnd"/>
-            <w:r>
-              <w:rPr>
-                <w:rFonts w:ascii="Roboto" w:hAnsi="Roboto"/>
-                <w:color w:val="FF0000"/>
-              </w:rPr>
-              <w:t>Face Value]</w:t>
-            </w:r>
-            <w:r>
-              <w:rPr>
-                <w:rFonts w:cstheme="minorHAnsi"/>
-                <w:b/>
-                <w:color w:val="FF0000"/>
-                <w:sz w:val="24"/>
-                <w:szCs w:val="24"/>
-              </w:rPr>
-              <w:t>/-</w:t>
+              <w:t>.</w:t>
+            </w:r>
+            <w:r>
+              <w:rPr>
+                <w:rFonts w:ascii="Roboto" w:hAnsi="Roboto"/>
+                <w:b/>
+              </w:rPr>
+              <w:t>[Face Value]/-</w:t>
             </w:r>
           </w:p>
         </w:tc>
         <w:tc>
           <w:tcPr>
-            <w:tcW w:w="1701" w:type="dxa"/>
+            <w:tcW w:w="1695" w:type="dxa"/>
           </w:tcPr>
           <w:p>
-            <w:r>
-              <w:rPr>
-                <w:rStyle w:val="zw-portion"/>
-                <w:rFonts w:ascii="Roboto" w:hAnsi="Roboto"/>
-                <w:color w:val="FF0000"/>
-                <w:shd w:val="clear" w:color="auto" w:fill="FFFFFF"/>
-              </w:rPr>
-              <w:t> [SC2</w:t>
-            </w:r>
-            <w:r>
-              <w:rPr>
-                <w:rStyle w:val="zw-portion"/>
-                <w:rFonts w:ascii="Roboto" w:hAnsi="Roboto"/>
-                <w:color w:val="FF0000"/>
-                <w:shd w:val="clear" w:color="auto" w:fill="FFFFFF"/>
-              </w:rPr>
-              <w:t>]</w:t>
-            </w:r>
-            <w:r>
-              <w:rPr>
-                <w:rStyle w:val="eop-readonly"/>
-                <w:rFonts w:ascii="Roboto" w:hAnsi="Roboto"/>
-                <w:color w:val="000000"/>
-                <w:shd w:val="clear" w:color="auto" w:fill="FFFFFF"/>
-              </w:rPr>
-              <w:t> </w:t>
+            <w:pPr>
+              <w:rPr>
+                <w:rFonts w:ascii="Arial" w:eastAsia="Times New Roman" w:hAnsi="Arial" w:cs="Arial"/>
+                <w:b/>
+                <w:sz w:val="20"/>
+                <w:szCs w:val="20"/>
+              </w:rPr>
+            </w:pPr>
+            <w:r>
+              <w:rPr>
+                <w:rFonts w:ascii="Roboto" w:hAnsi="Roboto"/>
+                <w:b/>
+              </w:rPr>
+              <w:t xml:space="preserve">        [SC2]</w:t>
             </w:r>
           </w:p>
         </w:tc>
         <w:tc>
           <w:tcPr>
-            <w:tcW w:w="2126" w:type="dxa"/>
+            <w:tcW w:w="2114" w:type="dxa"/>
             <w:gridSpan w:val="2"/>
           </w:tcPr>
           <w:p>
-            <w:r>
-              <w:rPr>
-                <w:rStyle w:val="zw-portion"/>
-                <w:rFonts w:ascii="Roboto" w:hAnsi="Roboto"/>
-                <w:color w:val="FF0000"/>
-                <w:shd w:val="clear" w:color="auto" w:fill="FFFFFF"/>
-              </w:rPr>
-              <w:t>[DN2</w:t>
-            </w:r>
-            <w:r>
-              <w:rPr>
-                <w:rStyle w:val="zw-portion"/>
-                <w:rFonts w:ascii="Roboto" w:hAnsi="Roboto"/>
-                <w:color w:val="FF0000"/>
-                <w:shd w:val="clear" w:color="auto" w:fill="FFFFFF"/>
-              </w:rPr>
-              <w:t>]</w:t>
-            </w:r>
-            <w:r>
-              <w:rPr>
-                <w:rStyle w:val="eop-readonly"/>
-                <w:rFonts w:ascii="Roboto" w:hAnsi="Roboto"/>
-                <w:color w:val="000000"/>
-                <w:shd w:val="clear" w:color="auto" w:fill="FFFFFF"/>
-              </w:rPr>
-              <w:t> </w:t>
+            <w:pPr>
+              <w:ind w:right="573"/>
+              <w:rPr>
+                <w:rFonts w:ascii="Roboto" w:hAnsi="Roboto"/>
+                <w:b/>
+              </w:rPr>
+            </w:pPr>
+            <w:r>
+              <w:rPr>
+                <w:rFonts w:ascii="Roboto" w:hAnsi="Roboto"/>
+                <w:b/>
+              </w:rPr>
+              <w:t xml:space="preserve">          [DN2]</w:t>
             </w:r>
           </w:p>
         </w:tc>
@@ -1232,42 +1177,44 @@
       <w:tr>
         <w:tc>
           <w:tcPr>
-            <w:tcW w:w="1697" w:type="dxa"/>
+            <w:tcW w:w="1689" w:type="dxa"/>
           </w:tcPr>
           <w:p>
             <w:pPr>
-              <w:spacing w:after="1"/>
-              <w:rPr>
-                <w:rFonts w:ascii="Roboto" w:hAnsi="Roboto"/>
-                <w:color w:val="FF0000"/>
+              <w:rPr>
+                <w:rFonts w:ascii="Arial" w:eastAsia="Times New Roman" w:hAnsi="Arial" w:cs="Arial"/>
+                <w:b/>
+                <w:sz w:val="20"/>
+                <w:szCs w:val="20"/>
               </w:rPr>
             </w:pPr>
             <w:r>
               <w:rPr>
                 <w:rFonts w:ascii="Roboto" w:hAnsi="Roboto"/>
-                <w:color w:val="FF0000"/>
-              </w:rPr>
-              <w:t>[Company Name]</w:t>
+                <w:b/>
+              </w:rPr>
+              <w:t xml:space="preserve"> [Company Name]</w:t>
             </w:r>
           </w:p>
         </w:tc>
         <w:tc>
           <w:tcPr>
-            <w:tcW w:w="1418" w:type="dxa"/>
-            <w:vAlign w:val="bottom"/>
+            <w:tcW w:w="1409" w:type="dxa"/>
           </w:tcPr>
           <w:p>
             <w:pPr>
-              <w:spacing w:after="1"/>
-              <w:rPr>
-                <w:rFonts w:ascii="Roboto" w:hAnsi="Roboto"/>
-                <w:color w:val="FF0000"/>
+              <w:jc w:val="center"/>
+              <w:rPr>
+                <w:rFonts w:ascii="Arial" w:eastAsia="Times New Roman" w:hAnsi="Arial" w:cs="Arial"/>
+                <w:b/>
+                <w:sz w:val="20"/>
+                <w:szCs w:val="20"/>
               </w:rPr>
             </w:pPr>
             <w:r>
               <w:rPr>
                 <w:rFonts w:ascii="Roboto" w:hAnsi="Roboto"/>
-                <w:color w:val="FF0000"/>
+                <w:b/>
               </w:rPr>
               <w:t>[Folio No]</w:t>
             </w:r>
@@ -1275,21 +1222,19 @@
         </w:tc>
         <w:tc>
           <w:tcPr>
-            <w:tcW w:w="1134" w:type="dxa"/>
-            <w:vAlign w:val="bottom"/>
+            <w:tcW w:w="1183" w:type="dxa"/>
           </w:tcPr>
           <w:p>
             <w:pPr>
-              <w:spacing w:after="1"/>
-              <w:rPr>
-                <w:rFonts w:ascii="Roboto" w:hAnsi="Roboto"/>
-                <w:color w:val="FF0000"/>
+              <w:jc w:val="center"/>
+              <w:rPr>
+                <w:b/>
               </w:rPr>
             </w:pPr>
             <w:r>
               <w:rPr>
                 <w:rFonts w:ascii="Roboto" w:hAnsi="Roboto"/>
-                <w:color w:val="FF0000"/>
+                <w:b/>
               </w:rPr>
               <w:t>[NOS3]</w:t>
             </w:r>
@@ -1297,113 +1242,93 @@
         </w:tc>
         <w:tc>
           <w:tcPr>
-            <w:tcW w:w="1984" w:type="dxa"/>
+            <w:tcW w:w="1970" w:type="dxa"/>
           </w:tcPr>
           <w:p>
             <w:pPr>
-              <w:spacing w:after="1"/>
+              <w:rPr>
+                <w:b/>
+              </w:rPr>
+            </w:pPr>
+            <w:proofErr w:type="spellStart"/>
+            <w:r>
               <w:rPr>
                 <w:rFonts w:cstheme="minorHAnsi"/>
                 <w:b/>
-                <w:color w:val="FF0000"/>
                 <w:sz w:val="24"/>
                 <w:szCs w:val="24"/>
               </w:rPr>
-            </w:pPr>
-            <w:proofErr w:type="gramStart"/>
+              <w:t>Rs</w:t>
+            </w:r>
+            <w:proofErr w:type="spellEnd"/>
             <w:r>
               <w:rPr>
                 <w:rFonts w:cstheme="minorHAnsi"/>
                 <w:b/>
-                <w:color w:val="FF0000"/>
                 <w:sz w:val="24"/>
                 <w:szCs w:val="24"/>
               </w:rPr>
-              <w:t>Rs.</w:t>
-            </w:r>
-            <w:r>
-              <w:rPr>
-                <w:rFonts w:ascii="Roboto" w:hAnsi="Roboto"/>
-                <w:color w:val="FF0000"/>
-              </w:rPr>
-              <w:t>[</w:t>
-            </w:r>
-            <w:proofErr w:type="gramEnd"/>
-            <w:r>
-              <w:rPr>
-                <w:rFonts w:ascii="Roboto" w:hAnsi="Roboto"/>
-                <w:color w:val="FF0000"/>
-              </w:rPr>
-              <w:t>Face Value]/-</w:t>
+              <w:t>.</w:t>
+            </w:r>
+            <w:r>
+              <w:rPr>
+                <w:rFonts w:ascii="Roboto" w:hAnsi="Roboto"/>
+                <w:b/>
+              </w:rPr>
+              <w:t>[Face Value]/-</w:t>
             </w:r>
           </w:p>
         </w:tc>
         <w:tc>
           <w:tcPr>
-            <w:tcW w:w="1701" w:type="dxa"/>
+            <w:tcW w:w="1695" w:type="dxa"/>
           </w:tcPr>
           <w:p>
-            <w:r>
-              <w:rPr>
-                <w:rStyle w:val="zw-portion"/>
-                <w:rFonts w:ascii="Roboto" w:hAnsi="Roboto"/>
-                <w:color w:val="FF0000"/>
-                <w:shd w:val="clear" w:color="auto" w:fill="FFFFFF"/>
-              </w:rPr>
-              <w:t> [SC3</w:t>
-            </w:r>
-            <w:r>
-              <w:rPr>
-                <w:rStyle w:val="zw-portion"/>
-                <w:rFonts w:ascii="Roboto" w:hAnsi="Roboto"/>
-                <w:color w:val="FF0000"/>
-                <w:shd w:val="clear" w:color="auto" w:fill="FFFFFF"/>
-              </w:rPr>
-              <w:t>]</w:t>
-            </w:r>
-            <w:r>
-              <w:rPr>
-                <w:rStyle w:val="eop-readonly"/>
-                <w:rFonts w:ascii="Roboto" w:hAnsi="Roboto"/>
-                <w:color w:val="000000"/>
-                <w:shd w:val="clear" w:color="auto" w:fill="FFFFFF"/>
-              </w:rPr>
-              <w:t> </w:t>
+            <w:pPr>
+              <w:rPr>
+                <w:rFonts w:ascii="Arial" w:eastAsia="Times New Roman" w:hAnsi="Arial" w:cs="Arial"/>
+                <w:b/>
+                <w:sz w:val="20"/>
+                <w:szCs w:val="20"/>
+              </w:rPr>
+            </w:pPr>
+            <w:r>
+              <w:rPr>
+                <w:rFonts w:ascii="Arial" w:eastAsia="Times New Roman" w:hAnsi="Arial" w:cs="Arial"/>
+                <w:b/>
+                <w:sz w:val="20"/>
+                <w:szCs w:val="20"/>
+              </w:rPr>
+              <w:t xml:space="preserve">        </w:t>
+            </w:r>
+            <w:r>
+              <w:rPr>
+                <w:rFonts w:ascii="Roboto" w:hAnsi="Roboto"/>
+                <w:b/>
+              </w:rPr>
+              <w:t>[SC3]</w:t>
             </w:r>
           </w:p>
         </w:tc>
         <w:tc>
           <w:tcPr>
-            <w:tcW w:w="2126" w:type="dxa"/>
+            <w:tcW w:w="2114" w:type="dxa"/>
             <w:gridSpan w:val="2"/>
           </w:tcPr>
           <w:p>
-            <w:r>
-              <w:rPr>
-                <w:rStyle w:val="zw-portion"/>
-                <w:rFonts w:ascii="Roboto" w:hAnsi="Roboto"/>
-                <w:color w:val="FF0000"/>
-                <w:shd w:val="clear" w:color="auto" w:fill="FFFFFF"/>
-              </w:rPr>
-              <w:t>[DN3</w:t>
-            </w:r>
-            <w:r>
-              <w:rPr>
-                <w:rStyle w:val="zw-portion"/>
-                <w:rFonts w:ascii="Roboto" w:hAnsi="Roboto"/>
-                <w:color w:val="FF0000"/>
-                <w:shd w:val="clear" w:color="auto" w:fill="FFFFFF"/>
-              </w:rPr>
-              <w:t>]</w:t>
-            </w:r>
-            <w:r>
-              <w:rPr>
-                <w:rStyle w:val="eop-readonly"/>
-                <w:rFonts w:ascii="Roboto" w:hAnsi="Roboto"/>
-                <w:color w:val="000000"/>
-                <w:shd w:val="clear" w:color="auto" w:fill="FFFFFF"/>
-              </w:rPr>
-              <w:t> </w:t>
+            <w:pPr>
+              <w:ind w:right="573"/>
+              <w:rPr>
+                <w:rFonts w:ascii="Roboto" w:hAnsi="Roboto"/>
+                <w:b/>
+              </w:rPr>
+            </w:pPr>
+            <w:r>
+              <w:rPr>
+                <w:rFonts w:ascii="Roboto" w:hAnsi="Roboto"/>
+                <w:b/>
+              </w:rPr>
+              <w:t xml:space="preserve">          [DN3]</w:t>
             </w:r>
           </w:p>
         </w:tc>
@@ -1411,42 +1336,44 @@
       <w:tr>
         <w:tc>
           <w:tcPr>
-            <w:tcW w:w="1697" w:type="dxa"/>
+            <w:tcW w:w="1689" w:type="dxa"/>
           </w:tcPr>
           <w:p>
             <w:pPr>
-              <w:spacing w:after="1"/>
-              <w:rPr>
-                <w:rFonts w:ascii="Roboto" w:hAnsi="Roboto"/>
-                <w:color w:val="FF0000"/>
+              <w:rPr>
+                <w:rFonts w:ascii="Arial" w:eastAsia="Times New Roman" w:hAnsi="Arial" w:cs="Arial"/>
+                <w:b/>
+                <w:sz w:val="20"/>
+                <w:szCs w:val="20"/>
               </w:rPr>
             </w:pPr>
             <w:r>
               <w:rPr>
                 <w:rFonts w:ascii="Roboto" w:hAnsi="Roboto"/>
-                <w:color w:val="FF0000"/>
-              </w:rPr>
-              <w:t>[Company Name]</w:t>
+                <w:b/>
+              </w:rPr>
+              <w:t xml:space="preserve"> [Company Name]</w:t>
             </w:r>
           </w:p>
         </w:tc>
         <w:tc>
           <w:tcPr>
-            <w:tcW w:w="1418" w:type="dxa"/>
-            <w:vAlign w:val="bottom"/>
+            <w:tcW w:w="1409" w:type="dxa"/>
           </w:tcPr>
           <w:p>
             <w:pPr>
-              <w:spacing w:after="1"/>
-              <w:rPr>
-                <w:rFonts w:ascii="Roboto" w:hAnsi="Roboto"/>
-                <w:color w:val="FF0000"/>
+              <w:jc w:val="center"/>
+              <w:rPr>
+                <w:rFonts w:ascii="Arial" w:eastAsia="Times New Roman" w:hAnsi="Arial" w:cs="Arial"/>
+                <w:b/>
+                <w:sz w:val="20"/>
+                <w:szCs w:val="20"/>
               </w:rPr>
             </w:pPr>
             <w:r>
               <w:rPr>
                 <w:rFonts w:ascii="Roboto" w:hAnsi="Roboto"/>
-                <w:color w:val="FF0000"/>
+                <w:b/>
               </w:rPr>
               <w:t>[Folio No]</w:t>
             </w:r>
@@ -1454,21 +1381,19 @@
         </w:tc>
         <w:tc>
           <w:tcPr>
-            <w:tcW w:w="1134" w:type="dxa"/>
-            <w:vAlign w:val="bottom"/>
+            <w:tcW w:w="1183" w:type="dxa"/>
           </w:tcPr>
           <w:p>
             <w:pPr>
-              <w:spacing w:after="1"/>
-              <w:rPr>
-                <w:rFonts w:ascii="Roboto" w:hAnsi="Roboto"/>
-                <w:color w:val="FF0000"/>
+              <w:jc w:val="center"/>
+              <w:rPr>
+                <w:b/>
               </w:rPr>
             </w:pPr>
             <w:r>
               <w:rPr>
                 <w:rFonts w:ascii="Roboto" w:hAnsi="Roboto"/>
-                <w:color w:val="FF0000"/>
+                <w:b/>
               </w:rPr>
               <w:t>[NOS4]</w:t>
             </w:r>
@@ -1476,113 +1401,93 @@
         </w:tc>
         <w:tc>
           <w:tcPr>
-            <w:tcW w:w="1984" w:type="dxa"/>
+            <w:tcW w:w="1970" w:type="dxa"/>
           </w:tcPr>
           <w:p>
             <w:pPr>
-              <w:spacing w:after="1"/>
+              <w:rPr>
+                <w:b/>
+              </w:rPr>
+            </w:pPr>
+            <w:proofErr w:type="spellStart"/>
+            <w:r>
               <w:rPr>
                 <w:rFonts w:cstheme="minorHAnsi"/>
                 <w:b/>
-                <w:color w:val="FF0000"/>
                 <w:sz w:val="24"/>
                 <w:szCs w:val="24"/>
               </w:rPr>
-            </w:pPr>
-            <w:proofErr w:type="gramStart"/>
+              <w:t>Rs</w:t>
+            </w:r>
+            <w:proofErr w:type="spellEnd"/>
             <w:r>
               <w:rPr>
                 <w:rFonts w:cstheme="minorHAnsi"/>
                 <w:b/>
-                <w:color w:val="FF0000"/>
                 <w:sz w:val="24"/>
                 <w:szCs w:val="24"/>
               </w:rPr>
-              <w:t>Rs.</w:t>
-            </w:r>
-            <w:r>
-              <w:rPr>
-                <w:rFonts w:ascii="Roboto" w:hAnsi="Roboto"/>
-                <w:color w:val="FF0000"/>
-              </w:rPr>
-              <w:t>[</w:t>
-            </w:r>
-            <w:proofErr w:type="gramEnd"/>
-            <w:r>
-              <w:rPr>
-                <w:rFonts w:ascii="Roboto" w:hAnsi="Roboto"/>
-                <w:color w:val="FF0000"/>
-              </w:rPr>
-              <w:t>Face Value]/-</w:t>
+              <w:t>.</w:t>
+            </w:r>
+            <w:r>
+              <w:rPr>
+                <w:rFonts w:ascii="Roboto" w:hAnsi="Roboto"/>
+                <w:b/>
+              </w:rPr>
+              <w:t>[Face Value]/-</w:t>
             </w:r>
           </w:p>
         </w:tc>
         <w:tc>
           <w:tcPr>
-            <w:tcW w:w="1701" w:type="dxa"/>
+            <w:tcW w:w="1695" w:type="dxa"/>
           </w:tcPr>
           <w:p>
-            <w:r>
-              <w:rPr>
-                <w:rStyle w:val="zw-portion"/>
-                <w:rFonts w:ascii="Roboto" w:hAnsi="Roboto"/>
-                <w:color w:val="FF0000"/>
-                <w:shd w:val="clear" w:color="auto" w:fill="FFFFFF"/>
-              </w:rPr>
-              <w:t> [SC4</w:t>
-            </w:r>
-            <w:r>
-              <w:rPr>
-                <w:rStyle w:val="zw-portion"/>
-                <w:rFonts w:ascii="Roboto" w:hAnsi="Roboto"/>
-                <w:color w:val="FF0000"/>
-                <w:shd w:val="clear" w:color="auto" w:fill="FFFFFF"/>
-              </w:rPr>
-              <w:t>]</w:t>
-            </w:r>
-            <w:r>
-              <w:rPr>
-                <w:rStyle w:val="eop-readonly"/>
-                <w:rFonts w:ascii="Roboto" w:hAnsi="Roboto"/>
-                <w:color w:val="000000"/>
-                <w:shd w:val="clear" w:color="auto" w:fill="FFFFFF"/>
-              </w:rPr>
-              <w:t> </w:t>
+            <w:pPr>
+              <w:rPr>
+                <w:rFonts w:ascii="Arial" w:eastAsia="Times New Roman" w:hAnsi="Arial" w:cs="Arial"/>
+                <w:b/>
+                <w:sz w:val="20"/>
+                <w:szCs w:val="20"/>
+              </w:rPr>
+            </w:pPr>
+            <w:r>
+              <w:rPr>
+                <w:rFonts w:ascii="Arial" w:eastAsia="Times New Roman" w:hAnsi="Arial" w:cs="Arial"/>
+                <w:b/>
+                <w:sz w:val="20"/>
+                <w:szCs w:val="20"/>
+              </w:rPr>
+              <w:t xml:space="preserve">        </w:t>
+            </w:r>
+            <w:r>
+              <w:rPr>
+                <w:rFonts w:ascii="Roboto" w:hAnsi="Roboto"/>
+                <w:b/>
+              </w:rPr>
+              <w:t>[SC4]</w:t>
             </w:r>
           </w:p>
         </w:tc>
         <w:tc>
           <w:tcPr>
-            <w:tcW w:w="2126" w:type="dxa"/>
+            <w:tcW w:w="2114" w:type="dxa"/>
             <w:gridSpan w:val="2"/>
           </w:tcPr>
           <w:p>
-            <w:r>
-              <w:rPr>
-                <w:rStyle w:val="zw-portion"/>
-                <w:rFonts w:ascii="Roboto" w:hAnsi="Roboto"/>
-                <w:color w:val="FF0000"/>
-                <w:shd w:val="clear" w:color="auto" w:fill="FFFFFF"/>
-              </w:rPr>
-              <w:t>[DN4</w:t>
-            </w:r>
-            <w:r>
-              <w:rPr>
-                <w:rStyle w:val="zw-portion"/>
-                <w:rFonts w:ascii="Roboto" w:hAnsi="Roboto"/>
-                <w:color w:val="FF0000"/>
-                <w:shd w:val="clear" w:color="auto" w:fill="FFFFFF"/>
-              </w:rPr>
-              <w:t>]</w:t>
-            </w:r>
-            <w:r>
-              <w:rPr>
-                <w:rStyle w:val="eop-readonly"/>
-                <w:rFonts w:ascii="Roboto" w:hAnsi="Roboto"/>
-                <w:color w:val="000000"/>
-                <w:shd w:val="clear" w:color="auto" w:fill="FFFFFF"/>
-              </w:rPr>
-              <w:t> </w:t>
+            <w:pPr>
+              <w:ind w:right="573"/>
+              <w:rPr>
+                <w:rFonts w:ascii="Roboto" w:hAnsi="Roboto"/>
+                <w:b/>
+              </w:rPr>
+            </w:pPr>
+            <w:r>
+              <w:rPr>
+                <w:rFonts w:ascii="Roboto" w:hAnsi="Roboto"/>
+                <w:b/>
+              </w:rPr>
+              <w:t xml:space="preserve">          [DN4]</w:t>
             </w:r>
           </w:p>
         </w:tc>
@@ -1590,42 +1495,44 @@
       <w:tr>
         <w:tc>
           <w:tcPr>
-            <w:tcW w:w="1697" w:type="dxa"/>
+            <w:tcW w:w="1689" w:type="dxa"/>
           </w:tcPr>
           <w:p>
             <w:pPr>
-              <w:spacing w:after="1"/>
-              <w:rPr>
-                <w:rFonts w:ascii="Roboto" w:hAnsi="Roboto"/>
-                <w:color w:val="FF0000"/>
+              <w:rPr>
+                <w:rFonts w:ascii="Arial" w:eastAsia="Times New Roman" w:hAnsi="Arial" w:cs="Arial"/>
+                <w:b/>
+                <w:sz w:val="20"/>
+                <w:szCs w:val="20"/>
               </w:rPr>
             </w:pPr>
             <w:r>
               <w:rPr>
                 <w:rFonts w:ascii="Roboto" w:hAnsi="Roboto"/>
-                <w:color w:val="FF0000"/>
-              </w:rPr>
-              <w:t>[Company Name]</w:t>
+                <w:b/>
+              </w:rPr>
+              <w:t xml:space="preserve"> [Company Name]</w:t>
             </w:r>
           </w:p>
         </w:tc>
         <w:tc>
           <w:tcPr>
-            <w:tcW w:w="1418" w:type="dxa"/>
-            <w:vAlign w:val="bottom"/>
+            <w:tcW w:w="1409" w:type="dxa"/>
           </w:tcPr>
           <w:p>
             <w:pPr>
-              <w:spacing w:after="1"/>
-              <w:rPr>
-                <w:rFonts w:ascii="Roboto" w:hAnsi="Roboto"/>
-                <w:color w:val="FF0000"/>
+              <w:jc w:val="center"/>
+              <w:rPr>
+                <w:rFonts w:ascii="Arial" w:eastAsia="Times New Roman" w:hAnsi="Arial" w:cs="Arial"/>
+                <w:b/>
+                <w:sz w:val="20"/>
+                <w:szCs w:val="20"/>
               </w:rPr>
             </w:pPr>
             <w:r>
               <w:rPr>
                 <w:rFonts w:ascii="Roboto" w:hAnsi="Roboto"/>
-                <w:color w:val="FF0000"/>
+                <w:b/>
               </w:rPr>
               <w:t>[Folio No]</w:t>
             </w:r>
@@ -1633,21 +1540,19 @@
         </w:tc>
         <w:tc>
           <w:tcPr>
-            <w:tcW w:w="1134" w:type="dxa"/>
-            <w:vAlign w:val="bottom"/>
+            <w:tcW w:w="1183" w:type="dxa"/>
           </w:tcPr>
           <w:p>
             <w:pPr>
-              <w:spacing w:after="1"/>
-              <w:rPr>
-                <w:rFonts w:ascii="Roboto" w:hAnsi="Roboto"/>
-                <w:color w:val="FF0000"/>
+              <w:jc w:val="center"/>
+              <w:rPr>
+                <w:b/>
               </w:rPr>
             </w:pPr>
             <w:r>
               <w:rPr>
                 <w:rFonts w:ascii="Roboto" w:hAnsi="Roboto"/>
-                <w:color w:val="FF0000"/>
+                <w:b/>
               </w:rPr>
               <w:t>[NOS5]</w:t>
             </w:r>
@@ -1655,113 +1560,1094 @@
         </w:tc>
         <w:tc>
           <w:tcPr>
-            <w:tcW w:w="1984" w:type="dxa"/>
+            <w:tcW w:w="1970" w:type="dxa"/>
           </w:tcPr>
           <w:p>
             <w:pPr>
-              <w:spacing w:after="1"/>
+              <w:rPr>
+                <w:b/>
+              </w:rPr>
+            </w:pPr>
+            <w:proofErr w:type="spellStart"/>
+            <w:r>
               <w:rPr>
                 <w:rFonts w:cstheme="minorHAnsi"/>
                 <w:b/>
-                <w:color w:val="FF0000"/>
                 <w:sz w:val="24"/>
                 <w:szCs w:val="24"/>
               </w:rPr>
-            </w:pPr>
-            <w:proofErr w:type="gramStart"/>
+              <w:t>Rs</w:t>
+            </w:r>
+            <w:proofErr w:type="spellEnd"/>
             <w:r>
               <w:rPr>
                 <w:rFonts w:cstheme="minorHAnsi"/>
                 <w:b/>
-                <w:color w:val="FF0000"/>
                 <w:sz w:val="24"/>
                 <w:szCs w:val="24"/>
               </w:rPr>
-              <w:t>Rs.</w:t>
-            </w:r>
-            <w:r>
-              <w:rPr>
-                <w:rFonts w:ascii="Roboto" w:hAnsi="Roboto"/>
-                <w:color w:val="FF0000"/>
-              </w:rPr>
-              <w:t>[</w:t>
-            </w:r>
-            <w:proofErr w:type="gramEnd"/>
-            <w:r>
-              <w:rPr>
-                <w:rFonts w:ascii="Roboto" w:hAnsi="Roboto"/>
-                <w:color w:val="FF0000"/>
-              </w:rPr>
-              <w:t>Face Value]/-</w:t>
+              <w:t>.</w:t>
+            </w:r>
+            <w:r>
+              <w:rPr>
+                <w:rFonts w:ascii="Roboto" w:hAnsi="Roboto"/>
+                <w:b/>
+              </w:rPr>
+              <w:t>[Face Value]/-</w:t>
             </w:r>
           </w:p>
         </w:tc>
         <w:tc>
           <w:tcPr>
-            <w:tcW w:w="1701" w:type="dxa"/>
+            <w:tcW w:w="1695" w:type="dxa"/>
           </w:tcPr>
           <w:p>
-            <w:r>
-              <w:rPr>
-                <w:rStyle w:val="zw-portion"/>
-                <w:rFonts w:ascii="Roboto" w:hAnsi="Roboto"/>
-                <w:color w:val="FF0000"/>
-                <w:shd w:val="clear" w:color="auto" w:fill="FFFFFF"/>
-              </w:rPr>
-              <w:t> [SC5</w:t>
-            </w:r>
-            <w:r>
-              <w:rPr>
-                <w:rStyle w:val="zw-portion"/>
-                <w:rFonts w:ascii="Roboto" w:hAnsi="Roboto"/>
-                <w:color w:val="FF0000"/>
-                <w:shd w:val="clear" w:color="auto" w:fill="FFFFFF"/>
-              </w:rPr>
-              <w:t>]</w:t>
-            </w:r>
-            <w:r>
-              <w:rPr>
-                <w:rStyle w:val="eop-readonly"/>
-                <w:rFonts w:ascii="Roboto" w:hAnsi="Roboto"/>
-                <w:color w:val="000000"/>
-                <w:shd w:val="clear" w:color="auto" w:fill="FFFFFF"/>
-              </w:rPr>
-              <w:t> </w:t>
+            <w:pPr>
+              <w:rPr>
+                <w:rFonts w:ascii="Arial" w:eastAsia="Times New Roman" w:hAnsi="Arial" w:cs="Arial"/>
+                <w:b/>
+                <w:sz w:val="20"/>
+                <w:szCs w:val="20"/>
+              </w:rPr>
+            </w:pPr>
+            <w:r>
+              <w:rPr>
+                <w:rFonts w:ascii="Arial" w:eastAsia="Times New Roman" w:hAnsi="Arial" w:cs="Arial"/>
+                <w:b/>
+                <w:sz w:val="20"/>
+                <w:szCs w:val="20"/>
+              </w:rPr>
+              <w:t xml:space="preserve">        </w:t>
+            </w:r>
+            <w:r>
+              <w:rPr>
+                <w:rFonts w:ascii="Roboto" w:hAnsi="Roboto"/>
+                <w:b/>
+              </w:rPr>
+              <w:t>[SC5]</w:t>
             </w:r>
           </w:p>
         </w:tc>
         <w:tc>
           <w:tcPr>
-            <w:tcW w:w="2126" w:type="dxa"/>
+            <w:tcW w:w="2114" w:type="dxa"/>
             <w:gridSpan w:val="2"/>
           </w:tcPr>
           <w:p>
-            <w:r>
-              <w:rPr>
-                <w:rStyle w:val="zw-portion"/>
-                <w:rFonts w:ascii="Roboto" w:hAnsi="Roboto"/>
-                <w:color w:val="FF0000"/>
-                <w:shd w:val="clear" w:color="auto" w:fill="FFFFFF"/>
-              </w:rPr>
-              <w:t>[DN5</w:t>
-            </w:r>
-            <w:r>
-              <w:rPr>
-                <w:rStyle w:val="zw-portion"/>
-                <w:rFonts w:ascii="Roboto" w:hAnsi="Roboto"/>
-                <w:color w:val="FF0000"/>
-                <w:shd w:val="clear" w:color="auto" w:fill="FFFFFF"/>
+            <w:pPr>
+              <w:ind w:right="573"/>
+              <w:rPr>
+                <w:rFonts w:ascii="Roboto" w:hAnsi="Roboto"/>
+                <w:b/>
+              </w:rPr>
+            </w:pPr>
+            <w:r>
+              <w:rPr>
+                <w:rFonts w:ascii="Roboto" w:hAnsi="Roboto"/>
+                <w:b/>
+              </w:rPr>
+              <w:t xml:space="preserve">          [DN5]</w:t>
+            </w:r>
+          </w:p>
+        </w:tc>
+      </w:tr>
+      <w:tr>
+        <w:tc>
+          <w:tcPr>
+            <w:tcW w:w="1689" w:type="dxa"/>
+          </w:tcPr>
+          <w:p>
+            <w:pPr>
+              <w:rPr>
+                <w:rFonts w:ascii="Roboto" w:hAnsi="Roboto"/>
+                <w:b/>
+              </w:rPr>
+            </w:pPr>
+            <w:r>
+              <w:rPr>
+                <w:rFonts w:ascii="Roboto" w:hAnsi="Roboto"/>
+                <w:b/>
+              </w:rPr>
+              <w:t xml:space="preserve"> [Company Name]</w:t>
+            </w:r>
+          </w:p>
+        </w:tc>
+        <w:tc>
+          <w:tcPr>
+            <w:tcW w:w="1409" w:type="dxa"/>
+          </w:tcPr>
+          <w:p>
+            <w:pPr>
+              <w:jc w:val="center"/>
+              <w:rPr>
+                <w:rFonts w:ascii="Roboto" w:hAnsi="Roboto"/>
+                <w:b/>
+              </w:rPr>
+            </w:pPr>
+            <w:r>
+              <w:rPr>
+                <w:rFonts w:ascii="Roboto" w:hAnsi="Roboto"/>
+                <w:b/>
+              </w:rPr>
+              <w:t>[Folio No]</w:t>
+            </w:r>
+          </w:p>
+        </w:tc>
+        <w:tc>
+          <w:tcPr>
+            <w:tcW w:w="1183" w:type="dxa"/>
+          </w:tcPr>
+          <w:p>
+            <w:pPr>
+              <w:jc w:val="center"/>
+              <w:rPr>
+                <w:b/>
+              </w:rPr>
+            </w:pPr>
+            <w:r>
+              <w:rPr>
+                <w:rFonts w:ascii="Roboto" w:hAnsi="Roboto"/>
+                <w:b/>
+              </w:rPr>
+              <w:t>[NOS</w:t>
+            </w:r>
+            <w:r>
+              <w:rPr>
+                <w:rFonts w:ascii="Roboto" w:hAnsi="Roboto"/>
+                <w:b/>
+              </w:rPr>
+              <w:t>6</w:t>
+            </w:r>
+            <w:r>
+              <w:rPr>
+                <w:rFonts w:ascii="Roboto" w:hAnsi="Roboto"/>
+                <w:b/>
               </w:rPr>
               <w:t>]</w:t>
             </w:r>
-            <w:r>
-              <w:rPr>
-                <w:rStyle w:val="eop-readonly"/>
-                <w:rFonts w:ascii="Roboto" w:hAnsi="Roboto"/>
-                <w:color w:val="000000"/>
-                <w:shd w:val="clear" w:color="auto" w:fill="FFFFFF"/>
-              </w:rPr>
-              <w:t> </w:t>
+          </w:p>
+        </w:tc>
+        <w:tc>
+          <w:tcPr>
+            <w:tcW w:w="1970" w:type="dxa"/>
+          </w:tcPr>
+          <w:p>
+            <w:pPr>
+              <w:rPr>
+                <w:b/>
+              </w:rPr>
+            </w:pPr>
+            <w:proofErr w:type="spellStart"/>
+            <w:r>
+              <w:rPr>
+                <w:rFonts w:cstheme="minorHAnsi"/>
+                <w:b/>
+                <w:sz w:val="24"/>
+                <w:szCs w:val="24"/>
+              </w:rPr>
+              <w:t>Rs</w:t>
+            </w:r>
+            <w:proofErr w:type="spellEnd"/>
+            <w:r>
+              <w:rPr>
+                <w:rFonts w:cstheme="minorHAnsi"/>
+                <w:b/>
+                <w:sz w:val="24"/>
+                <w:szCs w:val="24"/>
+              </w:rPr>
+              <w:t>.</w:t>
+            </w:r>
+            <w:r>
+              <w:rPr>
+                <w:rFonts w:ascii="Roboto" w:hAnsi="Roboto"/>
+                <w:b/>
+              </w:rPr>
+              <w:t>[Face Value]/-</w:t>
+            </w:r>
+          </w:p>
+        </w:tc>
+        <w:tc>
+          <w:tcPr>
+            <w:tcW w:w="1695" w:type="dxa"/>
+          </w:tcPr>
+          <w:p>
+            <w:pPr>
+              <w:rPr>
+                <w:rFonts w:ascii="Arial" w:eastAsia="Times New Roman" w:hAnsi="Arial" w:cs="Arial"/>
+                <w:b/>
+                <w:sz w:val="20"/>
+                <w:szCs w:val="20"/>
+              </w:rPr>
+            </w:pPr>
+            <w:r>
+              <w:rPr>
+                <w:rFonts w:ascii="Arial" w:eastAsia="Times New Roman" w:hAnsi="Arial" w:cs="Arial"/>
+                <w:b/>
+                <w:sz w:val="20"/>
+                <w:szCs w:val="20"/>
+              </w:rPr>
+              <w:t xml:space="preserve">        </w:t>
+            </w:r>
+            <w:r>
+              <w:rPr>
+                <w:rFonts w:ascii="Roboto" w:hAnsi="Roboto"/>
+                <w:b/>
+              </w:rPr>
+              <w:t>[SC</w:t>
+            </w:r>
+            <w:r>
+              <w:rPr>
+                <w:rFonts w:ascii="Roboto" w:hAnsi="Roboto"/>
+                <w:b/>
+              </w:rPr>
+              <w:t>6</w:t>
+            </w:r>
+            <w:r>
+              <w:rPr>
+                <w:rFonts w:ascii="Roboto" w:hAnsi="Roboto"/>
+                <w:b/>
+              </w:rPr>
+              <w:t>]</w:t>
+            </w:r>
+          </w:p>
+        </w:tc>
+        <w:tc>
+          <w:tcPr>
+            <w:tcW w:w="2114" w:type="dxa"/>
+            <w:gridSpan w:val="2"/>
+          </w:tcPr>
+          <w:p>
+            <w:pPr>
+              <w:ind w:right="573"/>
+              <w:rPr>
+                <w:rFonts w:ascii="Roboto" w:hAnsi="Roboto"/>
+                <w:b/>
+              </w:rPr>
+            </w:pPr>
+            <w:r>
+              <w:rPr>
+                <w:rFonts w:ascii="Roboto" w:hAnsi="Roboto"/>
+                <w:b/>
+              </w:rPr>
+              <w:t xml:space="preserve">          [DN</w:t>
+            </w:r>
+            <w:r>
+              <w:rPr>
+                <w:rFonts w:ascii="Roboto" w:hAnsi="Roboto"/>
+                <w:b/>
+              </w:rPr>
+              <w:t>6</w:t>
+            </w:r>
+            <w:r>
+              <w:rPr>
+                <w:rFonts w:ascii="Roboto" w:hAnsi="Roboto"/>
+                <w:b/>
+              </w:rPr>
+              <w:t>]</w:t>
+            </w:r>
+          </w:p>
+        </w:tc>
+      </w:tr>
+      <w:tr>
+        <w:tc>
+          <w:tcPr>
+            <w:tcW w:w="1689" w:type="dxa"/>
+          </w:tcPr>
+          <w:p>
+            <w:pPr>
+              <w:rPr>
+                <w:rFonts w:ascii="Arial" w:eastAsia="Times New Roman" w:hAnsi="Arial" w:cs="Arial"/>
+                <w:b/>
+                <w:sz w:val="20"/>
+                <w:szCs w:val="20"/>
+              </w:rPr>
+            </w:pPr>
+            <w:r>
+              <w:rPr>
+                <w:rFonts w:ascii="Roboto" w:hAnsi="Roboto"/>
+                <w:b/>
+              </w:rPr>
+              <w:t xml:space="preserve"> [Company Name]</w:t>
+            </w:r>
+          </w:p>
+        </w:tc>
+        <w:tc>
+          <w:tcPr>
+            <w:tcW w:w="1409" w:type="dxa"/>
+          </w:tcPr>
+          <w:p>
+            <w:pPr>
+              <w:jc w:val="center"/>
+              <w:rPr>
+                <w:rFonts w:ascii="Arial" w:eastAsia="Times New Roman" w:hAnsi="Arial" w:cs="Arial"/>
+                <w:b/>
+                <w:sz w:val="20"/>
+                <w:szCs w:val="20"/>
+              </w:rPr>
+            </w:pPr>
+            <w:r>
+              <w:rPr>
+                <w:rFonts w:ascii="Roboto" w:hAnsi="Roboto"/>
+                <w:b/>
+              </w:rPr>
+              <w:t>[Folio No]</w:t>
+            </w:r>
+          </w:p>
+        </w:tc>
+        <w:tc>
+          <w:tcPr>
+            <w:tcW w:w="1183" w:type="dxa"/>
+          </w:tcPr>
+          <w:p>
+            <w:pPr>
+              <w:jc w:val="center"/>
+              <w:rPr>
+                <w:b/>
+              </w:rPr>
+            </w:pPr>
+            <w:r>
+              <w:rPr>
+                <w:rFonts w:ascii="Roboto" w:hAnsi="Roboto"/>
+                <w:b/>
+              </w:rPr>
+              <w:t>[NOS</w:t>
+            </w:r>
+            <w:r>
+              <w:rPr>
+                <w:rFonts w:ascii="Roboto" w:hAnsi="Roboto"/>
+                <w:b/>
+              </w:rPr>
+              <w:t>7</w:t>
+            </w:r>
+            <w:r>
+              <w:rPr>
+                <w:rFonts w:ascii="Roboto" w:hAnsi="Roboto"/>
+                <w:b/>
+              </w:rPr>
+              <w:t>]</w:t>
+            </w:r>
+          </w:p>
+        </w:tc>
+        <w:tc>
+          <w:tcPr>
+            <w:tcW w:w="1970" w:type="dxa"/>
+          </w:tcPr>
+          <w:p>
+            <w:pPr>
+              <w:rPr>
+                <w:b/>
+              </w:rPr>
+            </w:pPr>
+            <w:proofErr w:type="spellStart"/>
+            <w:r>
+              <w:rPr>
+                <w:rFonts w:cstheme="minorHAnsi"/>
+                <w:b/>
+                <w:sz w:val="24"/>
+                <w:szCs w:val="24"/>
+              </w:rPr>
+              <w:t>Rs</w:t>
+            </w:r>
+            <w:proofErr w:type="spellEnd"/>
+            <w:r>
+              <w:rPr>
+                <w:rFonts w:cstheme="minorHAnsi"/>
+                <w:b/>
+                <w:sz w:val="24"/>
+                <w:szCs w:val="24"/>
+              </w:rPr>
+              <w:t>.</w:t>
+            </w:r>
+            <w:r>
+              <w:rPr>
+                <w:rFonts w:ascii="Roboto" w:hAnsi="Roboto"/>
+                <w:b/>
+              </w:rPr>
+              <w:t>[Face Value]/-</w:t>
+            </w:r>
+          </w:p>
+        </w:tc>
+        <w:tc>
+          <w:tcPr>
+            <w:tcW w:w="1695" w:type="dxa"/>
+          </w:tcPr>
+          <w:p>
+            <w:pPr>
+              <w:rPr>
+                <w:rFonts w:ascii="Arial" w:eastAsia="Times New Roman" w:hAnsi="Arial" w:cs="Arial"/>
+                <w:b/>
+                <w:sz w:val="20"/>
+                <w:szCs w:val="20"/>
+              </w:rPr>
+            </w:pPr>
+            <w:r>
+              <w:rPr>
+                <w:rFonts w:ascii="Arial" w:eastAsia="Times New Roman" w:hAnsi="Arial" w:cs="Arial"/>
+                <w:b/>
+                <w:sz w:val="20"/>
+                <w:szCs w:val="20"/>
+              </w:rPr>
+              <w:t xml:space="preserve">        </w:t>
+            </w:r>
+            <w:r>
+              <w:rPr>
+                <w:rFonts w:ascii="Roboto" w:hAnsi="Roboto"/>
+                <w:b/>
+              </w:rPr>
+              <w:t>[SC</w:t>
+            </w:r>
+            <w:r>
+              <w:rPr>
+                <w:rFonts w:ascii="Roboto" w:hAnsi="Roboto"/>
+                <w:b/>
+              </w:rPr>
+              <w:t>7</w:t>
+            </w:r>
+            <w:r>
+              <w:rPr>
+                <w:rFonts w:ascii="Roboto" w:hAnsi="Roboto"/>
+                <w:b/>
+              </w:rPr>
+              <w:t>]</w:t>
+            </w:r>
+          </w:p>
+        </w:tc>
+        <w:tc>
+          <w:tcPr>
+            <w:tcW w:w="2114" w:type="dxa"/>
+            <w:gridSpan w:val="2"/>
+          </w:tcPr>
+          <w:p>
+            <w:pPr>
+              <w:ind w:right="573"/>
+              <w:rPr>
+                <w:rFonts w:ascii="Roboto" w:hAnsi="Roboto"/>
+                <w:b/>
+              </w:rPr>
+            </w:pPr>
+            <w:r>
+              <w:rPr>
+                <w:rFonts w:ascii="Roboto" w:hAnsi="Roboto"/>
+                <w:b/>
+              </w:rPr>
+              <w:t xml:space="preserve">          [DN</w:t>
+            </w:r>
+            <w:r>
+              <w:rPr>
+                <w:rFonts w:ascii="Roboto" w:hAnsi="Roboto"/>
+                <w:b/>
+              </w:rPr>
+              <w:t>7</w:t>
+            </w:r>
+            <w:r>
+              <w:rPr>
+                <w:rFonts w:ascii="Roboto" w:hAnsi="Roboto"/>
+                <w:b/>
+              </w:rPr>
+              <w:t>]</w:t>
+            </w:r>
+          </w:p>
+        </w:tc>
+      </w:tr>
+      <w:tr>
+        <w:tc>
+          <w:tcPr>
+            <w:tcW w:w="1689" w:type="dxa"/>
+          </w:tcPr>
+          <w:p>
+            <w:pPr>
+              <w:rPr>
+                <w:rFonts w:ascii="Arial" w:eastAsia="Times New Roman" w:hAnsi="Arial" w:cs="Arial"/>
+                <w:b/>
+                <w:sz w:val="20"/>
+                <w:szCs w:val="20"/>
+              </w:rPr>
+            </w:pPr>
+            <w:r>
+              <w:rPr>
+                <w:rFonts w:ascii="Roboto" w:hAnsi="Roboto"/>
+                <w:b/>
+              </w:rPr>
+              <w:t xml:space="preserve"> [Company Name]</w:t>
+            </w:r>
+          </w:p>
+        </w:tc>
+        <w:tc>
+          <w:tcPr>
+            <w:tcW w:w="1409" w:type="dxa"/>
+          </w:tcPr>
+          <w:p>
+            <w:pPr>
+              <w:jc w:val="center"/>
+              <w:rPr>
+                <w:rFonts w:ascii="Arial" w:eastAsia="Times New Roman" w:hAnsi="Arial" w:cs="Arial"/>
+                <w:b/>
+                <w:sz w:val="20"/>
+                <w:szCs w:val="20"/>
+              </w:rPr>
+            </w:pPr>
+            <w:r>
+              <w:rPr>
+                <w:rFonts w:ascii="Roboto" w:hAnsi="Roboto"/>
+                <w:b/>
+              </w:rPr>
+              <w:t>[Folio No]</w:t>
+            </w:r>
+          </w:p>
+        </w:tc>
+        <w:tc>
+          <w:tcPr>
+            <w:tcW w:w="1183" w:type="dxa"/>
+          </w:tcPr>
+          <w:p>
+            <w:pPr>
+              <w:jc w:val="center"/>
+              <w:rPr>
+                <w:b/>
+              </w:rPr>
+            </w:pPr>
+            <w:r>
+              <w:rPr>
+                <w:rFonts w:ascii="Roboto" w:hAnsi="Roboto"/>
+                <w:b/>
+              </w:rPr>
+              <w:t>[NOS</w:t>
+            </w:r>
+            <w:r>
+              <w:rPr>
+                <w:rFonts w:ascii="Roboto" w:hAnsi="Roboto"/>
+                <w:b/>
+              </w:rPr>
+              <w:t>8</w:t>
+            </w:r>
+            <w:r>
+              <w:rPr>
+                <w:rFonts w:ascii="Roboto" w:hAnsi="Roboto"/>
+                <w:b/>
+              </w:rPr>
+              <w:t>]</w:t>
+            </w:r>
+          </w:p>
+        </w:tc>
+        <w:tc>
+          <w:tcPr>
+            <w:tcW w:w="1970" w:type="dxa"/>
+          </w:tcPr>
+          <w:p>
+            <w:pPr>
+              <w:rPr>
+                <w:b/>
+              </w:rPr>
+            </w:pPr>
+            <w:proofErr w:type="spellStart"/>
+            <w:r>
+              <w:rPr>
+                <w:rFonts w:cstheme="minorHAnsi"/>
+                <w:b/>
+                <w:sz w:val="24"/>
+                <w:szCs w:val="24"/>
+              </w:rPr>
+              <w:t>Rs</w:t>
+            </w:r>
+            <w:proofErr w:type="spellEnd"/>
+            <w:r>
+              <w:rPr>
+                <w:rFonts w:cstheme="minorHAnsi"/>
+                <w:b/>
+                <w:sz w:val="24"/>
+                <w:szCs w:val="24"/>
+              </w:rPr>
+              <w:t>.</w:t>
+            </w:r>
+            <w:r>
+              <w:rPr>
+                <w:rFonts w:ascii="Roboto" w:hAnsi="Roboto"/>
+                <w:b/>
+              </w:rPr>
+              <w:t>[Face Value]/-</w:t>
+            </w:r>
+          </w:p>
+        </w:tc>
+        <w:tc>
+          <w:tcPr>
+            <w:tcW w:w="1695" w:type="dxa"/>
+          </w:tcPr>
+          <w:p>
+            <w:pPr>
+              <w:rPr>
+                <w:rFonts w:ascii="Arial" w:eastAsia="Times New Roman" w:hAnsi="Arial" w:cs="Arial"/>
+                <w:b/>
+                <w:sz w:val="20"/>
+                <w:szCs w:val="20"/>
+              </w:rPr>
+            </w:pPr>
+            <w:r>
+              <w:rPr>
+                <w:rFonts w:ascii="Arial" w:eastAsia="Times New Roman" w:hAnsi="Arial" w:cs="Arial"/>
+                <w:b/>
+                <w:sz w:val="20"/>
+                <w:szCs w:val="20"/>
+              </w:rPr>
+              <w:t xml:space="preserve">        </w:t>
+            </w:r>
+            <w:r>
+              <w:rPr>
+                <w:rFonts w:ascii="Roboto" w:hAnsi="Roboto"/>
+                <w:b/>
+              </w:rPr>
+              <w:t>[SC</w:t>
+            </w:r>
+            <w:r>
+              <w:rPr>
+                <w:rFonts w:ascii="Roboto" w:hAnsi="Roboto"/>
+                <w:b/>
+              </w:rPr>
+              <w:t>8</w:t>
+            </w:r>
+            <w:r>
+              <w:rPr>
+                <w:rFonts w:ascii="Roboto" w:hAnsi="Roboto"/>
+                <w:b/>
+              </w:rPr>
+              <w:t>]</w:t>
+            </w:r>
+          </w:p>
+        </w:tc>
+        <w:tc>
+          <w:tcPr>
+            <w:tcW w:w="2114" w:type="dxa"/>
+            <w:gridSpan w:val="2"/>
+          </w:tcPr>
+          <w:p>
+            <w:pPr>
+              <w:ind w:right="573"/>
+              <w:rPr>
+                <w:rFonts w:ascii="Roboto" w:hAnsi="Roboto"/>
+                <w:b/>
+              </w:rPr>
+            </w:pPr>
+            <w:r>
+              <w:rPr>
+                <w:rFonts w:ascii="Roboto" w:hAnsi="Roboto"/>
+                <w:b/>
+              </w:rPr>
+              <w:t xml:space="preserve">          [DN</w:t>
+            </w:r>
+            <w:r>
+              <w:rPr>
+                <w:rFonts w:ascii="Roboto" w:hAnsi="Roboto"/>
+                <w:b/>
+              </w:rPr>
+              <w:t>8</w:t>
+            </w:r>
+            <w:r>
+              <w:rPr>
+                <w:rFonts w:ascii="Roboto" w:hAnsi="Roboto"/>
+                <w:b/>
+              </w:rPr>
+              <w:t>]</w:t>
+            </w:r>
+          </w:p>
+        </w:tc>
+      </w:tr>
+      <w:tr>
+        <w:tc>
+          <w:tcPr>
+            <w:tcW w:w="1689" w:type="dxa"/>
+          </w:tcPr>
+          <w:p>
+            <w:pPr>
+              <w:rPr>
+                <w:rFonts w:ascii="Arial" w:eastAsia="Times New Roman" w:hAnsi="Arial" w:cs="Arial"/>
+                <w:b/>
+                <w:sz w:val="20"/>
+                <w:szCs w:val="20"/>
+              </w:rPr>
+            </w:pPr>
+            <w:r>
+              <w:rPr>
+                <w:rFonts w:ascii="Roboto" w:hAnsi="Roboto"/>
+                <w:b/>
+              </w:rPr>
+              <w:t xml:space="preserve"> [Company Name]</w:t>
+            </w:r>
+          </w:p>
+        </w:tc>
+        <w:tc>
+          <w:tcPr>
+            <w:tcW w:w="1409" w:type="dxa"/>
+          </w:tcPr>
+          <w:p>
+            <w:pPr>
+              <w:jc w:val="center"/>
+              <w:rPr>
+                <w:rFonts w:ascii="Arial" w:eastAsia="Times New Roman" w:hAnsi="Arial" w:cs="Arial"/>
+                <w:b/>
+                <w:sz w:val="20"/>
+                <w:szCs w:val="20"/>
+              </w:rPr>
+            </w:pPr>
+            <w:r>
+              <w:rPr>
+                <w:rFonts w:ascii="Roboto" w:hAnsi="Roboto"/>
+                <w:b/>
+              </w:rPr>
+              <w:t>[Folio No]</w:t>
+            </w:r>
+          </w:p>
+        </w:tc>
+        <w:tc>
+          <w:tcPr>
+            <w:tcW w:w="1183" w:type="dxa"/>
+          </w:tcPr>
+          <w:p>
+            <w:pPr>
+              <w:jc w:val="center"/>
+              <w:rPr>
+                <w:b/>
+              </w:rPr>
+            </w:pPr>
+            <w:r>
+              <w:rPr>
+                <w:rFonts w:ascii="Roboto" w:hAnsi="Roboto"/>
+                <w:b/>
+              </w:rPr>
+              <w:t>[NOS</w:t>
+            </w:r>
+            <w:r>
+              <w:rPr>
+                <w:rFonts w:ascii="Roboto" w:hAnsi="Roboto"/>
+                <w:b/>
+              </w:rPr>
+              <w:t>9</w:t>
+            </w:r>
+            <w:r>
+              <w:rPr>
+                <w:rFonts w:ascii="Roboto" w:hAnsi="Roboto"/>
+                <w:b/>
+              </w:rPr>
+              <w:t>]</w:t>
+            </w:r>
+          </w:p>
+        </w:tc>
+        <w:tc>
+          <w:tcPr>
+            <w:tcW w:w="1970" w:type="dxa"/>
+          </w:tcPr>
+          <w:p>
+            <w:pPr>
+              <w:rPr>
+                <w:b/>
+              </w:rPr>
+            </w:pPr>
+            <w:proofErr w:type="spellStart"/>
+            <w:r>
+              <w:rPr>
+                <w:rFonts w:cstheme="minorHAnsi"/>
+                <w:b/>
+                <w:sz w:val="24"/>
+                <w:szCs w:val="24"/>
+              </w:rPr>
+              <w:t>Rs</w:t>
+            </w:r>
+            <w:proofErr w:type="spellEnd"/>
+            <w:r>
+              <w:rPr>
+                <w:rFonts w:cstheme="minorHAnsi"/>
+                <w:b/>
+                <w:sz w:val="24"/>
+                <w:szCs w:val="24"/>
+              </w:rPr>
+              <w:t>.</w:t>
+            </w:r>
+            <w:r>
+              <w:rPr>
+                <w:rFonts w:ascii="Roboto" w:hAnsi="Roboto"/>
+                <w:b/>
+              </w:rPr>
+              <w:t>[Face Value]/-</w:t>
+            </w:r>
+          </w:p>
+        </w:tc>
+        <w:tc>
+          <w:tcPr>
+            <w:tcW w:w="1695" w:type="dxa"/>
+          </w:tcPr>
+          <w:p>
+            <w:pPr>
+              <w:rPr>
+                <w:rFonts w:ascii="Arial" w:eastAsia="Times New Roman" w:hAnsi="Arial" w:cs="Arial"/>
+                <w:b/>
+                <w:sz w:val="20"/>
+                <w:szCs w:val="20"/>
+              </w:rPr>
+            </w:pPr>
+            <w:r>
+              <w:rPr>
+                <w:rFonts w:ascii="Arial" w:eastAsia="Times New Roman" w:hAnsi="Arial" w:cs="Arial"/>
+                <w:b/>
+                <w:sz w:val="20"/>
+                <w:szCs w:val="20"/>
+              </w:rPr>
+              <w:t xml:space="preserve">        </w:t>
+            </w:r>
+            <w:r>
+              <w:rPr>
+                <w:rFonts w:ascii="Roboto" w:hAnsi="Roboto"/>
+                <w:b/>
+              </w:rPr>
+              <w:t>[SC</w:t>
+            </w:r>
+            <w:r>
+              <w:rPr>
+                <w:rFonts w:ascii="Roboto" w:hAnsi="Roboto"/>
+                <w:b/>
+              </w:rPr>
+              <w:t>9</w:t>
+            </w:r>
+            <w:r>
+              <w:rPr>
+                <w:rFonts w:ascii="Roboto" w:hAnsi="Roboto"/>
+                <w:b/>
+              </w:rPr>
+              <w:t>]</w:t>
+            </w:r>
+          </w:p>
+        </w:tc>
+        <w:tc>
+          <w:tcPr>
+            <w:tcW w:w="2114" w:type="dxa"/>
+            <w:gridSpan w:val="2"/>
+          </w:tcPr>
+          <w:p>
+            <w:pPr>
+              <w:ind w:right="573"/>
+              <w:rPr>
+                <w:rFonts w:ascii="Roboto" w:hAnsi="Roboto"/>
+                <w:b/>
+              </w:rPr>
+            </w:pPr>
+            <w:r>
+              <w:rPr>
+                <w:rFonts w:ascii="Roboto" w:hAnsi="Roboto"/>
+                <w:b/>
+              </w:rPr>
+              <w:t xml:space="preserve">          [DN</w:t>
+            </w:r>
+            <w:r>
+              <w:rPr>
+                <w:rFonts w:ascii="Roboto" w:hAnsi="Roboto"/>
+                <w:b/>
+              </w:rPr>
+              <w:t>9</w:t>
+            </w:r>
+            <w:r>
+              <w:rPr>
+                <w:rFonts w:ascii="Roboto" w:hAnsi="Roboto"/>
+                <w:b/>
+              </w:rPr>
+              <w:t>]</w:t>
+            </w:r>
+          </w:p>
+        </w:tc>
+      </w:tr>
+      <w:tr>
+        <w:tc>
+          <w:tcPr>
+            <w:tcW w:w="1689" w:type="dxa"/>
+          </w:tcPr>
+          <w:p>
+            <w:pPr>
+              <w:rPr>
+                <w:rFonts w:ascii="Arial" w:eastAsia="Times New Roman" w:hAnsi="Arial" w:cs="Arial"/>
+                <w:b/>
+                <w:sz w:val="20"/>
+                <w:szCs w:val="20"/>
+              </w:rPr>
+            </w:pPr>
+            <w:r>
+              <w:rPr>
+                <w:rFonts w:ascii="Roboto" w:hAnsi="Roboto"/>
+                <w:b/>
+              </w:rPr>
+              <w:t xml:space="preserve"> [Company Name]</w:t>
+            </w:r>
+          </w:p>
+        </w:tc>
+        <w:tc>
+          <w:tcPr>
+            <w:tcW w:w="1409" w:type="dxa"/>
+          </w:tcPr>
+          <w:p>
+            <w:pPr>
+              <w:jc w:val="center"/>
+              <w:rPr>
+                <w:rFonts w:ascii="Arial" w:eastAsia="Times New Roman" w:hAnsi="Arial" w:cs="Arial"/>
+                <w:b/>
+                <w:sz w:val="20"/>
+                <w:szCs w:val="20"/>
+              </w:rPr>
+            </w:pPr>
+            <w:r>
+              <w:rPr>
+                <w:rFonts w:ascii="Roboto" w:hAnsi="Roboto"/>
+                <w:b/>
+              </w:rPr>
+              <w:t>[Folio No]</w:t>
+            </w:r>
+          </w:p>
+        </w:tc>
+        <w:tc>
+          <w:tcPr>
+            <w:tcW w:w="1183" w:type="dxa"/>
+          </w:tcPr>
+          <w:p>
+            <w:pPr>
+              <w:jc w:val="center"/>
+              <w:rPr>
+                <w:b/>
+              </w:rPr>
+            </w:pPr>
+            <w:r>
+              <w:rPr>
+                <w:rFonts w:ascii="Roboto" w:hAnsi="Roboto"/>
+                <w:b/>
+              </w:rPr>
+              <w:t>[NOS</w:t>
+            </w:r>
+            <w:r>
+              <w:rPr>
+                <w:rFonts w:ascii="Roboto" w:hAnsi="Roboto"/>
+                <w:b/>
+              </w:rPr>
+              <w:t>10</w:t>
+            </w:r>
+            <w:r>
+              <w:rPr>
+                <w:rFonts w:ascii="Roboto" w:hAnsi="Roboto"/>
+                <w:b/>
+              </w:rPr>
+              <w:t>]</w:t>
+            </w:r>
+          </w:p>
+        </w:tc>
+        <w:tc>
+          <w:tcPr>
+            <w:tcW w:w="1970" w:type="dxa"/>
+          </w:tcPr>
+          <w:p>
+            <w:pPr>
+              <w:rPr>
+                <w:b/>
+              </w:rPr>
+            </w:pPr>
+            <w:proofErr w:type="spellStart"/>
+            <w:r>
+              <w:rPr>
+                <w:rFonts w:cstheme="minorHAnsi"/>
+                <w:b/>
+                <w:sz w:val="24"/>
+                <w:szCs w:val="24"/>
+              </w:rPr>
+              <w:t>Rs</w:t>
+            </w:r>
+            <w:proofErr w:type="spellEnd"/>
+            <w:r>
+              <w:rPr>
+                <w:rFonts w:cstheme="minorHAnsi"/>
+                <w:b/>
+                <w:sz w:val="24"/>
+                <w:szCs w:val="24"/>
+              </w:rPr>
+              <w:t>.</w:t>
+            </w:r>
+            <w:r>
+              <w:rPr>
+                <w:rFonts w:ascii="Roboto" w:hAnsi="Roboto"/>
+                <w:b/>
+              </w:rPr>
+              <w:t>[Face Value]/-</w:t>
+            </w:r>
+          </w:p>
+        </w:tc>
+        <w:tc>
+          <w:tcPr>
+            <w:tcW w:w="1695" w:type="dxa"/>
+          </w:tcPr>
+          <w:p>
+            <w:pPr>
+              <w:rPr>
+                <w:rFonts w:ascii="Arial" w:eastAsia="Times New Roman" w:hAnsi="Arial" w:cs="Arial"/>
+                <w:b/>
+                <w:sz w:val="20"/>
+                <w:szCs w:val="20"/>
+              </w:rPr>
+            </w:pPr>
+            <w:r>
+              <w:rPr>
+                <w:rFonts w:ascii="Arial" w:eastAsia="Times New Roman" w:hAnsi="Arial" w:cs="Arial"/>
+                <w:b/>
+                <w:sz w:val="20"/>
+                <w:szCs w:val="20"/>
+              </w:rPr>
+              <w:t xml:space="preserve">        </w:t>
+            </w:r>
+            <w:r>
+              <w:rPr>
+                <w:rFonts w:ascii="Roboto" w:hAnsi="Roboto"/>
+                <w:b/>
+              </w:rPr>
+              <w:t>[SC</w:t>
+            </w:r>
+            <w:r>
+              <w:rPr>
+                <w:rFonts w:ascii="Roboto" w:hAnsi="Roboto"/>
+                <w:b/>
+              </w:rPr>
+              <w:t>10</w:t>
+            </w:r>
+            <w:r>
+              <w:rPr>
+                <w:rFonts w:ascii="Roboto" w:hAnsi="Roboto"/>
+                <w:b/>
+              </w:rPr>
+              <w:t>]</w:t>
+            </w:r>
+          </w:p>
+        </w:tc>
+        <w:tc>
+          <w:tcPr>
+            <w:tcW w:w="2114" w:type="dxa"/>
+            <w:gridSpan w:val="2"/>
+          </w:tcPr>
+          <w:p>
+            <w:pPr>
+              <w:ind w:right="573"/>
+              <w:rPr>
+                <w:rFonts w:ascii="Roboto" w:hAnsi="Roboto"/>
+                <w:b/>
+              </w:rPr>
+            </w:pPr>
+            <w:r>
+              <w:rPr>
+                <w:rFonts w:ascii="Roboto" w:hAnsi="Roboto"/>
+                <w:b/>
+              </w:rPr>
+              <w:t xml:space="preserve">          [DN</w:t>
+            </w:r>
+            <w:r>
+              <w:rPr>
+                <w:rFonts w:ascii="Roboto" w:hAnsi="Roboto"/>
+                <w:b/>
+              </w:rPr>
+              <w:t>10</w:t>
+            </w:r>
+            <w:r>
+              <w:rPr>
+                <w:rFonts w:ascii="Roboto" w:hAnsi="Roboto"/>
+                <w:b/>
+              </w:rPr>
+              <w:t>]</w:t>
             </w:r>
           </w:p>
         </w:tc>
@@ -1824,14 +2710,16 @@
       <w:r>
         <w:rPr>
           <w:rFonts w:ascii="Arial" w:hAnsi="Arial" w:cs="Arial"/>
-          <w:sz w:val="24"/>
-          <w:szCs w:val="24"/>
-        </w:rPr>
-        <w:t>____________</w:t>
-      </w:r>
-      <w:r>
-        <w:rPr>
-          <w:rFonts w:ascii="Arial" w:hAnsi="Arial" w:cs="Arial"/>
+          <w:b/>
+          <w:sz w:val="24"/>
+          <w:szCs w:val="24"/>
+        </w:rPr>
+        <w:t>[Year of Purchase 1]</w:t>
+      </w:r>
+      <w:r>
+        <w:rPr>
+          <w:rFonts w:ascii="Arial" w:hAnsi="Arial" w:cs="Arial"/>
+          <w:b/>
           <w:sz w:val="24"/>
           <w:szCs w:val="24"/>
         </w:rPr>
@@ -1894,7 +2782,7 @@
       <w:r>
         <w:rPr>
           <w:rFonts w:ascii="Roboto" w:hAnsi="Roboto"/>
-          <w:color w:val="FF0000"/>
+          <w:b/>
         </w:rPr>
         <w:t>[Company Name]</w:t>
       </w:r>
@@ -1907,25 +2795,21 @@
         </w:rPr>
         <w:t xml:space="preserve"> </w:t>
       </w:r>
-      <w:proofErr w:type="gramStart"/>
       <w:r>
         <w:rPr>
           <w:rFonts w:eastAsia="Times New Roman" w:cstheme="minorHAnsi"/>
-          <w:b/>
-          <w:sz w:val="24"/>
-          <w:szCs w:val="24"/>
-        </w:rPr>
-        <w:t>( Company</w:t>
-      </w:r>
-      <w:proofErr w:type="gramEnd"/>
+          <w:sz w:val="24"/>
+          <w:szCs w:val="24"/>
+        </w:rPr>
+        <w:t>(Company / RTA name</w:t>
+      </w:r>
       <w:r>
         <w:rPr>
           <w:rFonts w:eastAsia="Times New Roman" w:cstheme="minorHAnsi"/>
-          <w:b/>
-          <w:sz w:val="24"/>
-          <w:szCs w:val="24"/>
-        </w:rPr>
-        <w:t xml:space="preserve"> / RTA name )</w:t>
+          <w:sz w:val="24"/>
+          <w:szCs w:val="24"/>
+        </w:rPr>
+        <w:t>)</w:t>
       </w:r>
       <w:r>
         <w:rPr>
@@ -1992,7 +2876,6 @@
     <w:p>
       <w:pPr>
         <w:spacing w:after="20" w:line="240" w:lineRule="auto"/>
-        <w:ind w:left="-426"/>
         <w:rPr>
           <w:rFonts w:ascii="Arial" w:eastAsia="Times New Roman" w:hAnsi="Arial" w:cs="Arial"/>
           <w:sz w:val="24"/>
@@ -2003,71 +2886,6 @@
     <w:p>
       <w:pPr>
         <w:spacing w:after="20" w:line="240" w:lineRule="auto"/>
-        <w:ind w:left="-426"/>
-        <w:rPr>
-          <w:rFonts w:ascii="Arial" w:eastAsia="Times New Roman" w:hAnsi="Arial" w:cs="Arial"/>
-          <w:sz w:val="24"/>
-          <w:szCs w:val="24"/>
-        </w:rPr>
-      </w:pPr>
-    </w:p>
-    <w:p>
-      <w:pPr>
-        <w:spacing w:after="20" w:line="240" w:lineRule="auto"/>
-        <w:ind w:left="-426"/>
-        <w:rPr>
-          <w:rFonts w:ascii="Arial" w:eastAsia="Times New Roman" w:hAnsi="Arial" w:cs="Arial"/>
-          <w:sz w:val="24"/>
-          <w:szCs w:val="24"/>
-        </w:rPr>
-      </w:pPr>
-    </w:p>
-    <w:p>
-      <w:pPr>
-        <w:spacing w:after="20" w:line="240" w:lineRule="auto"/>
-        <w:rPr>
-          <w:rFonts w:ascii="Arial" w:eastAsia="Times New Roman" w:hAnsi="Arial" w:cs="Arial"/>
-          <w:sz w:val="24"/>
-          <w:szCs w:val="24"/>
-        </w:rPr>
-      </w:pPr>
-    </w:p>
-    <w:p>
-      <w:pPr>
-        <w:spacing w:after="20" w:line="240" w:lineRule="auto"/>
-        <w:ind w:left="-426"/>
-        <w:rPr>
-          <w:rFonts w:ascii="Arial" w:eastAsia="Times New Roman" w:hAnsi="Arial" w:cs="Arial"/>
-          <w:sz w:val="24"/>
-          <w:szCs w:val="24"/>
-        </w:rPr>
-      </w:pPr>
-    </w:p>
-    <w:p>
-      <w:pPr>
-        <w:spacing w:after="20" w:line="240" w:lineRule="auto"/>
-        <w:ind w:left="-426"/>
-        <w:rPr>
-          <w:rFonts w:ascii="Arial" w:eastAsia="Times New Roman" w:hAnsi="Arial" w:cs="Arial"/>
-          <w:sz w:val="24"/>
-          <w:szCs w:val="24"/>
-        </w:rPr>
-      </w:pPr>
-    </w:p>
-    <w:p>
-      <w:pPr>
-        <w:spacing w:after="20" w:line="240" w:lineRule="auto"/>
-        <w:rPr>
-          <w:rFonts w:ascii="Arial" w:eastAsia="Times New Roman" w:hAnsi="Arial" w:cs="Arial"/>
-          <w:sz w:val="24"/>
-          <w:szCs w:val="24"/>
-        </w:rPr>
-      </w:pPr>
-    </w:p>
-    <w:p>
-      <w:pPr>
-        <w:spacing w:after="20" w:line="240" w:lineRule="auto"/>
-        <w:ind w:left="-426"/>
         <w:rPr>
           <w:rFonts w:ascii="Arial" w:eastAsia="Times New Roman" w:hAnsi="Arial" w:cs="Arial"/>
           <w:sz w:val="24"/>
@@ -2126,7 +2944,6 @@
           <w:sz w:val="24"/>
           <w:szCs w:val="24"/>
         </w:rPr>
-        <w:lastRenderedPageBreak/>
         <w:t xml:space="preserve">Mr. </w:t>
       </w:r>
     </w:p>
@@ -2260,21 +3077,20 @@
       <w:r>
         <w:rPr>
           <w:noProof/>
-          <w:lang w:val="en-IN" w:eastAsia="en-IN"/>
         </w:rPr>
         <mc:AlternateContent>
           <mc:Choice Requires="wps">
             <w:drawing>
-              <wp:anchor distT="0" distB="0" distL="114300" distR="114300" simplePos="0" relativeHeight="251659264" behindDoc="0" locked="0" layoutInCell="1" allowOverlap="1" wp14:anchorId="0C9A6A7A" wp14:editId="1AF3952D">
+              <wp:anchor distT="0" distB="0" distL="114300" distR="114300" simplePos="0" relativeHeight="251659264" behindDoc="0" locked="0" layoutInCell="1" allowOverlap="1" wp14:anchorId="4EF0FC76" wp14:editId="0E120D5E">
                 <wp:simplePos x="0" y="0"/>
                 <wp:positionH relativeFrom="page">
-                  <wp:posOffset>4277995</wp:posOffset>
+                  <wp:posOffset>4279900</wp:posOffset>
                 </wp:positionH>
                 <wp:positionV relativeFrom="page">
-                  <wp:posOffset>2726508</wp:posOffset>
+                  <wp:posOffset>2476500</wp:posOffset>
                 </wp:positionV>
-                <wp:extent cx="3127375" cy="2122170"/>
-                <wp:effectExtent l="0" t="0" r="9525" b="11430"/>
+                <wp:extent cx="3127375" cy="1416050"/>
+                <wp:effectExtent l="0" t="0" r="15875" b="12700"/>
                 <wp:wrapNone/>
                 <wp:docPr id="10" name="Text Box 10"/>
                 <wp:cNvGraphicFramePr>
@@ -2289,7 +3105,7 @@
                       <wps:spPr>
                         <a:xfrm>
                           <a:off x="0" y="0"/>
-                          <a:ext cx="3127375" cy="2122170"/>
+                          <a:ext cx="3127375" cy="1416050"/>
                         </a:xfrm>
                         <a:prstGeom prst="rect">
                           <a:avLst/>
@@ -2376,11 +3192,11 @@
           </mc:Choice>
           <mc:Fallback>
             <w:pict>
-              <v:shapetype w14:anchorId="0C9A6A7A" id="_x0000_t202" coordsize="21600,21600" o:spt="202" path="m,l,21600r21600,l21600,xe">
+              <v:shapetype w14:anchorId="4EF0FC76" id="_x0000_t202" coordsize="21600,21600" o:spt="202" path="m,l,21600r21600,l21600,xe">
                 <v:stroke joinstyle="miter"/>
                 <v:path gradientshapeok="t" o:connecttype="rect"/>
               </v:shapetype>
-              <v:shape id="Text Box 10" o:spid="_x0000_s1026" type="#_x0000_t202" style="position:absolute;margin-left:336.85pt;margin-top:214.7pt;width:246.25pt;height:167.1pt;z-index:251659264;visibility:visible;mso-wrap-style:square;mso-width-percent:0;mso-height-percent:0;mso-wrap-distance-left:9pt;mso-wrap-distance-top:0;mso-wrap-distance-right:9pt;mso-wrap-distance-bottom:0;mso-position-horizontal:absolute;mso-position-horizontal-relative:page;mso-position-vertical:absolute;mso-position-vertical-relative:page;mso-width-percent:0;mso-height-percent:0;mso-width-relative:page;mso-height-relative:page;v-text-anchor:top" o:gfxdata="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" filled="f" strokeweight=".25pt">
+              <v:shape id="Text Box 10" o:spid="_x0000_s1026" type="#_x0000_t202" style="position:absolute;margin-left:337pt;margin-top:195pt;width:246.25pt;height:111.5pt;z-index:251659264;visibility:visible;mso-wrap-style:square;mso-width-percent:0;mso-height-percent:0;mso-wrap-distance-left:9pt;mso-wrap-distance-top:0;mso-wrap-distance-right:9pt;mso-wrap-distance-bottom:0;mso-position-horizontal:absolute;mso-position-horizontal-relative:page;mso-position-vertical:absolute;mso-position-vertical-relative:page;mso-width-percent:0;mso-height-percent:0;mso-width-relative:page;mso-height-relative:page;v-text-anchor:top" o:gfxdata="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" filled="f" strokeweight=".25pt">
                 <v:path arrowok="t"/>
                 <v:textbox inset="0,0,0,0">
                   <w:txbxContent>
@@ -2453,7 +3269,7 @@
         <mc:AlternateContent>
           <mc:Choice Requires="wps">
             <w:drawing>
-              <wp:anchor distT="0" distB="0" distL="114300" distR="114300" simplePos="0" relativeHeight="251661312" behindDoc="0" locked="0" layoutInCell="1" allowOverlap="1" wp14:anchorId="0DAEA46F" wp14:editId="7FE6FBEE">
+              <wp:anchor distT="0" distB="0" distL="114300" distR="114300" simplePos="0" relativeHeight="251661312" behindDoc="0" locked="0" layoutInCell="1" allowOverlap="1" wp14:anchorId="4D46A8D7" wp14:editId="2AC80CD5">
                 <wp:simplePos x="0" y="0"/>
                 <wp:positionH relativeFrom="column">
                   <wp:posOffset>-171450</wp:posOffset>
@@ -2505,7 +3321,7 @@
           </mc:Choice>
           <mc:Fallback>
             <w:pict>
-              <v:line w14:anchorId="103A4C4D" id="Straight Connector 3" o:spid="_x0000_s1026" style="position:absolute;z-index:251661312;visibility:visible;mso-wrap-style:square;mso-height-percent:0;mso-wrap-distance-left:9pt;mso-wrap-distance-top:0;mso-wrap-distance-right:9pt;mso-wrap-distance-bottom:0;mso-position-horizontal:absolute;mso-position-horizontal-relative:text;mso-position-vertical:absolute;mso-position-vertical-relative:text;mso-height-percent:0;mso-height-relative:margin" from="-13.5pt,20.55pt" to="-13.5pt,187.7pt" o:gfxdata="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" strokecolor="black [3040]"/>
+              <v:line w14:anchorId="3391078F" id="Straight Connector 3" o:spid="_x0000_s1026" style="position:absolute;z-index:251661312;visibility:visible;mso-wrap-style:square;mso-height-percent:0;mso-wrap-distance-left:9pt;mso-wrap-distance-top:0;mso-wrap-distance-right:9pt;mso-wrap-distance-bottom:0;mso-position-horizontal:absolute;mso-position-horizontal-relative:text;mso-position-vertical:absolute;mso-position-vertical-relative:text;mso-height-percent:0;mso-height-relative:margin" from="-13.5pt,20.55pt" to="-13.5pt,187.7pt" o:gfxdata="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" strokecolor="black [3040]"/>
             </w:pict>
           </mc:Fallback>
         </mc:AlternateContent>
@@ -2521,7 +3337,7 @@
         <mc:AlternateContent>
           <mc:Choice Requires="wps">
             <w:drawing>
-              <wp:anchor distT="0" distB="0" distL="114300" distR="114300" simplePos="0" relativeHeight="251663360" behindDoc="0" locked="0" layoutInCell="1" allowOverlap="1" wp14:anchorId="5B5BCFD9" wp14:editId="6C41915E">
+              <wp:anchor distT="0" distB="0" distL="114300" distR="114300" simplePos="0" relativeHeight="251663360" behindDoc="0" locked="0" layoutInCell="1" allowOverlap="1" wp14:anchorId="57A12138" wp14:editId="5B843304">
                 <wp:simplePos x="0" y="0"/>
                 <wp:positionH relativeFrom="column">
                   <wp:posOffset>3118757</wp:posOffset>
@@ -2571,9 +3387,9 @@
               </wp:anchor>
             </w:drawing>
           </mc:Choice>
-          <mc:Fallback>
+          <mc:Fallback xmlns:w16sdtdh="http://schemas.microsoft.com/office/word/2020/wordml/sdtdatahash" xmlns:w16="http://schemas.microsoft.com/office/word/2018/wordml" xmlns:w16cid="http://schemas.microsoft.com/office/word/2016/wordml/cid" xmlns:w16cex="http://schemas.microsoft.com/office/word/2018/wordml/cex" xmlns:oel="http://schemas.microsoft.com/office/2019/extlst" xmlns:am3d="http://schemas.microsoft.com/office/drawing/2017/model3d" xmlns:aink="http://schemas.microsoft.com/office/drawing/2016/ink" xmlns:cx8="http://schemas.microsoft.com/office/drawing/2016/5/14/chartex" xmlns:cx7="http://schemas.microsoft.com/office/drawing/2016/5/13/chartex" xmlns:cx6="http://schemas.microsoft.com/office/drawing/2016/5/12/chartex" xmlns:cx5="http://schemas.microsoft.com/office/drawing/2016/5/11/chartex" xmlns:cx4="http://schemas.microsoft.com/office/drawing/2016/5/10/chartex" xmlns:cx3="http://schemas.microsoft.com/office/drawing/2016/5/9/chartex" xmlns:cx2="http://schemas.microsoft.com/office/drawing/2015/10/21/chartex" xmlns:cx1="http://schemas.microsoft.com/office/drawing/2015/9/8/chartex">
             <w:pict>
-              <v:line w14:anchorId="4459BF0E" id="Straight Connector 5" o:spid="_x0000_s1026" style="position:absolute;z-index:251663360;visibility:visible;mso-wrap-style:square;mso-height-percent:0;mso-wrap-distance-left:9pt;mso-wrap-distance-top:0;mso-wrap-distance-right:9pt;mso-wrap-distance-bottom:0;mso-position-horizontal:absolute;mso-position-horizontal-relative:text;mso-position-vertical:absolute;mso-position-vertical-relative:text;mso-height-percent:0;mso-height-relative:margin" from="245.55pt,20.55pt" to="245.55pt,187.7pt" o:gfxdata="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" strokecolor="black [3040]"/>
+              <v:line w14:anchorId="4459BF0E" id="Straight Connector 5" o:spid="_x0000_s1026" style="position:absolute;z-index:251663360;visibility:visible;mso-wrap-style:square;mso-height-percent:0;mso-wrap-distance-left:9pt;mso-wrap-distance-top:0;mso-wrap-distance-right:9pt;mso-wrap-distance-bottom:0;mso-position-horizontal:absolute;mso-position-horizontal-relative:text;mso-position-vertical:absolute;mso-position-vertical-relative:text;mso-height-percent:0;mso-height-relative:margin" from="245.55pt,20.55pt" to="245.55pt,187.7pt" o:gfxdata="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" strokecolor="black [3040]"/>
             </w:pict>
           </mc:Fallback>
         </mc:AlternateContent>
@@ -2589,7 +3405,7 @@
         <mc:AlternateContent>
           <mc:Choice Requires="wps">
             <w:drawing>
-              <wp:anchor distT="0" distB="0" distL="114300" distR="114300" simplePos="0" relativeHeight="251662336" behindDoc="0" locked="0" layoutInCell="1" allowOverlap="1" wp14:anchorId="2A72C5AD" wp14:editId="10164183">
+              <wp:anchor distT="0" distB="0" distL="114300" distR="114300" simplePos="0" relativeHeight="251662336" behindDoc="0" locked="0" layoutInCell="1" allowOverlap="1" wp14:anchorId="79A5F9D7" wp14:editId="6F6EA1B1">
                 <wp:simplePos x="0" y="0"/>
                 <wp:positionH relativeFrom="column">
                   <wp:posOffset>-171451</wp:posOffset>
@@ -2636,9 +3452,9 @@
               </wp:anchor>
             </w:drawing>
           </mc:Choice>
-          <mc:Fallback>
+          <mc:Fallback xmlns:w16sdtdh="http://schemas.microsoft.com/office/word/2020/wordml/sdtdatahash" xmlns:w16="http://schemas.microsoft.com/office/word/2018/wordml" xmlns:w16cid="http://schemas.microsoft.com/office/word/2016/wordml/cid" xmlns:w16cex="http://schemas.microsoft.com/office/word/2018/wordml/cex" xmlns:oel="http://schemas.microsoft.com/office/2019/extlst" xmlns:am3d="http://schemas.microsoft.com/office/drawing/2017/model3d" xmlns:aink="http://schemas.microsoft.com/office/drawing/2016/ink" xmlns:cx8="http://schemas.microsoft.com/office/drawing/2016/5/14/chartex" xmlns:cx7="http://schemas.microsoft.com/office/drawing/2016/5/13/chartex" xmlns:cx6="http://schemas.microsoft.com/office/drawing/2016/5/12/chartex" xmlns:cx5="http://schemas.microsoft.com/office/drawing/2016/5/11/chartex" xmlns:cx4="http://schemas.microsoft.com/office/drawing/2016/5/10/chartex" xmlns:cx3="http://schemas.microsoft.com/office/drawing/2016/5/9/chartex" xmlns:cx2="http://schemas.microsoft.com/office/drawing/2015/10/21/chartex" xmlns:cx1="http://schemas.microsoft.com/office/drawing/2015/9/8/chartex">
             <w:pict>
-              <v:line w14:anchorId="652C7D24" id="Straight Connector 4" o:spid="_x0000_s1026" style="position:absolute;z-index:251662336;visibility:visible;mso-wrap-style:square;mso-wrap-distance-left:9pt;mso-wrap-distance-top:0;mso-wrap-distance-right:9pt;mso-wrap-distance-bottom:0;mso-position-horizontal:absolute;mso-position-horizontal-relative:text;mso-position-vertical:absolute;mso-position-vertical-relative:text" from="-13.5pt,20.55pt" to="245.55pt,20.55pt" o:gfxdata="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" strokecolor="black [3040]"/>
+              <v:line w14:anchorId="652C7D24" id="Straight Connector 4" o:spid="_x0000_s1026" style="position:absolute;z-index:251662336;visibility:visible;mso-wrap-style:square;mso-wrap-distance-left:9pt;mso-wrap-distance-top:0;mso-wrap-distance-right:9pt;mso-wrap-distance-bottom:0;mso-position-horizontal:absolute;mso-position-horizontal-relative:text;mso-position-vertical:absolute;mso-position-vertical-relative:text" from="-13.5pt,20.55pt" to="245.55pt,20.55pt" o:gfxdata="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" strokecolor="black [3040]"/>
             </w:pict>
           </mc:Fallback>
         </mc:AlternateContent>
@@ -2673,7 +3489,7 @@
       <w:r>
         <w:rPr>
           <w:rFonts w:ascii="Roboto" w:eastAsia="Times New Roman" w:hAnsi="Roboto" w:cs="Times New Roman"/>
-          <w:color w:val="FF0000"/>
+          <w:b/>
           <w:lang w:val="en-IN" w:eastAsia="en-IN"/>
         </w:rPr>
         <w:t>[Address C1]</w:t>
@@ -2710,10 +3526,36 @@
       <w:r>
         <w:rPr>
           <w:rFonts w:ascii="Roboto" w:eastAsia="Times New Roman" w:hAnsi="Roboto" w:cs="Times New Roman"/>
-          <w:color w:val="FF0000"/>
+          <w:b/>
           <w:lang w:val="en-IN" w:eastAsia="en-IN"/>
         </w:rPr>
         <w:t>[PIN C1]</w:t>
+      </w:r>
+    </w:p>
+    <w:p>
+      <w:pPr>
+        <w:rPr>
+          <w:rFonts w:ascii="Roboto" w:eastAsia="Times New Roman" w:hAnsi="Roboto" w:cs="Times New Roman"/>
+          <w:b/>
+          <w:lang w:val="en-IN" w:eastAsia="en-IN"/>
+        </w:rPr>
+      </w:pPr>
+      <w:r>
+        <w:rPr>
+          <w:rFonts w:cstheme="minorHAnsi"/>
+          <w:b/>
+          <w:sz w:val="24"/>
+          <w:szCs w:val="24"/>
+        </w:rPr>
+        <w:t xml:space="preserve">Tel. no.- </w:t>
+      </w:r>
+      <w:r>
+        <w:rPr>
+          <w:rFonts w:ascii="Roboto" w:eastAsia="Times New Roman" w:hAnsi="Roboto" w:cs="Times New Roman"/>
+          <w:b/>
+          <w:lang w:val="en-IN" w:eastAsia="en-IN"/>
+        </w:rPr>
+        <w:t>[Mobile No C1]</w:t>
       </w:r>
     </w:p>
     <w:p>
@@ -2726,324 +3568,22 @@
       </w:pPr>
       <w:r>
         <w:rPr>
-          <w:rFonts w:cstheme="minorHAnsi"/>
-          <w:b/>
-          <w:sz w:val="24"/>
-          <w:szCs w:val="24"/>
-        </w:rPr>
-        <w:t xml:space="preserve">Tel. no.- </w:t>
-      </w:r>
-      <w:r>
-        <w:rPr>
-          <w:rFonts w:ascii="Roboto" w:eastAsia="Times New Roman" w:hAnsi="Roboto" w:cs="Times New Roman"/>
-          <w:color w:val="FF0000"/>
-          <w:lang w:val="en-IN" w:eastAsia="en-IN"/>
-        </w:rPr>
-        <w:t>[Mobile No C1]</w:t>
-      </w:r>
-    </w:p>
-    <w:p>
-      <w:pPr>
-        <w:rPr>
-          <w:rFonts w:ascii="Roboto" w:eastAsia="Times New Roman" w:hAnsi="Roboto" w:cs="Times New Roman"/>
-          <w:color w:val="000000"/>
-          <w:lang w:val="en-IN" w:eastAsia="en-IN"/>
-        </w:rPr>
-      </w:pPr>
-      <w:r>
-        <w:rPr>
-          <w:rFonts w:eastAsia="Times New Roman" w:cstheme="minorHAnsi"/>
-          <w:b/>
-          <w:color w:val="000000"/>
-          <w:sz w:val="24"/>
-          <w:szCs w:val="24"/>
-          <w:lang w:eastAsia="en-IN"/>
-        </w:rPr>
-        <w:t>Emai</w:t>
-      </w:r>
-      <w:r>
-        <w:rPr>
-          <w:rFonts w:eastAsia="Times New Roman" w:cstheme="minorHAnsi"/>
-          <w:b/>
-          <w:color w:val="000000"/>
-          <w:sz w:val="24"/>
-          <w:szCs w:val="24"/>
-          <w:lang w:eastAsia="en-IN"/>
-        </w:rPr>
-        <w:t>l</w:t>
-      </w:r>
-      <w:r>
-        <w:rPr>
-          <w:rFonts w:eastAsia="Times New Roman" w:cstheme="minorHAnsi"/>
-          <w:b/>
-          <w:color w:val="000000"/>
-          <w:sz w:val="24"/>
-          <w:szCs w:val="24"/>
-          <w:lang w:eastAsia="en-IN"/>
-        </w:rPr>
-        <w:t xml:space="preserve"> Id- </w:t>
-      </w:r>
-      <w:r>
-        <w:rPr>
-          <w:rFonts w:ascii="Roboto" w:eastAsia="Times New Roman" w:hAnsi="Roboto" w:cs="Times New Roman"/>
-          <w:color w:val="FF0000"/>
-          <w:lang w:val="en-IN" w:eastAsia="en-IN"/>
-        </w:rPr>
-        <w:t>[Email ID C1]</w:t>
-      </w:r>
-    </w:p>
-    <w:p>
-      <w:pPr>
-        <w:rPr>
-          <w:rFonts w:cstheme="minorHAnsi"/>
-          <w:b/>
-          <w:sz w:val="24"/>
-          <w:szCs w:val="24"/>
-        </w:rPr>
-      </w:pPr>
-      <w:r>
-        <w:rPr>
-          <w:rFonts w:cstheme="minorHAnsi"/>
           <w:b/>
           <w:noProof/>
-          <w:sz w:val="24"/>
-          <w:szCs w:val="24"/>
         </w:rPr>
         <mc:AlternateContent>
           <mc:Choice Requires="wps">
             <w:drawing>
-              <wp:anchor distT="0" distB="0" distL="114300" distR="114300" simplePos="0" relativeHeight="251664384" behindDoc="0" locked="0" layoutInCell="1" allowOverlap="1" wp14:anchorId="40DBF2E4" wp14:editId="5101E66D">
+              <wp:anchor distT="0" distB="0" distL="114300" distR="114300" simplePos="0" relativeHeight="251660288" behindDoc="0" locked="0" layoutInCell="1" allowOverlap="1" wp14:anchorId="3255E257" wp14:editId="23D8EDF0">
                 <wp:simplePos x="0" y="0"/>
-                <wp:positionH relativeFrom="column">
-                  <wp:posOffset>-171451</wp:posOffset>
+                <wp:positionH relativeFrom="page">
+                  <wp:posOffset>4279900</wp:posOffset>
                 </wp:positionH>
                 <wp:positionV relativeFrom="paragraph">
-                  <wp:posOffset>335824</wp:posOffset>
+                  <wp:posOffset>24130</wp:posOffset>
                 </wp:positionV>
-                <wp:extent cx="3290207" cy="0"/>
-                <wp:effectExtent l="0" t="0" r="12065" b="12700"/>
-                <wp:wrapNone/>
-                <wp:docPr id="6" name="Straight Connector 6"/>
-                <wp:cNvGraphicFramePr/>
-                <a:graphic xmlns:a="http://schemas.openxmlformats.org/drawingml/2006/main">
-                  <a:graphicData uri="http://schemas.microsoft.com/office/word/2010/wordprocessingShape">
-                    <wps:wsp>
-                      <wps:cNvCnPr/>
-                      <wps:spPr>
-                        <a:xfrm>
-                          <a:off x="0" y="0"/>
-                          <a:ext cx="3290207" cy="0"/>
-                        </a:xfrm>
-                        <a:prstGeom prst="line">
-                          <a:avLst/>
-                        </a:prstGeom>
-                      </wps:spPr>
-                      <wps:style>
-                        <a:lnRef idx="1">
-                          <a:schemeClr val="dk1"/>
-                        </a:lnRef>
-                        <a:fillRef idx="0">
-                          <a:schemeClr val="dk1"/>
-                        </a:fillRef>
-                        <a:effectRef idx="0">
-                          <a:schemeClr val="dk1"/>
-                        </a:effectRef>
-                        <a:fontRef idx="minor">
-                          <a:schemeClr val="tx1"/>
-                        </a:fontRef>
-                      </wps:style>
-                      <wps:bodyPr/>
-                    </wps:wsp>
-                  </a:graphicData>
-                </a:graphic>
-              </wp:anchor>
-            </w:drawing>
-          </mc:Choice>
-          <mc:Fallback>
-            <w:pict>
-              <v:line w14:anchorId="4C5F350E" id="Straight Connector 6" o:spid="_x0000_s1026" style="position:absolute;z-index:251664384;visibility:visible;mso-wrap-style:square;mso-wrap-distance-left:9pt;mso-wrap-distance-top:0;mso-wrap-distance-right:9pt;mso-wrap-distance-bottom:0;mso-position-horizontal:absolute;mso-position-horizontal-relative:text;mso-position-vertical:absolute;mso-position-vertical-relative:text" from="-13.5pt,26.45pt" to="245.55pt,26.45pt" o:gfxdata="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" strokecolor="black [3040]"/>
-            </w:pict>
-          </mc:Fallback>
-        </mc:AlternateContent>
-      </w:r>
-      <w:r>
-        <w:rPr>
-          <w:rFonts w:cstheme="minorHAnsi"/>
-          <w:b/>
-          <w:sz w:val="24"/>
-          <w:szCs w:val="24"/>
-        </w:rPr>
-        <w:t xml:space="preserve">Date- </w:t>
-      </w:r>
-    </w:p>
-    <w:p>
-      <w:pPr>
-        <w:jc w:val="center"/>
-      </w:pPr>
-    </w:p>
-    <w:p>
-      <w:pPr>
-        <w:rPr>
-          <w:rFonts w:cstheme="minorHAnsi"/>
-          <w:b/>
-          <w:sz w:val="24"/>
-          <w:szCs w:val="24"/>
-        </w:rPr>
-      </w:pPr>
-    </w:p>
-    <w:p>
-      <w:pPr>
-        <w:pStyle w:val="ListParagraph"/>
-        <w:tabs>
-          <w:tab w:val="left" w:pos="9450"/>
-        </w:tabs>
-        <w:spacing w:after="133" w:line="240" w:lineRule="auto"/>
-        <w:ind w:left="-426" w:right="314"/>
-        <w:jc w:val="both"/>
-        <w:rPr>
-          <w:rFonts w:ascii="Arial" w:hAnsi="Arial" w:cs="Arial"/>
-          <w:sz w:val="24"/>
-          <w:szCs w:val="24"/>
-        </w:rPr>
-      </w:pPr>
-    </w:p>
-    <w:p>
-      <w:pPr>
-        <w:pStyle w:val="ListParagraph"/>
-        <w:tabs>
-          <w:tab w:val="left" w:pos="9450"/>
-        </w:tabs>
-        <w:spacing w:after="133" w:line="240" w:lineRule="auto"/>
-        <w:ind w:left="-426" w:right="314"/>
-        <w:jc w:val="both"/>
-        <w:rPr>
-          <w:rFonts w:ascii="Arial" w:hAnsi="Arial" w:cs="Arial"/>
-          <w:sz w:val="24"/>
-          <w:szCs w:val="24"/>
-        </w:rPr>
-      </w:pPr>
-    </w:p>
-    <w:p>
-      <w:pPr>
-        <w:pStyle w:val="ListParagraph"/>
-        <w:tabs>
-          <w:tab w:val="left" w:pos="9450"/>
-        </w:tabs>
-        <w:spacing w:after="133" w:line="240" w:lineRule="auto"/>
-        <w:ind w:left="-426" w:right="314"/>
-        <w:jc w:val="both"/>
-        <w:rPr>
-          <w:rFonts w:ascii="Arial" w:hAnsi="Arial" w:cs="Arial"/>
-          <w:sz w:val="24"/>
-          <w:szCs w:val="24"/>
-        </w:rPr>
-      </w:pPr>
-    </w:p>
-    <w:p>
-      <w:pPr>
-        <w:pStyle w:val="ListParagraph"/>
-        <w:tabs>
-          <w:tab w:val="left" w:pos="9450"/>
-        </w:tabs>
-        <w:spacing w:after="133" w:line="240" w:lineRule="auto"/>
-        <w:ind w:left="-426" w:right="314"/>
-        <w:jc w:val="both"/>
-        <w:rPr>
-          <w:rFonts w:ascii="Arial" w:hAnsi="Arial" w:cs="Arial"/>
-          <w:sz w:val="24"/>
-          <w:szCs w:val="24"/>
-        </w:rPr>
-      </w:pPr>
-    </w:p>
-    <w:p>
-      <w:pPr>
-        <w:pStyle w:val="ListParagraph"/>
-        <w:tabs>
-          <w:tab w:val="left" w:pos="9450"/>
-        </w:tabs>
-        <w:spacing w:after="133" w:line="240" w:lineRule="auto"/>
-        <w:ind w:left="-426" w:right="314"/>
-        <w:jc w:val="both"/>
-        <w:rPr>
-          <w:rFonts w:ascii="Arial" w:hAnsi="Arial" w:cs="Arial"/>
-          <w:sz w:val="24"/>
-          <w:szCs w:val="24"/>
-        </w:rPr>
-      </w:pPr>
-    </w:p>
-    <w:p>
-      <w:pPr>
-        <w:pStyle w:val="ListParagraph"/>
-        <w:tabs>
-          <w:tab w:val="left" w:pos="9450"/>
-        </w:tabs>
-        <w:spacing w:after="133" w:line="240" w:lineRule="auto"/>
-        <w:ind w:left="-426" w:right="314"/>
-        <w:jc w:val="both"/>
-        <w:rPr>
-          <w:rFonts w:ascii="Arial" w:hAnsi="Arial" w:cs="Arial"/>
-          <w:sz w:val="24"/>
-          <w:szCs w:val="24"/>
-        </w:rPr>
-      </w:pPr>
-    </w:p>
-    <w:p>
-      <w:pPr>
-        <w:pStyle w:val="ListParagraph"/>
-        <w:tabs>
-          <w:tab w:val="left" w:pos="9450"/>
-        </w:tabs>
-        <w:spacing w:after="133" w:line="240" w:lineRule="auto"/>
-        <w:ind w:left="-426" w:right="314"/>
-        <w:jc w:val="both"/>
-        <w:rPr>
-          <w:rFonts w:ascii="Arial" w:hAnsi="Arial" w:cs="Arial"/>
-          <w:sz w:val="24"/>
-          <w:szCs w:val="24"/>
-        </w:rPr>
-      </w:pPr>
-    </w:p>
-    <w:p>
-      <w:pPr>
-        <w:pStyle w:val="ListParagraph"/>
-        <w:tabs>
-          <w:tab w:val="left" w:pos="9450"/>
-        </w:tabs>
-        <w:spacing w:after="133" w:line="240" w:lineRule="auto"/>
-        <w:ind w:left="-426" w:right="314"/>
-        <w:jc w:val="both"/>
-        <w:rPr>
-          <w:rFonts w:ascii="Arial" w:hAnsi="Arial" w:cs="Arial"/>
-          <w:sz w:val="24"/>
-          <w:szCs w:val="24"/>
-        </w:rPr>
-      </w:pPr>
-    </w:p>
-    <w:p>
-      <w:pPr>
-        <w:pStyle w:val="BodyText"/>
-        <w:rPr>
-          <w:sz w:val="20"/>
-        </w:rPr>
-      </w:pPr>
-      <w:r>
-        <w:rPr>
-          <w:noProof/>
-          <w:lang w:val="en-IN" w:eastAsia="en-IN"/>
-        </w:rPr>
-        <mc:AlternateContent>
-          <mc:Choice Requires="wps">
-            <w:drawing>
-              <wp:anchor distT="0" distB="0" distL="114300" distR="114300" simplePos="0" relativeHeight="251660288" behindDoc="0" locked="0" layoutInCell="1" allowOverlap="1" wp14:anchorId="50F1B605" wp14:editId="63E0B029">
-                <wp:simplePos x="0" y="0"/>
-                <wp:positionH relativeFrom="page">
-                  <wp:posOffset>4278630</wp:posOffset>
-                </wp:positionH>
-                <wp:positionV relativeFrom="paragraph">
-                  <wp:posOffset>9525</wp:posOffset>
-                </wp:positionV>
-                <wp:extent cx="3124835" cy="981710"/>
-                <wp:effectExtent l="0" t="0" r="0" b="8890"/>
+                <wp:extent cx="3124835" cy="819150"/>
+                <wp:effectExtent l="0" t="0" r="18415" b="19050"/>
                 <wp:wrapNone/>
                 <wp:docPr id="7" name="Text Box 2"/>
                 <wp:cNvGraphicFramePr>
@@ -3058,7 +3598,7 @@
                       <wps:spPr>
                         <a:xfrm>
                           <a:off x="0" y="0"/>
-                          <a:ext cx="3124835" cy="981710"/>
+                          <a:ext cx="3124835" cy="819150"/>
                         </a:xfrm>
                         <a:prstGeom prst="rect">
                           <a:avLst/>
@@ -3123,7 +3663,9 @@
                           </w:p>
                         </w:txbxContent>
                       </wps:txbx>
-                      <wps:bodyPr lIns="0" tIns="0" rIns="0" bIns="0" upright="1"/>
+                      <wps:bodyPr lIns="0" tIns="0" rIns="0" bIns="0" upright="1">
+                        <a:noAutofit/>
+                      </wps:bodyPr>
                     </wps:wsp>
                   </a:graphicData>
                 </a:graphic>
@@ -3138,7 +3680,7 @@
           </mc:Choice>
           <mc:Fallback>
             <w:pict>
-              <v:shape w14:anchorId="50F1B605" id="Text Box 2" o:spid="_x0000_s1027" type="#_x0000_t202" style="position:absolute;margin-left:336.9pt;margin-top:.75pt;width:246.05pt;height:77.3pt;z-index:251660288;visibility:visible;mso-wrap-style:square;mso-width-percent:0;mso-height-percent:0;mso-wrap-distance-left:9pt;mso-wrap-distance-top:0;mso-wrap-distance-right:9pt;mso-wrap-distance-bottom:0;mso-position-horizontal:absolute;mso-position-horizontal-relative:page;mso-position-vertical:absolute;mso-position-vertical-relative:text;mso-width-percent:0;mso-height-percent:0;mso-width-relative:page;mso-height-relative:page;v-text-anchor:top" o:gfxdata="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" filled="f" strokeweight=".25pt">
+              <v:shape w14:anchorId="3255E257" id="Text Box 2" o:spid="_x0000_s1027" type="#_x0000_t202" style="position:absolute;margin-left:337pt;margin-top:1.9pt;width:246.05pt;height:64.5pt;z-index:251660288;visibility:visible;mso-wrap-style:square;mso-width-percent:0;mso-height-percent:0;mso-wrap-distance-left:9pt;mso-wrap-distance-top:0;mso-wrap-distance-right:9pt;mso-wrap-distance-bottom:0;mso-position-horizontal:absolute;mso-position-horizontal-relative:page;mso-position-vertical:absolute;mso-position-vertical-relative:text;mso-width-percent:0;mso-height-percent:0;mso-width-relative:page;mso-height-relative:page;v-text-anchor:top" o:gfxdata="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" filled="f" strokeweight=".25pt">
                 <v:path arrowok="t"/>
                 <v:textbox inset="0,0,0,0">
                   <w:txbxContent>
@@ -3195,78 +3737,110 @@
           </mc:Fallback>
         </mc:AlternateContent>
       </w:r>
+      <w:r>
+        <w:rPr>
+          <w:rFonts w:eastAsia="Times New Roman" w:cstheme="minorHAnsi"/>
+          <w:b/>
+          <w:sz w:val="24"/>
+          <w:szCs w:val="24"/>
+          <w:lang w:eastAsia="en-IN"/>
+        </w:rPr>
+        <w:t xml:space="preserve">Email Id- </w:t>
+      </w:r>
+      <w:r>
+        <w:rPr>
+          <w:rFonts w:ascii="Roboto" w:eastAsia="Times New Roman" w:hAnsi="Roboto" w:cs="Times New Roman"/>
+          <w:b/>
+          <w:lang w:val="en-IN" w:eastAsia="en-IN"/>
+        </w:rPr>
+        <w:t>[Email ID C1]</w:t>
+      </w:r>
+      <w:bookmarkStart w:id="0" w:name="_GoBack"/>
+      <w:bookmarkEnd w:id="0"/>
     </w:p>
     <w:p>
       <w:pPr>
-        <w:pStyle w:val="BodyText"/>
-        <w:rPr>
-          <w:sz w:val="20"/>
-        </w:rPr>
-      </w:pPr>
-    </w:p>
-    <w:p>
-      <w:pPr>
-        <w:pStyle w:val="BodyText"/>
-        <w:rPr>
-          <w:sz w:val="20"/>
-        </w:rPr>
-      </w:pPr>
-    </w:p>
-    <w:p>
-      <w:pPr>
-        <w:pStyle w:val="BodyText"/>
-        <w:rPr>
-          <w:sz w:val="20"/>
-        </w:rPr>
-      </w:pPr>
-    </w:p>
-    <w:p>
-      <w:pPr>
-        <w:pStyle w:val="BodyText"/>
-        <w:rPr>
-          <w:sz w:val="20"/>
-        </w:rPr>
-      </w:pPr>
-    </w:p>
-    <w:p>
-      <w:pPr>
-        <w:pStyle w:val="BodyText"/>
-        <w:rPr>
-          <w:sz w:val="20"/>
-        </w:rPr>
-      </w:pPr>
-    </w:p>
-    <w:p>
-      <w:pPr>
-        <w:pStyle w:val="BodyText"/>
-        <w:rPr>
-          <w:sz w:val="20"/>
-        </w:rPr>
-      </w:pPr>
-    </w:p>
-    <w:p>
-      <w:pPr>
-        <w:pStyle w:val="BodyText"/>
-        <w:rPr>
-          <w:sz w:val="20"/>
-        </w:rPr>
-      </w:pPr>
-    </w:p>
-    <w:p>
-      <w:pPr>
-        <w:pStyle w:val="ListParagraph"/>
-        <w:tabs>
-          <w:tab w:val="left" w:pos="9450"/>
-        </w:tabs>
-        <w:spacing w:after="133" w:line="240" w:lineRule="auto"/>
-        <w:ind w:left="-426" w:right="314"/>
-        <w:jc w:val="both"/>
-        <w:rPr>
-          <w:rFonts w:ascii="Arial" w:hAnsi="Arial" w:cs="Arial"/>
-          <w:sz w:val="24"/>
-          <w:szCs w:val="24"/>
-        </w:rPr>
-      </w:pPr>
+        <w:rPr>
+          <w:rFonts w:cstheme="minorHAnsi"/>
+          <w:b/>
+          <w:sz w:val="24"/>
+          <w:szCs w:val="24"/>
+        </w:rPr>
+      </w:pPr>
+      <w:r>
+        <w:rPr>
+          <w:rFonts w:cstheme="minorHAnsi"/>
+          <w:b/>
+          <w:noProof/>
+          <w:sz w:val="24"/>
+          <w:szCs w:val="24"/>
+        </w:rPr>
+        <mc:AlternateContent>
+          <mc:Choice Requires="wps">
+            <w:drawing>
+              <wp:anchor distT="0" distB="0" distL="114300" distR="114300" simplePos="0" relativeHeight="251664384" behindDoc="0" locked="0" layoutInCell="1" allowOverlap="1" wp14:anchorId="017F48DC" wp14:editId="0B1AC9A9">
+                <wp:simplePos x="0" y="0"/>
+                <wp:positionH relativeFrom="column">
+                  <wp:posOffset>-171451</wp:posOffset>
+                </wp:positionH>
+                <wp:positionV relativeFrom="paragraph">
+                  <wp:posOffset>335824</wp:posOffset>
+                </wp:positionV>
+                <wp:extent cx="3290207" cy="0"/>
+                <wp:effectExtent l="0" t="0" r="12065" b="12700"/>
+                <wp:wrapNone/>
+                <wp:docPr id="6" name="Straight Connector 6"/>
+                <wp:cNvGraphicFramePr/>
+                <a:graphic xmlns:a="http://schemas.openxmlformats.org/drawingml/2006/main">
+                  <a:graphicData uri="http://schemas.microsoft.com/office/word/2010/wordprocessingShape">
+                    <wps:wsp>
+                      <wps:cNvCnPr/>
+                      <wps:spPr>
+                        <a:xfrm>
+                          <a:off x="0" y="0"/>
+                          <a:ext cx="3290207" cy="0"/>
+                        </a:xfrm>
+                        <a:prstGeom prst="line">
+                          <a:avLst/>
+                        </a:prstGeom>
+                      </wps:spPr>
+                      <wps:style>
+                        <a:lnRef idx="1">
+                          <a:schemeClr val="dk1"/>
+                        </a:lnRef>
+                        <a:fillRef idx="0">
+                          <a:schemeClr val="dk1"/>
+                        </a:fillRef>
+                        <a:effectRef idx="0">
+                          <a:schemeClr val="dk1"/>
+                        </a:effectRef>
+                        <a:fontRef idx="minor">
+                          <a:schemeClr val="tx1"/>
+                        </a:fontRef>
+                      </wps:style>
+                      <wps:bodyPr/>
+                    </wps:wsp>
+                  </a:graphicData>
+                </a:graphic>
+              </wp:anchor>
+            </w:drawing>
+          </mc:Choice>
+          <mc:Fallback xmlns:w16sdtdh="http://schemas.microsoft.com/office/word/2020/wordml/sdtdatahash" xmlns:w16="http://schemas.microsoft.com/office/word/2018/wordml" xmlns:w16cid="http://schemas.microsoft.com/office/word/2016/wordml/cid" xmlns:w16cex="http://schemas.microsoft.com/office/word/2018/wordml/cex" xmlns:oel="http://schemas.microsoft.com/office/2019/extlst" xmlns:am3d="http://schemas.microsoft.com/office/drawing/2017/model3d" xmlns:aink="http://schemas.microsoft.com/office/drawing/2016/ink" xmlns:cx8="http://schemas.microsoft.com/office/drawing/2016/5/14/chartex" xmlns:cx7="http://schemas.microsoft.com/office/drawing/2016/5/13/chartex" xmlns:cx6="http://schemas.microsoft.com/office/drawing/2016/5/12/chartex" xmlns:cx5="http://schemas.microsoft.com/office/drawing/2016/5/11/chartex" xmlns:cx4="http://schemas.microsoft.com/office/drawing/2016/5/10/chartex" xmlns:cx3="http://schemas.microsoft.com/office/drawing/2016/5/9/chartex" xmlns:cx2="http://schemas.microsoft.com/office/drawing/2015/10/21/chartex" xmlns:cx1="http://schemas.microsoft.com/office/drawing/2015/9/8/chartex">
+            <w:pict>
+              <v:line w14:anchorId="4C5F350E" id="Straight Connector 6" o:spid="_x0000_s1026" style="position:absolute;z-index:251664384;visibility:visible;mso-wrap-style:square;mso-wrap-distance-left:9pt;mso-wrap-distance-top:0;mso-wrap-distance-right:9pt;mso-wrap-distance-bottom:0;mso-position-horizontal:absolute;mso-position-horizontal-relative:text;mso-position-vertical:absolute;mso-position-vertical-relative:text" from="-13.5pt,26.45pt" to="245.55pt,26.45pt" o:gfxdata="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" strokecolor="black [3040]"/>
+            </w:pict>
+          </mc:Fallback>
+        </mc:AlternateContent>
+      </w:r>
+      <w:r>
+        <w:rPr>
+          <w:rFonts w:cstheme="minorHAnsi"/>
+          <w:b/>
+          <w:sz w:val="24"/>
+          <w:szCs w:val="24"/>
+        </w:rPr>
+        <w:t xml:space="preserve">Date- </w:t>
+      </w:r>
     </w:p>
     <w:p>
       <w:pPr>
@@ -3707,7 +4281,7 @@
 </file>
 
 <file path=word/numbering.xml><?xml version="1.0" encoding="utf-8"?>
-<w:numbering xmlns:wpc="http://schemas.microsoft.com/office/word/2010/wordprocessingCanvas" xmlns:cx="http://schemas.microsoft.com/office/drawing/2014/chartex" xmlns:cx1="http://schemas.microsoft.com/office/drawing/2015/9/8/chartex" xmlns:cx2="http://schemas.microsoft.com/office/drawing/2015/10/21/chartex" xmlns:cx3="http://schemas.microsoft.com/office/drawing/2016/5/9/chartex" xmlns:cx4="http://schemas.microsoft.com/office/drawing/2016/5/10/chartex" xmlns:cx5="http://schemas.microsoft.com/office/drawing/2016/5/11/chartex" xmlns:cx6="http://schemas.microsoft.com/office/drawing/2016/5/12/chartex" xmlns:cx7="http://schemas.microsoft.com/office/drawing/2016/5/13/chartex" xmlns:cx8="http://schemas.microsoft.com/office/drawing/2016/5/14/chartex" xmlns:mc="http://schemas.openxmlformats.org/markup-compatibility/2006" xmlns:aink="http://schemas.microsoft.com/office/drawing/2016/ink" xmlns:am3d="http://schemas.microsoft.com/office/drawing/2017/model3d" xmlns:o="urn:schemas-microsoft-com:office:office" xmlns:oel="http://schemas.microsoft.com/office/2019/extlst" xmlns:r="http://schemas.openxmlformats.org/officeDocument/2006/relationships" xmlns:m="http://schemas.openxmlformats.org/officeDocument/2006/math" xmlns:v="urn:schemas-microsoft-com:vml" xmlns:wp14="http://schemas.microsoft.com/office/word/2010/wordprocessingDrawing" xmlns:wp="http://schemas.openxmlformats.org/drawingml/2006/wordprocessingDrawing" xmlns:w10="urn:schemas-microsoft-com:office:word" xmlns:w="http://schemas.openxmlformats.org/wordprocessingml/2006/main" xmlns:w14="http://schemas.microsoft.com/office/word/2010/wordml" xmlns:w15="http://schemas.microsoft.com/office/word/2012/wordml" xmlns:w16cex="http://schemas.microsoft.com/office/word/2018/wordml/cex" xmlns:w16cid="http://schemas.microsoft.com/office/word/2016/wordml/cid" xmlns:w16="http://schemas.microsoft.com/office/word/2018/wordml" xmlns:w16sdtdh="http://schemas.microsoft.com/office/word/2020/wordml/sdtdatahash" xmlns:w16se="http://schemas.microsoft.com/office/word/2015/wordml/symex" xmlns:wpg="http://schemas.microsoft.com/office/word/2010/wordprocessingGroup" xmlns:wpi="http://schemas.microsoft.com/office/word/2010/wordprocessingInk" xmlns:wne="http://schemas.microsoft.com/office/word/2006/wordml" xmlns:wps="http://schemas.microsoft.com/office/word/2010/wordprocessingShape" mc:Ignorable="w14 w15 w16se w16cid w16 w16cex w16sdtdh wp14">
+<w:numbering xmlns:wpc="http://schemas.microsoft.com/office/word/2010/wordprocessingCanvas" xmlns:cx="http://schemas.microsoft.com/office/drawing/2014/chartex" xmlns:mc="http://schemas.openxmlformats.org/markup-compatibility/2006" xmlns:o="urn:schemas-microsoft-com:office:office" xmlns:r="http://schemas.openxmlformats.org/officeDocument/2006/relationships" xmlns:m="http://schemas.openxmlformats.org/officeDocument/2006/math" xmlns:v="urn:schemas-microsoft-com:vml" xmlns:wp14="http://schemas.microsoft.com/office/word/2010/wordprocessingDrawing" xmlns:wp="http://schemas.openxmlformats.org/drawingml/2006/wordprocessingDrawing" xmlns:w10="urn:schemas-microsoft-com:office:word" xmlns:w="http://schemas.openxmlformats.org/wordprocessingml/2006/main" xmlns:w14="http://schemas.microsoft.com/office/word/2010/wordml" xmlns:w15="http://schemas.microsoft.com/office/word/2012/wordml" xmlns:w16se="http://schemas.microsoft.com/office/word/2015/wordml/symex" xmlns:wpg="http://schemas.microsoft.com/office/word/2010/wordprocessingGroup" xmlns:wpi="http://schemas.microsoft.com/office/word/2010/wordprocessingInk" xmlns:wne="http://schemas.microsoft.com/office/word/2006/wordml" xmlns:wps="http://schemas.microsoft.com/office/word/2010/wordprocessingShape" mc:Ignorable="w14 w15 w16se wp14">
   <w:abstractNum w:abstractNumId="0" w15:restartNumberingAfterBreak="0">
     <w:nsid w:val="0B9E6BD1"/>
     <w:multiLevelType w:val="hybridMultilevel"/>
@@ -5657,62 +6231,62 @@
       </w:pPr>
     </w:lvl>
   </w:abstractNum>
-  <w:num w:numId="1" w16cid:durableId="1368992614">
+  <w:num w:numId="1">
     <w:abstractNumId w:val="11"/>
   </w:num>
-  <w:num w:numId="2" w16cid:durableId="2074038964">
+  <w:num w:numId="2">
     <w:abstractNumId w:val="12"/>
   </w:num>
-  <w:num w:numId="3" w16cid:durableId="322130378">
+  <w:num w:numId="3">
     <w:abstractNumId w:val="1"/>
   </w:num>
-  <w:num w:numId="4" w16cid:durableId="1480925136">
+  <w:num w:numId="4">
     <w:abstractNumId w:val="14"/>
   </w:num>
-  <w:num w:numId="5" w16cid:durableId="1063603276">
+  <w:num w:numId="5">
     <w:abstractNumId w:val="15"/>
   </w:num>
-  <w:num w:numId="6" w16cid:durableId="2024017249">
+  <w:num w:numId="6">
     <w:abstractNumId w:val="8"/>
   </w:num>
-  <w:num w:numId="7" w16cid:durableId="1698577487">
+  <w:num w:numId="7">
     <w:abstractNumId w:val="0"/>
   </w:num>
-  <w:num w:numId="8" w16cid:durableId="797452195">
+  <w:num w:numId="8">
     <w:abstractNumId w:val="13"/>
   </w:num>
-  <w:num w:numId="9" w16cid:durableId="378239127">
+  <w:num w:numId="9">
     <w:abstractNumId w:val="6"/>
   </w:num>
-  <w:num w:numId="10" w16cid:durableId="1563446548">
+  <w:num w:numId="10">
     <w:abstractNumId w:val="16"/>
   </w:num>
-  <w:num w:numId="11" w16cid:durableId="1819496665">
+  <w:num w:numId="11">
     <w:abstractNumId w:val="2"/>
   </w:num>
-  <w:num w:numId="12" w16cid:durableId="657999280">
+  <w:num w:numId="12">
     <w:abstractNumId w:val="5"/>
   </w:num>
-  <w:num w:numId="13" w16cid:durableId="857475030">
+  <w:num w:numId="13">
     <w:abstractNumId w:val="10"/>
   </w:num>
-  <w:num w:numId="14" w16cid:durableId="502010170">
+  <w:num w:numId="14">
     <w:abstractNumId w:val="9"/>
   </w:num>
-  <w:num w:numId="15" w16cid:durableId="719477887">
+  <w:num w:numId="15">
     <w:abstractNumId w:val="4"/>
   </w:num>
-  <w:num w:numId="16" w16cid:durableId="628777001">
+  <w:num w:numId="16">
     <w:abstractNumId w:val="3"/>
   </w:num>
-  <w:num w:numId="17" w16cid:durableId="672027675">
+  <w:num w:numId="17">
     <w:abstractNumId w:val="7"/>
   </w:num>
 </w:numbering>
 </file>
 
 <file path=word/styles.xml><?xml version="1.0" encoding="utf-8"?>
-<w:styles xmlns:mc="http://schemas.openxmlformats.org/markup-compatibility/2006" xmlns:r="http://schemas.openxmlformats.org/officeDocument/2006/relationships" xmlns:w="http://schemas.openxmlformats.org/wordprocessingml/2006/main" xmlns:w14="http://schemas.microsoft.com/office/word/2010/wordml" xmlns:w15="http://schemas.microsoft.com/office/word/2012/wordml" xmlns:w16cex="http://schemas.microsoft.com/office/word/2018/wordml/cex" xmlns:w16cid="http://schemas.microsoft.com/office/word/2016/wordml/cid" xmlns:w16="http://schemas.microsoft.com/office/word/2018/wordml" xmlns:w16sdtdh="http://schemas.microsoft.com/office/word/2020/wordml/sdtdatahash" xmlns:w16se="http://schemas.microsoft.com/office/word/2015/wordml/symex" mc:Ignorable="w14 w15 w16se w16cid w16 w16cex w16sdtdh">
+<w:styles xmlns:mc="http://schemas.openxmlformats.org/markup-compatibility/2006" xmlns:r="http://schemas.openxmlformats.org/officeDocument/2006/relationships" xmlns:w="http://schemas.openxmlformats.org/wordprocessingml/2006/main" xmlns:w14="http://schemas.microsoft.com/office/word/2010/wordml" xmlns:w15="http://schemas.microsoft.com/office/word/2012/wordml" xmlns:w16se="http://schemas.microsoft.com/office/word/2015/wordml/symex" mc:Ignorable="w14 w15 w16se">
   <w:docDefaults>
     <w:rPrDefault>
       <w:rPr>
@@ -5728,7 +6302,7 @@
       </w:pPr>
     </w:pPrDefault>
   </w:docDefaults>
-  <w:latentStyles w:defLockedState="0" w:defUIPriority="99" w:defSemiHidden="0" w:defUnhideWhenUsed="0" w:defQFormat="0" w:count="376">
+  <w:latentStyles w:defLockedState="0" w:defUIPriority="99" w:defSemiHidden="0" w:defUnhideWhenUsed="0" w:defQFormat="0" w:count="371">
     <w:lsdException w:name="Normal" w:uiPriority="0" w:qFormat="1"/>
     <w:lsdException w:name="heading 1" w:uiPriority="9" w:qFormat="1"/>
     <w:lsdException w:name="heading 2" w:semiHidden="1" w:uiPriority="9" w:unhideWhenUsed="1" w:qFormat="1"/>
@@ -6100,11 +6674,6 @@
     <w:lsdException w:name="List Table 5 Dark Accent 6" w:uiPriority="50"/>
     <w:lsdException w:name="List Table 6 Colorful Accent 6" w:uiPriority="51"/>
     <w:lsdException w:name="List Table 7 Colorful Accent 6" w:uiPriority="52"/>
-    <w:lsdException w:name="Mention" w:semiHidden="1" w:unhideWhenUsed="1"/>
-    <w:lsdException w:name="Smart Hyperlink" w:semiHidden="1" w:unhideWhenUsed="1"/>
-    <w:lsdException w:name="Hashtag" w:semiHidden="1" w:unhideWhenUsed="1"/>
-    <w:lsdException w:name="Unresolved Mention" w:semiHidden="1" w:unhideWhenUsed="1"/>
-    <w:lsdException w:name="Smart Link" w:semiHidden="1" w:unhideWhenUsed="1"/>
   </w:latentStyles>
   <w:style w:type="paragraph" w:default="1" w:styleId="Normal">
     <w:name w:val="Normal"/>
@@ -6777,7 +7346,7 @@
 </file>
 
 <file path=customXml/itemProps1.xml><?xml version="1.0" encoding="utf-8"?>
-<ds:datastoreItem xmlns:ds="http://schemas.openxmlformats.org/officeDocument/2006/customXml" ds:itemID="{1048E956-6AB3-4FAF-A39D-E84DA44F7784}">
+<ds:datastoreItem xmlns:ds="http://schemas.openxmlformats.org/officeDocument/2006/customXml" ds:itemID="{D2988ABE-2409-4A26-A0C7-58AF3CDE3C89}">
   <ds:schemaRefs>
     <ds:schemaRef ds:uri="http://schemas.openxmlformats.org/officeDocument/2006/bibliography"/>
   </ds:schemaRefs>

--- a/backend/templates/Form-B (Indemnity)- TRANS_Single_Template.docx
+++ b/backend/templates/Form-B (Indemnity)- TRANS_Single_Template.docx
@@ -339,7 +339,25 @@
           <w:b/>
           <w:lang w:val="en-IN" w:eastAsia="en-GB" w:bidi="hi-IN"/>
         </w:rPr>
-        <w:t>[Name as per Aadhar C1]</w:t>
+        <w:t xml:space="preserve">[Name as per </w:t>
+      </w:r>
+      <w:proofErr w:type="spellStart"/>
+      <w:r>
+        <w:rPr>
+          <w:rFonts w:ascii="Roboto" w:eastAsia="Times New Roman" w:hAnsi="Roboto" w:cs="Times New Roman"/>
+          <w:b/>
+          <w:lang w:val="en-IN" w:eastAsia="en-GB" w:bidi="hi-IN"/>
+        </w:rPr>
+        <w:t>Aadhar</w:t>
+      </w:r>
+      <w:proofErr w:type="spellEnd"/>
+      <w:r>
+        <w:rPr>
+          <w:rFonts w:ascii="Roboto" w:eastAsia="Times New Roman" w:hAnsi="Roboto" w:cs="Times New Roman"/>
+          <w:b/>
+          <w:lang w:val="en-IN" w:eastAsia="en-GB" w:bidi="hi-IN"/>
+        </w:rPr>
+        <w:t xml:space="preserve"> C1]</w:t>
       </w:r>
       <w:r>
         <w:rPr>
@@ -471,7 +489,67 @@
           <w:b/>
           <w:lang w:val="en-IN" w:eastAsia="en-GB" w:bidi="hi-IN"/>
         </w:rPr>
-        <w:t>[Name as per DC H1]; [Name as per DC H2]; [Name as per DC H3]; [Name as per DC H4]</w:t>
+        <w:t xml:space="preserve">[Name as per </w:t>
+      </w:r>
+      <w:r>
+        <w:rPr>
+          <w:rFonts w:ascii="Helvetica" w:hAnsi="Helvetica" w:cs="Helvetica"/>
+          <w:b/>
+        </w:rPr>
+        <w:t xml:space="preserve">Certificate </w:t>
+      </w:r>
+      <w:r>
+        <w:rPr>
+          <w:rFonts w:ascii="Roboto" w:eastAsia="Times New Roman" w:hAnsi="Roboto" w:cs="Times New Roman"/>
+          <w:b/>
+          <w:lang w:val="en-IN" w:eastAsia="en-GB" w:bidi="hi-IN"/>
+        </w:rPr>
+        <w:t xml:space="preserve">H1]; [Name as per </w:t>
+      </w:r>
+      <w:r>
+        <w:rPr>
+          <w:rFonts w:ascii="Helvetica" w:hAnsi="Helvetica" w:cs="Helvetica"/>
+          <w:b/>
+        </w:rPr>
+        <w:t xml:space="preserve">Certificate </w:t>
+      </w:r>
+      <w:r>
+        <w:rPr>
+          <w:rFonts w:ascii="Roboto" w:eastAsia="Times New Roman" w:hAnsi="Roboto" w:cs="Times New Roman"/>
+          <w:b/>
+          <w:lang w:val="en-IN" w:eastAsia="en-GB" w:bidi="hi-IN"/>
+        </w:rPr>
+        <w:t xml:space="preserve">H2]; [Name as per </w:t>
+      </w:r>
+      <w:r>
+        <w:rPr>
+          <w:rFonts w:ascii="Helvetica" w:hAnsi="Helvetica" w:cs="Helvetica"/>
+          <w:b/>
+        </w:rPr>
+        <w:t xml:space="preserve">Certificate </w:t>
+      </w:r>
+      <w:r>
+        <w:rPr>
+          <w:rFonts w:ascii="Roboto" w:eastAsia="Times New Roman" w:hAnsi="Roboto" w:cs="Times New Roman"/>
+          <w:b/>
+          <w:lang w:val="en-IN" w:eastAsia="en-GB" w:bidi="hi-IN"/>
+        </w:rPr>
+        <w:t xml:space="preserve">H3]; [Name as per </w:t>
+      </w:r>
+      <w:r>
+        <w:rPr>
+          <w:rFonts w:ascii="Helvetica" w:hAnsi="Helvetica" w:cs="Helvetica"/>
+          <w:b/>
+        </w:rPr>
+        <w:t xml:space="preserve">Certificate </w:t>
+      </w:r>
+      <w:r>
+        <w:rPr>
+          <w:rFonts w:ascii="Roboto" w:eastAsia="Times New Roman" w:hAnsi="Roboto" w:cs="Times New Roman"/>
+          <w:b/>
+          <w:lang w:val="en-IN" w:eastAsia="en-GB" w:bidi="hi-IN"/>
+        </w:rPr>
+        <w:t>H4]</w:t>
       </w:r>
       <w:r>
         <w:rPr>
@@ -2788,6 +2866,22 @@
       </w:r>
       <w:r>
         <w:rPr>
+          <w:rFonts w:ascii="Roboto" w:hAnsi="Roboto"/>
+          <w:b/>
+        </w:rPr>
+        <w:t xml:space="preserve"> / </w:t>
+      </w:r>
+      <w:r>
+        <w:rPr>
+          <w:rFonts w:ascii="Roboto" w:hAnsi="Roboto"/>
+          <w:b/>
+          <w:sz w:val="24"/>
+          <w:szCs w:val="24"/>
+        </w:rPr>
+        <w:t>[RTA Name]</w:t>
+      </w:r>
+      <w:r>
+        <w:rPr>
           <w:rFonts w:eastAsia="Times New Roman" w:cstheme="minorHAnsi"/>
           <w:b/>
           <w:sz w:val="24"/>
@@ -3081,16 +3175,16 @@
         <mc:AlternateContent>
           <mc:Choice Requires="wps">
             <w:drawing>
-              <wp:anchor distT="0" distB="0" distL="114300" distR="114300" simplePos="0" relativeHeight="251659264" behindDoc="0" locked="0" layoutInCell="1" allowOverlap="1" wp14:anchorId="4EF0FC76" wp14:editId="0E120D5E">
+              <wp:anchor distT="0" distB="0" distL="114300" distR="114300" simplePos="0" relativeHeight="251659264" behindDoc="0" locked="0" layoutInCell="1" allowOverlap="1" wp14:anchorId="6BAFDEC1" wp14:editId="5501765E">
                 <wp:simplePos x="0" y="0"/>
                 <wp:positionH relativeFrom="page">
-                  <wp:posOffset>4279900</wp:posOffset>
+                  <wp:posOffset>4241800</wp:posOffset>
                 </wp:positionH>
                 <wp:positionV relativeFrom="page">
-                  <wp:posOffset>2476500</wp:posOffset>
+                  <wp:posOffset>2470150</wp:posOffset>
                 </wp:positionV>
-                <wp:extent cx="3127375" cy="1416050"/>
-                <wp:effectExtent l="0" t="0" r="15875" b="12700"/>
+                <wp:extent cx="3127375" cy="1327150"/>
+                <wp:effectExtent l="0" t="0" r="15875" b="25400"/>
                 <wp:wrapNone/>
                 <wp:docPr id="10" name="Text Box 10"/>
                 <wp:cNvGraphicFramePr>
@@ -3105,7 +3199,7 @@
                       <wps:spPr>
                         <a:xfrm>
                           <a:off x="0" y="0"/>
-                          <a:ext cx="3127375" cy="1416050"/>
+                          <a:ext cx="3127375" cy="1327150"/>
                         </a:xfrm>
                         <a:prstGeom prst="rect">
                           <a:avLst/>
@@ -3132,6 +3226,7 @@
                                 <w:b/>
                               </w:rPr>
                             </w:pPr>
+                            <w:bookmarkStart w:id="0" w:name="_GoBack"/>
                             <w:r>
                               <w:rPr>
                                 <w:rFonts w:ascii="Arial MT"/>
@@ -3164,6 +3259,7 @@
                               </w:rPr>
                             </w:pPr>
                           </w:p>
+                          <w:bookmarkEnd w:id="0"/>
                           <w:p>
                             <w:pPr>
                               <w:spacing w:before="191"/>
@@ -3192,11 +3288,11 @@
           </mc:Choice>
           <mc:Fallback>
             <w:pict>
-              <v:shapetype w14:anchorId="4EF0FC76" id="_x0000_t202" coordsize="21600,21600" o:spt="202" path="m,l,21600r21600,l21600,xe">
+              <v:shapetype w14:anchorId="6BAFDEC1" id="_x0000_t202" coordsize="21600,21600" o:spt="202" path="m,l,21600r21600,l21600,xe">
                 <v:stroke joinstyle="miter"/>
                 <v:path gradientshapeok="t" o:connecttype="rect"/>
               </v:shapetype>
-              <v:shape id="Text Box 10" o:spid="_x0000_s1026" type="#_x0000_t202" style="position:absolute;margin-left:337pt;margin-top:195pt;width:246.25pt;height:111.5pt;z-index:251659264;visibility:visible;mso-wrap-style:square;mso-width-percent:0;mso-height-percent:0;mso-wrap-distance-left:9pt;mso-wrap-distance-top:0;mso-wrap-distance-right:9pt;mso-wrap-distance-bottom:0;mso-position-horizontal:absolute;mso-position-horizontal-relative:page;mso-position-vertical:absolute;mso-position-vertical-relative:page;mso-width-percent:0;mso-height-percent:0;mso-width-relative:page;mso-height-relative:page;v-text-anchor:top" o:gfxdata="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" filled="f" strokeweight=".25pt">
+              <v:shape id="Text Box 10" o:spid="_x0000_s1026" type="#_x0000_t202" style="position:absolute;margin-left:334pt;margin-top:194.5pt;width:246.25pt;height:104.5pt;z-index:251659264;visibility:visible;mso-wrap-style:square;mso-width-percent:0;mso-height-percent:0;mso-wrap-distance-left:9pt;mso-wrap-distance-top:0;mso-wrap-distance-right:9pt;mso-wrap-distance-bottom:0;mso-position-horizontal:absolute;mso-position-horizontal-relative:page;mso-position-vertical:absolute;mso-position-vertical-relative:page;mso-width-percent:0;mso-height-percent:0;mso-width-relative:page;mso-height-relative:page;v-text-anchor:top" o:gfxdata="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" filled="f" strokeweight=".25pt">
                 <v:path arrowok="t"/>
                 <v:textbox inset="0,0,0,0">
                   <w:txbxContent>
@@ -3209,6 +3305,7 @@
                           <w:b/>
                         </w:rPr>
                       </w:pPr>
+                      <w:bookmarkStart w:id="1" w:name="_GoBack"/>
                       <w:r>
                         <w:rPr>
                           <w:rFonts w:ascii="Arial MT"/>
@@ -3241,6 +3338,7 @@
                         </w:rPr>
                       </w:pPr>
                     </w:p>
+                    <w:bookmarkEnd w:id="1"/>
                     <w:p>
                       <w:pPr>
                         <w:spacing w:before="191"/>
@@ -3269,50 +3367,203 @@
         <mc:AlternateContent>
           <mc:Choice Requires="wps">
             <w:drawing>
-              <wp:anchor distT="0" distB="0" distL="114300" distR="114300" simplePos="0" relativeHeight="251661312" behindDoc="0" locked="0" layoutInCell="1" allowOverlap="1" wp14:anchorId="4D46A8D7" wp14:editId="2AC80CD5">
+              <wp:anchor distT="45720" distB="45720" distL="114300" distR="114300" simplePos="0" relativeHeight="251661312" behindDoc="0" locked="0" layoutInCell="1" allowOverlap="1" wp14:anchorId="15B2EC3E" wp14:editId="0C1DCA56">
                 <wp:simplePos x="0" y="0"/>
-                <wp:positionH relativeFrom="column">
-                  <wp:posOffset>-171450</wp:posOffset>
+                <wp:positionH relativeFrom="margin">
+                  <wp:align>left</wp:align>
                 </wp:positionH>
                 <wp:positionV relativeFrom="paragraph">
-                  <wp:posOffset>260893</wp:posOffset>
+                  <wp:posOffset>201930</wp:posOffset>
                 </wp:positionV>
-                <wp:extent cx="0" cy="2122715"/>
-                <wp:effectExtent l="0" t="0" r="12700" b="11430"/>
-                <wp:wrapNone/>
-                <wp:docPr id="3" name="Straight Connector 3"/>
-                <wp:cNvGraphicFramePr/>
+                <wp:extent cx="3251200" cy="2139950"/>
+                <wp:effectExtent l="0" t="0" r="25400" b="12700"/>
+                <wp:wrapSquare wrapText="bothSides"/>
+                <wp:docPr id="217" name="Text Box 2"/>
+                <wp:cNvGraphicFramePr>
+                  <a:graphicFrameLocks xmlns:a="http://schemas.openxmlformats.org/drawingml/2006/main"/>
+                </wp:cNvGraphicFramePr>
                 <a:graphic xmlns:a="http://schemas.openxmlformats.org/drawingml/2006/main">
                   <a:graphicData uri="http://schemas.microsoft.com/office/word/2010/wordprocessingShape">
                     <wps:wsp>
-                      <wps:cNvCnPr/>
-                      <wps:spPr>
+                      <wps:cNvSpPr txBox="1">
+                        <a:spLocks noChangeArrowheads="1"/>
+                      </wps:cNvSpPr>
+                      <wps:spPr bwMode="auto">
                         <a:xfrm>
                           <a:off x="0" y="0"/>
-                          <a:ext cx="0" cy="2122715"/>
+                          <a:ext cx="3251200" cy="2139950"/>
                         </a:xfrm>
-                        <a:prstGeom prst="line">
+                        <a:prstGeom prst="rect">
                           <a:avLst/>
                         </a:prstGeom>
+                        <a:solidFill>
+                          <a:srgbClr val="FFFFFF"/>
+                        </a:solidFill>
+                        <a:ln w="9525">
+                          <a:solidFill>
+                            <a:srgbClr val="000000"/>
+                          </a:solidFill>
+                          <a:miter lim="800000"/>
+                          <a:headEnd/>
+                          <a:tailEnd/>
+                        </a:ln>
                       </wps:spPr>
-                      <wps:style>
-                        <a:lnRef idx="1">
-                          <a:schemeClr val="dk1"/>
-                        </a:lnRef>
-                        <a:fillRef idx="0">
-                          <a:schemeClr val="dk1"/>
-                        </a:fillRef>
-                        <a:effectRef idx="0">
-                          <a:schemeClr val="dk1"/>
-                        </a:effectRef>
-                        <a:fontRef idx="minor">
-                          <a:schemeClr val="tx1"/>
-                        </a:fontRef>
-                      </wps:style>
-                      <wps:bodyPr/>
+                      <wps:txbx>
+                        <w:txbxContent>
+                          <w:p>
+                            <w:pPr>
+                              <w:rPr>
+                                <w:rFonts w:ascii="Roboto" w:eastAsia="Times New Roman" w:hAnsi="Roboto" w:cs="Times New Roman"/>
+                                <w:b/>
+                                <w:lang w:val="en-IN" w:eastAsia="en-IN"/>
+                              </w:rPr>
+                            </w:pPr>
+                            <w:r>
+                              <w:rPr>
+                                <w:rFonts w:cstheme="minorHAnsi"/>
+                                <w:b/>
+                                <w:sz w:val="24"/>
+                                <w:szCs w:val="24"/>
+                              </w:rPr>
+                              <w:t>Address of First Holder / Applicant:</w:t>
+                            </w:r>
+                            <w:r>
+                              <w:rPr>
+                                <w:rFonts w:ascii="Roboto" w:eastAsia="Times New Roman" w:hAnsi="Roboto" w:cs="Times New Roman"/>
+                                <w:color w:val="000000"/>
+                                <w:lang w:val="en-IN" w:eastAsia="en-IN"/>
+                              </w:rPr>
+                              <w:t xml:space="preserve"> </w:t>
+                            </w:r>
+                            <w:r>
+                              <w:rPr>
+                                <w:rFonts w:ascii="Roboto" w:eastAsia="Times New Roman" w:hAnsi="Roboto" w:cs="Times New Roman"/>
+                                <w:color w:val="000000"/>
+                                <w:lang w:val="en-IN" w:eastAsia="en-IN"/>
+                              </w:rPr>
+                              <w:br/>
+                            </w:r>
+                            <w:r>
+                              <w:rPr>
+                                <w:rFonts w:ascii="Roboto" w:eastAsia="Times New Roman" w:hAnsi="Roboto" w:cs="Times New Roman"/>
+                                <w:b/>
+                                <w:lang w:val="en-IN" w:eastAsia="en-IN"/>
+                              </w:rPr>
+                              <w:t>[Address C1]</w:t>
+                            </w:r>
+                          </w:p>
+                          <w:p>
+                            <w:pPr>
+                              <w:rPr>
+                                <w:rFonts w:ascii="Roboto" w:eastAsia="Times New Roman" w:hAnsi="Roboto" w:cs="Times New Roman"/>
+                                <w:b/>
+                                <w:lang w:val="en-IN" w:eastAsia="en-IN"/>
+                              </w:rPr>
+                            </w:pPr>
+                          </w:p>
+                          <w:p>
+                            <w:pPr>
+                              <w:rPr>
+                                <w:rFonts w:cstheme="minorHAnsi"/>
+                                <w:b/>
+                                <w:sz w:val="24"/>
+                                <w:szCs w:val="24"/>
+                              </w:rPr>
+                            </w:pPr>
+                            <w:r>
+                              <w:rPr>
+                                <w:rFonts w:cstheme="minorHAnsi"/>
+                                <w:b/>
+                                <w:sz w:val="24"/>
+                                <w:szCs w:val="24"/>
+                              </w:rPr>
+                              <w:t xml:space="preserve">Pin code – </w:t>
+                            </w:r>
+                            <w:r>
+                              <w:rPr>
+                                <w:rFonts w:ascii="Roboto" w:eastAsia="Times New Roman" w:hAnsi="Roboto" w:cs="Times New Roman"/>
+                                <w:b/>
+                                <w:lang w:val="en-IN" w:eastAsia="en-IN"/>
+                              </w:rPr>
+                              <w:t>[PIN C1]</w:t>
+                            </w:r>
+                          </w:p>
+                          <w:p>
+                            <w:pPr>
+                              <w:rPr>
+                                <w:rFonts w:ascii="Roboto" w:eastAsia="Times New Roman" w:hAnsi="Roboto" w:cs="Times New Roman"/>
+                                <w:b/>
+                                <w:lang w:val="en-IN" w:eastAsia="en-IN"/>
+                              </w:rPr>
+                            </w:pPr>
+                            <w:r>
+                              <w:rPr>
+                                <w:rFonts w:cstheme="minorHAnsi"/>
+                                <w:b/>
+                                <w:sz w:val="24"/>
+                                <w:szCs w:val="24"/>
+                              </w:rPr>
+                              <w:t xml:space="preserve">Tel. no.- </w:t>
+                            </w:r>
+                            <w:r>
+                              <w:rPr>
+                                <w:rFonts w:ascii="Roboto" w:eastAsia="Times New Roman" w:hAnsi="Roboto" w:cs="Times New Roman"/>
+                                <w:b/>
+                                <w:lang w:val="en-IN" w:eastAsia="en-IN"/>
+                              </w:rPr>
+                              <w:t>[Mobile No C1]</w:t>
+                            </w:r>
+                          </w:p>
+                          <w:p>
+                            <w:pPr>
+                              <w:rPr>
+                                <w:rFonts w:cstheme="minorHAnsi"/>
+                                <w:b/>
+                                <w:sz w:val="24"/>
+                                <w:szCs w:val="24"/>
+                              </w:rPr>
+                            </w:pPr>
+                            <w:r>
+                              <w:rPr>
+                                <w:rFonts w:eastAsia="Times New Roman" w:cstheme="minorHAnsi"/>
+                                <w:b/>
+                                <w:sz w:val="24"/>
+                                <w:szCs w:val="24"/>
+                                <w:lang w:eastAsia="en-IN"/>
+                              </w:rPr>
+                              <w:t xml:space="preserve">Email Id- </w:t>
+                            </w:r>
+                            <w:r>
+                              <w:rPr>
+                                <w:rFonts w:ascii="Roboto" w:eastAsia="Times New Roman" w:hAnsi="Roboto" w:cs="Times New Roman"/>
+                                <w:b/>
+                                <w:lang w:val="en-IN" w:eastAsia="en-IN"/>
+                              </w:rPr>
+                              <w:t>[Email ID C1]</w:t>
+                            </w:r>
+                          </w:p>
+                          <w:p>
+                            <w:r>
+                              <w:rPr>
+                                <w:rFonts w:cstheme="minorHAnsi"/>
+                                <w:b/>
+                                <w:sz w:val="24"/>
+                                <w:szCs w:val="24"/>
+                              </w:rPr>
+                              <w:t>Date-</w:t>
+                            </w:r>
+                          </w:p>
+                        </w:txbxContent>
+                      </wps:txbx>
+                      <wps:bodyPr rot="0" vert="horz" wrap="square" lIns="91440" tIns="45720" rIns="91440" bIns="45720" anchor="t" anchorCtr="0">
+                        <a:noAutofit/>
+                      </wps:bodyPr>
                     </wps:wsp>
                   </a:graphicData>
                 </a:graphic>
+                <wp14:sizeRelH relativeFrom="margin">
+                  <wp14:pctWidth>0</wp14:pctWidth>
+                </wp14:sizeRelH>
                 <wp14:sizeRelV relativeFrom="margin">
                   <wp14:pctHeight>0</wp14:pctHeight>
                 </wp14:sizeRelV>
@@ -3321,269 +3572,221 @@
           </mc:Choice>
           <mc:Fallback>
             <w:pict>
-              <v:line w14:anchorId="3391078F" id="Straight Connector 3" o:spid="_x0000_s1026" style="position:absolute;z-index:251661312;visibility:visible;mso-wrap-style:square;mso-height-percent:0;mso-wrap-distance-left:9pt;mso-wrap-distance-top:0;mso-wrap-distance-right:9pt;mso-wrap-distance-bottom:0;mso-position-horizontal:absolute;mso-position-horizontal-relative:text;mso-position-vertical:absolute;mso-position-vertical-relative:text;mso-height-percent:0;mso-height-relative:margin" from="-13.5pt,20.55pt" to="-13.5pt,187.7pt" o:gfxdata="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" strokecolor="black [3040]"/>
+              <v:shape w14:anchorId="15B2EC3E" id="Text Box 2" o:spid="_x0000_s1027" type="#_x0000_t202" style="position:absolute;margin-left:0;margin-top:15.9pt;width:256pt;height:168.5pt;z-index:251661312;visibility:visible;mso-wrap-style:square;mso-width-percent:0;mso-height-percent:0;mso-wrap-distance-left:9pt;mso-wrap-distance-top:3.6pt;mso-wrap-distance-right:9pt;mso-wrap-distance-bottom:3.6pt;mso-position-horizontal:left;mso-position-horizontal-relative:margin;mso-position-vertical:absolute;mso-position-vertical-relative:text;mso-width-percent:0;mso-height-percent:0;mso-width-relative:margin;mso-height-relative:margin;v-text-anchor:top" o:gfxdata="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">
+                <v:textbox>
+                  <w:txbxContent>
+                    <w:p>
+                      <w:pPr>
+                        <w:rPr>
+                          <w:rFonts w:ascii="Roboto" w:eastAsia="Times New Roman" w:hAnsi="Roboto" w:cs="Times New Roman"/>
+                          <w:b/>
+                          <w:lang w:val="en-IN" w:eastAsia="en-IN"/>
+                        </w:rPr>
+                      </w:pPr>
+                      <w:r>
+                        <w:rPr>
+                          <w:rFonts w:cstheme="minorHAnsi"/>
+                          <w:b/>
+                          <w:sz w:val="24"/>
+                          <w:szCs w:val="24"/>
+                        </w:rPr>
+                        <w:t>Address of First Holder / Applicant:</w:t>
+                      </w:r>
+                      <w:r>
+                        <w:rPr>
+                          <w:rFonts w:ascii="Roboto" w:eastAsia="Times New Roman" w:hAnsi="Roboto" w:cs="Times New Roman"/>
+                          <w:color w:val="000000"/>
+                          <w:lang w:val="en-IN" w:eastAsia="en-IN"/>
+                        </w:rPr>
+                        <w:t xml:space="preserve"> </w:t>
+                      </w:r>
+                      <w:r>
+                        <w:rPr>
+                          <w:rFonts w:ascii="Roboto" w:eastAsia="Times New Roman" w:hAnsi="Roboto" w:cs="Times New Roman"/>
+                          <w:color w:val="000000"/>
+                          <w:lang w:val="en-IN" w:eastAsia="en-IN"/>
+                        </w:rPr>
+                        <w:br/>
+                      </w:r>
+                      <w:r>
+                        <w:rPr>
+                          <w:rFonts w:ascii="Roboto" w:eastAsia="Times New Roman" w:hAnsi="Roboto" w:cs="Times New Roman"/>
+                          <w:b/>
+                          <w:lang w:val="en-IN" w:eastAsia="en-IN"/>
+                        </w:rPr>
+                        <w:t>[Address C1]</w:t>
+                      </w:r>
+                    </w:p>
+                    <w:p>
+                      <w:pPr>
+                        <w:rPr>
+                          <w:rFonts w:ascii="Roboto" w:eastAsia="Times New Roman" w:hAnsi="Roboto" w:cs="Times New Roman"/>
+                          <w:b/>
+                          <w:lang w:val="en-IN" w:eastAsia="en-IN"/>
+                        </w:rPr>
+                      </w:pPr>
+                    </w:p>
+                    <w:p>
+                      <w:pPr>
+                        <w:rPr>
+                          <w:rFonts w:cstheme="minorHAnsi"/>
+                          <w:b/>
+                          <w:sz w:val="24"/>
+                          <w:szCs w:val="24"/>
+                        </w:rPr>
+                      </w:pPr>
+                      <w:r>
+                        <w:rPr>
+                          <w:rFonts w:cstheme="minorHAnsi"/>
+                          <w:b/>
+                          <w:sz w:val="24"/>
+                          <w:szCs w:val="24"/>
+                        </w:rPr>
+                        <w:t xml:space="preserve">Pin code – </w:t>
+                      </w:r>
+                      <w:r>
+                        <w:rPr>
+                          <w:rFonts w:ascii="Roboto" w:eastAsia="Times New Roman" w:hAnsi="Roboto" w:cs="Times New Roman"/>
+                          <w:b/>
+                          <w:lang w:val="en-IN" w:eastAsia="en-IN"/>
+                        </w:rPr>
+                        <w:t>[PIN C1]</w:t>
+                      </w:r>
+                    </w:p>
+                    <w:p>
+                      <w:pPr>
+                        <w:rPr>
+                          <w:rFonts w:ascii="Roboto" w:eastAsia="Times New Roman" w:hAnsi="Roboto" w:cs="Times New Roman"/>
+                          <w:b/>
+                          <w:lang w:val="en-IN" w:eastAsia="en-IN"/>
+                        </w:rPr>
+                      </w:pPr>
+                      <w:r>
+                        <w:rPr>
+                          <w:rFonts w:cstheme="minorHAnsi"/>
+                          <w:b/>
+                          <w:sz w:val="24"/>
+                          <w:szCs w:val="24"/>
+                        </w:rPr>
+                        <w:t xml:space="preserve">Tel. no.- </w:t>
+                      </w:r>
+                      <w:r>
+                        <w:rPr>
+                          <w:rFonts w:ascii="Roboto" w:eastAsia="Times New Roman" w:hAnsi="Roboto" w:cs="Times New Roman"/>
+                          <w:b/>
+                          <w:lang w:val="en-IN" w:eastAsia="en-IN"/>
+                        </w:rPr>
+                        <w:t>[Mobile No C1]</w:t>
+                      </w:r>
+                    </w:p>
+                    <w:p>
+                      <w:pPr>
+                        <w:rPr>
+                          <w:rFonts w:cstheme="minorHAnsi"/>
+                          <w:b/>
+                          <w:sz w:val="24"/>
+                          <w:szCs w:val="24"/>
+                        </w:rPr>
+                      </w:pPr>
+                      <w:r>
+                        <w:rPr>
+                          <w:rFonts w:eastAsia="Times New Roman" w:cstheme="minorHAnsi"/>
+                          <w:b/>
+                          <w:sz w:val="24"/>
+                          <w:szCs w:val="24"/>
+                          <w:lang w:eastAsia="en-IN"/>
+                        </w:rPr>
+                        <w:t xml:space="preserve">Email Id- </w:t>
+                      </w:r>
+                      <w:r>
+                        <w:rPr>
+                          <w:rFonts w:ascii="Roboto" w:eastAsia="Times New Roman" w:hAnsi="Roboto" w:cs="Times New Roman"/>
+                          <w:b/>
+                          <w:lang w:val="en-IN" w:eastAsia="en-IN"/>
+                        </w:rPr>
+                        <w:t>[Email ID C1]</w:t>
+                      </w:r>
+                    </w:p>
+                    <w:p>
+                      <w:r>
+                        <w:rPr>
+                          <w:rFonts w:cstheme="minorHAnsi"/>
+                          <w:b/>
+                          <w:sz w:val="24"/>
+                          <w:szCs w:val="24"/>
+                        </w:rPr>
+                        <w:t>Date-</w:t>
+                      </w:r>
+                    </w:p>
+                  </w:txbxContent>
+                </v:textbox>
+                <w10:wrap type="square" anchorx="margin"/>
+              </v:shape>
             </w:pict>
           </mc:Fallback>
         </mc:AlternateContent>
       </w:r>
-      <w:r>
+    </w:p>
+    <w:p>
+      <w:pPr>
         <w:rPr>
           <w:rFonts w:cstheme="minorHAnsi"/>
           <w:b/>
+          <w:sz w:val="24"/>
+          <w:szCs w:val="24"/>
+        </w:rPr>
+      </w:pPr>
+    </w:p>
+    <w:p>
+      <w:pPr>
+        <w:rPr>
+          <w:rFonts w:ascii="Roboto" w:eastAsia="Times New Roman" w:hAnsi="Roboto" w:cs="Times New Roman"/>
+          <w:b/>
+          <w:lang w:val="en-IN" w:eastAsia="en-IN"/>
+        </w:rPr>
+      </w:pPr>
+    </w:p>
+    <w:p>
+      <w:pPr>
+        <w:rPr>
+          <w:rFonts w:cstheme="minorHAnsi"/>
+          <w:b/>
+          <w:sz w:val="24"/>
+          <w:szCs w:val="24"/>
+        </w:rPr>
+      </w:pPr>
+      <w:r>
+        <w:rPr>
+          <w:rFonts w:cstheme="minorHAnsi"/>
+          <w:b/>
+          <w:sz w:val="24"/>
+          <w:szCs w:val="24"/>
+        </w:rPr>
+        <w:t xml:space="preserve"> </w:t>
+      </w:r>
+    </w:p>
+    <w:p>
+      <w:pPr>
+        <w:jc w:val="center"/>
+      </w:pPr>
+      <w:r>
+        <w:rPr>
+          <w:b/>
           <w:noProof/>
-          <w:sz w:val="24"/>
-          <w:szCs w:val="24"/>
         </w:rPr>
         <mc:AlternateContent>
           <mc:Choice Requires="wps">
             <w:drawing>
-              <wp:anchor distT="0" distB="0" distL="114300" distR="114300" simplePos="0" relativeHeight="251663360" behindDoc="0" locked="0" layoutInCell="1" allowOverlap="1" wp14:anchorId="57A12138" wp14:editId="5B843304">
+              <wp:anchor distT="0" distB="0" distL="114300" distR="114300" simplePos="0" relativeHeight="251660288" behindDoc="0" locked="0" layoutInCell="1" allowOverlap="1" wp14:anchorId="090B7998" wp14:editId="18448414">
                 <wp:simplePos x="0" y="0"/>
-                <wp:positionH relativeFrom="column">
-                  <wp:posOffset>3118757</wp:posOffset>
+                <wp:positionH relativeFrom="page">
+                  <wp:posOffset>4254500</wp:posOffset>
                 </wp:positionH>
                 <wp:positionV relativeFrom="paragraph">
-                  <wp:posOffset>260893</wp:posOffset>
+                  <wp:posOffset>245745</wp:posOffset>
                 </wp:positionV>
-                <wp:extent cx="0" cy="2122715"/>
-                <wp:effectExtent l="0" t="0" r="12700" b="11430"/>
-                <wp:wrapNone/>
-                <wp:docPr id="5" name="Straight Connector 5"/>
-                <wp:cNvGraphicFramePr/>
-                <a:graphic xmlns:a="http://schemas.openxmlformats.org/drawingml/2006/main">
-                  <a:graphicData uri="http://schemas.microsoft.com/office/word/2010/wordprocessingShape">
-                    <wps:wsp>
-                      <wps:cNvCnPr/>
-                      <wps:spPr>
-                        <a:xfrm>
-                          <a:off x="0" y="0"/>
-                          <a:ext cx="0" cy="2122715"/>
-                        </a:xfrm>
-                        <a:prstGeom prst="line">
-                          <a:avLst/>
-                        </a:prstGeom>
-                      </wps:spPr>
-                      <wps:style>
-                        <a:lnRef idx="1">
-                          <a:schemeClr val="dk1"/>
-                        </a:lnRef>
-                        <a:fillRef idx="0">
-                          <a:schemeClr val="dk1"/>
-                        </a:fillRef>
-                        <a:effectRef idx="0">
-                          <a:schemeClr val="dk1"/>
-                        </a:effectRef>
-                        <a:fontRef idx="minor">
-                          <a:schemeClr val="tx1"/>
-                        </a:fontRef>
-                      </wps:style>
-                      <wps:bodyPr/>
-                    </wps:wsp>
-                  </a:graphicData>
-                </a:graphic>
-                <wp14:sizeRelV relativeFrom="margin">
-                  <wp14:pctHeight>0</wp14:pctHeight>
-                </wp14:sizeRelV>
-              </wp:anchor>
-            </w:drawing>
-          </mc:Choice>
-          <mc:Fallback xmlns:w16sdtdh="http://schemas.microsoft.com/office/word/2020/wordml/sdtdatahash" xmlns:w16="http://schemas.microsoft.com/office/word/2018/wordml" xmlns:w16cid="http://schemas.microsoft.com/office/word/2016/wordml/cid" xmlns:w16cex="http://schemas.microsoft.com/office/word/2018/wordml/cex" xmlns:oel="http://schemas.microsoft.com/office/2019/extlst" xmlns:am3d="http://schemas.microsoft.com/office/drawing/2017/model3d" xmlns:aink="http://schemas.microsoft.com/office/drawing/2016/ink" xmlns:cx8="http://schemas.microsoft.com/office/drawing/2016/5/14/chartex" xmlns:cx7="http://schemas.microsoft.com/office/drawing/2016/5/13/chartex" xmlns:cx6="http://schemas.microsoft.com/office/drawing/2016/5/12/chartex" xmlns:cx5="http://schemas.microsoft.com/office/drawing/2016/5/11/chartex" xmlns:cx4="http://schemas.microsoft.com/office/drawing/2016/5/10/chartex" xmlns:cx3="http://schemas.microsoft.com/office/drawing/2016/5/9/chartex" xmlns:cx2="http://schemas.microsoft.com/office/drawing/2015/10/21/chartex" xmlns:cx1="http://schemas.microsoft.com/office/drawing/2015/9/8/chartex">
-            <w:pict>
-              <v:line w14:anchorId="4459BF0E" id="Straight Connector 5" o:spid="_x0000_s1026" style="position:absolute;z-index:251663360;visibility:visible;mso-wrap-style:square;mso-height-percent:0;mso-wrap-distance-left:9pt;mso-wrap-distance-top:0;mso-wrap-distance-right:9pt;mso-wrap-distance-bottom:0;mso-position-horizontal:absolute;mso-position-horizontal-relative:text;mso-position-vertical:absolute;mso-position-vertical-relative:text;mso-height-percent:0;mso-height-relative:margin" from="245.55pt,20.55pt" to="245.55pt,187.7pt" o:gfxdata="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" strokecolor="black [3040]"/>
-            </w:pict>
-          </mc:Fallback>
-        </mc:AlternateContent>
-      </w:r>
-      <w:r>
-        <w:rPr>
-          <w:rFonts w:cstheme="minorHAnsi"/>
-          <w:b/>
-          <w:noProof/>
-          <w:sz w:val="24"/>
-          <w:szCs w:val="24"/>
-        </w:rPr>
-        <mc:AlternateContent>
-          <mc:Choice Requires="wps">
-            <w:drawing>
-              <wp:anchor distT="0" distB="0" distL="114300" distR="114300" simplePos="0" relativeHeight="251662336" behindDoc="0" locked="0" layoutInCell="1" allowOverlap="1" wp14:anchorId="79A5F9D7" wp14:editId="6F6EA1B1">
-                <wp:simplePos x="0" y="0"/>
-                <wp:positionH relativeFrom="column">
-                  <wp:posOffset>-171451</wp:posOffset>
-                </wp:positionH>
-                <wp:positionV relativeFrom="paragraph">
-                  <wp:posOffset>260894</wp:posOffset>
-                </wp:positionV>
-                <wp:extent cx="3290207" cy="0"/>
-                <wp:effectExtent l="0" t="0" r="12065" b="12700"/>
-                <wp:wrapNone/>
-                <wp:docPr id="4" name="Straight Connector 4"/>
-                <wp:cNvGraphicFramePr/>
-                <a:graphic xmlns:a="http://schemas.openxmlformats.org/drawingml/2006/main">
-                  <a:graphicData uri="http://schemas.microsoft.com/office/word/2010/wordprocessingShape">
-                    <wps:wsp>
-                      <wps:cNvCnPr/>
-                      <wps:spPr>
-                        <a:xfrm>
-                          <a:off x="0" y="0"/>
-                          <a:ext cx="3290207" cy="0"/>
-                        </a:xfrm>
-                        <a:prstGeom prst="line">
-                          <a:avLst/>
-                        </a:prstGeom>
-                      </wps:spPr>
-                      <wps:style>
-                        <a:lnRef idx="1">
-                          <a:schemeClr val="dk1"/>
-                        </a:lnRef>
-                        <a:fillRef idx="0">
-                          <a:schemeClr val="dk1"/>
-                        </a:fillRef>
-                        <a:effectRef idx="0">
-                          <a:schemeClr val="dk1"/>
-                        </a:effectRef>
-                        <a:fontRef idx="minor">
-                          <a:schemeClr val="tx1"/>
-                        </a:fontRef>
-                      </wps:style>
-                      <wps:bodyPr/>
-                    </wps:wsp>
-                  </a:graphicData>
-                </a:graphic>
-              </wp:anchor>
-            </w:drawing>
-          </mc:Choice>
-          <mc:Fallback xmlns:w16sdtdh="http://schemas.microsoft.com/office/word/2020/wordml/sdtdatahash" xmlns:w16="http://schemas.microsoft.com/office/word/2018/wordml" xmlns:w16cid="http://schemas.microsoft.com/office/word/2016/wordml/cid" xmlns:w16cex="http://schemas.microsoft.com/office/word/2018/wordml/cex" xmlns:oel="http://schemas.microsoft.com/office/2019/extlst" xmlns:am3d="http://schemas.microsoft.com/office/drawing/2017/model3d" xmlns:aink="http://schemas.microsoft.com/office/drawing/2016/ink" xmlns:cx8="http://schemas.microsoft.com/office/drawing/2016/5/14/chartex" xmlns:cx7="http://schemas.microsoft.com/office/drawing/2016/5/13/chartex" xmlns:cx6="http://schemas.microsoft.com/office/drawing/2016/5/12/chartex" xmlns:cx5="http://schemas.microsoft.com/office/drawing/2016/5/11/chartex" xmlns:cx4="http://schemas.microsoft.com/office/drawing/2016/5/10/chartex" xmlns:cx3="http://schemas.microsoft.com/office/drawing/2016/5/9/chartex" xmlns:cx2="http://schemas.microsoft.com/office/drawing/2015/10/21/chartex" xmlns:cx1="http://schemas.microsoft.com/office/drawing/2015/9/8/chartex">
-            <w:pict>
-              <v:line w14:anchorId="652C7D24" id="Straight Connector 4" o:spid="_x0000_s1026" style="position:absolute;z-index:251662336;visibility:visible;mso-wrap-style:square;mso-wrap-distance-left:9pt;mso-wrap-distance-top:0;mso-wrap-distance-right:9pt;mso-wrap-distance-bottom:0;mso-position-horizontal:absolute;mso-position-horizontal-relative:text;mso-position-vertical:absolute;mso-position-vertical-relative:text" from="-13.5pt,20.55pt" to="245.55pt,20.55pt" o:gfxdata="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" strokecolor="black [3040]"/>
-            </w:pict>
-          </mc:Fallback>
-        </mc:AlternateContent>
-      </w:r>
-    </w:p>
-    <w:p>
-      <w:pPr>
-        <w:rPr>
-          <w:rFonts w:cstheme="minorHAnsi"/>
-          <w:b/>
-          <w:sz w:val="24"/>
-          <w:szCs w:val="24"/>
-        </w:rPr>
-      </w:pPr>
-      <w:r>
-        <w:rPr>
-          <w:rFonts w:cstheme="minorHAnsi"/>
-          <w:b/>
-          <w:sz w:val="24"/>
-          <w:szCs w:val="24"/>
-        </w:rPr>
-        <w:t>Address of First Holder / Applicant:</w:t>
-      </w:r>
-      <w:r>
-        <w:rPr>
-          <w:rFonts w:ascii="Roboto" w:eastAsia="Times New Roman" w:hAnsi="Roboto" w:cs="Times New Roman"/>
-          <w:color w:val="000000"/>
-          <w:lang w:val="en-IN" w:eastAsia="en-IN"/>
-        </w:rPr>
-        <w:t xml:space="preserve"> </w:t>
-      </w:r>
-      <w:r>
-        <w:rPr>
-          <w:rFonts w:ascii="Roboto" w:eastAsia="Times New Roman" w:hAnsi="Roboto" w:cs="Times New Roman"/>
-          <w:b/>
-          <w:lang w:val="en-IN" w:eastAsia="en-IN"/>
-        </w:rPr>
-        <w:t>[Address C1]</w:t>
-      </w:r>
-    </w:p>
-    <w:p>
-      <w:pPr>
-        <w:rPr>
-          <w:rFonts w:cstheme="minorHAnsi"/>
-          <w:b/>
-          <w:sz w:val="24"/>
-          <w:szCs w:val="24"/>
-        </w:rPr>
-      </w:pPr>
-    </w:p>
-    <w:p>
-      <w:pPr>
-        <w:rPr>
-          <w:rFonts w:cstheme="minorHAnsi"/>
-          <w:b/>
-          <w:sz w:val="24"/>
-          <w:szCs w:val="24"/>
-        </w:rPr>
-      </w:pPr>
-      <w:r>
-        <w:rPr>
-          <w:rFonts w:cstheme="minorHAnsi"/>
-          <w:b/>
-          <w:sz w:val="24"/>
-          <w:szCs w:val="24"/>
-        </w:rPr>
-        <w:t xml:space="preserve">Pin code – </w:t>
-      </w:r>
-      <w:r>
-        <w:rPr>
-          <w:rFonts w:ascii="Roboto" w:eastAsia="Times New Roman" w:hAnsi="Roboto" w:cs="Times New Roman"/>
-          <w:b/>
-          <w:lang w:val="en-IN" w:eastAsia="en-IN"/>
-        </w:rPr>
-        <w:t>[PIN C1]</w:t>
-      </w:r>
-    </w:p>
-    <w:p>
-      <w:pPr>
-        <w:rPr>
-          <w:rFonts w:ascii="Roboto" w:eastAsia="Times New Roman" w:hAnsi="Roboto" w:cs="Times New Roman"/>
-          <w:b/>
-          <w:lang w:val="en-IN" w:eastAsia="en-IN"/>
-        </w:rPr>
-      </w:pPr>
-      <w:r>
-        <w:rPr>
-          <w:rFonts w:cstheme="minorHAnsi"/>
-          <w:b/>
-          <w:sz w:val="24"/>
-          <w:szCs w:val="24"/>
-        </w:rPr>
-        <w:t xml:space="preserve">Tel. no.- </w:t>
-      </w:r>
-      <w:r>
-        <w:rPr>
-          <w:rFonts w:ascii="Roboto" w:eastAsia="Times New Roman" w:hAnsi="Roboto" w:cs="Times New Roman"/>
-          <w:b/>
-          <w:lang w:val="en-IN" w:eastAsia="en-IN"/>
-        </w:rPr>
-        <w:t>[Mobile No C1]</w:t>
-      </w:r>
-    </w:p>
-    <w:p>
-      <w:pPr>
-        <w:rPr>
-          <w:rFonts w:ascii="Roboto" w:eastAsia="Times New Roman" w:hAnsi="Roboto" w:cs="Times New Roman"/>
-          <w:color w:val="000000"/>
-          <w:lang w:val="en-IN" w:eastAsia="en-IN"/>
-        </w:rPr>
-      </w:pPr>
-      <w:r>
-        <w:rPr>
-          <w:b/>
-          <w:noProof/>
-        </w:rPr>
-        <mc:AlternateContent>
-          <mc:Choice Requires="wps">
-            <w:drawing>
-              <wp:anchor distT="0" distB="0" distL="114300" distR="114300" simplePos="0" relativeHeight="251660288" behindDoc="0" locked="0" layoutInCell="1" allowOverlap="1" wp14:anchorId="3255E257" wp14:editId="23D8EDF0">
-                <wp:simplePos x="0" y="0"/>
-                <wp:positionH relativeFrom="page">
-                  <wp:posOffset>4279900</wp:posOffset>
-                </wp:positionH>
-                <wp:positionV relativeFrom="paragraph">
-                  <wp:posOffset>24130</wp:posOffset>
-                </wp:positionV>
-                <wp:extent cx="3124835" cy="819150"/>
-                <wp:effectExtent l="0" t="0" r="18415" b="19050"/>
+                <wp:extent cx="3143885" cy="755650"/>
+                <wp:effectExtent l="0" t="0" r="18415" b="25400"/>
                 <wp:wrapNone/>
                 <wp:docPr id="7" name="Text Box 2"/>
                 <wp:cNvGraphicFramePr>
@@ -3598,7 +3801,7 @@
                       <wps:spPr>
                         <a:xfrm>
                           <a:off x="0" y="0"/>
-                          <a:ext cx="3124835" cy="819150"/>
+                          <a:ext cx="3143885" cy="755650"/>
                         </a:xfrm>
                         <a:prstGeom prst="rect">
                           <a:avLst/>
@@ -3663,7 +3866,7 @@
                           </w:p>
                         </w:txbxContent>
                       </wps:txbx>
-                      <wps:bodyPr lIns="0" tIns="0" rIns="0" bIns="0" upright="1">
+                      <wps:bodyPr wrap="square" lIns="0" tIns="0" rIns="0" bIns="0" upright="1">
                         <a:noAutofit/>
                       </wps:bodyPr>
                     </wps:wsp>
@@ -3680,7 +3883,7 @@
           </mc:Choice>
           <mc:Fallback>
             <w:pict>
-              <v:shape w14:anchorId="3255E257" id="Text Box 2" o:spid="_x0000_s1027" type="#_x0000_t202" style="position:absolute;margin-left:337pt;margin-top:1.9pt;width:246.05pt;height:64.5pt;z-index:251660288;visibility:visible;mso-wrap-style:square;mso-width-percent:0;mso-height-percent:0;mso-wrap-distance-left:9pt;mso-wrap-distance-top:0;mso-wrap-distance-right:9pt;mso-wrap-distance-bottom:0;mso-position-horizontal:absolute;mso-position-horizontal-relative:page;mso-position-vertical:absolute;mso-position-vertical-relative:text;mso-width-percent:0;mso-height-percent:0;mso-width-relative:page;mso-height-relative:page;v-text-anchor:top" o:gfxdata="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" filled="f" strokeweight=".25pt">
+              <v:shape w14:anchorId="090B7998" id="_x0000_s1028" type="#_x0000_t202" style="position:absolute;left:0;text-align:left;margin-left:335pt;margin-top:19.35pt;width:247.55pt;height:59.5pt;z-index:251660288;visibility:visible;mso-wrap-style:square;mso-width-percent:0;mso-height-percent:0;mso-wrap-distance-left:9pt;mso-wrap-distance-top:0;mso-wrap-distance-right:9pt;mso-wrap-distance-bottom:0;mso-position-horizontal:absolute;mso-position-horizontal-relative:page;mso-position-vertical:absolute;mso-position-vertical-relative:text;mso-width-percent:0;mso-height-percent:0;mso-width-relative:page;mso-height-relative:page;v-text-anchor:top" o:gfxdata="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" filled="f" strokeweight=".25pt">
                 <v:path arrowok="t"/>
                 <v:textbox inset="0,0,0,0">
                   <w:txbxContent>
@@ -3737,119 +3940,14 @@
           </mc:Fallback>
         </mc:AlternateContent>
       </w:r>
-      <w:r>
-        <w:rPr>
-          <w:rFonts w:eastAsia="Times New Roman" w:cstheme="minorHAnsi"/>
-          <w:b/>
-          <w:sz w:val="24"/>
-          <w:szCs w:val="24"/>
-          <w:lang w:eastAsia="en-IN"/>
-        </w:rPr>
-        <w:t xml:space="preserve">Email Id- </w:t>
-      </w:r>
-      <w:r>
-        <w:rPr>
-          <w:rFonts w:ascii="Roboto" w:eastAsia="Times New Roman" w:hAnsi="Roboto" w:cs="Times New Roman"/>
-          <w:b/>
-          <w:lang w:val="en-IN" w:eastAsia="en-IN"/>
-        </w:rPr>
-        <w:t>[Email ID C1]</w:t>
-      </w:r>
-      <w:bookmarkStart w:id="0" w:name="_GoBack"/>
-      <w:bookmarkEnd w:id="0"/>
     </w:p>
     <w:p>
       <w:pPr>
-        <w:rPr>
-          <w:rFonts w:cstheme="minorHAnsi"/>
-          <w:b/>
-          <w:sz w:val="24"/>
-          <w:szCs w:val="24"/>
-        </w:rPr>
-      </w:pPr>
-      <w:r>
-        <w:rPr>
-          <w:rFonts w:cstheme="minorHAnsi"/>
-          <w:b/>
-          <w:noProof/>
-          <w:sz w:val="24"/>
-          <w:szCs w:val="24"/>
-        </w:rPr>
-        <mc:AlternateContent>
-          <mc:Choice Requires="wps">
-            <w:drawing>
-              <wp:anchor distT="0" distB="0" distL="114300" distR="114300" simplePos="0" relativeHeight="251664384" behindDoc="0" locked="0" layoutInCell="1" allowOverlap="1" wp14:anchorId="017F48DC" wp14:editId="0B1AC9A9">
-                <wp:simplePos x="0" y="0"/>
-                <wp:positionH relativeFrom="column">
-                  <wp:posOffset>-171451</wp:posOffset>
-                </wp:positionH>
-                <wp:positionV relativeFrom="paragraph">
-                  <wp:posOffset>335824</wp:posOffset>
-                </wp:positionV>
-                <wp:extent cx="3290207" cy="0"/>
-                <wp:effectExtent l="0" t="0" r="12065" b="12700"/>
-                <wp:wrapNone/>
-                <wp:docPr id="6" name="Straight Connector 6"/>
-                <wp:cNvGraphicFramePr/>
-                <a:graphic xmlns:a="http://schemas.openxmlformats.org/drawingml/2006/main">
-                  <a:graphicData uri="http://schemas.microsoft.com/office/word/2010/wordprocessingShape">
-                    <wps:wsp>
-                      <wps:cNvCnPr/>
-                      <wps:spPr>
-                        <a:xfrm>
-                          <a:off x="0" y="0"/>
-                          <a:ext cx="3290207" cy="0"/>
-                        </a:xfrm>
-                        <a:prstGeom prst="line">
-                          <a:avLst/>
-                        </a:prstGeom>
-                      </wps:spPr>
-                      <wps:style>
-                        <a:lnRef idx="1">
-                          <a:schemeClr val="dk1"/>
-                        </a:lnRef>
-                        <a:fillRef idx="0">
-                          <a:schemeClr val="dk1"/>
-                        </a:fillRef>
-                        <a:effectRef idx="0">
-                          <a:schemeClr val="dk1"/>
-                        </a:effectRef>
-                        <a:fontRef idx="minor">
-                          <a:schemeClr val="tx1"/>
-                        </a:fontRef>
-                      </wps:style>
-                      <wps:bodyPr/>
-                    </wps:wsp>
-                  </a:graphicData>
-                </a:graphic>
-              </wp:anchor>
-            </w:drawing>
-          </mc:Choice>
-          <mc:Fallback xmlns:w16sdtdh="http://schemas.microsoft.com/office/word/2020/wordml/sdtdatahash" xmlns:w16="http://schemas.microsoft.com/office/word/2018/wordml" xmlns:w16cid="http://schemas.microsoft.com/office/word/2016/wordml/cid" xmlns:w16cex="http://schemas.microsoft.com/office/word/2018/wordml/cex" xmlns:oel="http://schemas.microsoft.com/office/2019/extlst" xmlns:am3d="http://schemas.microsoft.com/office/drawing/2017/model3d" xmlns:aink="http://schemas.microsoft.com/office/drawing/2016/ink" xmlns:cx8="http://schemas.microsoft.com/office/drawing/2016/5/14/chartex" xmlns:cx7="http://schemas.microsoft.com/office/drawing/2016/5/13/chartex" xmlns:cx6="http://schemas.microsoft.com/office/drawing/2016/5/12/chartex" xmlns:cx5="http://schemas.microsoft.com/office/drawing/2016/5/11/chartex" xmlns:cx4="http://schemas.microsoft.com/office/drawing/2016/5/10/chartex" xmlns:cx3="http://schemas.microsoft.com/office/drawing/2016/5/9/chartex" xmlns:cx2="http://schemas.microsoft.com/office/drawing/2015/10/21/chartex" xmlns:cx1="http://schemas.microsoft.com/office/drawing/2015/9/8/chartex">
-            <w:pict>
-              <v:line w14:anchorId="4C5F350E" id="Straight Connector 6" o:spid="_x0000_s1026" style="position:absolute;z-index:251664384;visibility:visible;mso-wrap-style:square;mso-wrap-distance-left:9pt;mso-wrap-distance-top:0;mso-wrap-distance-right:9pt;mso-wrap-distance-bottom:0;mso-position-horizontal:absolute;mso-position-horizontal-relative:text;mso-position-vertical:absolute;mso-position-vertical-relative:text" from="-13.5pt,26.45pt" to="245.55pt,26.45pt" o:gfxdata="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" strokecolor="black [3040]"/>
-            </w:pict>
-          </mc:Fallback>
-        </mc:AlternateContent>
-      </w:r>
-      <w:r>
-        <w:rPr>
-          <w:rFonts w:cstheme="minorHAnsi"/>
-          <w:b/>
-          <w:sz w:val="24"/>
-          <w:szCs w:val="24"/>
-        </w:rPr>
-        <w:t xml:space="preserve">Date- </w:t>
-      </w:r>
-    </w:p>
-    <w:p>
-      <w:pPr>
-        <w:pStyle w:val="ListParagraph"/>
         <w:tabs>
           <w:tab w:val="left" w:pos="9450"/>
         </w:tabs>
         <w:spacing w:after="133" w:line="240" w:lineRule="auto"/>
-        <w:ind w:left="-426" w:right="314"/>
+        <w:ind w:right="314"/>
         <w:jc w:val="both"/>
         <w:rPr>
           <w:rFonts w:ascii="Arial" w:hAnsi="Arial" w:cs="Arial"/>
@@ -3866,6 +3964,57 @@
         <w:adjustRightInd w:val="0"/>
         <w:spacing w:after="0" w:line="265" w:lineRule="exact"/>
         <w:ind w:right="-36"/>
+        <w:rPr>
+          <w:rFonts w:ascii="Arial" w:hAnsi="Arial" w:cs="Arial"/>
+          <w:sz w:val="24"/>
+          <w:szCs w:val="24"/>
+          <w:u w:val="single"/>
+        </w:rPr>
+      </w:pPr>
+    </w:p>
+    <w:p>
+      <w:pPr>
+        <w:widowControl w:val="0"/>
+        <w:autoSpaceDE w:val="0"/>
+        <w:autoSpaceDN w:val="0"/>
+        <w:adjustRightInd w:val="0"/>
+        <w:spacing w:after="0" w:line="265" w:lineRule="exact"/>
+        <w:ind w:left="20" w:right="-36"/>
+        <w:jc w:val="center"/>
+        <w:rPr>
+          <w:rFonts w:ascii="Arial" w:hAnsi="Arial" w:cs="Arial"/>
+          <w:sz w:val="24"/>
+          <w:szCs w:val="24"/>
+          <w:u w:val="single"/>
+        </w:rPr>
+      </w:pPr>
+    </w:p>
+    <w:p>
+      <w:pPr>
+        <w:widowControl w:val="0"/>
+        <w:autoSpaceDE w:val="0"/>
+        <w:autoSpaceDN w:val="0"/>
+        <w:adjustRightInd w:val="0"/>
+        <w:spacing w:after="0" w:line="265" w:lineRule="exact"/>
+        <w:ind w:left="20" w:right="-36"/>
+        <w:jc w:val="center"/>
+        <w:rPr>
+          <w:rFonts w:ascii="Arial" w:hAnsi="Arial" w:cs="Arial"/>
+          <w:sz w:val="24"/>
+          <w:szCs w:val="24"/>
+          <w:u w:val="single"/>
+        </w:rPr>
+      </w:pPr>
+    </w:p>
+    <w:p>
+      <w:pPr>
+        <w:widowControl w:val="0"/>
+        <w:autoSpaceDE w:val="0"/>
+        <w:autoSpaceDN w:val="0"/>
+        <w:adjustRightInd w:val="0"/>
+        <w:spacing w:after="0" w:line="265" w:lineRule="exact"/>
+        <w:ind w:left="20" w:right="-36"/>
+        <w:jc w:val="center"/>
         <w:rPr>
           <w:rFonts w:ascii="Arial" w:hAnsi="Arial" w:cs="Arial"/>
           <w:sz w:val="24"/>
@@ -4257,6 +4406,18 @@
         <w:tab/>
         <w:t xml:space="preserve">       </w:t>
       </w:r>
+    </w:p>
+    <w:p>
+      <w:pPr>
+        <w:spacing w:after="20" w:line="240" w:lineRule="auto"/>
+        <w:ind w:left="-426"/>
+        <w:rPr>
+          <w:rFonts w:ascii="Arial" w:hAnsi="Arial" w:cs="Arial"/>
+          <w:color w:val="000000"/>
+          <w:sz w:val="18"/>
+          <w:szCs w:val="18"/>
+        </w:rPr>
+      </w:pPr>
     </w:p>
     <w:p>
       <w:pPr>
@@ -7346,7 +7507,7 @@
 </file>
 
 <file path=customXml/itemProps1.xml><?xml version="1.0" encoding="utf-8"?>
-<ds:datastoreItem xmlns:ds="http://schemas.openxmlformats.org/officeDocument/2006/customXml" ds:itemID="{D2988ABE-2409-4A26-A0C7-58AF3CDE3C89}">
+<ds:datastoreItem xmlns:ds="http://schemas.openxmlformats.org/officeDocument/2006/customXml" ds:itemID="{F719DEAC-F9E3-4048-96FC-E04922AFB366}">
   <ds:schemaRefs>
     <ds:schemaRef ds:uri="http://schemas.openxmlformats.org/officeDocument/2006/bibliography"/>
   </ds:schemaRefs>

--- a/backend/templates/Form-B (Indemnity)- TRANS_Single_Template.docx
+++ b/backend/templates/Form-B (Indemnity)- TRANS_Single_Template.docx
@@ -489,67 +489,7 @@
           <w:b/>
           <w:lang w:val="en-IN" w:eastAsia="en-GB" w:bidi="hi-IN"/>
         </w:rPr>
-        <w:t xml:space="preserve">[Name as per </w:t>
-      </w:r>
-      <w:r>
-        <w:rPr>
-          <w:rFonts w:ascii="Helvetica" w:hAnsi="Helvetica" w:cs="Helvetica"/>
-          <w:b/>
-        </w:rPr>
-        <w:t xml:space="preserve">Certificate </w:t>
-      </w:r>
-      <w:r>
-        <w:rPr>
-          <w:rFonts w:ascii="Roboto" w:eastAsia="Times New Roman" w:hAnsi="Roboto" w:cs="Times New Roman"/>
-          <w:b/>
-          <w:lang w:val="en-IN" w:eastAsia="en-GB" w:bidi="hi-IN"/>
-        </w:rPr>
-        <w:t xml:space="preserve">H1]; [Name as per </w:t>
-      </w:r>
-      <w:r>
-        <w:rPr>
-          <w:rFonts w:ascii="Helvetica" w:hAnsi="Helvetica" w:cs="Helvetica"/>
-          <w:b/>
-        </w:rPr>
-        <w:t xml:space="preserve">Certificate </w:t>
-      </w:r>
-      <w:r>
-        <w:rPr>
-          <w:rFonts w:ascii="Roboto" w:eastAsia="Times New Roman" w:hAnsi="Roboto" w:cs="Times New Roman"/>
-          <w:b/>
-          <w:lang w:val="en-IN" w:eastAsia="en-GB" w:bidi="hi-IN"/>
-        </w:rPr>
-        <w:t xml:space="preserve">H2]; [Name as per </w:t>
-      </w:r>
-      <w:r>
-        <w:rPr>
-          <w:rFonts w:ascii="Helvetica" w:hAnsi="Helvetica" w:cs="Helvetica"/>
-          <w:b/>
-        </w:rPr>
-        <w:t xml:space="preserve">Certificate </w:t>
-      </w:r>
-      <w:r>
-        <w:rPr>
-          <w:rFonts w:ascii="Roboto" w:eastAsia="Times New Roman" w:hAnsi="Roboto" w:cs="Times New Roman"/>
-          <w:b/>
-          <w:lang w:val="en-IN" w:eastAsia="en-GB" w:bidi="hi-IN"/>
-        </w:rPr>
-        <w:t xml:space="preserve">H3]; [Name as per </w:t>
-      </w:r>
-      <w:r>
-        <w:rPr>
-          <w:rFonts w:ascii="Helvetica" w:hAnsi="Helvetica" w:cs="Helvetica"/>
-          <w:b/>
-        </w:rPr>
-        <w:t xml:space="preserve">Certificate </w:t>
-      </w:r>
-      <w:r>
-        <w:rPr>
-          <w:rFonts w:ascii="Roboto" w:eastAsia="Times New Roman" w:hAnsi="Roboto" w:cs="Times New Roman"/>
-          <w:b/>
-          <w:lang w:val="en-IN" w:eastAsia="en-GB" w:bidi="hi-IN"/>
-        </w:rPr>
-        <w:t>H4]</w:t>
+        <w:t xml:space="preserve">[Deceased Names Certificate]</w:t>
       </w:r>
       <w:r>
         <w:rPr>

--- a/backend/templates/Form-B (Indemnity)- TRANS_Single_Template.docx
+++ b/backend/templates/Form-B (Indemnity)- TRANS_Single_Template.docx
@@ -1,6 +1,6 @@
 
 <file path=word/document.xml><?xml version="1.0" encoding="utf-8"?>
-<w:document xmlns:wpc="http://schemas.microsoft.com/office/word/2010/wordprocessingCanvas" xmlns:cx="http://schemas.microsoft.com/office/drawing/2014/chartex" xmlns:mc="http://schemas.openxmlformats.org/markup-compatibility/2006" xmlns:o="urn:schemas-microsoft-com:office:office" xmlns:r="http://schemas.openxmlformats.org/officeDocument/2006/relationships" xmlns:m="http://schemas.openxmlformats.org/officeDocument/2006/math" xmlns:v="urn:schemas-microsoft-com:vml" xmlns:wp14="http://schemas.microsoft.com/office/word/2010/wordprocessingDrawing" xmlns:wp="http://schemas.openxmlformats.org/drawingml/2006/wordprocessingDrawing" xmlns:w10="urn:schemas-microsoft-com:office:word" xmlns:w="http://schemas.openxmlformats.org/wordprocessingml/2006/main" xmlns:w14="http://schemas.microsoft.com/office/word/2010/wordml" xmlns:w15="http://schemas.microsoft.com/office/word/2012/wordml" xmlns:w16se="http://schemas.microsoft.com/office/word/2015/wordml/symex" xmlns:wpg="http://schemas.microsoft.com/office/word/2010/wordprocessingGroup" xmlns:wpi="http://schemas.microsoft.com/office/word/2010/wordprocessingInk" xmlns:wne="http://schemas.microsoft.com/office/word/2006/wordml" xmlns:wps="http://schemas.microsoft.com/office/word/2010/wordprocessingShape" mc:Ignorable="w14 w15 w16se wp14">
+<w:document xmlns:wpc="http://schemas.microsoft.com/office/word/2010/wordprocessingCanvas" xmlns:cx="http://schemas.microsoft.com/office/drawing/2014/chartex" xmlns:cx1="http://schemas.microsoft.com/office/drawing/2015/9/8/chartex" xmlns:cx2="http://schemas.microsoft.com/office/drawing/2015/10/21/chartex" xmlns:cx3="http://schemas.microsoft.com/office/drawing/2016/5/9/chartex" xmlns:cx4="http://schemas.microsoft.com/office/drawing/2016/5/10/chartex" xmlns:cx5="http://schemas.microsoft.com/office/drawing/2016/5/11/chartex" xmlns:cx6="http://schemas.microsoft.com/office/drawing/2016/5/12/chartex" xmlns:cx7="http://schemas.microsoft.com/office/drawing/2016/5/13/chartex" xmlns:cx8="http://schemas.microsoft.com/office/drawing/2016/5/14/chartex" xmlns:mc="http://schemas.openxmlformats.org/markup-compatibility/2006" xmlns:aink="http://schemas.microsoft.com/office/drawing/2016/ink" xmlns:am3d="http://schemas.microsoft.com/office/drawing/2017/model3d" xmlns:o="urn:schemas-microsoft-com:office:office" xmlns:oel="http://schemas.microsoft.com/office/2019/extlst" xmlns:r="http://schemas.openxmlformats.org/officeDocument/2006/relationships" xmlns:m="http://schemas.openxmlformats.org/officeDocument/2006/math" xmlns:v="urn:schemas-microsoft-com:vml" xmlns:wp14="http://schemas.microsoft.com/office/word/2010/wordprocessingDrawing" xmlns:wp="http://schemas.openxmlformats.org/drawingml/2006/wordprocessingDrawing" xmlns:w10="urn:schemas-microsoft-com:office:word" xmlns:w="http://schemas.openxmlformats.org/wordprocessingml/2006/main" xmlns:w14="http://schemas.microsoft.com/office/word/2010/wordml" xmlns:w15="http://schemas.microsoft.com/office/word/2012/wordml" xmlns:w16cex="http://schemas.microsoft.com/office/word/2018/wordml/cex" xmlns:w16cid="http://schemas.microsoft.com/office/word/2016/wordml/cid" xmlns:w16="http://schemas.microsoft.com/office/word/2018/wordml" xmlns:w16du="http://schemas.microsoft.com/office/word/2023/wordml/word16du" xmlns:w16sdtdh="http://schemas.microsoft.com/office/word/2020/wordml/sdtdatahash" xmlns:w16sdtfl="http://schemas.microsoft.com/office/word/2024/wordml/sdtformatlock" xmlns:w16se="http://schemas.microsoft.com/office/word/2015/wordml/symex" xmlns:wpg="http://schemas.microsoft.com/office/word/2010/wordprocessingGroup" xmlns:wpi="http://schemas.microsoft.com/office/word/2010/wordprocessingInk" xmlns:wne="http://schemas.microsoft.com/office/word/2006/wordml" xmlns:wps="http://schemas.microsoft.com/office/word/2010/wordprocessingShape" mc:Ignorable="w14 w15 w16se w16cid w16 w16cex w16sdtdh w16sdtfl w16du wp14">
   <w:body>
     <w:tbl>
       <w:tblPr>
@@ -339,25 +339,7 @@
           <w:b/>
           <w:lang w:val="en-IN" w:eastAsia="en-GB" w:bidi="hi-IN"/>
         </w:rPr>
-        <w:t xml:space="preserve">[Name as per </w:t>
-      </w:r>
-      <w:proofErr w:type="spellStart"/>
-      <w:r>
-        <w:rPr>
-          <w:rFonts w:ascii="Roboto" w:eastAsia="Times New Roman" w:hAnsi="Roboto" w:cs="Times New Roman"/>
-          <w:b/>
-          <w:lang w:val="en-IN" w:eastAsia="en-GB" w:bidi="hi-IN"/>
-        </w:rPr>
-        <w:t>Aadhar</w:t>
-      </w:r>
-      <w:proofErr w:type="spellEnd"/>
-      <w:r>
-        <w:rPr>
-          <w:rFonts w:ascii="Roboto" w:eastAsia="Times New Roman" w:hAnsi="Roboto" w:cs="Times New Roman"/>
-          <w:b/>
-          <w:lang w:val="en-IN" w:eastAsia="en-GB" w:bidi="hi-IN"/>
-        </w:rPr>
-        <w:t xml:space="preserve"> C1]</w:t>
+        <w:t>[Name as per Aadhar C1]</w:t>
       </w:r>
       <w:r>
         <w:rPr>
@@ -489,7 +471,67 @@
           <w:b/>
           <w:lang w:val="en-IN" w:eastAsia="en-GB" w:bidi="hi-IN"/>
         </w:rPr>
-        <w:t xml:space="preserve">[Deceased Names Certificate]</w:t>
+        <w:t xml:space="preserve">[Name as per </w:t>
+      </w:r>
+      <w:r>
+        <w:rPr>
+          <w:rFonts w:ascii="Helvetica" w:hAnsi="Helvetica" w:cs="Helvetica"/>
+          <w:b/>
+        </w:rPr>
+        <w:t xml:space="preserve">Certificate </w:t>
+      </w:r>
+      <w:r>
+        <w:rPr>
+          <w:rFonts w:ascii="Roboto" w:eastAsia="Times New Roman" w:hAnsi="Roboto" w:cs="Times New Roman"/>
+          <w:b/>
+          <w:lang w:val="en-IN" w:eastAsia="en-GB" w:bidi="hi-IN"/>
+        </w:rPr>
+        <w:t xml:space="preserve">H1]; [Name as per </w:t>
+      </w:r>
+      <w:r>
+        <w:rPr>
+          <w:rFonts w:ascii="Helvetica" w:hAnsi="Helvetica" w:cs="Helvetica"/>
+          <w:b/>
+        </w:rPr>
+        <w:t xml:space="preserve">Certificate </w:t>
+      </w:r>
+      <w:r>
+        <w:rPr>
+          <w:rFonts w:ascii="Roboto" w:eastAsia="Times New Roman" w:hAnsi="Roboto" w:cs="Times New Roman"/>
+          <w:b/>
+          <w:lang w:val="en-IN" w:eastAsia="en-GB" w:bidi="hi-IN"/>
+        </w:rPr>
+        <w:t xml:space="preserve">H2]; [Name as per </w:t>
+      </w:r>
+      <w:r>
+        <w:rPr>
+          <w:rFonts w:ascii="Helvetica" w:hAnsi="Helvetica" w:cs="Helvetica"/>
+          <w:b/>
+        </w:rPr>
+        <w:t xml:space="preserve">Certificate </w:t>
+      </w:r>
+      <w:r>
+        <w:rPr>
+          <w:rFonts w:ascii="Roboto" w:eastAsia="Times New Roman" w:hAnsi="Roboto" w:cs="Times New Roman"/>
+          <w:b/>
+          <w:lang w:val="en-IN" w:eastAsia="en-GB" w:bidi="hi-IN"/>
+        </w:rPr>
+        <w:t xml:space="preserve">H3]; [Name as per </w:t>
+      </w:r>
+      <w:r>
+        <w:rPr>
+          <w:rFonts w:ascii="Helvetica" w:hAnsi="Helvetica" w:cs="Helvetica"/>
+          <w:b/>
+        </w:rPr>
+        <w:t xml:space="preserve">Certificate </w:t>
+      </w:r>
+      <w:r>
+        <w:rPr>
+          <w:rFonts w:ascii="Roboto" w:eastAsia="Times New Roman" w:hAnsi="Roboto" w:cs="Times New Roman"/>
+          <w:b/>
+          <w:lang w:val="en-IN" w:eastAsia="en-GB" w:bidi="hi-IN"/>
+        </w:rPr>
+        <w:t>H4]</w:t>
       </w:r>
       <w:r>
         <w:rPr>
@@ -968,7 +1010,6 @@
                 <w:b/>
               </w:rPr>
             </w:pPr>
-            <w:proofErr w:type="spellStart"/>
             <w:r>
               <w:rPr>
                 <w:rFonts w:cstheme="minorHAnsi"/>
@@ -976,17 +1017,7 @@
                 <w:sz w:val="24"/>
                 <w:szCs w:val="24"/>
               </w:rPr>
-              <w:t>Rs</w:t>
-            </w:r>
-            <w:proofErr w:type="spellEnd"/>
-            <w:r>
-              <w:rPr>
-                <w:rFonts w:cstheme="minorHAnsi"/>
-                <w:b/>
-                <w:sz w:val="24"/>
-                <w:szCs w:val="24"/>
-              </w:rPr>
-              <w:t>.</w:t>
+              <w:t>Rs.</w:t>
             </w:r>
             <w:r>
               <w:rPr>
@@ -1118,7 +1149,6 @@
                 <w:b/>
               </w:rPr>
             </w:pPr>
-            <w:proofErr w:type="spellStart"/>
             <w:r>
               <w:rPr>
                 <w:rFonts w:cstheme="minorHAnsi"/>
@@ -1126,17 +1156,7 @@
                 <w:sz w:val="24"/>
                 <w:szCs w:val="24"/>
               </w:rPr>
-              <w:t>Rs</w:t>
-            </w:r>
-            <w:proofErr w:type="spellEnd"/>
-            <w:r>
-              <w:rPr>
-                <w:rFonts w:cstheme="minorHAnsi"/>
-                <w:b/>
-                <w:sz w:val="24"/>
-                <w:szCs w:val="24"/>
-              </w:rPr>
-              <w:t>.</w:t>
+              <w:t>Rs.</w:t>
             </w:r>
             <w:r>
               <w:rPr>
@@ -1268,7 +1288,6 @@
                 <w:b/>
               </w:rPr>
             </w:pPr>
-            <w:proofErr w:type="spellStart"/>
             <w:r>
               <w:rPr>
                 <w:rFonts w:cstheme="minorHAnsi"/>
@@ -1276,17 +1295,7 @@
                 <w:sz w:val="24"/>
                 <w:szCs w:val="24"/>
               </w:rPr>
-              <w:t>Rs</w:t>
-            </w:r>
-            <w:proofErr w:type="spellEnd"/>
-            <w:r>
-              <w:rPr>
-                <w:rFonts w:cstheme="minorHAnsi"/>
-                <w:b/>
-                <w:sz w:val="24"/>
-                <w:szCs w:val="24"/>
-              </w:rPr>
-              <w:t>.</w:t>
+              <w:t>Rs.</w:t>
             </w:r>
             <w:r>
               <w:rPr>
@@ -1427,7 +1436,6 @@
                 <w:b/>
               </w:rPr>
             </w:pPr>
-            <w:proofErr w:type="spellStart"/>
             <w:r>
               <w:rPr>
                 <w:rFonts w:cstheme="minorHAnsi"/>
@@ -1435,17 +1443,7 @@
                 <w:sz w:val="24"/>
                 <w:szCs w:val="24"/>
               </w:rPr>
-              <w:t>Rs</w:t>
-            </w:r>
-            <w:proofErr w:type="spellEnd"/>
-            <w:r>
-              <w:rPr>
-                <w:rFonts w:cstheme="minorHAnsi"/>
-                <w:b/>
-                <w:sz w:val="24"/>
-                <w:szCs w:val="24"/>
-              </w:rPr>
-              <w:t>.</w:t>
+              <w:t>Rs.</w:t>
             </w:r>
             <w:r>
               <w:rPr>
@@ -1586,7 +1584,6 @@
                 <w:b/>
               </w:rPr>
             </w:pPr>
-            <w:proofErr w:type="spellStart"/>
             <w:r>
               <w:rPr>
                 <w:rFonts w:cstheme="minorHAnsi"/>
@@ -1594,17 +1591,7 @@
                 <w:sz w:val="24"/>
                 <w:szCs w:val="24"/>
               </w:rPr>
-              <w:t>Rs</w:t>
-            </w:r>
-            <w:proofErr w:type="spellEnd"/>
-            <w:r>
-              <w:rPr>
-                <w:rFonts w:cstheme="minorHAnsi"/>
-                <w:b/>
-                <w:sz w:val="24"/>
-                <w:szCs w:val="24"/>
-              </w:rPr>
-              <w:t>.</w:t>
+              <w:t>Rs.</w:t>
             </w:r>
             <w:r>
               <w:rPr>
@@ -1755,7 +1742,6 @@
                 <w:b/>
               </w:rPr>
             </w:pPr>
-            <w:proofErr w:type="spellStart"/>
             <w:r>
               <w:rPr>
                 <w:rFonts w:cstheme="minorHAnsi"/>
@@ -1763,17 +1749,7 @@
                 <w:sz w:val="24"/>
                 <w:szCs w:val="24"/>
               </w:rPr>
-              <w:t>Rs</w:t>
-            </w:r>
-            <w:proofErr w:type="spellEnd"/>
-            <w:r>
-              <w:rPr>
-                <w:rFonts w:cstheme="minorHAnsi"/>
-                <w:b/>
-                <w:sz w:val="24"/>
-                <w:szCs w:val="24"/>
-              </w:rPr>
-              <w:t>.</w:t>
+              <w:t>Rs.</w:t>
             </w:r>
             <w:r>
               <w:rPr>
@@ -1956,7 +1932,6 @@
                 <w:b/>
               </w:rPr>
             </w:pPr>
-            <w:proofErr w:type="spellStart"/>
             <w:r>
               <w:rPr>
                 <w:rFonts w:cstheme="minorHAnsi"/>
@@ -1964,17 +1939,7 @@
                 <w:sz w:val="24"/>
                 <w:szCs w:val="24"/>
               </w:rPr>
-              <w:t>Rs</w:t>
-            </w:r>
-            <w:proofErr w:type="spellEnd"/>
-            <w:r>
-              <w:rPr>
-                <w:rFonts w:cstheme="minorHAnsi"/>
-                <w:b/>
-                <w:sz w:val="24"/>
-                <w:szCs w:val="24"/>
-              </w:rPr>
-              <w:t>.</w:t>
+              <w:t>Rs.</w:t>
             </w:r>
             <w:r>
               <w:rPr>
@@ -2157,7 +2122,6 @@
                 <w:b/>
               </w:rPr>
             </w:pPr>
-            <w:proofErr w:type="spellStart"/>
             <w:r>
               <w:rPr>
                 <w:rFonts w:cstheme="minorHAnsi"/>
@@ -2165,17 +2129,7 @@
                 <w:sz w:val="24"/>
                 <w:szCs w:val="24"/>
               </w:rPr>
-              <w:t>Rs</w:t>
-            </w:r>
-            <w:proofErr w:type="spellEnd"/>
-            <w:r>
-              <w:rPr>
-                <w:rFonts w:cstheme="minorHAnsi"/>
-                <w:b/>
-                <w:sz w:val="24"/>
-                <w:szCs w:val="24"/>
-              </w:rPr>
-              <w:t>.</w:t>
+              <w:t>Rs.</w:t>
             </w:r>
             <w:r>
               <w:rPr>
@@ -2358,7 +2312,6 @@
                 <w:b/>
               </w:rPr>
             </w:pPr>
-            <w:proofErr w:type="spellStart"/>
             <w:r>
               <w:rPr>
                 <w:rFonts w:cstheme="minorHAnsi"/>
@@ -2366,17 +2319,7 @@
                 <w:sz w:val="24"/>
                 <w:szCs w:val="24"/>
               </w:rPr>
-              <w:t>Rs</w:t>
-            </w:r>
-            <w:proofErr w:type="spellEnd"/>
-            <w:r>
-              <w:rPr>
-                <w:rFonts w:cstheme="minorHAnsi"/>
-                <w:b/>
-                <w:sz w:val="24"/>
-                <w:szCs w:val="24"/>
-              </w:rPr>
-              <w:t>.</w:t>
+              <w:t>Rs.</w:t>
             </w:r>
             <w:r>
               <w:rPr>
@@ -2559,7 +2502,6 @@
                 <w:b/>
               </w:rPr>
             </w:pPr>
-            <w:proofErr w:type="spellStart"/>
             <w:r>
               <w:rPr>
                 <w:rFonts w:cstheme="minorHAnsi"/>
@@ -2567,17 +2509,7 @@
                 <w:sz w:val="24"/>
                 <w:szCs w:val="24"/>
               </w:rPr>
-              <w:t>Rs</w:t>
-            </w:r>
-            <w:proofErr w:type="spellEnd"/>
-            <w:r>
-              <w:rPr>
-                <w:rFonts w:cstheme="minorHAnsi"/>
-                <w:b/>
-                <w:sz w:val="24"/>
-                <w:szCs w:val="24"/>
-              </w:rPr>
-              <w:t>.</w:t>
+              <w:t>Rs.</w:t>
             </w:r>
             <w:r>
               <w:rPr>
@@ -3101,9 +3033,29 @@
     </w:p>
     <w:p>
       <w:pPr>
-        <w:rPr>
-          <w:rFonts w:cstheme="minorHAnsi"/>
-          <w:b/>
+        <w:pStyle w:val="Default"/>
+        <w:tabs>
+          <w:tab w:val="center" w:pos="4860"/>
+          <w:tab w:val="left" w:pos="5310"/>
+        </w:tabs>
+        <w:ind w:left="360"/>
+      </w:pPr>
+      <w:r>
+        <w:tab/>
+        <w:t xml:space="preserve"> </w:t>
+      </w:r>
+    </w:p>
+    <w:p>
+      <w:pPr>
+        <w:pStyle w:val="ListParagraph"/>
+        <w:tabs>
+          <w:tab w:val="left" w:pos="9450"/>
+        </w:tabs>
+        <w:spacing w:after="133" w:line="240" w:lineRule="auto"/>
+        <w:ind w:left="-426" w:right="314"/>
+        <w:jc w:val="both"/>
+        <w:rPr>
+          <w:rFonts w:ascii="Arial" w:hAnsi="Arial" w:cs="Arial"/>
           <w:sz w:val="24"/>
           <w:szCs w:val="24"/>
         </w:rPr>
@@ -3115,37 +3067,39 @@
         <mc:AlternateContent>
           <mc:Choice Requires="wps">
             <w:drawing>
-              <wp:anchor distT="0" distB="0" distL="114300" distR="114300" simplePos="0" relativeHeight="251659264" behindDoc="0" locked="0" layoutInCell="1" allowOverlap="1" wp14:anchorId="6BAFDEC1" wp14:editId="5501765E">
+              <wp:anchor distT="0" distB="0" distL="114300" distR="114300" simplePos="0" relativeHeight="251659264" behindDoc="0" locked="0" layoutInCell="1" allowOverlap="1" wp14:anchorId="2D4719DE" wp14:editId="1BB82B79">
                 <wp:simplePos x="0" y="0"/>
-                <wp:positionH relativeFrom="page">
-                  <wp:posOffset>4241800</wp:posOffset>
+                <wp:positionH relativeFrom="margin">
+                  <wp:align>left</wp:align>
                 </wp:positionH>
-                <wp:positionV relativeFrom="page">
-                  <wp:posOffset>2470150</wp:posOffset>
+                <wp:positionV relativeFrom="paragraph">
+                  <wp:posOffset>6350</wp:posOffset>
                 </wp:positionV>
-                <wp:extent cx="3127375" cy="1327150"/>
-                <wp:effectExtent l="0" t="0" r="15875" b="25400"/>
+                <wp:extent cx="6337300" cy="2635250"/>
+                <wp:effectExtent l="0" t="0" r="25400" b="12700"/>
                 <wp:wrapNone/>
-                <wp:docPr id="10" name="Text Box 10"/>
+                <wp:docPr id="1" name="Rectangles 18"/>
                 <wp:cNvGraphicFramePr>
                   <a:graphicFrameLocks xmlns:a="http://schemas.openxmlformats.org/drawingml/2006/main"/>
                 </wp:cNvGraphicFramePr>
                 <a:graphic xmlns:a="http://schemas.openxmlformats.org/drawingml/2006/main">
                   <a:graphicData uri="http://schemas.microsoft.com/office/word/2010/wordprocessingShape">
                     <wps:wsp>
-                      <wps:cNvSpPr txBox="1">
+                      <wps:cNvSpPr>
                         <a:spLocks/>
                       </wps:cNvSpPr>
                       <wps:spPr>
                         <a:xfrm>
                           <a:off x="0" y="0"/>
-                          <a:ext cx="3127375" cy="1327150"/>
+                          <a:ext cx="6337300" cy="2635250"/>
                         </a:xfrm>
                         <a:prstGeom prst="rect">
                           <a:avLst/>
                         </a:prstGeom>
-                        <a:noFill/>
-                        <a:ln w="3175" cap="flat" cmpd="sng">
+                        <a:solidFill>
+                          <a:srgbClr val="FFFFFF"/>
+                        </a:solidFill>
+                        <a:ln w="9525" cap="flat" cmpd="sng">
                           <a:solidFill>
                             <a:srgbClr val="000000"/>
                           </a:solidFill>
@@ -3153,199 +3107,6 @@
                           <a:miter/>
                           <a:headEnd type="none" w="med" len="med"/>
                           <a:tailEnd type="none" w="med" len="med"/>
-                        </a:ln>
-                      </wps:spPr>
-                      <wps:txbx>
-                        <w:txbxContent>
-                          <w:p>
-                            <w:pPr>
-                              <w:spacing w:before="75"/>
-                              <w:ind w:left="144"/>
-                              <w:rPr>
-                                <w:rFonts w:ascii="Arial MT"/>
-                                <w:b/>
-                              </w:rPr>
-                            </w:pPr>
-                            <w:bookmarkStart w:id="0" w:name="_GoBack"/>
-                            <w:r>
-                              <w:rPr>
-                                <w:rFonts w:ascii="Arial MT"/>
-                                <w:b/>
-                              </w:rPr>
-                              <w:t>Signature of All holder(s) / Applicant(s):</w:t>
-                            </w:r>
-                          </w:p>
-                          <w:p>
-                            <w:pPr>
-                              <w:pStyle w:val="BodyText"/>
-                              <w:rPr>
-                                <w:rFonts w:ascii="Arial MT"/>
-                              </w:rPr>
-                            </w:pPr>
-                          </w:p>
-                          <w:p>
-                            <w:pPr>
-                              <w:pStyle w:val="BodyText"/>
-                              <w:rPr>
-                                <w:rFonts w:ascii="Arial MT"/>
-                              </w:rPr>
-                            </w:pPr>
-                          </w:p>
-                          <w:p>
-                            <w:pPr>
-                              <w:pStyle w:val="BodyText"/>
-                              <w:rPr>
-                                <w:rFonts w:ascii="Arial MT"/>
-                              </w:rPr>
-                            </w:pPr>
-                          </w:p>
-                          <w:bookmarkEnd w:id="0"/>
-                          <w:p>
-                            <w:pPr>
-                              <w:spacing w:before="191"/>
-                              <w:ind w:left="144"/>
-                              <w:rPr>
-                                <w:rFonts w:ascii="Arial MT"/>
-                              </w:rPr>
-                            </w:pPr>
-                          </w:p>
-                        </w:txbxContent>
-                      </wps:txbx>
-                      <wps:bodyPr lIns="0" tIns="0" rIns="0" bIns="0" upright="1">
-                        <a:noAutofit/>
-                      </wps:bodyPr>
-                    </wps:wsp>
-                  </a:graphicData>
-                </a:graphic>
-                <wp14:sizeRelH relativeFrom="page">
-                  <wp14:pctWidth>0</wp14:pctWidth>
-                </wp14:sizeRelH>
-                <wp14:sizeRelV relativeFrom="page">
-                  <wp14:pctHeight>0</wp14:pctHeight>
-                </wp14:sizeRelV>
-              </wp:anchor>
-            </w:drawing>
-          </mc:Choice>
-          <mc:Fallback>
-            <w:pict>
-              <v:shapetype w14:anchorId="6BAFDEC1" id="_x0000_t202" coordsize="21600,21600" o:spt="202" path="m,l,21600r21600,l21600,xe">
-                <v:stroke joinstyle="miter"/>
-                <v:path gradientshapeok="t" o:connecttype="rect"/>
-              </v:shapetype>
-              <v:shape id="Text Box 10" o:spid="_x0000_s1026" type="#_x0000_t202" style="position:absolute;margin-left:334pt;margin-top:194.5pt;width:246.25pt;height:104.5pt;z-index:251659264;visibility:visible;mso-wrap-style:square;mso-width-percent:0;mso-height-percent:0;mso-wrap-distance-left:9pt;mso-wrap-distance-top:0;mso-wrap-distance-right:9pt;mso-wrap-distance-bottom:0;mso-position-horizontal:absolute;mso-position-horizontal-relative:page;mso-position-vertical:absolute;mso-position-vertical-relative:page;mso-width-percent:0;mso-height-percent:0;mso-width-relative:page;mso-height-relative:page;v-text-anchor:top" o:gfxdata="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" filled="f" strokeweight=".25pt">
-                <v:path arrowok="t"/>
-                <v:textbox inset="0,0,0,0">
-                  <w:txbxContent>
-                    <w:p>
-                      <w:pPr>
-                        <w:spacing w:before="75"/>
-                        <w:ind w:left="144"/>
-                        <w:rPr>
-                          <w:rFonts w:ascii="Arial MT"/>
-                          <w:b/>
-                        </w:rPr>
-                      </w:pPr>
-                      <w:bookmarkStart w:id="1" w:name="_GoBack"/>
-                      <w:r>
-                        <w:rPr>
-                          <w:rFonts w:ascii="Arial MT"/>
-                          <w:b/>
-                        </w:rPr>
-                        <w:t>Signature of All holder(s) / Applicant(s):</w:t>
-                      </w:r>
-                    </w:p>
-                    <w:p>
-                      <w:pPr>
-                        <w:pStyle w:val="BodyText"/>
-                        <w:rPr>
-                          <w:rFonts w:ascii="Arial MT"/>
-                        </w:rPr>
-                      </w:pPr>
-                    </w:p>
-                    <w:p>
-                      <w:pPr>
-                        <w:pStyle w:val="BodyText"/>
-                        <w:rPr>
-                          <w:rFonts w:ascii="Arial MT"/>
-                        </w:rPr>
-                      </w:pPr>
-                    </w:p>
-                    <w:p>
-                      <w:pPr>
-                        <w:pStyle w:val="BodyText"/>
-                        <w:rPr>
-                          <w:rFonts w:ascii="Arial MT"/>
-                        </w:rPr>
-                      </w:pPr>
-                    </w:p>
-                    <w:bookmarkEnd w:id="1"/>
-                    <w:p>
-                      <w:pPr>
-                        <w:spacing w:before="191"/>
-                        <w:ind w:left="144"/>
-                        <w:rPr>
-                          <w:rFonts w:ascii="Arial MT"/>
-                        </w:rPr>
-                      </w:pPr>
-                    </w:p>
-                  </w:txbxContent>
-                </v:textbox>
-                <w10:wrap anchorx="page" anchory="page"/>
-              </v:shape>
-            </w:pict>
-          </mc:Fallback>
-        </mc:AlternateContent>
-      </w:r>
-      <w:r>
-        <w:rPr>
-          <w:rFonts w:cstheme="minorHAnsi"/>
-          <w:b/>
-          <w:noProof/>
-          <w:sz w:val="24"/>
-          <w:szCs w:val="24"/>
-        </w:rPr>
-        <mc:AlternateContent>
-          <mc:Choice Requires="wps">
-            <w:drawing>
-              <wp:anchor distT="45720" distB="45720" distL="114300" distR="114300" simplePos="0" relativeHeight="251661312" behindDoc="0" locked="0" layoutInCell="1" allowOverlap="1" wp14:anchorId="15B2EC3E" wp14:editId="0C1DCA56">
-                <wp:simplePos x="0" y="0"/>
-                <wp:positionH relativeFrom="margin">
-                  <wp:align>left</wp:align>
-                </wp:positionH>
-                <wp:positionV relativeFrom="paragraph">
-                  <wp:posOffset>201930</wp:posOffset>
-                </wp:positionV>
-                <wp:extent cx="3251200" cy="2139950"/>
-                <wp:effectExtent l="0" t="0" r="25400" b="12700"/>
-                <wp:wrapSquare wrapText="bothSides"/>
-                <wp:docPr id="217" name="Text Box 2"/>
-                <wp:cNvGraphicFramePr>
-                  <a:graphicFrameLocks xmlns:a="http://schemas.openxmlformats.org/drawingml/2006/main"/>
-                </wp:cNvGraphicFramePr>
-                <a:graphic xmlns:a="http://schemas.openxmlformats.org/drawingml/2006/main">
-                  <a:graphicData uri="http://schemas.microsoft.com/office/word/2010/wordprocessingShape">
-                    <wps:wsp>
-                      <wps:cNvSpPr txBox="1">
-                        <a:spLocks noChangeArrowheads="1"/>
-                      </wps:cNvSpPr>
-                      <wps:spPr bwMode="auto">
-                        <a:xfrm>
-                          <a:off x="0" y="0"/>
-                          <a:ext cx="3251200" cy="2139950"/>
-                        </a:xfrm>
-                        <a:prstGeom prst="rect">
-                          <a:avLst/>
-                        </a:prstGeom>
-                        <a:solidFill>
-                          <a:srgbClr val="FFFFFF"/>
-                        </a:solidFill>
-                        <a:ln w="9525">
-                          <a:solidFill>
-                            <a:srgbClr val="000000"/>
-                          </a:solidFill>
-                          <a:miter lim="800000"/>
-                          <a:headEnd/>
-                          <a:tailEnd/>
                         </a:ln>
                       </wps:spPr>
                       <wps:txbx>
@@ -3404,6 +3165,24 @@
                           <w:p>
                             <w:pPr>
                               <w:rPr>
+                                <w:rFonts w:ascii="Roboto" w:eastAsia="Times New Roman" w:hAnsi="Roboto" w:cs="Times New Roman"/>
+                                <w:b/>
+                                <w:lang w:val="en-IN" w:eastAsia="en-IN"/>
+                              </w:rPr>
+                            </w:pPr>
+                          </w:p>
+                          <w:p>
+                            <w:pPr>
+                              <w:rPr>
+                                <w:rFonts w:ascii="Roboto" w:eastAsia="Times New Roman" w:hAnsi="Roboto" w:cs="Times New Roman"/>
+                                <w:b/>
+                                <w:lang w:val="en-IN" w:eastAsia="en-IN"/>
+                              </w:rPr>
+                            </w:pPr>
+                          </w:p>
+                          <w:p>
+                            <w:pPr>
+                              <w:rPr>
                                 <w:rFonts w:cstheme="minorHAnsi"/>
                                 <w:b/>
                                 <w:sz w:val="24"/>
@@ -3431,9 +3210,10 @@
                           <w:p>
                             <w:pPr>
                               <w:rPr>
-                                <w:rFonts w:ascii="Roboto" w:eastAsia="Times New Roman" w:hAnsi="Roboto" w:cs="Times New Roman"/>
+                                <w:rFonts w:cstheme="minorHAnsi"/>
                                 <w:b/>
-                                <w:lang w:val="en-IN" w:eastAsia="en-IN"/>
+                                <w:sz w:val="24"/>
+                                <w:szCs w:val="24"/>
                               </w:rPr>
                             </w:pPr>
                             <w:r>
@@ -3453,16 +3233,23 @@
                               </w:rPr>
                               <w:t>[Mobile No C1]</w:t>
                             </w:r>
-                          </w:p>
-                          <w:p>
-                            <w:pPr>
+                            <w:r>
                               <w:rPr>
-                                <w:rFonts w:cstheme="minorHAnsi"/>
+                                <w:rFonts w:ascii="Roboto" w:eastAsia="Times New Roman" w:hAnsi="Roboto" w:cs="Times New Roman"/>
                                 <w:b/>
-                                <w:sz w:val="24"/>
-                                <w:szCs w:val="24"/>
+                                <w:lang w:val="en-IN" w:eastAsia="en-IN"/>
                               </w:rPr>
-                            </w:pPr>
+                              <w:t xml:space="preserve"> </w:t>
+                            </w:r>
+                            <w:r>
+                              <w:rPr>
+                                <w:rFonts w:ascii="Roboto" w:eastAsia="Times New Roman" w:hAnsi="Roboto" w:cs="Times New Roman"/>
+                                <w:b/>
+                                <w:lang w:val="en-IN" w:eastAsia="en-IN"/>
+                              </w:rPr>
+                              <w:tab/>
+                              <w:t xml:space="preserve"> </w:t>
+                            </w:r>
                             <w:r>
                               <w:rPr>
                                 <w:rFonts w:eastAsia="Times New Roman" w:cstheme="minorHAnsi"/>
@@ -3483,6 +3270,14 @@
                             </w:r>
                           </w:p>
                           <w:p>
+                            <w:pPr>
+                              <w:rPr>
+                                <w:rFonts w:cstheme="minorHAnsi"/>
+                                <w:b/>
+                                <w:sz w:val="24"/>
+                                <w:szCs w:val="24"/>
+                              </w:rPr>
+                            </w:pPr>
                             <w:r>
                               <w:rPr>
                                 <w:rFonts w:cstheme="minorHAnsi"/>
@@ -3493,18 +3288,20 @@
                               <w:t>Date-</w:t>
                             </w:r>
                           </w:p>
+                          <w:p/>
+                          <w:p/>
                         </w:txbxContent>
                       </wps:txbx>
-                      <wps:bodyPr rot="0" vert="horz" wrap="square" lIns="91440" tIns="45720" rIns="91440" bIns="45720" anchor="t" anchorCtr="0">
+                      <wps:bodyPr wrap="square" upright="1">
                         <a:noAutofit/>
                       </wps:bodyPr>
                     </wps:wsp>
                   </a:graphicData>
                 </a:graphic>
-                <wp14:sizeRelH relativeFrom="margin">
+                <wp14:sizeRelH relativeFrom="page">
                   <wp14:pctWidth>0</wp14:pctWidth>
                 </wp14:sizeRelH>
-                <wp14:sizeRelV relativeFrom="margin">
+                <wp14:sizeRelV relativeFrom="page">
                   <wp14:pctHeight>0</wp14:pctHeight>
                 </wp14:sizeRelV>
               </wp:anchor>
@@ -3512,7 +3309,8 @@
           </mc:Choice>
           <mc:Fallback>
             <w:pict>
-              <v:shape w14:anchorId="15B2EC3E" id="Text Box 2" o:spid="_x0000_s1027" type="#_x0000_t202" style="position:absolute;margin-left:0;margin-top:15.9pt;width:256pt;height:168.5pt;z-index:251661312;visibility:visible;mso-wrap-style:square;mso-width-percent:0;mso-height-percent:0;mso-wrap-distance-left:9pt;mso-wrap-distance-top:3.6pt;mso-wrap-distance-right:9pt;mso-wrap-distance-bottom:3.6pt;mso-position-horizontal:left;mso-position-horizontal-relative:margin;mso-position-vertical:absolute;mso-position-vertical-relative:text;mso-width-percent:0;mso-height-percent:0;mso-width-relative:margin;mso-height-relative:margin;v-text-anchor:top" o:gfxdata="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">
+              <v:rect w14:anchorId="2D4719DE" id="Rectangles 18" o:spid="_x0000_s1026" style="position:absolute;left:0;text-align:left;margin-left:0;margin-top:.5pt;width:499pt;height:207.5pt;z-index:251659264;visibility:visible;mso-wrap-style:square;mso-width-percent:0;mso-height-percent:0;mso-wrap-distance-left:9pt;mso-wrap-distance-top:0;mso-wrap-distance-right:9pt;mso-wrap-distance-bottom:0;mso-position-horizontal:left;mso-position-horizontal-relative:margin;mso-position-vertical:absolute;mso-position-vertical-relative:text;mso-width-percent:0;mso-height-percent:0;mso-width-relative:page;mso-height-relative:page;v-text-anchor:top" o:gfxdata="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">
+                <v:path arrowok="t"/>
                 <v:textbox>
                   <w:txbxContent>
                     <w:p>
@@ -3569,6 +3367,24 @@
                     <w:p>
                       <w:pPr>
                         <w:rPr>
+                          <w:rFonts w:ascii="Roboto" w:eastAsia="Times New Roman" w:hAnsi="Roboto" w:cs="Times New Roman"/>
+                          <w:b/>
+                          <w:lang w:val="en-IN" w:eastAsia="en-IN"/>
+                        </w:rPr>
+                      </w:pPr>
+                    </w:p>
+                    <w:p>
+                      <w:pPr>
+                        <w:rPr>
+                          <w:rFonts w:ascii="Roboto" w:eastAsia="Times New Roman" w:hAnsi="Roboto" w:cs="Times New Roman"/>
+                          <w:b/>
+                          <w:lang w:val="en-IN" w:eastAsia="en-IN"/>
+                        </w:rPr>
+                      </w:pPr>
+                    </w:p>
+                    <w:p>
+                      <w:pPr>
+                        <w:rPr>
                           <w:rFonts w:cstheme="minorHAnsi"/>
                           <w:b/>
                           <w:sz w:val="24"/>
@@ -3596,9 +3412,10 @@
                     <w:p>
                       <w:pPr>
                         <w:rPr>
-                          <w:rFonts w:ascii="Roboto" w:eastAsia="Times New Roman" w:hAnsi="Roboto" w:cs="Times New Roman"/>
+                          <w:rFonts w:cstheme="minorHAnsi"/>
                           <w:b/>
-                          <w:lang w:val="en-IN" w:eastAsia="en-IN"/>
+                          <w:sz w:val="24"/>
+                          <w:szCs w:val="24"/>
                         </w:rPr>
                       </w:pPr>
                       <w:r>
@@ -3618,16 +3435,23 @@
                         </w:rPr>
                         <w:t>[Mobile No C1]</w:t>
                       </w:r>
-                    </w:p>
-                    <w:p>
-                      <w:pPr>
+                      <w:r>
                         <w:rPr>
-                          <w:rFonts w:cstheme="minorHAnsi"/>
+                          <w:rFonts w:ascii="Roboto" w:eastAsia="Times New Roman" w:hAnsi="Roboto" w:cs="Times New Roman"/>
                           <w:b/>
-                          <w:sz w:val="24"/>
-                          <w:szCs w:val="24"/>
+                          <w:lang w:val="en-IN" w:eastAsia="en-IN"/>
                         </w:rPr>
-                      </w:pPr>
+                        <w:t xml:space="preserve"> </w:t>
+                      </w:r>
+                      <w:r>
+                        <w:rPr>
+                          <w:rFonts w:ascii="Roboto" w:eastAsia="Times New Roman" w:hAnsi="Roboto" w:cs="Times New Roman"/>
+                          <w:b/>
+                          <w:lang w:val="en-IN" w:eastAsia="en-IN"/>
+                        </w:rPr>
+                        <w:tab/>
+                        <w:t xml:space="preserve"> </w:t>
+                      </w:r>
                       <w:r>
                         <w:rPr>
                           <w:rFonts w:eastAsia="Times New Roman" w:cstheme="minorHAnsi"/>
@@ -3648,6 +3472,14 @@
                       </w:r>
                     </w:p>
                     <w:p>
+                      <w:pPr>
+                        <w:rPr>
+                          <w:rFonts w:cstheme="minorHAnsi"/>
+                          <w:b/>
+                          <w:sz w:val="24"/>
+                          <w:szCs w:val="24"/>
+                        </w:rPr>
+                      </w:pPr>
                       <w:r>
                         <w:rPr>
                           <w:rFonts w:cstheme="minorHAnsi"/>
@@ -3658,10 +3490,12 @@
                         <w:t>Date-</w:t>
                       </w:r>
                     </w:p>
+                    <w:p/>
+                    <w:p/>
                   </w:txbxContent>
                 </v:textbox>
-                <w10:wrap type="square" anchorx="margin"/>
-              </v:shape>
+                <w10:wrap anchorx="margin"/>
+              </v:rect>
             </w:pict>
           </mc:Fallback>
         </mc:AlternateContent>
@@ -3669,66 +3503,160 @@
     </w:p>
     <w:p>
       <w:pPr>
-        <w:rPr>
-          <w:rFonts w:cstheme="minorHAnsi"/>
-          <w:b/>
-          <w:sz w:val="24"/>
-          <w:szCs w:val="24"/>
-        </w:rPr>
-      </w:pPr>
+        <w:pStyle w:val="Default"/>
+        <w:tabs>
+          <w:tab w:val="center" w:pos="4860"/>
+          <w:tab w:val="left" w:pos="5310"/>
+        </w:tabs>
+        <w:ind w:left="360"/>
+      </w:pPr>
+      <w:r>
+        <w:tab/>
+      </w:r>
     </w:p>
     <w:p>
       <w:pPr>
-        <w:rPr>
-          <w:rFonts w:ascii="Roboto" w:eastAsia="Times New Roman" w:hAnsi="Roboto" w:cs="Times New Roman"/>
-          <w:b/>
-          <w:lang w:val="en-IN" w:eastAsia="en-IN"/>
-        </w:rPr>
+        <w:pStyle w:val="Default"/>
+        <w:tabs>
+          <w:tab w:val="center" w:pos="4860"/>
+          <w:tab w:val="left" w:pos="5310"/>
+        </w:tabs>
+        <w:ind w:left="360"/>
       </w:pPr>
     </w:p>
     <w:p>
       <w:pPr>
-        <w:rPr>
-          <w:rFonts w:cstheme="minorHAnsi"/>
-          <w:b/>
-          <w:sz w:val="24"/>
-          <w:szCs w:val="24"/>
-        </w:rPr>
-      </w:pPr>
-      <w:r>
-        <w:rPr>
-          <w:rFonts w:cstheme="minorHAnsi"/>
-          <w:b/>
-          <w:sz w:val="24"/>
-          <w:szCs w:val="24"/>
-        </w:rPr>
-        <w:t xml:space="preserve"> </w:t>
-      </w:r>
+        <w:pStyle w:val="Default"/>
+        <w:tabs>
+          <w:tab w:val="center" w:pos="4860"/>
+          <w:tab w:val="left" w:pos="5310"/>
+        </w:tabs>
+        <w:ind w:left="360"/>
+      </w:pPr>
     </w:p>
     <w:p>
       <w:pPr>
-        <w:jc w:val="center"/>
-      </w:pPr>
-      <w:r>
-        <w:rPr>
-          <w:b/>
+        <w:pStyle w:val="Default"/>
+        <w:tabs>
+          <w:tab w:val="center" w:pos="4860"/>
+          <w:tab w:val="left" w:pos="5310"/>
+        </w:tabs>
+        <w:ind w:left="360"/>
+      </w:pPr>
+    </w:p>
+    <w:p>
+      <w:pPr>
+        <w:pStyle w:val="Default"/>
+        <w:tabs>
+          <w:tab w:val="center" w:pos="4860"/>
+          <w:tab w:val="left" w:pos="5310"/>
+        </w:tabs>
+        <w:ind w:left="360"/>
+      </w:pPr>
+    </w:p>
+    <w:p>
+      <w:pPr>
+        <w:pStyle w:val="Default"/>
+        <w:tabs>
+          <w:tab w:val="center" w:pos="4860"/>
+          <w:tab w:val="left" w:pos="5310"/>
+        </w:tabs>
+        <w:ind w:left="360"/>
+      </w:pPr>
+    </w:p>
+    <w:p>
+      <w:pPr>
+        <w:pStyle w:val="Default"/>
+        <w:tabs>
+          <w:tab w:val="center" w:pos="4860"/>
+          <w:tab w:val="left" w:pos="5310"/>
+        </w:tabs>
+        <w:ind w:left="360"/>
+      </w:pPr>
+    </w:p>
+    <w:p>
+      <w:pPr>
+        <w:pStyle w:val="Default"/>
+        <w:tabs>
+          <w:tab w:val="center" w:pos="4860"/>
+          <w:tab w:val="left" w:pos="5310"/>
+        </w:tabs>
+        <w:ind w:left="360"/>
+      </w:pPr>
+    </w:p>
+    <w:p>
+      <w:pPr>
+        <w:pStyle w:val="Default"/>
+        <w:tabs>
+          <w:tab w:val="center" w:pos="4860"/>
+          <w:tab w:val="left" w:pos="5310"/>
+        </w:tabs>
+        <w:ind w:left="360"/>
+      </w:pPr>
+    </w:p>
+    <w:p>
+      <w:pPr>
+        <w:pStyle w:val="Default"/>
+        <w:tabs>
+          <w:tab w:val="center" w:pos="4860"/>
+          <w:tab w:val="left" w:pos="5310"/>
+        </w:tabs>
+        <w:ind w:left="360"/>
+      </w:pPr>
+    </w:p>
+    <w:p>
+      <w:pPr>
+        <w:pStyle w:val="Default"/>
+        <w:tabs>
+          <w:tab w:val="center" w:pos="4860"/>
+          <w:tab w:val="left" w:pos="5310"/>
+        </w:tabs>
+        <w:ind w:left="360"/>
+      </w:pPr>
+    </w:p>
+    <w:p>
+      <w:pPr>
+        <w:pStyle w:val="Default"/>
+        <w:tabs>
+          <w:tab w:val="center" w:pos="4860"/>
+          <w:tab w:val="left" w:pos="5310"/>
+        </w:tabs>
+        <w:ind w:left="360"/>
+      </w:pPr>
+    </w:p>
+    <w:p>
+      <w:pPr>
+        <w:pStyle w:val="Default"/>
+        <w:tabs>
+          <w:tab w:val="center" w:pos="4860"/>
+          <w:tab w:val="left" w:pos="5310"/>
+        </w:tabs>
+        <w:ind w:left="360"/>
+      </w:pPr>
+      <w:r>
+        <w:t xml:space="preserve"> </w:t>
+      </w:r>
+    </w:p>
+    <w:p>
+      <w:r>
+        <w:rPr>
           <w:noProof/>
         </w:rPr>
         <mc:AlternateContent>
           <mc:Choice Requires="wps">
             <w:drawing>
-              <wp:anchor distT="0" distB="0" distL="114300" distR="114300" simplePos="0" relativeHeight="251660288" behindDoc="0" locked="0" layoutInCell="1" allowOverlap="1" wp14:anchorId="090B7998" wp14:editId="18448414">
+              <wp:anchor distT="0" distB="0" distL="114300" distR="114300" simplePos="0" relativeHeight="251661312" behindDoc="0" locked="0" layoutInCell="1" allowOverlap="1" wp14:anchorId="159972EF" wp14:editId="3D24B806">
                 <wp:simplePos x="0" y="0"/>
                 <wp:positionH relativeFrom="page">
-                  <wp:posOffset>4254500</wp:posOffset>
+                  <wp:posOffset>4250267</wp:posOffset>
                 </wp:positionH>
-                <wp:positionV relativeFrom="paragraph">
-                  <wp:posOffset>245745</wp:posOffset>
+                <wp:positionV relativeFrom="page">
+                  <wp:posOffset>5740399</wp:posOffset>
                 </wp:positionV>
-                <wp:extent cx="3143885" cy="755650"/>
-                <wp:effectExtent l="0" t="0" r="18415" b="25400"/>
+                <wp:extent cx="2986616" cy="1369483"/>
+                <wp:effectExtent l="0" t="0" r="23495" b="21590"/>
                 <wp:wrapNone/>
-                <wp:docPr id="7" name="Text Box 2"/>
+                <wp:docPr id="2" name="Text Box 2"/>
                 <wp:cNvGraphicFramePr>
                   <a:graphicFrameLocks xmlns:a="http://schemas.openxmlformats.org/drawingml/2006/main"/>
                 </wp:cNvGraphicFramePr>
@@ -3741,7 +3669,7 @@
                       <wps:spPr>
                         <a:xfrm>
                           <a:off x="0" y="0"/>
-                          <a:ext cx="3143885" cy="755650"/>
+                          <a:ext cx="2986616" cy="1369483"/>
                         </a:xfrm>
                         <a:prstGeom prst="rect">
                           <a:avLst/>
@@ -3804,6 +3732,39 @@
                               <w:t>Signature checked by:</w:t>
                             </w:r>
                           </w:p>
+                          <w:p>
+                            <w:pPr>
+                              <w:pStyle w:val="BodyText"/>
+                              <w:rPr>
+                                <w:rFonts w:ascii="Arial MT"/>
+                              </w:rPr>
+                            </w:pPr>
+                          </w:p>
+                          <w:p>
+                            <w:pPr>
+                              <w:pStyle w:val="BodyText"/>
+                              <w:rPr>
+                                <w:rFonts w:ascii="Arial MT"/>
+                              </w:rPr>
+                            </w:pPr>
+                          </w:p>
+                          <w:p>
+                            <w:pPr>
+                              <w:pStyle w:val="BodyText"/>
+                              <w:rPr>
+                                <w:rFonts w:ascii="Arial MT"/>
+                              </w:rPr>
+                            </w:pPr>
+                          </w:p>
+                          <w:p>
+                            <w:pPr>
+                              <w:spacing w:before="191"/>
+                              <w:ind w:left="144"/>
+                              <w:rPr>
+                                <w:rFonts w:ascii="Arial MT"/>
+                              </w:rPr>
+                            </w:pPr>
+                          </w:p>
                         </w:txbxContent>
                       </wps:txbx>
                       <wps:bodyPr wrap="square" lIns="0" tIns="0" rIns="0" bIns="0" upright="1">
@@ -3823,7 +3784,11 @@
           </mc:Choice>
           <mc:Fallback>
             <w:pict>
-              <v:shape w14:anchorId="090B7998" id="_x0000_s1028" type="#_x0000_t202" style="position:absolute;left:0;text-align:left;margin-left:335pt;margin-top:19.35pt;width:247.55pt;height:59.5pt;z-index:251660288;visibility:visible;mso-wrap-style:square;mso-width-percent:0;mso-height-percent:0;mso-wrap-distance-left:9pt;mso-wrap-distance-top:0;mso-wrap-distance-right:9pt;mso-wrap-distance-bottom:0;mso-position-horizontal:absolute;mso-position-horizontal-relative:page;mso-position-vertical:absolute;mso-position-vertical-relative:text;mso-width-percent:0;mso-height-percent:0;mso-width-relative:page;mso-height-relative:page;v-text-anchor:top" o:gfxdata="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" filled="f" strokeweight=".25pt">
+              <v:shapetype w14:anchorId="159972EF" id="_x0000_t202" coordsize="21600,21600" o:spt="202" path="m,l,21600r21600,l21600,xe">
+                <v:stroke joinstyle="miter"/>
+                <v:path gradientshapeok="t" o:connecttype="rect"/>
+              </v:shapetype>
+              <v:shape id="Text Box 2" o:spid="_x0000_s1027" type="#_x0000_t202" style="position:absolute;margin-left:334.65pt;margin-top:452pt;width:235.15pt;height:107.85pt;z-index:251661312;visibility:visible;mso-wrap-style:square;mso-width-percent:0;mso-height-percent:0;mso-wrap-distance-left:9pt;mso-wrap-distance-top:0;mso-wrap-distance-right:9pt;mso-wrap-distance-bottom:0;mso-position-horizontal:absolute;mso-position-horizontal-relative:page;mso-position-vertical:absolute;mso-position-vertical-relative:page;mso-width-percent:0;mso-height-percent:0;mso-width-relative:page;mso-height-relative:page;v-text-anchor:top" o:gfxdata="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" filled="f" strokeweight=".25pt">
                 <v:path arrowok="t"/>
                 <v:textbox inset="0,0,0,0">
                   <w:txbxContent>
@@ -3872,46 +3837,231 @@
                         <w:t>Signature checked by:</w:t>
                       </w:r>
                     </w:p>
+                    <w:p>
+                      <w:pPr>
+                        <w:pStyle w:val="BodyText"/>
+                        <w:rPr>
+                          <w:rFonts w:ascii="Arial MT"/>
+                        </w:rPr>
+                      </w:pPr>
+                    </w:p>
+                    <w:p>
+                      <w:pPr>
+                        <w:pStyle w:val="BodyText"/>
+                        <w:rPr>
+                          <w:rFonts w:ascii="Arial MT"/>
+                        </w:rPr>
+                      </w:pPr>
+                    </w:p>
+                    <w:p>
+                      <w:pPr>
+                        <w:pStyle w:val="BodyText"/>
+                        <w:rPr>
+                          <w:rFonts w:ascii="Arial MT"/>
+                        </w:rPr>
+                      </w:pPr>
+                    </w:p>
+                    <w:p>
+                      <w:pPr>
+                        <w:spacing w:before="191"/>
+                        <w:ind w:left="144"/>
+                        <w:rPr>
+                          <w:rFonts w:ascii="Arial MT"/>
+                        </w:rPr>
+                      </w:pPr>
+                    </w:p>
                   </w:txbxContent>
                 </v:textbox>
-                <w10:wrap anchorx="page"/>
+                <w10:wrap anchorx="page" anchory="page"/>
               </v:shape>
             </w:pict>
           </mc:Fallback>
         </mc:AlternateContent>
       </w:r>
+      <w:r>
+        <w:rPr>
+          <w:noProof/>
+        </w:rPr>
+        <mc:AlternateContent>
+          <mc:Choice Requires="wps">
+            <w:drawing>
+              <wp:anchor distT="0" distB="0" distL="114300" distR="114300" simplePos="0" relativeHeight="251660288" behindDoc="0" locked="0" layoutInCell="1" allowOverlap="1" wp14:anchorId="64CFBC28" wp14:editId="12940D92">
+                <wp:simplePos x="0" y="0"/>
+                <wp:positionH relativeFrom="margin">
+                  <wp:posOffset>-50800</wp:posOffset>
+                </wp:positionH>
+                <wp:positionV relativeFrom="page">
+                  <wp:posOffset>5729817</wp:posOffset>
+                </wp:positionV>
+                <wp:extent cx="3127375" cy="1454150"/>
+                <wp:effectExtent l="0" t="0" r="15875" b="12700"/>
+                <wp:wrapNone/>
+                <wp:docPr id="10" name="Text Box 10"/>
+                <wp:cNvGraphicFramePr>
+                  <a:graphicFrameLocks xmlns:a="http://schemas.openxmlformats.org/drawingml/2006/main"/>
+                </wp:cNvGraphicFramePr>
+                <a:graphic xmlns:a="http://schemas.openxmlformats.org/drawingml/2006/main">
+                  <a:graphicData uri="http://schemas.microsoft.com/office/word/2010/wordprocessingShape">
+                    <wps:wsp>
+                      <wps:cNvSpPr txBox="1">
+                        <a:spLocks/>
+                      </wps:cNvSpPr>
+                      <wps:spPr>
+                        <a:xfrm>
+                          <a:off x="0" y="0"/>
+                          <a:ext cx="3127375" cy="1454150"/>
+                        </a:xfrm>
+                        <a:prstGeom prst="rect">
+                          <a:avLst/>
+                        </a:prstGeom>
+                        <a:noFill/>
+                        <a:ln w="3175" cap="flat" cmpd="sng">
+                          <a:solidFill>
+                            <a:srgbClr val="000000"/>
+                          </a:solidFill>
+                          <a:prstDash val="solid"/>
+                          <a:miter/>
+                          <a:headEnd type="none" w="med" len="med"/>
+                          <a:tailEnd type="none" w="med" len="med"/>
+                        </a:ln>
+                      </wps:spPr>
+                      <wps:txbx>
+                        <w:txbxContent>
+                          <w:p>
+                            <w:pPr>
+                              <w:spacing w:before="75"/>
+                              <w:ind w:left="144"/>
+                              <w:rPr>
+                                <w:rFonts w:ascii="Arial MT"/>
+                                <w:b/>
+                              </w:rPr>
+                            </w:pPr>
+                            <w:r>
+                              <w:rPr>
+                                <w:rFonts w:ascii="Arial MT"/>
+                                <w:b/>
+                              </w:rPr>
+                              <w:t>Signature of All holder(s) / Applicant(s):</w:t>
+                            </w:r>
+                          </w:p>
+                          <w:p>
+                            <w:pPr>
+                              <w:pStyle w:val="BodyText"/>
+                              <w:rPr>
+                                <w:rFonts w:ascii="Arial MT"/>
+                              </w:rPr>
+                            </w:pPr>
+                          </w:p>
+                          <w:p>
+                            <w:pPr>
+                              <w:pStyle w:val="BodyText"/>
+                              <w:rPr>
+                                <w:rFonts w:ascii="Arial MT"/>
+                              </w:rPr>
+                            </w:pPr>
+                          </w:p>
+                          <w:p>
+                            <w:pPr>
+                              <w:pStyle w:val="BodyText"/>
+                              <w:rPr>
+                                <w:rFonts w:ascii="Arial MT"/>
+                              </w:rPr>
+                            </w:pPr>
+                          </w:p>
+                          <w:p>
+                            <w:pPr>
+                              <w:spacing w:before="191"/>
+                              <w:ind w:left="144"/>
+                              <w:rPr>
+                                <w:rFonts w:ascii="Arial MT"/>
+                              </w:rPr>
+                            </w:pPr>
+                          </w:p>
+                        </w:txbxContent>
+                      </wps:txbx>
+                      <wps:bodyPr lIns="0" tIns="0" rIns="0" bIns="0" upright="1">
+                        <a:noAutofit/>
+                      </wps:bodyPr>
+                    </wps:wsp>
+                  </a:graphicData>
+                </a:graphic>
+                <wp14:sizeRelH relativeFrom="page">
+                  <wp14:pctWidth>0</wp14:pctWidth>
+                </wp14:sizeRelH>
+                <wp14:sizeRelV relativeFrom="page">
+                  <wp14:pctHeight>0</wp14:pctHeight>
+                </wp14:sizeRelV>
+              </wp:anchor>
+            </w:drawing>
+          </mc:Choice>
+          <mc:Fallback>
+            <w:pict>
+              <v:shape w14:anchorId="64CFBC28" id="Text Box 10" o:spid="_x0000_s1028" type="#_x0000_t202" style="position:absolute;margin-left:-4pt;margin-top:451.15pt;width:246.25pt;height:114.5pt;z-index:251660288;visibility:visible;mso-wrap-style:square;mso-width-percent:0;mso-height-percent:0;mso-wrap-distance-left:9pt;mso-wrap-distance-top:0;mso-wrap-distance-right:9pt;mso-wrap-distance-bottom:0;mso-position-horizontal:absolute;mso-position-horizontal-relative:margin;mso-position-vertical:absolute;mso-position-vertical-relative:page;mso-width-percent:0;mso-height-percent:0;mso-width-relative:page;mso-height-relative:page;v-text-anchor:top" o:gfxdata="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" filled="f" strokeweight=".25pt">
+                <v:path arrowok="t"/>
+                <v:textbox inset="0,0,0,0">
+                  <w:txbxContent>
+                    <w:p>
+                      <w:pPr>
+                        <w:spacing w:before="75"/>
+                        <w:ind w:left="144"/>
+                        <w:rPr>
+                          <w:rFonts w:ascii="Arial MT"/>
+                          <w:b/>
+                        </w:rPr>
+                      </w:pPr>
+                      <w:r>
+                        <w:rPr>
+                          <w:rFonts w:ascii="Arial MT"/>
+                          <w:b/>
+                        </w:rPr>
+                        <w:t>Signature of All holder(s) / Applicant(s):</w:t>
+                      </w:r>
+                    </w:p>
+                    <w:p>
+                      <w:pPr>
+                        <w:pStyle w:val="BodyText"/>
+                        <w:rPr>
+                          <w:rFonts w:ascii="Arial MT"/>
+                        </w:rPr>
+                      </w:pPr>
+                    </w:p>
+                    <w:p>
+                      <w:pPr>
+                        <w:pStyle w:val="BodyText"/>
+                        <w:rPr>
+                          <w:rFonts w:ascii="Arial MT"/>
+                        </w:rPr>
+                      </w:pPr>
+                    </w:p>
+                    <w:p>
+                      <w:pPr>
+                        <w:pStyle w:val="BodyText"/>
+                        <w:rPr>
+                          <w:rFonts w:ascii="Arial MT"/>
+                        </w:rPr>
+                      </w:pPr>
+                    </w:p>
+                    <w:p>
+                      <w:pPr>
+                        <w:spacing w:before="191"/>
+                        <w:ind w:left="144"/>
+                        <w:rPr>
+                          <w:rFonts w:ascii="Arial MT"/>
+                        </w:rPr>
+                      </w:pPr>
+                    </w:p>
+                  </w:txbxContent>
+                </v:textbox>
+                <w10:wrap anchorx="margin" anchory="page"/>
+              </v:shape>
+            </w:pict>
+          </mc:Fallback>
+        </mc:AlternateContent>
+      </w:r>
     </w:p>
-    <w:p>
-      <w:pPr>
-        <w:tabs>
-          <w:tab w:val="left" w:pos="9450"/>
-        </w:tabs>
-        <w:spacing w:after="133" w:line="240" w:lineRule="auto"/>
-        <w:ind w:right="314"/>
-        <w:jc w:val="both"/>
-        <w:rPr>
-          <w:rFonts w:ascii="Arial" w:hAnsi="Arial" w:cs="Arial"/>
-          <w:sz w:val="24"/>
-          <w:szCs w:val="24"/>
-        </w:rPr>
-      </w:pPr>
-    </w:p>
-    <w:p>
-      <w:pPr>
-        <w:widowControl w:val="0"/>
-        <w:autoSpaceDE w:val="0"/>
-        <w:autoSpaceDN w:val="0"/>
-        <w:adjustRightInd w:val="0"/>
-        <w:spacing w:after="0" w:line="265" w:lineRule="exact"/>
-        <w:ind w:right="-36"/>
-        <w:rPr>
-          <w:rFonts w:ascii="Arial" w:hAnsi="Arial" w:cs="Arial"/>
-          <w:sz w:val="24"/>
-          <w:szCs w:val="24"/>
-          <w:u w:val="single"/>
-        </w:rPr>
-      </w:pPr>
-    </w:p>
+    <w:p/>
+    <w:p/>
+    <w:p/>
     <w:p>
       <w:pPr>
         <w:widowControl w:val="0"/>
@@ -3920,7 +4070,6 @@
         <w:adjustRightInd w:val="0"/>
         <w:spacing w:after="0" w:line="265" w:lineRule="exact"/>
         <w:ind w:left="20" w:right="-36"/>
-        <w:jc w:val="center"/>
         <w:rPr>
           <w:rFonts w:ascii="Arial" w:hAnsi="Arial" w:cs="Arial"/>
           <w:sz w:val="24"/>
@@ -4382,7 +4531,7 @@
 </file>
 
 <file path=word/numbering.xml><?xml version="1.0" encoding="utf-8"?>
-<w:numbering xmlns:wpc="http://schemas.microsoft.com/office/word/2010/wordprocessingCanvas" xmlns:cx="http://schemas.microsoft.com/office/drawing/2014/chartex" xmlns:mc="http://schemas.openxmlformats.org/markup-compatibility/2006" xmlns:o="urn:schemas-microsoft-com:office:office" xmlns:r="http://schemas.openxmlformats.org/officeDocument/2006/relationships" xmlns:m="http://schemas.openxmlformats.org/officeDocument/2006/math" xmlns:v="urn:schemas-microsoft-com:vml" xmlns:wp14="http://schemas.microsoft.com/office/word/2010/wordprocessingDrawing" xmlns:wp="http://schemas.openxmlformats.org/drawingml/2006/wordprocessingDrawing" xmlns:w10="urn:schemas-microsoft-com:office:word" xmlns:w="http://schemas.openxmlformats.org/wordprocessingml/2006/main" xmlns:w14="http://schemas.microsoft.com/office/word/2010/wordml" xmlns:w15="http://schemas.microsoft.com/office/word/2012/wordml" xmlns:w16se="http://schemas.microsoft.com/office/word/2015/wordml/symex" xmlns:wpg="http://schemas.microsoft.com/office/word/2010/wordprocessingGroup" xmlns:wpi="http://schemas.microsoft.com/office/word/2010/wordprocessingInk" xmlns:wne="http://schemas.microsoft.com/office/word/2006/wordml" xmlns:wps="http://schemas.microsoft.com/office/word/2010/wordprocessingShape" mc:Ignorable="w14 w15 w16se wp14">
+<w:numbering xmlns:wpc="http://schemas.microsoft.com/office/word/2010/wordprocessingCanvas" xmlns:cx="http://schemas.microsoft.com/office/drawing/2014/chartex" xmlns:cx1="http://schemas.microsoft.com/office/drawing/2015/9/8/chartex" xmlns:cx2="http://schemas.microsoft.com/office/drawing/2015/10/21/chartex" xmlns:cx3="http://schemas.microsoft.com/office/drawing/2016/5/9/chartex" xmlns:cx4="http://schemas.microsoft.com/office/drawing/2016/5/10/chartex" xmlns:cx5="http://schemas.microsoft.com/office/drawing/2016/5/11/chartex" xmlns:cx6="http://schemas.microsoft.com/office/drawing/2016/5/12/chartex" xmlns:cx7="http://schemas.microsoft.com/office/drawing/2016/5/13/chartex" xmlns:cx8="http://schemas.microsoft.com/office/drawing/2016/5/14/chartex" xmlns:mc="http://schemas.openxmlformats.org/markup-compatibility/2006" xmlns:aink="http://schemas.microsoft.com/office/drawing/2016/ink" xmlns:am3d="http://schemas.microsoft.com/office/drawing/2017/model3d" xmlns:o="urn:schemas-microsoft-com:office:office" xmlns:oel="http://schemas.microsoft.com/office/2019/extlst" xmlns:r="http://schemas.openxmlformats.org/officeDocument/2006/relationships" xmlns:m="http://schemas.openxmlformats.org/officeDocument/2006/math" xmlns:v="urn:schemas-microsoft-com:vml" xmlns:wp14="http://schemas.microsoft.com/office/word/2010/wordprocessingDrawing" xmlns:wp="http://schemas.openxmlformats.org/drawingml/2006/wordprocessingDrawing" xmlns:w10="urn:schemas-microsoft-com:office:word" xmlns:w="http://schemas.openxmlformats.org/wordprocessingml/2006/main" xmlns:w14="http://schemas.microsoft.com/office/word/2010/wordml" xmlns:w15="http://schemas.microsoft.com/office/word/2012/wordml" xmlns:w16cex="http://schemas.microsoft.com/office/word/2018/wordml/cex" xmlns:w16cid="http://schemas.microsoft.com/office/word/2016/wordml/cid" xmlns:w16="http://schemas.microsoft.com/office/word/2018/wordml" xmlns:w16du="http://schemas.microsoft.com/office/word/2023/wordml/word16du" xmlns:w16sdtdh="http://schemas.microsoft.com/office/word/2020/wordml/sdtdatahash" xmlns:w16sdtfl="http://schemas.microsoft.com/office/word/2024/wordml/sdtformatlock" xmlns:w16se="http://schemas.microsoft.com/office/word/2015/wordml/symex" xmlns:wpg="http://schemas.microsoft.com/office/word/2010/wordprocessingGroup" xmlns:wpi="http://schemas.microsoft.com/office/word/2010/wordprocessingInk" xmlns:wne="http://schemas.microsoft.com/office/word/2006/wordml" xmlns:wps="http://schemas.microsoft.com/office/word/2010/wordprocessingShape" mc:Ignorable="w14 w15 w16se w16cid w16 w16cex w16sdtdh w16sdtfl w16du wp14">
   <w:abstractNum w:abstractNumId="0" w15:restartNumberingAfterBreak="0">
     <w:nsid w:val="0B9E6BD1"/>
     <w:multiLevelType w:val="hybridMultilevel"/>
@@ -6332,62 +6481,62 @@
       </w:pPr>
     </w:lvl>
   </w:abstractNum>
-  <w:num w:numId="1">
+  <w:num w:numId="1" w16cid:durableId="1402098815">
     <w:abstractNumId w:val="11"/>
   </w:num>
-  <w:num w:numId="2">
+  <w:num w:numId="2" w16cid:durableId="1632712020">
     <w:abstractNumId w:val="12"/>
   </w:num>
-  <w:num w:numId="3">
+  <w:num w:numId="3" w16cid:durableId="466823628">
     <w:abstractNumId w:val="1"/>
   </w:num>
-  <w:num w:numId="4">
+  <w:num w:numId="4" w16cid:durableId="1811088770">
     <w:abstractNumId w:val="14"/>
   </w:num>
-  <w:num w:numId="5">
+  <w:num w:numId="5" w16cid:durableId="1477796888">
     <w:abstractNumId w:val="15"/>
   </w:num>
-  <w:num w:numId="6">
+  <w:num w:numId="6" w16cid:durableId="884677922">
     <w:abstractNumId w:val="8"/>
   </w:num>
-  <w:num w:numId="7">
+  <w:num w:numId="7" w16cid:durableId="921992084">
     <w:abstractNumId w:val="0"/>
   </w:num>
-  <w:num w:numId="8">
+  <w:num w:numId="8" w16cid:durableId="913589602">
     <w:abstractNumId w:val="13"/>
   </w:num>
-  <w:num w:numId="9">
+  <w:num w:numId="9" w16cid:durableId="1561862302">
     <w:abstractNumId w:val="6"/>
   </w:num>
-  <w:num w:numId="10">
+  <w:num w:numId="10" w16cid:durableId="534271998">
     <w:abstractNumId w:val="16"/>
   </w:num>
-  <w:num w:numId="11">
+  <w:num w:numId="11" w16cid:durableId="1362242003">
     <w:abstractNumId w:val="2"/>
   </w:num>
-  <w:num w:numId="12">
+  <w:num w:numId="12" w16cid:durableId="706563603">
     <w:abstractNumId w:val="5"/>
   </w:num>
-  <w:num w:numId="13">
+  <w:num w:numId="13" w16cid:durableId="1216889858">
     <w:abstractNumId w:val="10"/>
   </w:num>
-  <w:num w:numId="14">
+  <w:num w:numId="14" w16cid:durableId="2108236195">
     <w:abstractNumId w:val="9"/>
   </w:num>
-  <w:num w:numId="15">
+  <w:num w:numId="15" w16cid:durableId="1035272711">
     <w:abstractNumId w:val="4"/>
   </w:num>
-  <w:num w:numId="16">
+  <w:num w:numId="16" w16cid:durableId="831338480">
     <w:abstractNumId w:val="3"/>
   </w:num>
-  <w:num w:numId="17">
+  <w:num w:numId="17" w16cid:durableId="1630429649">
     <w:abstractNumId w:val="7"/>
   </w:num>
 </w:numbering>
 </file>
 
 <file path=word/styles.xml><?xml version="1.0" encoding="utf-8"?>
-<w:styles xmlns:mc="http://schemas.openxmlformats.org/markup-compatibility/2006" xmlns:r="http://schemas.openxmlformats.org/officeDocument/2006/relationships" xmlns:w="http://schemas.openxmlformats.org/wordprocessingml/2006/main" xmlns:w14="http://schemas.microsoft.com/office/word/2010/wordml" xmlns:w15="http://schemas.microsoft.com/office/word/2012/wordml" xmlns:w16se="http://schemas.microsoft.com/office/word/2015/wordml/symex" mc:Ignorable="w14 w15 w16se">
+<w:styles xmlns:mc="http://schemas.openxmlformats.org/markup-compatibility/2006" xmlns:r="http://schemas.openxmlformats.org/officeDocument/2006/relationships" xmlns:w="http://schemas.openxmlformats.org/wordprocessingml/2006/main" xmlns:w14="http://schemas.microsoft.com/office/word/2010/wordml" xmlns:w15="http://schemas.microsoft.com/office/word/2012/wordml" xmlns:w16cex="http://schemas.microsoft.com/office/word/2018/wordml/cex" xmlns:w16cid="http://schemas.microsoft.com/office/word/2016/wordml/cid" xmlns:w16="http://schemas.microsoft.com/office/word/2018/wordml" xmlns:w16du="http://schemas.microsoft.com/office/word/2023/wordml/word16du" xmlns:w16sdtdh="http://schemas.microsoft.com/office/word/2020/wordml/sdtdatahash" xmlns:w16sdtfl="http://schemas.microsoft.com/office/word/2024/wordml/sdtformatlock" xmlns:w16se="http://schemas.microsoft.com/office/word/2015/wordml/symex" mc:Ignorable="w14 w15 w16se w16cid w16 w16cex w16sdtdh w16sdtfl w16du">
   <w:docDefaults>
     <w:rPrDefault>
       <w:rPr>
@@ -6403,7 +6552,7 @@
       </w:pPr>
     </w:pPrDefault>
   </w:docDefaults>
-  <w:latentStyles w:defLockedState="0" w:defUIPriority="99" w:defSemiHidden="0" w:defUnhideWhenUsed="0" w:defQFormat="0" w:count="371">
+  <w:latentStyles w:defLockedState="0" w:defUIPriority="99" w:defSemiHidden="0" w:defUnhideWhenUsed="0" w:defQFormat="0" w:count="376">
     <w:lsdException w:name="Normal" w:uiPriority="0" w:qFormat="1"/>
     <w:lsdException w:name="heading 1" w:uiPriority="9" w:qFormat="1"/>
     <w:lsdException w:name="heading 2" w:semiHidden="1" w:uiPriority="9" w:unhideWhenUsed="1" w:qFormat="1"/>
@@ -6775,6 +6924,11 @@
     <w:lsdException w:name="List Table 5 Dark Accent 6" w:uiPriority="50"/>
     <w:lsdException w:name="List Table 6 Colorful Accent 6" w:uiPriority="51"/>
     <w:lsdException w:name="List Table 7 Colorful Accent 6" w:uiPriority="52"/>
+    <w:lsdException w:name="Mention" w:semiHidden="1" w:unhideWhenUsed="1"/>
+    <w:lsdException w:name="Smart Hyperlink" w:semiHidden="1" w:unhideWhenUsed="1"/>
+    <w:lsdException w:name="Hashtag" w:semiHidden="1" w:unhideWhenUsed="1"/>
+    <w:lsdException w:name="Unresolved Mention" w:semiHidden="1" w:unhideWhenUsed="1"/>
+    <w:lsdException w:name="Smart Link" w:semiHidden="1" w:unhideWhenUsed="1"/>
   </w:latentStyles>
   <w:style w:type="paragraph" w:default="1" w:styleId="Normal">
     <w:name w:val="Normal"/>
@@ -7447,7 +7601,7 @@
 </file>
 
 <file path=customXml/itemProps1.xml><?xml version="1.0" encoding="utf-8"?>
-<ds:datastoreItem xmlns:ds="http://schemas.openxmlformats.org/officeDocument/2006/customXml" ds:itemID="{F719DEAC-F9E3-4048-96FC-E04922AFB366}">
+<ds:datastoreItem xmlns:ds="http://schemas.openxmlformats.org/officeDocument/2006/customXml" ds:itemID="{3779BBC9-4BB8-4754-B24C-6F5B1F3D8030}">
   <ds:schemaRefs>
     <ds:schemaRef ds:uri="http://schemas.openxmlformats.org/officeDocument/2006/bibliography"/>
   </ds:schemaRefs>
